--- a/docs/Zastosowanie narzędzi sztucznej inteligencji do klasyfikacji kart do gry.docx
+++ b/docs/Zastosowanie narzędzi sztucznej inteligencji do klasyfikacji kart do gry.docx
@@ -5,7 +5,11 @@
     <w:sdt>
       <w:sdtPr>
         <w:rPr>
+          <w:rFonts w:eastAsiaTheme="minorHAnsi"/>
           <w:color w:val="156082" w:themeColor="accent1"/>
+          <w:kern w:val="2"/>
+          <w:lang w:eastAsia="en-US"/>
+          <w14:ligatures w14:val="standardContextual"/>
         </w:rPr>
         <w:id w:val="353924425"/>
         <w:docPartObj>
@@ -15,15 +19,11 @@
       </w:sdtPr>
       <w:sdtEndPr>
         <w:rPr>
-          <w:rFonts w:eastAsiaTheme="minorHAnsi"/>
           <w:b/>
           <w:bCs/>
           <w:color w:val="404040" w:themeColor="text1" w:themeTint="BF"/>
-          <w:kern w:val="2"/>
           <w:sz w:val="48"/>
           <w:szCs w:val="48"/>
-          <w:lang w:eastAsia="en-US"/>
-          <w14:ligatures w14:val="standardContextual"/>
         </w:rPr>
       </w:sdtEndPr>
       <w:sdtContent>
@@ -57,7 +57,7 @@
                         <pic:cNvPicPr/>
                       </pic:nvPicPr>
                       <pic:blipFill>
-                        <a:blip r:embed="rId6" cstate="print">
+                        <a:blip r:embed="rId7" cstate="print">
                           <a:duotone>
                             <a:schemeClr val="accent1">
                               <a:shade val="45000"/>
@@ -518,7 +518,7 @@
                         <pic:cNvPicPr/>
                       </pic:nvPicPr>
                       <pic:blipFill>
-                        <a:blip r:embed="rId7" cstate="print">
+                        <a:blip r:embed="rId8" cstate="print">
                           <a:duotone>
                             <a:schemeClr val="accent1">
                               <a:shade val="45000"/>
@@ -580,6 +580,15 @@
     </w:sdt>
     <w:sdt>
       <w:sdtPr>
+        <w:rPr>
+          <w:rFonts w:asciiTheme="minorHAnsi" w:eastAsiaTheme="minorHAnsi" w:hAnsiTheme="minorHAnsi" w:cstheme="minorBidi"/>
+          <w:color w:val="auto"/>
+          <w:kern w:val="2"/>
+          <w:sz w:val="22"/>
+          <w:szCs w:val="22"/>
+          <w:lang w:eastAsia="en-US"/>
+          <w14:ligatures w14:val="standardContextual"/>
+        </w:rPr>
         <w:id w:val="1361624637"/>
         <w:docPartObj>
           <w:docPartGallery w:val="Table of Contents"/>
@@ -588,15 +597,7 @@
       </w:sdtPr>
       <w:sdtEndPr>
         <w:rPr>
-          <w:rFonts w:asciiTheme="minorHAnsi" w:eastAsiaTheme="minorHAnsi" w:hAnsiTheme="minorHAnsi" w:cstheme="minorBidi"/>
-          <w:b/>
           <w:bCs/>
-          <w:color w:val="auto"/>
-          <w:kern w:val="2"/>
-          <w:sz w:val="22"/>
-          <w:szCs w:val="22"/>
-          <w:lang w:eastAsia="en-US"/>
-          <w14:ligatures w14:val="standardContextual"/>
         </w:rPr>
       </w:sdtEndPr>
       <w:sdtContent>
@@ -604,33 +605,2085 @@
           <w:pPr>
             <w:pStyle w:val="Nagwekspisutreci"/>
             <w:rPr>
-              <w:b/>
+              <w:b w:val="0"/>
               <w:bCs/>
-              <w:sz w:val="52"/>
-              <w:szCs w:val="52"/>
+              <w:sz w:val="72"/>
+              <w:szCs w:val="72"/>
             </w:rPr>
           </w:pPr>
           <w:r>
             <w:rPr>
-              <w:b/>
               <w:bCs/>
-              <w:sz w:val="52"/>
-              <w:szCs w:val="52"/>
+              <w:sz w:val="72"/>
+              <w:szCs w:val="72"/>
             </w:rPr>
             <w:t>Spis treści</w:t>
           </w:r>
         </w:p>
         <w:p>
-          <w:fldSimple w:instr=" TOC \o &quot;1-3&quot; \h \z \u ">
-            <w:r>
-              <w:rPr>
-                <w:b/>
-                <w:bCs/>
-                <w:noProof/>
-              </w:rPr>
-              <w:t>Nie znaleziono żadnych pozycji spisu treści.</w:t>
-            </w:r>
-          </w:fldSimple>
+          <w:pPr>
+            <w:pStyle w:val="Spistreci1"/>
+            <w:tabs>
+              <w:tab w:val="left" w:pos="480"/>
+              <w:tab w:val="right" w:leader="dot" w:pos="9062"/>
+            </w:tabs>
+            <w:rPr>
+              <w:rFonts w:eastAsiaTheme="minorEastAsia"/>
+              <w:noProof/>
+              <w:sz w:val="32"/>
+              <w:szCs w:val="32"/>
+              <w:lang w:eastAsia="pl-PL"/>
+            </w:rPr>
+          </w:pPr>
+          <w:r>
+            <w:rPr>
+              <w:sz w:val="32"/>
+              <w:szCs w:val="32"/>
+            </w:rPr>
+            <w:fldChar w:fldCharType="begin"/>
+          </w:r>
+          <w:r>
+            <w:rPr>
+              <w:sz w:val="32"/>
+              <w:szCs w:val="32"/>
+            </w:rPr>
+            <w:instrText xml:space="preserve"> TOC \o "1-3" \h \z \u </w:instrText>
+          </w:r>
+          <w:r>
+            <w:rPr>
+              <w:sz w:val="32"/>
+              <w:szCs w:val="32"/>
+            </w:rPr>
+            <w:fldChar w:fldCharType="separate"/>
+          </w:r>
+          <w:hyperlink w:anchor="_Toc242214436" w:history="1">
+            <w:r>
+              <w:rPr>
+                <w:rStyle w:val="Hipercze"/>
+                <w:noProof/>
+                <w:sz w:val="32"/>
+                <w:szCs w:val="32"/>
+              </w:rPr>
+              <w:t>1.</w:t>
+            </w:r>
+            <w:r>
+              <w:rPr>
+                <w:rFonts w:eastAsiaTheme="minorEastAsia"/>
+                <w:noProof/>
+                <w:sz w:val="32"/>
+                <w:szCs w:val="32"/>
+                <w:lang w:eastAsia="pl-PL"/>
+              </w:rPr>
+              <w:tab/>
+            </w:r>
+            <w:r>
+              <w:rPr>
+                <w:rStyle w:val="Hipercze"/>
+                <w:noProof/>
+                <w:sz w:val="32"/>
+                <w:szCs w:val="32"/>
+              </w:rPr>
+              <w:t>Wstęp</w:t>
+            </w:r>
+            <w:r>
+              <w:rPr>
+                <w:noProof/>
+                <w:webHidden/>
+                <w:sz w:val="32"/>
+                <w:szCs w:val="32"/>
+              </w:rPr>
+              <w:tab/>
+            </w:r>
+            <w:r>
+              <w:rPr>
+                <w:noProof/>
+                <w:webHidden/>
+                <w:sz w:val="32"/>
+                <w:szCs w:val="32"/>
+              </w:rPr>
+              <w:fldChar w:fldCharType="begin"/>
+            </w:r>
+            <w:r>
+              <w:rPr>
+                <w:noProof/>
+                <w:webHidden/>
+                <w:sz w:val="32"/>
+                <w:szCs w:val="32"/>
+              </w:rPr>
+              <w:instrText xml:space="preserve"> PAGEREF _Toc242214436 \h </w:instrText>
+            </w:r>
+            <w:r>
+              <w:rPr>
+                <w:noProof/>
+                <w:webHidden/>
+                <w:sz w:val="32"/>
+                <w:szCs w:val="32"/>
+              </w:rPr>
+            </w:r>
+            <w:r>
+              <w:rPr>
+                <w:noProof/>
+                <w:webHidden/>
+                <w:sz w:val="32"/>
+                <w:szCs w:val="32"/>
+              </w:rPr>
+              <w:fldChar w:fldCharType="separate"/>
+            </w:r>
+            <w:r>
+              <w:rPr>
+                <w:noProof/>
+                <w:webHidden/>
+                <w:sz w:val="32"/>
+                <w:szCs w:val="32"/>
+              </w:rPr>
+              <w:t>2</w:t>
+            </w:r>
+            <w:r>
+              <w:rPr>
+                <w:noProof/>
+                <w:webHidden/>
+                <w:sz w:val="32"/>
+                <w:szCs w:val="32"/>
+              </w:rPr>
+              <w:fldChar w:fldCharType="end"/>
+            </w:r>
+          </w:hyperlink>
+        </w:p>
+        <w:p>
+          <w:pPr>
+            <w:pStyle w:val="Spistreci1"/>
+            <w:tabs>
+              <w:tab w:val="left" w:pos="480"/>
+              <w:tab w:val="right" w:leader="dot" w:pos="9062"/>
+            </w:tabs>
+            <w:rPr>
+              <w:rFonts w:eastAsiaTheme="minorEastAsia"/>
+              <w:noProof/>
+              <w:sz w:val="32"/>
+              <w:szCs w:val="32"/>
+              <w:lang w:eastAsia="pl-PL"/>
+            </w:rPr>
+          </w:pPr>
+          <w:hyperlink w:anchor="_Toc242214437" w:history="1">
+            <w:r>
+              <w:rPr>
+                <w:rStyle w:val="Hipercze"/>
+                <w:noProof/>
+                <w:sz w:val="32"/>
+                <w:szCs w:val="32"/>
+              </w:rPr>
+              <w:t>2.</w:t>
+            </w:r>
+            <w:r>
+              <w:rPr>
+                <w:rFonts w:eastAsiaTheme="minorEastAsia"/>
+                <w:noProof/>
+                <w:sz w:val="32"/>
+                <w:szCs w:val="32"/>
+                <w:lang w:eastAsia="pl-PL"/>
+              </w:rPr>
+              <w:tab/>
+            </w:r>
+            <w:r>
+              <w:rPr>
+                <w:rStyle w:val="Hipercze"/>
+                <w:noProof/>
+                <w:sz w:val="32"/>
+                <w:szCs w:val="32"/>
+              </w:rPr>
+              <w:t>Podstawy teoretyczne</w:t>
+            </w:r>
+            <w:r>
+              <w:rPr>
+                <w:noProof/>
+                <w:webHidden/>
+                <w:sz w:val="32"/>
+                <w:szCs w:val="32"/>
+              </w:rPr>
+              <w:tab/>
+            </w:r>
+            <w:r>
+              <w:rPr>
+                <w:noProof/>
+                <w:webHidden/>
+                <w:sz w:val="32"/>
+                <w:szCs w:val="32"/>
+              </w:rPr>
+              <w:fldChar w:fldCharType="begin"/>
+            </w:r>
+            <w:r>
+              <w:rPr>
+                <w:noProof/>
+                <w:webHidden/>
+                <w:sz w:val="32"/>
+                <w:szCs w:val="32"/>
+              </w:rPr>
+              <w:instrText xml:space="preserve"> PAGEREF _Toc242214437 \h </w:instrText>
+            </w:r>
+            <w:r>
+              <w:rPr>
+                <w:noProof/>
+                <w:webHidden/>
+                <w:sz w:val="32"/>
+                <w:szCs w:val="32"/>
+              </w:rPr>
+            </w:r>
+            <w:r>
+              <w:rPr>
+                <w:noProof/>
+                <w:webHidden/>
+                <w:sz w:val="32"/>
+                <w:szCs w:val="32"/>
+              </w:rPr>
+              <w:fldChar w:fldCharType="separate"/>
+            </w:r>
+            <w:r>
+              <w:rPr>
+                <w:noProof/>
+                <w:webHidden/>
+                <w:sz w:val="32"/>
+                <w:szCs w:val="32"/>
+              </w:rPr>
+              <w:t>2</w:t>
+            </w:r>
+            <w:r>
+              <w:rPr>
+                <w:noProof/>
+                <w:webHidden/>
+                <w:sz w:val="32"/>
+                <w:szCs w:val="32"/>
+              </w:rPr>
+              <w:fldChar w:fldCharType="end"/>
+            </w:r>
+          </w:hyperlink>
+        </w:p>
+        <w:p>
+          <w:pPr>
+            <w:pStyle w:val="Spistreci2"/>
+            <w:tabs>
+              <w:tab w:val="left" w:pos="960"/>
+              <w:tab w:val="right" w:leader="dot" w:pos="9062"/>
+            </w:tabs>
+            <w:rPr>
+              <w:rFonts w:eastAsiaTheme="minorEastAsia"/>
+              <w:noProof/>
+              <w:sz w:val="32"/>
+              <w:szCs w:val="32"/>
+              <w:lang w:eastAsia="pl-PL"/>
+            </w:rPr>
+          </w:pPr>
+          <w:hyperlink w:anchor="_Toc242214438" w:history="1">
+            <w:r>
+              <w:rPr>
+                <w:rStyle w:val="Hipercze"/>
+                <w:noProof/>
+                <w:sz w:val="32"/>
+                <w:szCs w:val="32"/>
+              </w:rPr>
+              <w:t>2.1.</w:t>
+            </w:r>
+            <w:r>
+              <w:rPr>
+                <w:rFonts w:eastAsiaTheme="minorEastAsia"/>
+                <w:noProof/>
+                <w:sz w:val="32"/>
+                <w:szCs w:val="32"/>
+                <w:lang w:eastAsia="pl-PL"/>
+              </w:rPr>
+              <w:tab/>
+            </w:r>
+            <w:r>
+              <w:rPr>
+                <w:rStyle w:val="Hipercze"/>
+                <w:noProof/>
+                <w:sz w:val="32"/>
+                <w:szCs w:val="32"/>
+              </w:rPr>
+              <w:t>Uczenie maszynowe i głębokie</w:t>
+            </w:r>
+            <w:r>
+              <w:rPr>
+                <w:noProof/>
+                <w:webHidden/>
+                <w:sz w:val="32"/>
+                <w:szCs w:val="32"/>
+              </w:rPr>
+              <w:tab/>
+            </w:r>
+            <w:r>
+              <w:rPr>
+                <w:noProof/>
+                <w:webHidden/>
+                <w:sz w:val="32"/>
+                <w:szCs w:val="32"/>
+              </w:rPr>
+              <w:fldChar w:fldCharType="begin"/>
+            </w:r>
+            <w:r>
+              <w:rPr>
+                <w:noProof/>
+                <w:webHidden/>
+                <w:sz w:val="32"/>
+                <w:szCs w:val="32"/>
+              </w:rPr>
+              <w:instrText xml:space="preserve"> PAGEREF _Toc242214438 \h </w:instrText>
+            </w:r>
+            <w:r>
+              <w:rPr>
+                <w:noProof/>
+                <w:webHidden/>
+                <w:sz w:val="32"/>
+                <w:szCs w:val="32"/>
+              </w:rPr>
+            </w:r>
+            <w:r>
+              <w:rPr>
+                <w:noProof/>
+                <w:webHidden/>
+                <w:sz w:val="32"/>
+                <w:szCs w:val="32"/>
+              </w:rPr>
+              <w:fldChar w:fldCharType="separate"/>
+            </w:r>
+            <w:r>
+              <w:rPr>
+                <w:noProof/>
+                <w:webHidden/>
+                <w:sz w:val="32"/>
+                <w:szCs w:val="32"/>
+              </w:rPr>
+              <w:t>2</w:t>
+            </w:r>
+            <w:r>
+              <w:rPr>
+                <w:noProof/>
+                <w:webHidden/>
+                <w:sz w:val="32"/>
+                <w:szCs w:val="32"/>
+              </w:rPr>
+              <w:fldChar w:fldCharType="end"/>
+            </w:r>
+          </w:hyperlink>
+        </w:p>
+        <w:p>
+          <w:pPr>
+            <w:pStyle w:val="Spistreci2"/>
+            <w:tabs>
+              <w:tab w:val="left" w:pos="960"/>
+              <w:tab w:val="right" w:leader="dot" w:pos="9062"/>
+            </w:tabs>
+            <w:rPr>
+              <w:rFonts w:eastAsiaTheme="minorEastAsia"/>
+              <w:noProof/>
+              <w:sz w:val="32"/>
+              <w:szCs w:val="32"/>
+              <w:lang w:eastAsia="pl-PL"/>
+            </w:rPr>
+          </w:pPr>
+          <w:hyperlink w:anchor="_Toc242214439" w:history="1">
+            <w:r>
+              <w:rPr>
+                <w:rStyle w:val="Hipercze"/>
+                <w:noProof/>
+                <w:sz w:val="32"/>
+                <w:szCs w:val="32"/>
+              </w:rPr>
+              <w:t>2.2.</w:t>
+            </w:r>
+            <w:r>
+              <w:rPr>
+                <w:rFonts w:eastAsiaTheme="minorEastAsia"/>
+                <w:noProof/>
+                <w:sz w:val="32"/>
+                <w:szCs w:val="32"/>
+                <w:lang w:eastAsia="pl-PL"/>
+              </w:rPr>
+              <w:tab/>
+            </w:r>
+            <w:r>
+              <w:rPr>
+                <w:rStyle w:val="Hipercze"/>
+                <w:noProof/>
+                <w:sz w:val="32"/>
+                <w:szCs w:val="32"/>
+              </w:rPr>
+              <w:t>Widzenie komputerowe</w:t>
+            </w:r>
+            <w:r>
+              <w:rPr>
+                <w:noProof/>
+                <w:webHidden/>
+                <w:sz w:val="32"/>
+                <w:szCs w:val="32"/>
+              </w:rPr>
+              <w:tab/>
+            </w:r>
+            <w:r>
+              <w:rPr>
+                <w:noProof/>
+                <w:webHidden/>
+                <w:sz w:val="32"/>
+                <w:szCs w:val="32"/>
+              </w:rPr>
+              <w:fldChar w:fldCharType="begin"/>
+            </w:r>
+            <w:r>
+              <w:rPr>
+                <w:noProof/>
+                <w:webHidden/>
+                <w:sz w:val="32"/>
+                <w:szCs w:val="32"/>
+              </w:rPr>
+              <w:instrText xml:space="preserve"> PAGEREF _Toc242214439 \h </w:instrText>
+            </w:r>
+            <w:r>
+              <w:rPr>
+                <w:noProof/>
+                <w:webHidden/>
+                <w:sz w:val="32"/>
+                <w:szCs w:val="32"/>
+              </w:rPr>
+            </w:r>
+            <w:r>
+              <w:rPr>
+                <w:noProof/>
+                <w:webHidden/>
+                <w:sz w:val="32"/>
+                <w:szCs w:val="32"/>
+              </w:rPr>
+              <w:fldChar w:fldCharType="separate"/>
+            </w:r>
+            <w:r>
+              <w:rPr>
+                <w:noProof/>
+                <w:webHidden/>
+                <w:sz w:val="32"/>
+                <w:szCs w:val="32"/>
+              </w:rPr>
+              <w:t>2</w:t>
+            </w:r>
+            <w:r>
+              <w:rPr>
+                <w:noProof/>
+                <w:webHidden/>
+                <w:sz w:val="32"/>
+                <w:szCs w:val="32"/>
+              </w:rPr>
+              <w:fldChar w:fldCharType="end"/>
+            </w:r>
+          </w:hyperlink>
+        </w:p>
+        <w:p>
+          <w:pPr>
+            <w:pStyle w:val="Spistreci2"/>
+            <w:tabs>
+              <w:tab w:val="left" w:pos="960"/>
+              <w:tab w:val="right" w:leader="dot" w:pos="9062"/>
+            </w:tabs>
+            <w:rPr>
+              <w:rFonts w:eastAsiaTheme="minorEastAsia"/>
+              <w:noProof/>
+              <w:sz w:val="32"/>
+              <w:szCs w:val="32"/>
+              <w:lang w:eastAsia="pl-PL"/>
+            </w:rPr>
+          </w:pPr>
+          <w:hyperlink w:anchor="_Toc242214440" w:history="1">
+            <w:r>
+              <w:rPr>
+                <w:rStyle w:val="Hipercze"/>
+                <w:noProof/>
+                <w:sz w:val="32"/>
+                <w:szCs w:val="32"/>
+              </w:rPr>
+              <w:t>2.3.</w:t>
+            </w:r>
+            <w:r>
+              <w:rPr>
+                <w:rFonts w:eastAsiaTheme="minorEastAsia"/>
+                <w:noProof/>
+                <w:sz w:val="32"/>
+                <w:szCs w:val="32"/>
+                <w:lang w:eastAsia="pl-PL"/>
+              </w:rPr>
+              <w:tab/>
+            </w:r>
+            <w:r>
+              <w:rPr>
+                <w:rStyle w:val="Hipercze"/>
+                <w:noProof/>
+                <w:sz w:val="32"/>
+                <w:szCs w:val="32"/>
+              </w:rPr>
+              <w:t>Sieci konwolucyjne</w:t>
+            </w:r>
+            <w:r>
+              <w:rPr>
+                <w:noProof/>
+                <w:webHidden/>
+                <w:sz w:val="32"/>
+                <w:szCs w:val="32"/>
+              </w:rPr>
+              <w:tab/>
+            </w:r>
+            <w:r>
+              <w:rPr>
+                <w:noProof/>
+                <w:webHidden/>
+                <w:sz w:val="32"/>
+                <w:szCs w:val="32"/>
+              </w:rPr>
+              <w:fldChar w:fldCharType="begin"/>
+            </w:r>
+            <w:r>
+              <w:rPr>
+                <w:noProof/>
+                <w:webHidden/>
+                <w:sz w:val="32"/>
+                <w:szCs w:val="32"/>
+              </w:rPr>
+              <w:instrText xml:space="preserve"> PAGEREF _Toc242214440 \h </w:instrText>
+            </w:r>
+            <w:r>
+              <w:rPr>
+                <w:noProof/>
+                <w:webHidden/>
+                <w:sz w:val="32"/>
+                <w:szCs w:val="32"/>
+              </w:rPr>
+            </w:r>
+            <w:r>
+              <w:rPr>
+                <w:noProof/>
+                <w:webHidden/>
+                <w:sz w:val="32"/>
+                <w:szCs w:val="32"/>
+              </w:rPr>
+              <w:fldChar w:fldCharType="separate"/>
+            </w:r>
+            <w:r>
+              <w:rPr>
+                <w:noProof/>
+                <w:webHidden/>
+                <w:sz w:val="32"/>
+                <w:szCs w:val="32"/>
+              </w:rPr>
+              <w:t>2</w:t>
+            </w:r>
+            <w:r>
+              <w:rPr>
+                <w:noProof/>
+                <w:webHidden/>
+                <w:sz w:val="32"/>
+                <w:szCs w:val="32"/>
+              </w:rPr>
+              <w:fldChar w:fldCharType="end"/>
+            </w:r>
+          </w:hyperlink>
+        </w:p>
+        <w:p>
+          <w:pPr>
+            <w:pStyle w:val="Spistreci2"/>
+            <w:tabs>
+              <w:tab w:val="left" w:pos="960"/>
+              <w:tab w:val="right" w:leader="dot" w:pos="9062"/>
+            </w:tabs>
+            <w:rPr>
+              <w:rFonts w:eastAsiaTheme="minorEastAsia"/>
+              <w:noProof/>
+              <w:sz w:val="32"/>
+              <w:szCs w:val="32"/>
+              <w:lang w:eastAsia="pl-PL"/>
+            </w:rPr>
+          </w:pPr>
+          <w:hyperlink w:anchor="_Toc242214441" w:history="1">
+            <w:r>
+              <w:rPr>
+                <w:rStyle w:val="Hipercze"/>
+                <w:noProof/>
+                <w:sz w:val="32"/>
+                <w:szCs w:val="32"/>
+              </w:rPr>
+              <w:t>2.4.</w:t>
+            </w:r>
+            <w:r>
+              <w:rPr>
+                <w:rFonts w:eastAsiaTheme="minorEastAsia"/>
+                <w:noProof/>
+                <w:sz w:val="32"/>
+                <w:szCs w:val="32"/>
+                <w:lang w:eastAsia="pl-PL"/>
+              </w:rPr>
+              <w:tab/>
+            </w:r>
+            <w:r>
+              <w:rPr>
+                <w:rStyle w:val="Hipercze"/>
+                <w:noProof/>
+                <w:sz w:val="32"/>
+                <w:szCs w:val="32"/>
+              </w:rPr>
+              <w:t>Klasyfikacja obrazów</w:t>
+            </w:r>
+            <w:r>
+              <w:rPr>
+                <w:noProof/>
+                <w:webHidden/>
+                <w:sz w:val="32"/>
+                <w:szCs w:val="32"/>
+              </w:rPr>
+              <w:tab/>
+            </w:r>
+            <w:r>
+              <w:rPr>
+                <w:noProof/>
+                <w:webHidden/>
+                <w:sz w:val="32"/>
+                <w:szCs w:val="32"/>
+              </w:rPr>
+              <w:fldChar w:fldCharType="begin"/>
+            </w:r>
+            <w:r>
+              <w:rPr>
+                <w:noProof/>
+                <w:webHidden/>
+                <w:sz w:val="32"/>
+                <w:szCs w:val="32"/>
+              </w:rPr>
+              <w:instrText xml:space="preserve"> PAGEREF _Toc242214441 \h </w:instrText>
+            </w:r>
+            <w:r>
+              <w:rPr>
+                <w:noProof/>
+                <w:webHidden/>
+                <w:sz w:val="32"/>
+                <w:szCs w:val="32"/>
+              </w:rPr>
+            </w:r>
+            <w:r>
+              <w:rPr>
+                <w:noProof/>
+                <w:webHidden/>
+                <w:sz w:val="32"/>
+                <w:szCs w:val="32"/>
+              </w:rPr>
+              <w:fldChar w:fldCharType="separate"/>
+            </w:r>
+            <w:r>
+              <w:rPr>
+                <w:noProof/>
+                <w:webHidden/>
+                <w:sz w:val="32"/>
+                <w:szCs w:val="32"/>
+              </w:rPr>
+              <w:t>2</w:t>
+            </w:r>
+            <w:r>
+              <w:rPr>
+                <w:noProof/>
+                <w:webHidden/>
+                <w:sz w:val="32"/>
+                <w:szCs w:val="32"/>
+              </w:rPr>
+              <w:fldChar w:fldCharType="end"/>
+            </w:r>
+          </w:hyperlink>
+        </w:p>
+        <w:p>
+          <w:pPr>
+            <w:pStyle w:val="Spistreci2"/>
+            <w:tabs>
+              <w:tab w:val="left" w:pos="960"/>
+              <w:tab w:val="right" w:leader="dot" w:pos="9062"/>
+            </w:tabs>
+            <w:rPr>
+              <w:rFonts w:eastAsiaTheme="minorEastAsia"/>
+              <w:noProof/>
+              <w:sz w:val="32"/>
+              <w:szCs w:val="32"/>
+              <w:lang w:eastAsia="pl-PL"/>
+            </w:rPr>
+          </w:pPr>
+          <w:hyperlink w:anchor="_Toc242214442" w:history="1">
+            <w:r>
+              <w:rPr>
+                <w:rStyle w:val="Hipercze"/>
+                <w:noProof/>
+                <w:sz w:val="32"/>
+                <w:szCs w:val="32"/>
+              </w:rPr>
+              <w:t>2.5.</w:t>
+            </w:r>
+            <w:r>
+              <w:rPr>
+                <w:rFonts w:eastAsiaTheme="minorEastAsia"/>
+                <w:noProof/>
+                <w:sz w:val="32"/>
+                <w:szCs w:val="32"/>
+                <w:lang w:eastAsia="pl-PL"/>
+              </w:rPr>
+              <w:tab/>
+            </w:r>
+            <w:r>
+              <w:rPr>
+                <w:rStyle w:val="Hipercze"/>
+                <w:noProof/>
+                <w:sz w:val="32"/>
+                <w:szCs w:val="32"/>
+              </w:rPr>
+              <w:t>Detekcja obiektów i rodzina YOLO</w:t>
+            </w:r>
+            <w:r>
+              <w:rPr>
+                <w:noProof/>
+                <w:webHidden/>
+                <w:sz w:val="32"/>
+                <w:szCs w:val="32"/>
+              </w:rPr>
+              <w:tab/>
+            </w:r>
+            <w:r>
+              <w:rPr>
+                <w:noProof/>
+                <w:webHidden/>
+                <w:sz w:val="32"/>
+                <w:szCs w:val="32"/>
+              </w:rPr>
+              <w:fldChar w:fldCharType="begin"/>
+            </w:r>
+            <w:r>
+              <w:rPr>
+                <w:noProof/>
+                <w:webHidden/>
+                <w:sz w:val="32"/>
+                <w:szCs w:val="32"/>
+              </w:rPr>
+              <w:instrText xml:space="preserve"> PAGEREF _Toc242214442 \h </w:instrText>
+            </w:r>
+            <w:r>
+              <w:rPr>
+                <w:noProof/>
+                <w:webHidden/>
+                <w:sz w:val="32"/>
+                <w:szCs w:val="32"/>
+              </w:rPr>
+            </w:r>
+            <w:r>
+              <w:rPr>
+                <w:noProof/>
+                <w:webHidden/>
+                <w:sz w:val="32"/>
+                <w:szCs w:val="32"/>
+              </w:rPr>
+              <w:fldChar w:fldCharType="separate"/>
+            </w:r>
+            <w:r>
+              <w:rPr>
+                <w:noProof/>
+                <w:webHidden/>
+                <w:sz w:val="32"/>
+                <w:szCs w:val="32"/>
+              </w:rPr>
+              <w:t>2</w:t>
+            </w:r>
+            <w:r>
+              <w:rPr>
+                <w:noProof/>
+                <w:webHidden/>
+                <w:sz w:val="32"/>
+                <w:szCs w:val="32"/>
+              </w:rPr>
+              <w:fldChar w:fldCharType="end"/>
+            </w:r>
+          </w:hyperlink>
+        </w:p>
+        <w:p>
+          <w:pPr>
+            <w:pStyle w:val="Spistreci2"/>
+            <w:tabs>
+              <w:tab w:val="left" w:pos="960"/>
+              <w:tab w:val="right" w:leader="dot" w:pos="9062"/>
+            </w:tabs>
+            <w:rPr>
+              <w:rFonts w:eastAsiaTheme="minorEastAsia"/>
+              <w:noProof/>
+              <w:sz w:val="32"/>
+              <w:szCs w:val="32"/>
+              <w:lang w:eastAsia="pl-PL"/>
+            </w:rPr>
+          </w:pPr>
+          <w:hyperlink w:anchor="_Toc242214443" w:history="1">
+            <w:r>
+              <w:rPr>
+                <w:rStyle w:val="Hipercze"/>
+                <w:noProof/>
+                <w:sz w:val="32"/>
+                <w:szCs w:val="32"/>
+              </w:rPr>
+              <w:t>2.6.</w:t>
+            </w:r>
+            <w:r>
+              <w:rPr>
+                <w:rFonts w:eastAsiaTheme="minorEastAsia"/>
+                <w:noProof/>
+                <w:sz w:val="32"/>
+                <w:szCs w:val="32"/>
+                <w:lang w:eastAsia="pl-PL"/>
+              </w:rPr>
+              <w:tab/>
+            </w:r>
+            <w:r>
+              <w:rPr>
+                <w:rStyle w:val="Hipercze"/>
+                <w:noProof/>
+                <w:sz w:val="32"/>
+                <w:szCs w:val="32"/>
+              </w:rPr>
+              <w:t>Transfer learning</w:t>
+            </w:r>
+            <w:r>
+              <w:rPr>
+                <w:noProof/>
+                <w:webHidden/>
+                <w:sz w:val="32"/>
+                <w:szCs w:val="32"/>
+              </w:rPr>
+              <w:tab/>
+            </w:r>
+            <w:r>
+              <w:rPr>
+                <w:noProof/>
+                <w:webHidden/>
+                <w:sz w:val="32"/>
+                <w:szCs w:val="32"/>
+              </w:rPr>
+              <w:fldChar w:fldCharType="begin"/>
+            </w:r>
+            <w:r>
+              <w:rPr>
+                <w:noProof/>
+                <w:webHidden/>
+                <w:sz w:val="32"/>
+                <w:szCs w:val="32"/>
+              </w:rPr>
+              <w:instrText xml:space="preserve"> PAGEREF _Toc242214443 \h </w:instrText>
+            </w:r>
+            <w:r>
+              <w:rPr>
+                <w:noProof/>
+                <w:webHidden/>
+                <w:sz w:val="32"/>
+                <w:szCs w:val="32"/>
+              </w:rPr>
+            </w:r>
+            <w:r>
+              <w:rPr>
+                <w:noProof/>
+                <w:webHidden/>
+                <w:sz w:val="32"/>
+                <w:szCs w:val="32"/>
+              </w:rPr>
+              <w:fldChar w:fldCharType="separate"/>
+            </w:r>
+            <w:r>
+              <w:rPr>
+                <w:noProof/>
+                <w:webHidden/>
+                <w:sz w:val="32"/>
+                <w:szCs w:val="32"/>
+              </w:rPr>
+              <w:t>2</w:t>
+            </w:r>
+            <w:r>
+              <w:rPr>
+                <w:noProof/>
+                <w:webHidden/>
+                <w:sz w:val="32"/>
+                <w:szCs w:val="32"/>
+              </w:rPr>
+              <w:fldChar w:fldCharType="end"/>
+            </w:r>
+          </w:hyperlink>
+        </w:p>
+        <w:p>
+          <w:pPr>
+            <w:pStyle w:val="Spistreci2"/>
+            <w:tabs>
+              <w:tab w:val="left" w:pos="960"/>
+              <w:tab w:val="right" w:leader="dot" w:pos="9062"/>
+            </w:tabs>
+            <w:rPr>
+              <w:rFonts w:eastAsiaTheme="minorEastAsia"/>
+              <w:noProof/>
+              <w:sz w:val="32"/>
+              <w:szCs w:val="32"/>
+              <w:lang w:eastAsia="pl-PL"/>
+            </w:rPr>
+          </w:pPr>
+          <w:hyperlink w:anchor="_Toc242214444" w:history="1">
+            <w:r>
+              <w:rPr>
+                <w:rStyle w:val="Hipercze"/>
+                <w:noProof/>
+                <w:sz w:val="32"/>
+                <w:szCs w:val="32"/>
+              </w:rPr>
+              <w:t>2.7.</w:t>
+            </w:r>
+            <w:r>
+              <w:rPr>
+                <w:rFonts w:eastAsiaTheme="minorEastAsia"/>
+                <w:noProof/>
+                <w:sz w:val="32"/>
+                <w:szCs w:val="32"/>
+                <w:lang w:eastAsia="pl-PL"/>
+              </w:rPr>
+              <w:tab/>
+            </w:r>
+            <w:r>
+              <w:rPr>
+                <w:rStyle w:val="Hipercze"/>
+                <w:noProof/>
+                <w:sz w:val="32"/>
+                <w:szCs w:val="32"/>
+              </w:rPr>
+              <w:t>Augmentacja danych</w:t>
+            </w:r>
+            <w:r>
+              <w:rPr>
+                <w:noProof/>
+                <w:webHidden/>
+                <w:sz w:val="32"/>
+                <w:szCs w:val="32"/>
+              </w:rPr>
+              <w:tab/>
+            </w:r>
+            <w:r>
+              <w:rPr>
+                <w:noProof/>
+                <w:webHidden/>
+                <w:sz w:val="32"/>
+                <w:szCs w:val="32"/>
+              </w:rPr>
+              <w:fldChar w:fldCharType="begin"/>
+            </w:r>
+            <w:r>
+              <w:rPr>
+                <w:noProof/>
+                <w:webHidden/>
+                <w:sz w:val="32"/>
+                <w:szCs w:val="32"/>
+              </w:rPr>
+              <w:instrText xml:space="preserve"> PAGEREF _Toc242214444 \h </w:instrText>
+            </w:r>
+            <w:r>
+              <w:rPr>
+                <w:noProof/>
+                <w:webHidden/>
+                <w:sz w:val="32"/>
+                <w:szCs w:val="32"/>
+              </w:rPr>
+            </w:r>
+            <w:r>
+              <w:rPr>
+                <w:noProof/>
+                <w:webHidden/>
+                <w:sz w:val="32"/>
+                <w:szCs w:val="32"/>
+              </w:rPr>
+              <w:fldChar w:fldCharType="separate"/>
+            </w:r>
+            <w:r>
+              <w:rPr>
+                <w:noProof/>
+                <w:webHidden/>
+                <w:sz w:val="32"/>
+                <w:szCs w:val="32"/>
+              </w:rPr>
+              <w:t>2</w:t>
+            </w:r>
+            <w:r>
+              <w:rPr>
+                <w:noProof/>
+                <w:webHidden/>
+                <w:sz w:val="32"/>
+                <w:szCs w:val="32"/>
+              </w:rPr>
+              <w:fldChar w:fldCharType="end"/>
+            </w:r>
+          </w:hyperlink>
+        </w:p>
+        <w:p>
+          <w:pPr>
+            <w:pStyle w:val="Spistreci2"/>
+            <w:tabs>
+              <w:tab w:val="left" w:pos="960"/>
+              <w:tab w:val="right" w:leader="dot" w:pos="9062"/>
+            </w:tabs>
+            <w:rPr>
+              <w:rFonts w:eastAsiaTheme="minorEastAsia"/>
+              <w:noProof/>
+              <w:sz w:val="32"/>
+              <w:szCs w:val="32"/>
+              <w:lang w:eastAsia="pl-PL"/>
+            </w:rPr>
+          </w:pPr>
+          <w:hyperlink w:anchor="_Toc242214445" w:history="1">
+            <w:r>
+              <w:rPr>
+                <w:rStyle w:val="Hipercze"/>
+                <w:noProof/>
+                <w:sz w:val="32"/>
+                <w:szCs w:val="32"/>
+              </w:rPr>
+              <w:t>2.8.</w:t>
+            </w:r>
+            <w:r>
+              <w:rPr>
+                <w:rFonts w:eastAsiaTheme="minorEastAsia"/>
+                <w:noProof/>
+                <w:sz w:val="32"/>
+                <w:szCs w:val="32"/>
+                <w:lang w:eastAsia="pl-PL"/>
+              </w:rPr>
+              <w:tab/>
+            </w:r>
+            <w:r>
+              <w:rPr>
+                <w:rStyle w:val="Hipercze"/>
+                <w:noProof/>
+                <w:sz w:val="32"/>
+                <w:szCs w:val="32"/>
+              </w:rPr>
+              <w:t>Metryki</w:t>
+            </w:r>
+            <w:r>
+              <w:rPr>
+                <w:noProof/>
+                <w:webHidden/>
+                <w:sz w:val="32"/>
+                <w:szCs w:val="32"/>
+              </w:rPr>
+              <w:tab/>
+            </w:r>
+            <w:r>
+              <w:rPr>
+                <w:noProof/>
+                <w:webHidden/>
+                <w:sz w:val="32"/>
+                <w:szCs w:val="32"/>
+              </w:rPr>
+              <w:fldChar w:fldCharType="begin"/>
+            </w:r>
+            <w:r>
+              <w:rPr>
+                <w:noProof/>
+                <w:webHidden/>
+                <w:sz w:val="32"/>
+                <w:szCs w:val="32"/>
+              </w:rPr>
+              <w:instrText xml:space="preserve"> PAGEREF _Toc242214445 \h </w:instrText>
+            </w:r>
+            <w:r>
+              <w:rPr>
+                <w:noProof/>
+                <w:webHidden/>
+                <w:sz w:val="32"/>
+                <w:szCs w:val="32"/>
+              </w:rPr>
+            </w:r>
+            <w:r>
+              <w:rPr>
+                <w:noProof/>
+                <w:webHidden/>
+                <w:sz w:val="32"/>
+                <w:szCs w:val="32"/>
+              </w:rPr>
+              <w:fldChar w:fldCharType="separate"/>
+            </w:r>
+            <w:r>
+              <w:rPr>
+                <w:noProof/>
+                <w:webHidden/>
+                <w:sz w:val="32"/>
+                <w:szCs w:val="32"/>
+              </w:rPr>
+              <w:t>2</w:t>
+            </w:r>
+            <w:r>
+              <w:rPr>
+                <w:noProof/>
+                <w:webHidden/>
+                <w:sz w:val="32"/>
+                <w:szCs w:val="32"/>
+              </w:rPr>
+              <w:fldChar w:fldCharType="end"/>
+            </w:r>
+          </w:hyperlink>
+        </w:p>
+        <w:p>
+          <w:pPr>
+            <w:pStyle w:val="Spistreci1"/>
+            <w:tabs>
+              <w:tab w:val="left" w:pos="480"/>
+              <w:tab w:val="right" w:leader="dot" w:pos="9062"/>
+            </w:tabs>
+            <w:rPr>
+              <w:rFonts w:eastAsiaTheme="minorEastAsia"/>
+              <w:noProof/>
+              <w:sz w:val="32"/>
+              <w:szCs w:val="32"/>
+              <w:lang w:eastAsia="pl-PL"/>
+            </w:rPr>
+          </w:pPr>
+          <w:hyperlink w:anchor="_Toc242214446" w:history="1">
+            <w:r>
+              <w:rPr>
+                <w:rStyle w:val="Hipercze"/>
+                <w:noProof/>
+                <w:sz w:val="32"/>
+                <w:szCs w:val="32"/>
+              </w:rPr>
+              <w:t>3.</w:t>
+            </w:r>
+            <w:r>
+              <w:rPr>
+                <w:rFonts w:eastAsiaTheme="minorEastAsia"/>
+                <w:noProof/>
+                <w:sz w:val="32"/>
+                <w:szCs w:val="32"/>
+                <w:lang w:eastAsia="pl-PL"/>
+              </w:rPr>
+              <w:tab/>
+            </w:r>
+            <w:r>
+              <w:rPr>
+                <w:rStyle w:val="Hipercze"/>
+                <w:noProof/>
+                <w:sz w:val="32"/>
+                <w:szCs w:val="32"/>
+              </w:rPr>
+              <w:t>Analiza problemu i przegląd rozwiązań</w:t>
+            </w:r>
+            <w:r>
+              <w:rPr>
+                <w:noProof/>
+                <w:webHidden/>
+                <w:sz w:val="32"/>
+                <w:szCs w:val="32"/>
+              </w:rPr>
+              <w:tab/>
+            </w:r>
+            <w:r>
+              <w:rPr>
+                <w:noProof/>
+                <w:webHidden/>
+                <w:sz w:val="32"/>
+                <w:szCs w:val="32"/>
+              </w:rPr>
+              <w:fldChar w:fldCharType="begin"/>
+            </w:r>
+            <w:r>
+              <w:rPr>
+                <w:noProof/>
+                <w:webHidden/>
+                <w:sz w:val="32"/>
+                <w:szCs w:val="32"/>
+              </w:rPr>
+              <w:instrText xml:space="preserve"> PAGEREF _Toc242214446 \h </w:instrText>
+            </w:r>
+            <w:r>
+              <w:rPr>
+                <w:noProof/>
+                <w:webHidden/>
+                <w:sz w:val="32"/>
+                <w:szCs w:val="32"/>
+              </w:rPr>
+            </w:r>
+            <w:r>
+              <w:rPr>
+                <w:noProof/>
+                <w:webHidden/>
+                <w:sz w:val="32"/>
+                <w:szCs w:val="32"/>
+              </w:rPr>
+              <w:fldChar w:fldCharType="separate"/>
+            </w:r>
+            <w:r>
+              <w:rPr>
+                <w:noProof/>
+                <w:webHidden/>
+                <w:sz w:val="32"/>
+                <w:szCs w:val="32"/>
+              </w:rPr>
+              <w:t>2</w:t>
+            </w:r>
+            <w:r>
+              <w:rPr>
+                <w:noProof/>
+                <w:webHidden/>
+                <w:sz w:val="32"/>
+                <w:szCs w:val="32"/>
+              </w:rPr>
+              <w:fldChar w:fldCharType="end"/>
+            </w:r>
+          </w:hyperlink>
+        </w:p>
+        <w:p>
+          <w:pPr>
+            <w:pStyle w:val="Spistreci1"/>
+            <w:tabs>
+              <w:tab w:val="left" w:pos="480"/>
+              <w:tab w:val="right" w:leader="dot" w:pos="9062"/>
+            </w:tabs>
+            <w:rPr>
+              <w:rFonts w:eastAsiaTheme="minorEastAsia"/>
+              <w:noProof/>
+              <w:sz w:val="32"/>
+              <w:szCs w:val="32"/>
+              <w:lang w:eastAsia="pl-PL"/>
+            </w:rPr>
+          </w:pPr>
+          <w:hyperlink w:anchor="_Toc242214447" w:history="1">
+            <w:r>
+              <w:rPr>
+                <w:rStyle w:val="Hipercze"/>
+                <w:noProof/>
+                <w:sz w:val="32"/>
+                <w:szCs w:val="32"/>
+              </w:rPr>
+              <w:t>4.</w:t>
+            </w:r>
+            <w:r>
+              <w:rPr>
+                <w:rFonts w:eastAsiaTheme="minorEastAsia"/>
+                <w:noProof/>
+                <w:sz w:val="32"/>
+                <w:szCs w:val="32"/>
+                <w:lang w:eastAsia="pl-PL"/>
+              </w:rPr>
+              <w:tab/>
+            </w:r>
+            <w:r>
+              <w:rPr>
+                <w:rStyle w:val="Hipercze"/>
+                <w:noProof/>
+                <w:sz w:val="32"/>
+                <w:szCs w:val="32"/>
+              </w:rPr>
+              <w:t>Projekt systemu</w:t>
+            </w:r>
+            <w:r>
+              <w:rPr>
+                <w:noProof/>
+                <w:webHidden/>
+                <w:sz w:val="32"/>
+                <w:szCs w:val="32"/>
+              </w:rPr>
+              <w:tab/>
+            </w:r>
+            <w:r>
+              <w:rPr>
+                <w:noProof/>
+                <w:webHidden/>
+                <w:sz w:val="32"/>
+                <w:szCs w:val="32"/>
+              </w:rPr>
+              <w:fldChar w:fldCharType="begin"/>
+            </w:r>
+            <w:r>
+              <w:rPr>
+                <w:noProof/>
+                <w:webHidden/>
+                <w:sz w:val="32"/>
+                <w:szCs w:val="32"/>
+              </w:rPr>
+              <w:instrText xml:space="preserve"> PAGEREF _Toc242214447 \h </w:instrText>
+            </w:r>
+            <w:r>
+              <w:rPr>
+                <w:noProof/>
+                <w:webHidden/>
+                <w:sz w:val="32"/>
+                <w:szCs w:val="32"/>
+              </w:rPr>
+            </w:r>
+            <w:r>
+              <w:rPr>
+                <w:noProof/>
+                <w:webHidden/>
+                <w:sz w:val="32"/>
+                <w:szCs w:val="32"/>
+              </w:rPr>
+              <w:fldChar w:fldCharType="separate"/>
+            </w:r>
+            <w:r>
+              <w:rPr>
+                <w:noProof/>
+                <w:webHidden/>
+                <w:sz w:val="32"/>
+                <w:szCs w:val="32"/>
+              </w:rPr>
+              <w:t>2</w:t>
+            </w:r>
+            <w:r>
+              <w:rPr>
+                <w:noProof/>
+                <w:webHidden/>
+                <w:sz w:val="32"/>
+                <w:szCs w:val="32"/>
+              </w:rPr>
+              <w:fldChar w:fldCharType="end"/>
+            </w:r>
+          </w:hyperlink>
+        </w:p>
+        <w:p>
+          <w:pPr>
+            <w:pStyle w:val="Spistreci1"/>
+            <w:tabs>
+              <w:tab w:val="left" w:pos="480"/>
+              <w:tab w:val="right" w:leader="dot" w:pos="9062"/>
+            </w:tabs>
+            <w:rPr>
+              <w:rFonts w:eastAsiaTheme="minorEastAsia"/>
+              <w:noProof/>
+              <w:sz w:val="32"/>
+              <w:szCs w:val="32"/>
+              <w:lang w:eastAsia="pl-PL"/>
+            </w:rPr>
+          </w:pPr>
+          <w:hyperlink w:anchor="_Toc242214448" w:history="1">
+            <w:r>
+              <w:rPr>
+                <w:rStyle w:val="Hipercze"/>
+                <w:noProof/>
+                <w:sz w:val="32"/>
+                <w:szCs w:val="32"/>
+              </w:rPr>
+              <w:t>5.</w:t>
+            </w:r>
+            <w:r>
+              <w:rPr>
+                <w:rFonts w:eastAsiaTheme="minorEastAsia"/>
+                <w:noProof/>
+                <w:sz w:val="32"/>
+                <w:szCs w:val="32"/>
+                <w:lang w:eastAsia="pl-PL"/>
+              </w:rPr>
+              <w:tab/>
+            </w:r>
+            <w:r>
+              <w:rPr>
+                <w:rStyle w:val="Hipercze"/>
+                <w:noProof/>
+                <w:sz w:val="32"/>
+                <w:szCs w:val="32"/>
+              </w:rPr>
+              <w:t>Dane</w:t>
+            </w:r>
+            <w:r>
+              <w:rPr>
+                <w:noProof/>
+                <w:webHidden/>
+                <w:sz w:val="32"/>
+                <w:szCs w:val="32"/>
+              </w:rPr>
+              <w:tab/>
+            </w:r>
+            <w:r>
+              <w:rPr>
+                <w:noProof/>
+                <w:webHidden/>
+                <w:sz w:val="32"/>
+                <w:szCs w:val="32"/>
+              </w:rPr>
+              <w:fldChar w:fldCharType="begin"/>
+            </w:r>
+            <w:r>
+              <w:rPr>
+                <w:noProof/>
+                <w:webHidden/>
+                <w:sz w:val="32"/>
+                <w:szCs w:val="32"/>
+              </w:rPr>
+              <w:instrText xml:space="preserve"> PAGEREF _Toc242214448 \h </w:instrText>
+            </w:r>
+            <w:r>
+              <w:rPr>
+                <w:noProof/>
+                <w:webHidden/>
+                <w:sz w:val="32"/>
+                <w:szCs w:val="32"/>
+              </w:rPr>
+            </w:r>
+            <w:r>
+              <w:rPr>
+                <w:noProof/>
+                <w:webHidden/>
+                <w:sz w:val="32"/>
+                <w:szCs w:val="32"/>
+              </w:rPr>
+              <w:fldChar w:fldCharType="separate"/>
+            </w:r>
+            <w:r>
+              <w:rPr>
+                <w:noProof/>
+                <w:webHidden/>
+                <w:sz w:val="32"/>
+                <w:szCs w:val="32"/>
+              </w:rPr>
+              <w:t>2</w:t>
+            </w:r>
+            <w:r>
+              <w:rPr>
+                <w:noProof/>
+                <w:webHidden/>
+                <w:sz w:val="32"/>
+                <w:szCs w:val="32"/>
+              </w:rPr>
+              <w:fldChar w:fldCharType="end"/>
+            </w:r>
+          </w:hyperlink>
+        </w:p>
+        <w:p>
+          <w:pPr>
+            <w:pStyle w:val="Spistreci1"/>
+            <w:tabs>
+              <w:tab w:val="left" w:pos="480"/>
+              <w:tab w:val="right" w:leader="dot" w:pos="9062"/>
+            </w:tabs>
+            <w:rPr>
+              <w:rFonts w:eastAsiaTheme="minorEastAsia"/>
+              <w:noProof/>
+              <w:sz w:val="32"/>
+              <w:szCs w:val="32"/>
+              <w:lang w:eastAsia="pl-PL"/>
+            </w:rPr>
+          </w:pPr>
+          <w:hyperlink w:anchor="_Toc242214449" w:history="1">
+            <w:r>
+              <w:rPr>
+                <w:rStyle w:val="Hipercze"/>
+                <w:noProof/>
+                <w:sz w:val="32"/>
+                <w:szCs w:val="32"/>
+              </w:rPr>
+              <w:t>6.</w:t>
+            </w:r>
+            <w:r>
+              <w:rPr>
+                <w:rFonts w:eastAsiaTheme="minorEastAsia"/>
+                <w:noProof/>
+                <w:sz w:val="32"/>
+                <w:szCs w:val="32"/>
+                <w:lang w:eastAsia="pl-PL"/>
+              </w:rPr>
+              <w:tab/>
+            </w:r>
+            <w:r>
+              <w:rPr>
+                <w:rStyle w:val="Hipercze"/>
+                <w:noProof/>
+                <w:sz w:val="32"/>
+                <w:szCs w:val="32"/>
+              </w:rPr>
+              <w:t>Implementacja</w:t>
+            </w:r>
+            <w:r>
+              <w:rPr>
+                <w:noProof/>
+                <w:webHidden/>
+                <w:sz w:val="32"/>
+                <w:szCs w:val="32"/>
+              </w:rPr>
+              <w:tab/>
+            </w:r>
+            <w:r>
+              <w:rPr>
+                <w:noProof/>
+                <w:webHidden/>
+                <w:sz w:val="32"/>
+                <w:szCs w:val="32"/>
+              </w:rPr>
+              <w:fldChar w:fldCharType="begin"/>
+            </w:r>
+            <w:r>
+              <w:rPr>
+                <w:noProof/>
+                <w:webHidden/>
+                <w:sz w:val="32"/>
+                <w:szCs w:val="32"/>
+              </w:rPr>
+              <w:instrText xml:space="preserve"> PAGEREF _Toc242214449 \h </w:instrText>
+            </w:r>
+            <w:r>
+              <w:rPr>
+                <w:noProof/>
+                <w:webHidden/>
+                <w:sz w:val="32"/>
+                <w:szCs w:val="32"/>
+              </w:rPr>
+            </w:r>
+            <w:r>
+              <w:rPr>
+                <w:noProof/>
+                <w:webHidden/>
+                <w:sz w:val="32"/>
+                <w:szCs w:val="32"/>
+              </w:rPr>
+              <w:fldChar w:fldCharType="separate"/>
+            </w:r>
+            <w:r>
+              <w:rPr>
+                <w:noProof/>
+                <w:webHidden/>
+                <w:sz w:val="32"/>
+                <w:szCs w:val="32"/>
+              </w:rPr>
+              <w:t>3</w:t>
+            </w:r>
+            <w:r>
+              <w:rPr>
+                <w:noProof/>
+                <w:webHidden/>
+                <w:sz w:val="32"/>
+                <w:szCs w:val="32"/>
+              </w:rPr>
+              <w:fldChar w:fldCharType="end"/>
+            </w:r>
+          </w:hyperlink>
+        </w:p>
+        <w:p>
+          <w:pPr>
+            <w:pStyle w:val="Spistreci1"/>
+            <w:tabs>
+              <w:tab w:val="left" w:pos="480"/>
+              <w:tab w:val="right" w:leader="dot" w:pos="9062"/>
+            </w:tabs>
+            <w:rPr>
+              <w:rFonts w:eastAsiaTheme="minorEastAsia"/>
+              <w:noProof/>
+              <w:sz w:val="32"/>
+              <w:szCs w:val="32"/>
+              <w:lang w:eastAsia="pl-PL"/>
+            </w:rPr>
+          </w:pPr>
+          <w:hyperlink w:anchor="_Toc242214450" w:history="1">
+            <w:r>
+              <w:rPr>
+                <w:rStyle w:val="Hipercze"/>
+                <w:noProof/>
+                <w:sz w:val="32"/>
+                <w:szCs w:val="32"/>
+              </w:rPr>
+              <w:t>7.</w:t>
+            </w:r>
+            <w:r>
+              <w:rPr>
+                <w:rFonts w:eastAsiaTheme="minorEastAsia"/>
+                <w:noProof/>
+                <w:sz w:val="32"/>
+                <w:szCs w:val="32"/>
+                <w:lang w:eastAsia="pl-PL"/>
+              </w:rPr>
+              <w:tab/>
+            </w:r>
+            <w:r>
+              <w:rPr>
+                <w:rStyle w:val="Hipercze"/>
+                <w:noProof/>
+                <w:sz w:val="32"/>
+                <w:szCs w:val="32"/>
+              </w:rPr>
+              <w:t>Eksperymenty i wyniki</w:t>
+            </w:r>
+            <w:r>
+              <w:rPr>
+                <w:noProof/>
+                <w:webHidden/>
+                <w:sz w:val="32"/>
+                <w:szCs w:val="32"/>
+              </w:rPr>
+              <w:tab/>
+            </w:r>
+            <w:r>
+              <w:rPr>
+                <w:noProof/>
+                <w:webHidden/>
+                <w:sz w:val="32"/>
+                <w:szCs w:val="32"/>
+              </w:rPr>
+              <w:fldChar w:fldCharType="begin"/>
+            </w:r>
+            <w:r>
+              <w:rPr>
+                <w:noProof/>
+                <w:webHidden/>
+                <w:sz w:val="32"/>
+                <w:szCs w:val="32"/>
+              </w:rPr>
+              <w:instrText xml:space="preserve"> PAGEREF _Toc242214450 \h </w:instrText>
+            </w:r>
+            <w:r>
+              <w:rPr>
+                <w:noProof/>
+                <w:webHidden/>
+                <w:sz w:val="32"/>
+                <w:szCs w:val="32"/>
+              </w:rPr>
+            </w:r>
+            <w:r>
+              <w:rPr>
+                <w:noProof/>
+                <w:webHidden/>
+                <w:sz w:val="32"/>
+                <w:szCs w:val="32"/>
+              </w:rPr>
+              <w:fldChar w:fldCharType="separate"/>
+            </w:r>
+            <w:r>
+              <w:rPr>
+                <w:noProof/>
+                <w:webHidden/>
+                <w:sz w:val="32"/>
+                <w:szCs w:val="32"/>
+              </w:rPr>
+              <w:t>3</w:t>
+            </w:r>
+            <w:r>
+              <w:rPr>
+                <w:noProof/>
+                <w:webHidden/>
+                <w:sz w:val="32"/>
+                <w:szCs w:val="32"/>
+              </w:rPr>
+              <w:fldChar w:fldCharType="end"/>
+            </w:r>
+          </w:hyperlink>
+        </w:p>
+        <w:p>
+          <w:pPr>
+            <w:pStyle w:val="Spistreci1"/>
+            <w:tabs>
+              <w:tab w:val="left" w:pos="480"/>
+              <w:tab w:val="right" w:leader="dot" w:pos="9062"/>
+            </w:tabs>
+            <w:rPr>
+              <w:rFonts w:eastAsiaTheme="minorEastAsia"/>
+              <w:noProof/>
+              <w:sz w:val="32"/>
+              <w:szCs w:val="32"/>
+              <w:lang w:eastAsia="pl-PL"/>
+            </w:rPr>
+          </w:pPr>
+          <w:hyperlink w:anchor="_Toc242214451" w:history="1">
+            <w:r>
+              <w:rPr>
+                <w:rStyle w:val="Hipercze"/>
+                <w:noProof/>
+                <w:sz w:val="32"/>
+                <w:szCs w:val="32"/>
+              </w:rPr>
+              <w:t>8.</w:t>
+            </w:r>
+            <w:r>
+              <w:rPr>
+                <w:rFonts w:eastAsiaTheme="minorEastAsia"/>
+                <w:noProof/>
+                <w:sz w:val="32"/>
+                <w:szCs w:val="32"/>
+                <w:lang w:eastAsia="pl-PL"/>
+              </w:rPr>
+              <w:tab/>
+            </w:r>
+            <w:r>
+              <w:rPr>
+                <w:rStyle w:val="Hipercze"/>
+                <w:noProof/>
+                <w:sz w:val="32"/>
+                <w:szCs w:val="32"/>
+              </w:rPr>
+              <w:t>Analiza wyników</w:t>
+            </w:r>
+            <w:r>
+              <w:rPr>
+                <w:noProof/>
+                <w:webHidden/>
+                <w:sz w:val="32"/>
+                <w:szCs w:val="32"/>
+              </w:rPr>
+              <w:tab/>
+            </w:r>
+            <w:r>
+              <w:rPr>
+                <w:noProof/>
+                <w:webHidden/>
+                <w:sz w:val="32"/>
+                <w:szCs w:val="32"/>
+              </w:rPr>
+              <w:fldChar w:fldCharType="begin"/>
+            </w:r>
+            <w:r>
+              <w:rPr>
+                <w:noProof/>
+                <w:webHidden/>
+                <w:sz w:val="32"/>
+                <w:szCs w:val="32"/>
+              </w:rPr>
+              <w:instrText xml:space="preserve"> PAGEREF _Toc242214451 \h </w:instrText>
+            </w:r>
+            <w:r>
+              <w:rPr>
+                <w:noProof/>
+                <w:webHidden/>
+                <w:sz w:val="32"/>
+                <w:szCs w:val="32"/>
+              </w:rPr>
+            </w:r>
+            <w:r>
+              <w:rPr>
+                <w:noProof/>
+                <w:webHidden/>
+                <w:sz w:val="32"/>
+                <w:szCs w:val="32"/>
+              </w:rPr>
+              <w:fldChar w:fldCharType="separate"/>
+            </w:r>
+            <w:r>
+              <w:rPr>
+                <w:noProof/>
+                <w:webHidden/>
+                <w:sz w:val="32"/>
+                <w:szCs w:val="32"/>
+              </w:rPr>
+              <w:t>3</w:t>
+            </w:r>
+            <w:r>
+              <w:rPr>
+                <w:noProof/>
+                <w:webHidden/>
+                <w:sz w:val="32"/>
+                <w:szCs w:val="32"/>
+              </w:rPr>
+              <w:fldChar w:fldCharType="end"/>
+            </w:r>
+          </w:hyperlink>
+        </w:p>
+        <w:p>
+          <w:pPr>
+            <w:pStyle w:val="Spistreci1"/>
+            <w:tabs>
+              <w:tab w:val="left" w:pos="480"/>
+              <w:tab w:val="right" w:leader="dot" w:pos="9062"/>
+            </w:tabs>
+            <w:rPr>
+              <w:rFonts w:eastAsiaTheme="minorEastAsia"/>
+              <w:noProof/>
+              <w:sz w:val="32"/>
+              <w:szCs w:val="32"/>
+              <w:lang w:eastAsia="pl-PL"/>
+            </w:rPr>
+          </w:pPr>
+          <w:hyperlink w:anchor="_Toc242214452" w:history="1">
+            <w:r>
+              <w:rPr>
+                <w:rStyle w:val="Hipercze"/>
+                <w:noProof/>
+                <w:sz w:val="32"/>
+                <w:szCs w:val="32"/>
+              </w:rPr>
+              <w:t>9.</w:t>
+            </w:r>
+            <w:r>
+              <w:rPr>
+                <w:rFonts w:eastAsiaTheme="minorEastAsia"/>
+                <w:noProof/>
+                <w:sz w:val="32"/>
+                <w:szCs w:val="32"/>
+                <w:lang w:eastAsia="pl-PL"/>
+              </w:rPr>
+              <w:tab/>
+            </w:r>
+            <w:r>
+              <w:rPr>
+                <w:rStyle w:val="Hipercze"/>
+                <w:noProof/>
+                <w:sz w:val="32"/>
+                <w:szCs w:val="32"/>
+              </w:rPr>
+              <w:t>Ograniczenia i kierunki rozwoju</w:t>
+            </w:r>
+            <w:r>
+              <w:rPr>
+                <w:noProof/>
+                <w:webHidden/>
+                <w:sz w:val="32"/>
+                <w:szCs w:val="32"/>
+              </w:rPr>
+              <w:tab/>
+            </w:r>
+            <w:r>
+              <w:rPr>
+                <w:noProof/>
+                <w:webHidden/>
+                <w:sz w:val="32"/>
+                <w:szCs w:val="32"/>
+              </w:rPr>
+              <w:fldChar w:fldCharType="begin"/>
+            </w:r>
+            <w:r>
+              <w:rPr>
+                <w:noProof/>
+                <w:webHidden/>
+                <w:sz w:val="32"/>
+                <w:szCs w:val="32"/>
+              </w:rPr>
+              <w:instrText xml:space="preserve"> PAGEREF _Toc242214452 \h </w:instrText>
+            </w:r>
+            <w:r>
+              <w:rPr>
+                <w:noProof/>
+                <w:webHidden/>
+                <w:sz w:val="32"/>
+                <w:szCs w:val="32"/>
+              </w:rPr>
+            </w:r>
+            <w:r>
+              <w:rPr>
+                <w:noProof/>
+                <w:webHidden/>
+                <w:sz w:val="32"/>
+                <w:szCs w:val="32"/>
+              </w:rPr>
+              <w:fldChar w:fldCharType="separate"/>
+            </w:r>
+            <w:r>
+              <w:rPr>
+                <w:noProof/>
+                <w:webHidden/>
+                <w:sz w:val="32"/>
+                <w:szCs w:val="32"/>
+              </w:rPr>
+              <w:t>3</w:t>
+            </w:r>
+            <w:r>
+              <w:rPr>
+                <w:noProof/>
+                <w:webHidden/>
+                <w:sz w:val="32"/>
+                <w:szCs w:val="32"/>
+              </w:rPr>
+              <w:fldChar w:fldCharType="end"/>
+            </w:r>
+          </w:hyperlink>
+        </w:p>
+        <w:p>
+          <w:pPr>
+            <w:pStyle w:val="Spistreci1"/>
+            <w:tabs>
+              <w:tab w:val="left" w:pos="720"/>
+              <w:tab w:val="right" w:leader="dot" w:pos="9062"/>
+            </w:tabs>
+            <w:rPr>
+              <w:rFonts w:eastAsiaTheme="minorEastAsia"/>
+              <w:noProof/>
+              <w:sz w:val="32"/>
+              <w:szCs w:val="32"/>
+              <w:lang w:eastAsia="pl-PL"/>
+            </w:rPr>
+          </w:pPr>
+          <w:hyperlink w:anchor="_Toc242214453" w:history="1">
+            <w:r>
+              <w:rPr>
+                <w:rStyle w:val="Hipercze"/>
+                <w:noProof/>
+                <w:sz w:val="32"/>
+                <w:szCs w:val="32"/>
+              </w:rPr>
+              <w:t>10.</w:t>
+            </w:r>
+            <w:r>
+              <w:rPr>
+                <w:rFonts w:eastAsiaTheme="minorEastAsia"/>
+                <w:noProof/>
+                <w:sz w:val="32"/>
+                <w:szCs w:val="32"/>
+                <w:lang w:eastAsia="pl-PL"/>
+              </w:rPr>
+              <w:tab/>
+            </w:r>
+            <w:r>
+              <w:rPr>
+                <w:rStyle w:val="Hipercze"/>
+                <w:noProof/>
+                <w:sz w:val="32"/>
+                <w:szCs w:val="32"/>
+              </w:rPr>
+              <w:t>Podsumowanie</w:t>
+            </w:r>
+            <w:r>
+              <w:rPr>
+                <w:noProof/>
+                <w:webHidden/>
+                <w:sz w:val="32"/>
+                <w:szCs w:val="32"/>
+              </w:rPr>
+              <w:tab/>
+            </w:r>
+            <w:r>
+              <w:rPr>
+                <w:noProof/>
+                <w:webHidden/>
+                <w:sz w:val="32"/>
+                <w:szCs w:val="32"/>
+              </w:rPr>
+              <w:fldChar w:fldCharType="begin"/>
+            </w:r>
+            <w:r>
+              <w:rPr>
+                <w:noProof/>
+                <w:webHidden/>
+                <w:sz w:val="32"/>
+                <w:szCs w:val="32"/>
+              </w:rPr>
+              <w:instrText xml:space="preserve"> PAGEREF _Toc242214453 \h </w:instrText>
+            </w:r>
+            <w:r>
+              <w:rPr>
+                <w:noProof/>
+                <w:webHidden/>
+                <w:sz w:val="32"/>
+                <w:szCs w:val="32"/>
+              </w:rPr>
+            </w:r>
+            <w:r>
+              <w:rPr>
+                <w:noProof/>
+                <w:webHidden/>
+                <w:sz w:val="32"/>
+                <w:szCs w:val="32"/>
+              </w:rPr>
+              <w:fldChar w:fldCharType="separate"/>
+            </w:r>
+            <w:r>
+              <w:rPr>
+                <w:noProof/>
+                <w:webHidden/>
+                <w:sz w:val="32"/>
+                <w:szCs w:val="32"/>
+              </w:rPr>
+              <w:t>3</w:t>
+            </w:r>
+            <w:r>
+              <w:rPr>
+                <w:noProof/>
+                <w:webHidden/>
+                <w:sz w:val="32"/>
+                <w:szCs w:val="32"/>
+              </w:rPr>
+              <w:fldChar w:fldCharType="end"/>
+            </w:r>
+          </w:hyperlink>
+        </w:p>
+        <w:p>
+          <w:pPr>
+            <w:pStyle w:val="Spistreci1"/>
+            <w:tabs>
+              <w:tab w:val="right" w:leader="dot" w:pos="9062"/>
+            </w:tabs>
+            <w:rPr>
+              <w:rFonts w:eastAsiaTheme="minorEastAsia"/>
+              <w:noProof/>
+              <w:sz w:val="32"/>
+              <w:szCs w:val="32"/>
+              <w:lang w:eastAsia="pl-PL"/>
+            </w:rPr>
+          </w:pPr>
+          <w:hyperlink w:anchor="_Toc242214454" w:history="1">
+            <w:r>
+              <w:rPr>
+                <w:rStyle w:val="Hipercze"/>
+                <w:noProof/>
+                <w:sz w:val="32"/>
+                <w:szCs w:val="32"/>
+              </w:rPr>
+              <w:t>Bibliografia</w:t>
+            </w:r>
+            <w:r>
+              <w:rPr>
+                <w:noProof/>
+                <w:webHidden/>
+                <w:sz w:val="32"/>
+                <w:szCs w:val="32"/>
+              </w:rPr>
+              <w:tab/>
+            </w:r>
+            <w:r>
+              <w:rPr>
+                <w:noProof/>
+                <w:webHidden/>
+                <w:sz w:val="32"/>
+                <w:szCs w:val="32"/>
+              </w:rPr>
+              <w:fldChar w:fldCharType="begin"/>
+            </w:r>
+            <w:r>
+              <w:rPr>
+                <w:noProof/>
+                <w:webHidden/>
+                <w:sz w:val="32"/>
+                <w:szCs w:val="32"/>
+              </w:rPr>
+              <w:instrText xml:space="preserve"> PAGEREF _Toc242214454 \h </w:instrText>
+            </w:r>
+            <w:r>
+              <w:rPr>
+                <w:noProof/>
+                <w:webHidden/>
+                <w:sz w:val="32"/>
+                <w:szCs w:val="32"/>
+              </w:rPr>
+            </w:r>
+            <w:r>
+              <w:rPr>
+                <w:noProof/>
+                <w:webHidden/>
+                <w:sz w:val="32"/>
+                <w:szCs w:val="32"/>
+              </w:rPr>
+              <w:fldChar w:fldCharType="separate"/>
+            </w:r>
+            <w:r>
+              <w:rPr>
+                <w:noProof/>
+                <w:webHidden/>
+                <w:sz w:val="32"/>
+                <w:szCs w:val="32"/>
+              </w:rPr>
+              <w:t>3</w:t>
+            </w:r>
+            <w:r>
+              <w:rPr>
+                <w:noProof/>
+                <w:webHidden/>
+                <w:sz w:val="32"/>
+                <w:szCs w:val="32"/>
+              </w:rPr>
+              <w:fldChar w:fldCharType="end"/>
+            </w:r>
+          </w:hyperlink>
+        </w:p>
+        <w:p>
+          <w:r>
+            <w:rPr>
+              <w:b/>
+              <w:bCs/>
+              <w:noProof/>
+              <w:sz w:val="32"/>
+              <w:szCs w:val="32"/>
+            </w:rPr>
+            <w:fldChar w:fldCharType="end"/>
+          </w:r>
         </w:p>
       </w:sdtContent>
     </w:sdt>
@@ -647,6 +2700,316 @@
         </w:rPr>
       </w:pPr>
     </w:p>
+    <w:p>
+      <w:r>
+        <w:rPr>
+          <w:b/>
+          <w:bCs/>
+          <w:color w:val="404040" w:themeColor="text1" w:themeTint="BF"/>
+          <w:sz w:val="48"/>
+          <w:szCs w:val="48"/>
+        </w:rPr>
+        <w:br w:type="page"/>
+      </w:r>
+    </w:p>
+    <w:p>
+      <w:pPr>
+        <w:pStyle w:val="Nagwek1"/>
+        <w:numPr>
+          <w:ilvl w:val="0"/>
+          <w:numId w:val="2"/>
+        </w:numPr>
+      </w:pPr>
+      <w:bookmarkStart w:id="0" w:name="_Toc242214436"/>
+      <w:r>
+        <w:lastRenderedPageBreak/>
+        <w:t>Wstęp</w:t>
+      </w:r>
+      <w:bookmarkEnd w:id="0"/>
+      <w:r>
+        <w:t xml:space="preserve"> </w:t>
+      </w:r>
+    </w:p>
+    <w:p/>
+    <w:p>
+      <w:pPr>
+        <w:pStyle w:val="Nagwek1"/>
+        <w:numPr>
+          <w:ilvl w:val="0"/>
+          <w:numId w:val="2"/>
+        </w:numPr>
+      </w:pPr>
+      <w:bookmarkStart w:id="1" w:name="_Toc242214437"/>
+      <w:r>
+        <w:t>Podstawy teoretyczne</w:t>
+      </w:r>
+      <w:bookmarkEnd w:id="1"/>
+    </w:p>
+    <w:p/>
+    <w:p>
+      <w:pPr>
+        <w:pStyle w:val="Nagwek2"/>
+        <w:numPr>
+          <w:ilvl w:val="1"/>
+          <w:numId w:val="2"/>
+        </w:numPr>
+      </w:pPr>
+      <w:bookmarkStart w:id="2" w:name="_Toc242214438"/>
+      <w:r>
+        <w:t>Uczenie maszynowe i głębokie</w:t>
+      </w:r>
+      <w:bookmarkEnd w:id="2"/>
+    </w:p>
+    <w:p/>
+    <w:p>
+      <w:pPr>
+        <w:pStyle w:val="Nagwek2"/>
+        <w:numPr>
+          <w:ilvl w:val="1"/>
+          <w:numId w:val="2"/>
+        </w:numPr>
+      </w:pPr>
+      <w:bookmarkStart w:id="3" w:name="_Toc242214439"/>
+      <w:r>
+        <w:t>Widzenie komputerowe</w:t>
+      </w:r>
+      <w:bookmarkEnd w:id="3"/>
+    </w:p>
+    <w:p/>
+    <w:p>
+      <w:pPr>
+        <w:pStyle w:val="Nagwek2"/>
+        <w:numPr>
+          <w:ilvl w:val="1"/>
+          <w:numId w:val="2"/>
+        </w:numPr>
+      </w:pPr>
+      <w:bookmarkStart w:id="4" w:name="_Toc242214440"/>
+      <w:r>
+        <w:t xml:space="preserve">Sieci </w:t>
+      </w:r>
+      <w:proofErr w:type="spellStart"/>
+      <w:r>
+        <w:t>konwolucyjne</w:t>
+      </w:r>
+      <w:bookmarkEnd w:id="4"/>
+      <w:proofErr w:type="spellEnd"/>
+    </w:p>
+    <w:p/>
+    <w:p>
+      <w:pPr>
+        <w:pStyle w:val="Nagwek2"/>
+        <w:numPr>
+          <w:ilvl w:val="1"/>
+          <w:numId w:val="2"/>
+        </w:numPr>
+      </w:pPr>
+      <w:bookmarkStart w:id="5" w:name="_Toc242214441"/>
+      <w:r>
+        <w:t>Klasyfikacja obrazów</w:t>
+      </w:r>
+      <w:bookmarkEnd w:id="5"/>
+    </w:p>
+    <w:p/>
+    <w:p>
+      <w:pPr>
+        <w:pStyle w:val="Nagwek2"/>
+        <w:numPr>
+          <w:ilvl w:val="1"/>
+          <w:numId w:val="2"/>
+        </w:numPr>
+      </w:pPr>
+      <w:bookmarkStart w:id="6" w:name="_Toc242214442"/>
+      <w:r>
+        <w:t>Detekcja obiektów i rodzina YOLO</w:t>
+      </w:r>
+      <w:bookmarkEnd w:id="6"/>
+    </w:p>
+    <w:p/>
+    <w:p>
+      <w:pPr>
+        <w:pStyle w:val="Nagwek2"/>
+        <w:numPr>
+          <w:ilvl w:val="1"/>
+          <w:numId w:val="2"/>
+        </w:numPr>
+      </w:pPr>
+      <w:bookmarkStart w:id="7" w:name="_Toc242214443"/>
+      <w:r>
+        <w:t>Transfer learning</w:t>
+      </w:r>
+      <w:bookmarkEnd w:id="7"/>
+    </w:p>
+    <w:p/>
+    <w:p>
+      <w:pPr>
+        <w:pStyle w:val="Nagwek2"/>
+        <w:numPr>
+          <w:ilvl w:val="1"/>
+          <w:numId w:val="2"/>
+        </w:numPr>
+      </w:pPr>
+      <w:bookmarkStart w:id="8" w:name="_Toc242214444"/>
+      <w:r>
+        <w:t>Augmentacja danych</w:t>
+      </w:r>
+      <w:bookmarkEnd w:id="8"/>
+    </w:p>
+    <w:p/>
+    <w:p>
+      <w:pPr>
+        <w:pStyle w:val="Nagwek2"/>
+        <w:numPr>
+          <w:ilvl w:val="1"/>
+          <w:numId w:val="2"/>
+        </w:numPr>
+      </w:pPr>
+      <w:bookmarkStart w:id="9" w:name="_Toc242214445"/>
+      <w:r>
+        <w:t>Metryki</w:t>
+      </w:r>
+      <w:bookmarkEnd w:id="9"/>
+    </w:p>
+    <w:p/>
+    <w:p>
+      <w:pPr>
+        <w:pStyle w:val="Nagwek1"/>
+        <w:numPr>
+          <w:ilvl w:val="0"/>
+          <w:numId w:val="2"/>
+        </w:numPr>
+      </w:pPr>
+      <w:bookmarkStart w:id="10" w:name="_Toc242214446"/>
+      <w:r>
+        <w:t>Analiza problemu i przegląd rozwiązań</w:t>
+      </w:r>
+      <w:bookmarkEnd w:id="10"/>
+    </w:p>
+    <w:p/>
+    <w:p>
+      <w:pPr>
+        <w:pStyle w:val="Nagwek1"/>
+        <w:numPr>
+          <w:ilvl w:val="0"/>
+          <w:numId w:val="2"/>
+        </w:numPr>
+      </w:pPr>
+      <w:bookmarkStart w:id="11" w:name="_Toc242214447"/>
+      <w:r>
+        <w:t>Projekt systemu</w:t>
+      </w:r>
+      <w:bookmarkEnd w:id="11"/>
+    </w:p>
+    <w:p/>
+    <w:p>
+      <w:pPr>
+        <w:pStyle w:val="Nagwek1"/>
+        <w:numPr>
+          <w:ilvl w:val="0"/>
+          <w:numId w:val="2"/>
+        </w:numPr>
+      </w:pPr>
+      <w:bookmarkStart w:id="12" w:name="_Toc242214448"/>
+      <w:r>
+        <w:t>Dane</w:t>
+      </w:r>
+      <w:bookmarkEnd w:id="12"/>
+    </w:p>
+    <w:p/>
+    <w:p>
+      <w:pPr>
+        <w:pStyle w:val="Nagwek1"/>
+        <w:numPr>
+          <w:ilvl w:val="0"/>
+          <w:numId w:val="2"/>
+        </w:numPr>
+      </w:pPr>
+      <w:bookmarkStart w:id="13" w:name="_Toc242214449"/>
+      <w:r>
+        <w:lastRenderedPageBreak/>
+        <w:t>Implementacja</w:t>
+      </w:r>
+      <w:bookmarkEnd w:id="13"/>
+    </w:p>
+    <w:p/>
+    <w:p>
+      <w:pPr>
+        <w:pStyle w:val="Nagwek1"/>
+        <w:numPr>
+          <w:ilvl w:val="0"/>
+          <w:numId w:val="2"/>
+        </w:numPr>
+      </w:pPr>
+      <w:bookmarkStart w:id="14" w:name="_Toc242214450"/>
+      <w:r>
+        <w:t>Eksperymenty i wyniki</w:t>
+      </w:r>
+      <w:bookmarkEnd w:id="14"/>
+    </w:p>
+    <w:p/>
+    <w:p>
+      <w:pPr>
+        <w:pStyle w:val="Nagwek1"/>
+        <w:numPr>
+          <w:ilvl w:val="0"/>
+          <w:numId w:val="2"/>
+        </w:numPr>
+      </w:pPr>
+      <w:bookmarkStart w:id="15" w:name="_Toc242214451"/>
+      <w:r>
+        <w:t>Analiza wyników</w:t>
+      </w:r>
+      <w:bookmarkEnd w:id="15"/>
+    </w:p>
+    <w:p/>
+    <w:p>
+      <w:pPr>
+        <w:pStyle w:val="Nagwek1"/>
+        <w:numPr>
+          <w:ilvl w:val="0"/>
+          <w:numId w:val="2"/>
+        </w:numPr>
+      </w:pPr>
+      <w:bookmarkStart w:id="16" w:name="_Toc242214452"/>
+      <w:r>
+        <w:t>Ograniczenia i kierunki rozwoju</w:t>
+      </w:r>
+      <w:bookmarkEnd w:id="16"/>
+    </w:p>
+    <w:p/>
+    <w:p>
+      <w:pPr>
+        <w:pStyle w:val="Nagwek1"/>
+        <w:numPr>
+          <w:ilvl w:val="0"/>
+          <w:numId w:val="2"/>
+        </w:numPr>
+      </w:pPr>
+      <w:bookmarkStart w:id="17" w:name="_Toc242214453"/>
+      <w:r>
+        <w:t>Podsumowanie</w:t>
+      </w:r>
+      <w:bookmarkEnd w:id="17"/>
+      <w:r>
+        <w:t xml:space="preserve"> </w:t>
+      </w:r>
+    </w:p>
+    <w:p/>
+    <w:p>
+      <w:pPr>
+        <w:pStyle w:val="Nagwek1"/>
+      </w:pPr>
+      <w:bookmarkStart w:id="18" w:name="_Toc242214454"/>
+      <w:r>
+        <w:t>Bibliografia</w:t>
+      </w:r>
+      <w:bookmarkEnd w:id="18"/>
+    </w:p>
+    <w:p/>
+    <w:p/>
+    <w:p/>
+    <w:p/>
+    <w:p/>
     <w:sectPr>
       <w:pgSz w:w="11906" w:h="16838"/>
       <w:pgMar w:top="1417" w:right="1417" w:bottom="1417" w:left="1417" w:header="708" w:footer="708" w:gutter="0"/>
@@ -657,6 +3020,259 @@
     </w:sectPr>
   </w:body>
 </w:document>
+</file>
+
+<file path=word/numbering.xml><?xml version="1.0" encoding="utf-8"?>
+<w:numbering xmlns:wpc="http://schemas.microsoft.com/office/word/2010/wordprocessingCanvas" xmlns:cx="http://schemas.microsoft.com/office/drawing/2014/chartex" xmlns:cx1="http://schemas.microsoft.com/office/drawing/2015/9/8/chartex" xmlns:cx2="http://schemas.microsoft.com/office/drawing/2015/10/21/chartex" xmlns:cx3="http://schemas.microsoft.com/office/drawing/2016/5/9/chartex" xmlns:cx4="http://schemas.microsoft.com/office/drawing/2016/5/10/chartex" xmlns:cx5="http://schemas.microsoft.com/office/drawing/2016/5/11/chartex" xmlns:cx6="http://schemas.microsoft.com/office/drawing/2016/5/12/chartex" xmlns:cx7="http://schemas.microsoft.com/office/drawing/2016/5/13/chartex" xmlns:cx8="http://schemas.microsoft.com/office/drawing/2016/5/14/chartex" xmlns:mc="http://schemas.openxmlformats.org/markup-compatibility/2006" xmlns:aink="http://schemas.microsoft.com/office/drawing/2016/ink" xmlns:am3d="http://schemas.microsoft.com/office/drawing/2017/model3d" xmlns:o="urn:schemas-microsoft-com:office:office" xmlns:oel="http://schemas.microsoft.com/office/2019/extlst" xmlns:r="http://schemas.openxmlformats.org/officeDocument/2006/relationships" xmlns:m="http://schemas.openxmlformats.org/officeDocument/2006/math" xmlns:v="urn:schemas-microsoft-com:vml" xmlns:wp14="http://schemas.microsoft.com/office/word/2010/wordprocessingDrawing" xmlns:wp="http://schemas.openxmlformats.org/drawingml/2006/wordprocessingDrawing" xmlns:w10="urn:schemas-microsoft-com:office:word" xmlns:w="http://schemas.openxmlformats.org/wordprocessingml/2006/main" xmlns:w14="http://schemas.microsoft.com/office/word/2010/wordml" xmlns:w15="http://schemas.microsoft.com/office/word/2012/wordml" xmlns:w16cex="http://schemas.microsoft.com/office/word/2018/wordml/cex" xmlns:w16cid="http://schemas.microsoft.com/office/word/2016/wordml/cid" xmlns:w16="http://schemas.microsoft.com/office/word/2018/wordml" xmlns:w16du="http://schemas.microsoft.com/office/word/2023/wordml/word16du" xmlns:w16sdtdh="http://schemas.microsoft.com/office/word/2020/wordml/sdtdatahash" xmlns:w16sdtfl="http://schemas.microsoft.com/office/word/2024/wordml/sdtformatlock" xmlns:w16se="http://schemas.microsoft.com/office/word/2015/wordml/symex" xmlns:wpg="http://schemas.microsoft.com/office/word/2010/wordprocessingGroup" xmlns:wpi="http://schemas.microsoft.com/office/word/2010/wordprocessingInk" xmlns:wne="http://schemas.microsoft.com/office/word/2006/wordml" xmlns:wps="http://schemas.microsoft.com/office/word/2010/wordprocessingShape" mc:Ignorable="w14 w15 w16se w16cid w16 w16cex w16sdtdh w16sdtfl w16du wp14">
+  <w:abstractNum w:abstractNumId="0" w15:restartNumberingAfterBreak="0">
+    <w:nsid w:val="35CF7468"/>
+    <w:multiLevelType w:val="multilevel"/>
+    <w:tmpl w:val="5B7E601A"/>
+    <w:lvl w:ilvl="0">
+      <w:start w:val="1"/>
+      <w:numFmt w:val="decimal"/>
+      <w:lvlText w:val="%1."/>
+      <w:lvlJc w:val="left"/>
+      <w:pPr>
+        <w:ind w:left="720" w:hanging="360"/>
+      </w:pPr>
+      <w:rPr>
+        <w:rFonts w:hint="default"/>
+      </w:rPr>
+    </w:lvl>
+    <w:lvl w:ilvl="1">
+      <w:start w:val="1"/>
+      <w:numFmt w:val="decimal"/>
+      <w:isLgl/>
+      <w:lvlText w:val="%1.%2."/>
+      <w:lvlJc w:val="left"/>
+      <w:pPr>
+        <w:ind w:left="1080" w:hanging="720"/>
+      </w:pPr>
+      <w:rPr>
+        <w:rFonts w:hint="default"/>
+      </w:rPr>
+    </w:lvl>
+    <w:lvl w:ilvl="2">
+      <w:start w:val="1"/>
+      <w:numFmt w:val="decimal"/>
+      <w:isLgl/>
+      <w:lvlText w:val="%1.%2.%3."/>
+      <w:lvlJc w:val="left"/>
+      <w:pPr>
+        <w:ind w:left="1440" w:hanging="1080"/>
+      </w:pPr>
+      <w:rPr>
+        <w:rFonts w:hint="default"/>
+      </w:rPr>
+    </w:lvl>
+    <w:lvl w:ilvl="3">
+      <w:start w:val="1"/>
+      <w:numFmt w:val="decimal"/>
+      <w:isLgl/>
+      <w:lvlText w:val="%1.%2.%3.%4."/>
+      <w:lvlJc w:val="left"/>
+      <w:pPr>
+        <w:ind w:left="1440" w:hanging="1080"/>
+      </w:pPr>
+      <w:rPr>
+        <w:rFonts w:hint="default"/>
+      </w:rPr>
+    </w:lvl>
+    <w:lvl w:ilvl="4">
+      <w:start w:val="1"/>
+      <w:numFmt w:val="decimal"/>
+      <w:isLgl/>
+      <w:lvlText w:val="%1.%2.%3.%4.%5."/>
+      <w:lvlJc w:val="left"/>
+      <w:pPr>
+        <w:ind w:left="1800" w:hanging="1440"/>
+      </w:pPr>
+      <w:rPr>
+        <w:rFonts w:hint="default"/>
+      </w:rPr>
+    </w:lvl>
+    <w:lvl w:ilvl="5">
+      <w:start w:val="1"/>
+      <w:numFmt w:val="decimal"/>
+      <w:isLgl/>
+      <w:lvlText w:val="%1.%2.%3.%4.%5.%6."/>
+      <w:lvlJc w:val="left"/>
+      <w:pPr>
+        <w:ind w:left="2160" w:hanging="1800"/>
+      </w:pPr>
+      <w:rPr>
+        <w:rFonts w:hint="default"/>
+      </w:rPr>
+    </w:lvl>
+    <w:lvl w:ilvl="6">
+      <w:start w:val="1"/>
+      <w:numFmt w:val="decimal"/>
+      <w:isLgl/>
+      <w:lvlText w:val="%1.%2.%3.%4.%5.%6.%7."/>
+      <w:lvlJc w:val="left"/>
+      <w:pPr>
+        <w:ind w:left="2520" w:hanging="2160"/>
+      </w:pPr>
+      <w:rPr>
+        <w:rFonts w:hint="default"/>
+      </w:rPr>
+    </w:lvl>
+    <w:lvl w:ilvl="7">
+      <w:start w:val="1"/>
+      <w:numFmt w:val="decimal"/>
+      <w:isLgl/>
+      <w:lvlText w:val="%1.%2.%3.%4.%5.%6.%7.%8."/>
+      <w:lvlJc w:val="left"/>
+      <w:pPr>
+        <w:ind w:left="2520" w:hanging="2160"/>
+      </w:pPr>
+      <w:rPr>
+        <w:rFonts w:hint="default"/>
+      </w:rPr>
+    </w:lvl>
+    <w:lvl w:ilvl="8">
+      <w:start w:val="1"/>
+      <w:numFmt w:val="decimal"/>
+      <w:isLgl/>
+      <w:lvlText w:val="%1.%2.%3.%4.%5.%6.%7.%8.%9."/>
+      <w:lvlJc w:val="left"/>
+      <w:pPr>
+        <w:ind w:left="2880" w:hanging="2520"/>
+      </w:pPr>
+      <w:rPr>
+        <w:rFonts w:hint="default"/>
+      </w:rPr>
+    </w:lvl>
+  </w:abstractNum>
+  <w:abstractNum w:abstractNumId="1" w15:restartNumberingAfterBreak="0">
+    <w:nsid w:val="74721B65"/>
+    <w:multiLevelType w:val="multilevel"/>
+    <w:tmpl w:val="C156B7C8"/>
+    <w:lvl w:ilvl="0">
+      <w:start w:val="1"/>
+      <w:numFmt w:val="decimal"/>
+      <w:lvlText w:val="%1."/>
+      <w:lvlJc w:val="left"/>
+      <w:pPr>
+        <w:ind w:left="720" w:hanging="360"/>
+      </w:pPr>
+      <w:rPr>
+        <w:rFonts w:hint="default"/>
+      </w:rPr>
+    </w:lvl>
+    <w:lvl w:ilvl="1">
+      <w:start w:val="1"/>
+      <w:numFmt w:val="decimal"/>
+      <w:isLgl/>
+      <w:lvlText w:val="%1.%2."/>
+      <w:lvlJc w:val="left"/>
+      <w:pPr>
+        <w:ind w:left="1080" w:hanging="720"/>
+      </w:pPr>
+      <w:rPr>
+        <w:rFonts w:hint="default"/>
+      </w:rPr>
+    </w:lvl>
+    <w:lvl w:ilvl="2">
+      <w:start w:val="1"/>
+      <w:numFmt w:val="decimal"/>
+      <w:isLgl/>
+      <w:lvlText w:val="%1.%2.%3."/>
+      <w:lvlJc w:val="left"/>
+      <w:pPr>
+        <w:ind w:left="1440" w:hanging="1080"/>
+      </w:pPr>
+      <w:rPr>
+        <w:rFonts w:hint="default"/>
+      </w:rPr>
+    </w:lvl>
+    <w:lvl w:ilvl="3">
+      <w:start w:val="1"/>
+      <w:numFmt w:val="decimal"/>
+      <w:isLgl/>
+      <w:lvlText w:val="%1.%2.%3.%4."/>
+      <w:lvlJc w:val="left"/>
+      <w:pPr>
+        <w:ind w:left="1440" w:hanging="1080"/>
+      </w:pPr>
+      <w:rPr>
+        <w:rFonts w:hint="default"/>
+      </w:rPr>
+    </w:lvl>
+    <w:lvl w:ilvl="4">
+      <w:start w:val="1"/>
+      <w:numFmt w:val="decimal"/>
+      <w:isLgl/>
+      <w:lvlText w:val="%1.%2.%3.%4.%5."/>
+      <w:lvlJc w:val="left"/>
+      <w:pPr>
+        <w:ind w:left="1800" w:hanging="1440"/>
+      </w:pPr>
+      <w:rPr>
+        <w:rFonts w:hint="default"/>
+      </w:rPr>
+    </w:lvl>
+    <w:lvl w:ilvl="5">
+      <w:start w:val="1"/>
+      <w:numFmt w:val="decimal"/>
+      <w:isLgl/>
+      <w:lvlText w:val="%1.%2.%3.%4.%5.%6."/>
+      <w:lvlJc w:val="left"/>
+      <w:pPr>
+        <w:ind w:left="2160" w:hanging="1800"/>
+      </w:pPr>
+      <w:rPr>
+        <w:rFonts w:hint="default"/>
+      </w:rPr>
+    </w:lvl>
+    <w:lvl w:ilvl="6">
+      <w:start w:val="1"/>
+      <w:numFmt w:val="decimal"/>
+      <w:isLgl/>
+      <w:lvlText w:val="%1.%2.%3.%4.%5.%6.%7."/>
+      <w:lvlJc w:val="left"/>
+      <w:pPr>
+        <w:ind w:left="2520" w:hanging="2160"/>
+      </w:pPr>
+      <w:rPr>
+        <w:rFonts w:hint="default"/>
+      </w:rPr>
+    </w:lvl>
+    <w:lvl w:ilvl="7">
+      <w:start w:val="1"/>
+      <w:numFmt w:val="decimal"/>
+      <w:isLgl/>
+      <w:lvlText w:val="%1.%2.%3.%4.%5.%6.%7.%8."/>
+      <w:lvlJc w:val="left"/>
+      <w:pPr>
+        <w:ind w:left="2520" w:hanging="2160"/>
+      </w:pPr>
+      <w:rPr>
+        <w:rFonts w:hint="default"/>
+      </w:rPr>
+    </w:lvl>
+    <w:lvl w:ilvl="8">
+      <w:start w:val="1"/>
+      <w:numFmt w:val="decimal"/>
+      <w:isLgl/>
+      <w:lvlText w:val="%1.%2.%3.%4.%5.%6.%7.%8.%9."/>
+      <w:lvlJc w:val="left"/>
+      <w:pPr>
+        <w:ind w:left="2880" w:hanging="2520"/>
+      </w:pPr>
+      <w:rPr>
+        <w:rFonts w:hint="default"/>
+      </w:rPr>
+    </w:lvl>
+  </w:abstractNum>
+  <w:num w:numId="1" w16cid:durableId="501579601">
+    <w:abstractNumId w:val="0"/>
+  </w:num>
+  <w:num w:numId="2" w16cid:durableId="1513110947">
+    <w:abstractNumId w:val="1"/>
+  </w:num>
+</w:numbering>
 </file>
 
 <file path=word/styles.xml><?xml version="1.0" encoding="utf-8"?>
@@ -1067,7 +3683,7 @@
     <w:link w:val="Nagwek1Znak"/>
     <w:uiPriority w:val="9"/>
     <w:qFormat/>
-    <w:rsid w:val="00760ABE"/>
+    <w:rsid w:val="008D6C6A"/>
     <w:pPr>
       <w:keepNext/>
       <w:keepLines/>
@@ -1076,6 +3692,7 @@
     </w:pPr>
     <w:rPr>
       <w:rFonts w:asciiTheme="majorHAnsi" w:eastAsiaTheme="majorEastAsia" w:hAnsiTheme="majorHAnsi" w:cstheme="majorBidi"/>
+      <w:b/>
       <w:color w:val="0F4761" w:themeColor="accent1" w:themeShade="BF"/>
       <w:sz w:val="40"/>
       <w:szCs w:val="40"/>
@@ -1087,10 +3704,9 @@
     <w:next w:val="Normalny"/>
     <w:link w:val="Nagwek2Znak"/>
     <w:uiPriority w:val="9"/>
-    <w:semiHidden/>
     <w:unhideWhenUsed/>
     <w:qFormat/>
-    <w:rsid w:val="00760ABE"/>
+    <w:rsid w:val="008D6C6A"/>
     <w:pPr>
       <w:keepNext/>
       <w:keepLines/>
@@ -1099,6 +3715,7 @@
     </w:pPr>
     <w:rPr>
       <w:rFonts w:asciiTheme="majorHAnsi" w:eastAsiaTheme="majorEastAsia" w:hAnsiTheme="majorHAnsi" w:cstheme="majorBidi"/>
+      <w:b/>
       <w:color w:val="0F4761" w:themeColor="accent1" w:themeShade="BF"/>
       <w:sz w:val="32"/>
       <w:szCs w:val="32"/>
@@ -1291,9 +3908,10 @@
     <w:basedOn w:val="Domylnaczcionkaakapitu"/>
     <w:link w:val="Nagwek1"/>
     <w:uiPriority w:val="9"/>
-    <w:rsid w:val="00760ABE"/>
+    <w:rsid w:val="008D6C6A"/>
     <w:rPr>
       <w:rFonts w:asciiTheme="majorHAnsi" w:eastAsiaTheme="majorEastAsia" w:hAnsiTheme="majorHAnsi" w:cstheme="majorBidi"/>
+      <w:b/>
       <w:color w:val="0F4761" w:themeColor="accent1" w:themeShade="BF"/>
       <w:sz w:val="40"/>
       <w:szCs w:val="40"/>
@@ -1304,10 +3922,10 @@
     <w:basedOn w:val="Domylnaczcionkaakapitu"/>
     <w:link w:val="Nagwek2"/>
     <w:uiPriority w:val="9"/>
-    <w:semiHidden/>
-    <w:rsid w:val="00760ABE"/>
+    <w:rsid w:val="008D6C6A"/>
     <w:rPr>
       <w:rFonts w:asciiTheme="majorHAnsi" w:eastAsiaTheme="majorEastAsia" w:hAnsiTheme="majorHAnsi" w:cstheme="majorBidi"/>
+      <w:b/>
       <w:color w:val="0F4761" w:themeColor="accent1" w:themeShade="BF"/>
       <w:sz w:val="32"/>
       <w:szCs w:val="32"/>
@@ -1625,6 +4243,42 @@
       <w14:ligatures w14:val="none"/>
     </w:rPr>
   </w:style>
+  <w:style w:type="paragraph" w:styleId="Spistreci1">
+    <w:name w:val="toc 1"/>
+    <w:basedOn w:val="Normalny"/>
+    <w:next w:val="Normalny"/>
+    <w:autoRedefine/>
+    <w:uiPriority w:val="39"/>
+    <w:unhideWhenUsed/>
+    <w:rsid w:val="008D6C6A"/>
+    <w:pPr>
+      <w:spacing w:after="100"/>
+    </w:pPr>
+  </w:style>
+  <w:style w:type="character" w:styleId="Hipercze">
+    <w:name w:val="Hyperlink"/>
+    <w:basedOn w:val="Domylnaczcionkaakapitu"/>
+    <w:uiPriority w:val="99"/>
+    <w:unhideWhenUsed/>
+    <w:rsid w:val="008D6C6A"/>
+    <w:rPr>
+      <w:color w:val="467886" w:themeColor="hyperlink"/>
+      <w:u w:val="single"/>
+    </w:rPr>
+  </w:style>
+  <w:style w:type="paragraph" w:styleId="Spistreci2">
+    <w:name w:val="toc 2"/>
+    <w:basedOn w:val="Normalny"/>
+    <w:next w:val="Normalny"/>
+    <w:autoRedefine/>
+    <w:uiPriority w:val="39"/>
+    <w:unhideWhenUsed/>
+    <w:rsid w:val="00DE6DC7"/>
+    <w:pPr>
+      <w:spacing w:after="100"/>
+      <w:ind w:left="220"/>
+    </w:pPr>
+  </w:style>
 </w:styles>
 </file>
 
@@ -1701,18 +4355,18 @@
 
 <file path=word/glossary/fontTable.xml><?xml version="1.0" encoding="utf-8"?>
 <w:fonts xmlns:mc="http://schemas.openxmlformats.org/markup-compatibility/2006" xmlns:r="http://schemas.openxmlformats.org/officeDocument/2006/relationships" xmlns:w="http://schemas.openxmlformats.org/wordprocessingml/2006/main" xmlns:w14="http://schemas.microsoft.com/office/word/2010/wordml" xmlns:w15="http://schemas.microsoft.com/office/word/2012/wordml" xmlns:w16cex="http://schemas.microsoft.com/office/word/2018/wordml/cex" xmlns:w16cid="http://schemas.microsoft.com/office/word/2016/wordml/cid" xmlns:w16="http://schemas.microsoft.com/office/word/2018/wordml" xmlns:w16du="http://schemas.microsoft.com/office/word/2023/wordml/word16du" xmlns:w16sdtdh="http://schemas.microsoft.com/office/word/2020/wordml/sdtdatahash" xmlns:w16sdtfl="http://schemas.microsoft.com/office/word/2024/wordml/sdtformatlock" xmlns:w16se="http://schemas.microsoft.com/office/word/2015/wordml/symex" mc:Ignorable="w14 w15 w16se w16cid w16 w16cex w16sdtdh w16sdtfl w16du">
-  <w:font w:name="Aptos">
-    <w:charset w:val="00"/>
-    <w:family w:val="swiss"/>
-    <w:pitch w:val="variable"/>
-    <w:sig w:usb0="20000287" w:usb1="00000003" w:usb2="00000000" w:usb3="00000000" w:csb0="0000019F" w:csb1="00000000"/>
-  </w:font>
   <w:font w:name="Times New Roman">
     <w:panose1 w:val="02020603050405020304"/>
     <w:charset w:val="00"/>
     <w:family w:val="roman"/>
     <w:pitch w:val="variable"/>
     <w:sig w:usb0="E0002EFF" w:usb1="C000785B" w:usb2="00000009" w:usb3="00000000" w:csb0="000001FF" w:csb1="00000000"/>
+  </w:font>
+  <w:font w:name="Aptos">
+    <w:charset w:val="00"/>
+    <w:family w:val="swiss"/>
+    <w:pitch w:val="variable"/>
+    <w:sig w:usb0="20000287" w:usb1="00000003" w:usb2="00000000" w:usb3="00000000" w:csb0="0000019F" w:csb1="00000000"/>
   </w:font>
   <w:font w:name="Aptos Display">
     <w:charset w:val="00"/>
@@ -1741,7 +4395,10 @@
   <w:rsids>
     <w:rsidRoot w:val="00B35849"/>
     <w:rsid w:val="000E588C"/>
+    <w:rsid w:val="00390BBD"/>
     <w:rsid w:val="00464E55"/>
+    <w:rsid w:val="005A5550"/>
+    <w:rsid w:val="00A85697"/>
     <w:rsid w:val="00B35849"/>
   </w:rsids>
   <m:mathPr>

--- a/docs/Zastosowanie narzędzi sztucznej inteligencji do klasyfikacji kart do gry.docx
+++ b/docs/Zastosowanie narzędzi sztucznej inteligencji do klasyfikacji kart do gry.docx
@@ -57,7 +57,7 @@
                         <pic:cNvPicPr/>
                       </pic:nvPicPr>
                       <pic:blipFill>
-                        <a:blip r:embed="rId7" cstate="print">
+                        <a:blip r:embed="rId9" cstate="print">
                           <a:duotone>
                             <a:schemeClr val="accent1">
                               <a:shade val="45000"/>
@@ -518,7 +518,7 @@
                         <pic:cNvPicPr/>
                       </pic:nvPicPr>
                       <pic:blipFill>
-                        <a:blip r:embed="rId8" cstate="print">
+                        <a:blip r:embed="rId10" cstate="print">
                           <a:duotone>
                             <a:schemeClr val="accent1">
                               <a:shade val="45000"/>
@@ -582,6 +582,7 @@
       <w:sdtPr>
         <w:rPr>
           <w:rFonts w:asciiTheme="minorHAnsi" w:eastAsiaTheme="minorHAnsi" w:hAnsiTheme="minorHAnsi" w:cstheme="minorBidi"/>
+          <w:b w:val="0"/>
           <w:color w:val="auto"/>
           <w:kern w:val="2"/>
           <w:sz w:val="22"/>
@@ -607,15 +608,15 @@
             <w:rPr>
               <w:b w:val="0"/>
               <w:bCs/>
-              <w:sz w:val="72"/>
-              <w:szCs w:val="72"/>
+              <w:sz w:val="52"/>
+              <w:szCs w:val="52"/>
             </w:rPr>
           </w:pPr>
           <w:r>
             <w:rPr>
               <w:bCs/>
-              <w:sz w:val="72"/>
-              <w:szCs w:val="72"/>
+              <w:sz w:val="52"/>
+              <w:szCs w:val="52"/>
             </w:rPr>
             <w:t>Spis treści</w:t>
           </w:r>
@@ -630,8 +631,8 @@
             <w:rPr>
               <w:rFonts w:eastAsiaTheme="minorEastAsia"/>
               <w:noProof/>
-              <w:sz w:val="32"/>
-              <w:szCs w:val="32"/>
+              <w:sz w:val="24"/>
+              <w:szCs w:val="24"/>
               <w:lang w:eastAsia="pl-PL"/>
             </w:rPr>
           </w:pPr>
@@ -656,13 +657,11 @@
             </w:rPr>
             <w:fldChar w:fldCharType="separate"/>
           </w:r>
-          <w:hyperlink w:anchor="_Toc242214436" w:history="1">
-            <w:r>
-              <w:rPr>
-                <w:rStyle w:val="Hipercze"/>
-                <w:noProof/>
-                <w:sz w:val="32"/>
-                <w:szCs w:val="32"/>
+          <w:hyperlink w:anchor="_Toc242216327" w:history="1">
+            <w:r>
+              <w:rPr>
+                <w:rStyle w:val="Hipercze"/>
+                <w:noProof/>
               </w:rPr>
               <w:t>1.</w:t>
             </w:r>
@@ -670,8 +669,8 @@
               <w:rPr>
                 <w:rFonts w:eastAsiaTheme="minorEastAsia"/>
                 <w:noProof/>
-                <w:sz w:val="32"/>
-                <w:szCs w:val="32"/>
+                <w:sz w:val="24"/>
+                <w:szCs w:val="24"/>
                 <w:lang w:eastAsia="pl-PL"/>
               </w:rPr>
               <w:tab/>
@@ -680,8 +679,6 @@
               <w:rPr>
                 <w:rStyle w:val="Hipercze"/>
                 <w:noProof/>
-                <w:sz w:val="32"/>
-                <w:szCs w:val="32"/>
               </w:rPr>
               <w:t>Wstęp</w:t>
             </w:r>
@@ -689,17 +686,13 @@
               <w:rPr>
                 <w:noProof/>
                 <w:webHidden/>
-                <w:sz w:val="32"/>
-                <w:szCs w:val="32"/>
-              </w:rPr>
-              <w:tab/>
-            </w:r>
-            <w:r>
-              <w:rPr>
-                <w:noProof/>
-                <w:webHidden/>
-                <w:sz w:val="32"/>
-                <w:szCs w:val="32"/>
+              </w:rPr>
+              <w:tab/>
+            </w:r>
+            <w:r>
+              <w:rPr>
+                <w:noProof/>
+                <w:webHidden/>
               </w:rPr>
               <w:fldChar w:fldCharType="begin"/>
             </w:r>
@@ -707,25 +700,19 @@
               <w:rPr>
                 <w:noProof/>
                 <w:webHidden/>
-                <w:sz w:val="32"/>
-                <w:szCs w:val="32"/>
-              </w:rPr>
-              <w:instrText xml:space="preserve"> PAGEREF _Toc242214436 \h </w:instrText>
-            </w:r>
-            <w:r>
-              <w:rPr>
-                <w:noProof/>
-                <w:webHidden/>
-                <w:sz w:val="32"/>
-                <w:szCs w:val="32"/>
-              </w:rPr>
-            </w:r>
-            <w:r>
-              <w:rPr>
-                <w:noProof/>
-                <w:webHidden/>
-                <w:sz w:val="32"/>
-                <w:szCs w:val="32"/>
+              </w:rPr>
+              <w:instrText xml:space="preserve"> PAGEREF _Toc242216327 \h </w:instrText>
+            </w:r>
+            <w:r>
+              <w:rPr>
+                <w:noProof/>
+                <w:webHidden/>
+              </w:rPr>
+            </w:r>
+            <w:r>
+              <w:rPr>
+                <w:noProof/>
+                <w:webHidden/>
               </w:rPr>
               <w:fldChar w:fldCharType="separate"/>
             </w:r>
@@ -733,17 +720,13 @@
               <w:rPr>
                 <w:noProof/>
                 <w:webHidden/>
-                <w:sz w:val="32"/>
-                <w:szCs w:val="32"/>
-              </w:rPr>
-              <w:t>2</w:t>
-            </w:r>
-            <w:r>
-              <w:rPr>
-                <w:noProof/>
-                <w:webHidden/>
-                <w:sz w:val="32"/>
-                <w:szCs w:val="32"/>
+              </w:rPr>
+              <w:t>3</w:t>
+            </w:r>
+            <w:r>
+              <w:rPr>
+                <w:noProof/>
+                <w:webHidden/>
               </w:rPr>
               <w:fldChar w:fldCharType="end"/>
             </w:r>
@@ -759,18 +742,16 @@
             <w:rPr>
               <w:rFonts w:eastAsiaTheme="minorEastAsia"/>
               <w:noProof/>
-              <w:sz w:val="32"/>
-              <w:szCs w:val="32"/>
+              <w:sz w:val="24"/>
+              <w:szCs w:val="24"/>
               <w:lang w:eastAsia="pl-PL"/>
             </w:rPr>
           </w:pPr>
-          <w:hyperlink w:anchor="_Toc242214437" w:history="1">
-            <w:r>
-              <w:rPr>
-                <w:rStyle w:val="Hipercze"/>
-                <w:noProof/>
-                <w:sz w:val="32"/>
-                <w:szCs w:val="32"/>
+          <w:hyperlink w:anchor="_Toc242216328" w:history="1">
+            <w:r>
+              <w:rPr>
+                <w:rStyle w:val="Hipercze"/>
+                <w:noProof/>
               </w:rPr>
               <w:t>2.</w:t>
             </w:r>
@@ -778,8 +759,8 @@
               <w:rPr>
                 <w:rFonts w:eastAsiaTheme="minorEastAsia"/>
                 <w:noProof/>
-                <w:sz w:val="32"/>
-                <w:szCs w:val="32"/>
+                <w:sz w:val="24"/>
+                <w:szCs w:val="24"/>
                 <w:lang w:eastAsia="pl-PL"/>
               </w:rPr>
               <w:tab/>
@@ -788,8 +769,6 @@
               <w:rPr>
                 <w:rStyle w:val="Hipercze"/>
                 <w:noProof/>
-                <w:sz w:val="32"/>
-                <w:szCs w:val="32"/>
               </w:rPr>
               <w:t>Podstawy teoretyczne</w:t>
             </w:r>
@@ -797,17 +776,13 @@
               <w:rPr>
                 <w:noProof/>
                 <w:webHidden/>
-                <w:sz w:val="32"/>
-                <w:szCs w:val="32"/>
-              </w:rPr>
-              <w:tab/>
-            </w:r>
-            <w:r>
-              <w:rPr>
-                <w:noProof/>
-                <w:webHidden/>
-                <w:sz w:val="32"/>
-                <w:szCs w:val="32"/>
+              </w:rPr>
+              <w:tab/>
+            </w:r>
+            <w:r>
+              <w:rPr>
+                <w:noProof/>
+                <w:webHidden/>
               </w:rPr>
               <w:fldChar w:fldCharType="begin"/>
             </w:r>
@@ -815,25 +790,19 @@
               <w:rPr>
                 <w:noProof/>
                 <w:webHidden/>
-                <w:sz w:val="32"/>
-                <w:szCs w:val="32"/>
-              </w:rPr>
-              <w:instrText xml:space="preserve"> PAGEREF _Toc242214437 \h </w:instrText>
-            </w:r>
-            <w:r>
-              <w:rPr>
-                <w:noProof/>
-                <w:webHidden/>
-                <w:sz w:val="32"/>
-                <w:szCs w:val="32"/>
-              </w:rPr>
-            </w:r>
-            <w:r>
-              <w:rPr>
-                <w:noProof/>
-                <w:webHidden/>
-                <w:sz w:val="32"/>
-                <w:szCs w:val="32"/>
+              </w:rPr>
+              <w:instrText xml:space="preserve"> PAGEREF _Toc242216328 \h </w:instrText>
+            </w:r>
+            <w:r>
+              <w:rPr>
+                <w:noProof/>
+                <w:webHidden/>
+              </w:rPr>
+            </w:r>
+            <w:r>
+              <w:rPr>
+                <w:noProof/>
+                <w:webHidden/>
               </w:rPr>
               <w:fldChar w:fldCharType="separate"/>
             </w:r>
@@ -841,17 +810,13 @@
               <w:rPr>
                 <w:noProof/>
                 <w:webHidden/>
-                <w:sz w:val="32"/>
-                <w:szCs w:val="32"/>
-              </w:rPr>
-              <w:t>2</w:t>
-            </w:r>
-            <w:r>
-              <w:rPr>
-                <w:noProof/>
-                <w:webHidden/>
-                <w:sz w:val="32"/>
-                <w:szCs w:val="32"/>
+              </w:rPr>
+              <w:t>3</w:t>
+            </w:r>
+            <w:r>
+              <w:rPr>
+                <w:noProof/>
+                <w:webHidden/>
               </w:rPr>
               <w:fldChar w:fldCharType="end"/>
             </w:r>
@@ -867,18 +832,16 @@
             <w:rPr>
               <w:rFonts w:eastAsiaTheme="minorEastAsia"/>
               <w:noProof/>
-              <w:sz w:val="32"/>
-              <w:szCs w:val="32"/>
+              <w:sz w:val="24"/>
+              <w:szCs w:val="24"/>
               <w:lang w:eastAsia="pl-PL"/>
             </w:rPr>
           </w:pPr>
-          <w:hyperlink w:anchor="_Toc242214438" w:history="1">
-            <w:r>
-              <w:rPr>
-                <w:rStyle w:val="Hipercze"/>
-                <w:noProof/>
-                <w:sz w:val="32"/>
-                <w:szCs w:val="32"/>
+          <w:hyperlink w:anchor="_Toc242216329" w:history="1">
+            <w:r>
+              <w:rPr>
+                <w:rStyle w:val="Hipercze"/>
+                <w:noProof/>
               </w:rPr>
               <w:t>2.1.</w:t>
             </w:r>
@@ -886,8 +849,8 @@
               <w:rPr>
                 <w:rFonts w:eastAsiaTheme="minorEastAsia"/>
                 <w:noProof/>
-                <w:sz w:val="32"/>
-                <w:szCs w:val="32"/>
+                <w:sz w:val="24"/>
+                <w:szCs w:val="24"/>
                 <w:lang w:eastAsia="pl-PL"/>
               </w:rPr>
               <w:tab/>
@@ -896,26 +859,20 @@
               <w:rPr>
                 <w:rStyle w:val="Hipercze"/>
                 <w:noProof/>
-                <w:sz w:val="32"/>
-                <w:szCs w:val="32"/>
-              </w:rPr>
-              <w:t>Uczenie maszynowe i głębokie</w:t>
-            </w:r>
-            <w:r>
-              <w:rPr>
-                <w:noProof/>
-                <w:webHidden/>
-                <w:sz w:val="32"/>
-                <w:szCs w:val="32"/>
-              </w:rPr>
-              <w:tab/>
-            </w:r>
-            <w:r>
-              <w:rPr>
-                <w:noProof/>
-                <w:webHidden/>
-                <w:sz w:val="32"/>
-                <w:szCs w:val="32"/>
+              </w:rPr>
+              <w:t>Uczenie maszynowe i sieci neuronowe</w:t>
+            </w:r>
+            <w:r>
+              <w:rPr>
+                <w:noProof/>
+                <w:webHidden/>
+              </w:rPr>
+              <w:tab/>
+            </w:r>
+            <w:r>
+              <w:rPr>
+                <w:noProof/>
+                <w:webHidden/>
               </w:rPr>
               <w:fldChar w:fldCharType="begin"/>
             </w:r>
@@ -923,25 +880,19 @@
               <w:rPr>
                 <w:noProof/>
                 <w:webHidden/>
-                <w:sz w:val="32"/>
-                <w:szCs w:val="32"/>
-              </w:rPr>
-              <w:instrText xml:space="preserve"> PAGEREF _Toc242214438 \h </w:instrText>
-            </w:r>
-            <w:r>
-              <w:rPr>
-                <w:noProof/>
-                <w:webHidden/>
-                <w:sz w:val="32"/>
-                <w:szCs w:val="32"/>
-              </w:rPr>
-            </w:r>
-            <w:r>
-              <w:rPr>
-                <w:noProof/>
-                <w:webHidden/>
-                <w:sz w:val="32"/>
-                <w:szCs w:val="32"/>
+              </w:rPr>
+              <w:instrText xml:space="preserve"> PAGEREF _Toc242216329 \h </w:instrText>
+            </w:r>
+            <w:r>
+              <w:rPr>
+                <w:noProof/>
+                <w:webHidden/>
+              </w:rPr>
+            </w:r>
+            <w:r>
+              <w:rPr>
+                <w:noProof/>
+                <w:webHidden/>
               </w:rPr>
               <w:fldChar w:fldCharType="separate"/>
             </w:r>
@@ -949,17 +900,13 @@
               <w:rPr>
                 <w:noProof/>
                 <w:webHidden/>
-                <w:sz w:val="32"/>
-                <w:szCs w:val="32"/>
-              </w:rPr>
-              <w:t>2</w:t>
-            </w:r>
-            <w:r>
-              <w:rPr>
-                <w:noProof/>
-                <w:webHidden/>
-                <w:sz w:val="32"/>
-                <w:szCs w:val="32"/>
+              </w:rPr>
+              <w:t>3</w:t>
+            </w:r>
+            <w:r>
+              <w:rPr>
+                <w:noProof/>
+                <w:webHidden/>
               </w:rPr>
               <w:fldChar w:fldCharType="end"/>
             </w:r>
@@ -975,18 +922,16 @@
             <w:rPr>
               <w:rFonts w:eastAsiaTheme="minorEastAsia"/>
               <w:noProof/>
-              <w:sz w:val="32"/>
-              <w:szCs w:val="32"/>
+              <w:sz w:val="24"/>
+              <w:szCs w:val="24"/>
               <w:lang w:eastAsia="pl-PL"/>
             </w:rPr>
           </w:pPr>
-          <w:hyperlink w:anchor="_Toc242214439" w:history="1">
-            <w:r>
-              <w:rPr>
-                <w:rStyle w:val="Hipercze"/>
-                <w:noProof/>
-                <w:sz w:val="32"/>
-                <w:szCs w:val="32"/>
+          <w:hyperlink w:anchor="_Toc242216330" w:history="1">
+            <w:r>
+              <w:rPr>
+                <w:rStyle w:val="Hipercze"/>
+                <w:noProof/>
               </w:rPr>
               <w:t>2.2.</w:t>
             </w:r>
@@ -994,8 +939,8 @@
               <w:rPr>
                 <w:rFonts w:eastAsiaTheme="minorEastAsia"/>
                 <w:noProof/>
-                <w:sz w:val="32"/>
-                <w:szCs w:val="32"/>
+                <w:sz w:val="24"/>
+                <w:szCs w:val="24"/>
                 <w:lang w:eastAsia="pl-PL"/>
               </w:rPr>
               <w:tab/>
@@ -1004,26 +949,20 @@
               <w:rPr>
                 <w:rStyle w:val="Hipercze"/>
                 <w:noProof/>
-                <w:sz w:val="32"/>
-                <w:szCs w:val="32"/>
-              </w:rPr>
-              <w:t>Widzenie komputerowe</w:t>
-            </w:r>
-            <w:r>
-              <w:rPr>
-                <w:noProof/>
-                <w:webHidden/>
-                <w:sz w:val="32"/>
-                <w:szCs w:val="32"/>
-              </w:rPr>
-              <w:tab/>
-            </w:r>
-            <w:r>
-              <w:rPr>
-                <w:noProof/>
-                <w:webHidden/>
-                <w:sz w:val="32"/>
-                <w:szCs w:val="32"/>
+              </w:rPr>
+              <w:t>Klasyczne przetwarzanie obrazu</w:t>
+            </w:r>
+            <w:r>
+              <w:rPr>
+                <w:noProof/>
+                <w:webHidden/>
+              </w:rPr>
+              <w:tab/>
+            </w:r>
+            <w:r>
+              <w:rPr>
+                <w:noProof/>
+                <w:webHidden/>
               </w:rPr>
               <w:fldChar w:fldCharType="begin"/>
             </w:r>
@@ -1031,25 +970,19 @@
               <w:rPr>
                 <w:noProof/>
                 <w:webHidden/>
-                <w:sz w:val="32"/>
-                <w:szCs w:val="32"/>
-              </w:rPr>
-              <w:instrText xml:space="preserve"> PAGEREF _Toc242214439 \h </w:instrText>
-            </w:r>
-            <w:r>
-              <w:rPr>
-                <w:noProof/>
-                <w:webHidden/>
-                <w:sz w:val="32"/>
-                <w:szCs w:val="32"/>
-              </w:rPr>
-            </w:r>
-            <w:r>
-              <w:rPr>
-                <w:noProof/>
-                <w:webHidden/>
-                <w:sz w:val="32"/>
-                <w:szCs w:val="32"/>
+              </w:rPr>
+              <w:instrText xml:space="preserve"> PAGEREF _Toc242216330 \h </w:instrText>
+            </w:r>
+            <w:r>
+              <w:rPr>
+                <w:noProof/>
+                <w:webHidden/>
+              </w:rPr>
+            </w:r>
+            <w:r>
+              <w:rPr>
+                <w:noProof/>
+                <w:webHidden/>
               </w:rPr>
               <w:fldChar w:fldCharType="separate"/>
             </w:r>
@@ -1057,17 +990,13 @@
               <w:rPr>
                 <w:noProof/>
                 <w:webHidden/>
-                <w:sz w:val="32"/>
-                <w:szCs w:val="32"/>
-              </w:rPr>
-              <w:t>2</w:t>
-            </w:r>
-            <w:r>
-              <w:rPr>
-                <w:noProof/>
-                <w:webHidden/>
-                <w:sz w:val="32"/>
-                <w:szCs w:val="32"/>
+              </w:rPr>
+              <w:t>3</w:t>
+            </w:r>
+            <w:r>
+              <w:rPr>
+                <w:noProof/>
+                <w:webHidden/>
               </w:rPr>
               <w:fldChar w:fldCharType="end"/>
             </w:r>
@@ -1083,18 +1012,16 @@
             <w:rPr>
               <w:rFonts w:eastAsiaTheme="minorEastAsia"/>
               <w:noProof/>
-              <w:sz w:val="32"/>
-              <w:szCs w:val="32"/>
+              <w:sz w:val="24"/>
+              <w:szCs w:val="24"/>
               <w:lang w:eastAsia="pl-PL"/>
             </w:rPr>
           </w:pPr>
-          <w:hyperlink w:anchor="_Toc242214440" w:history="1">
-            <w:r>
-              <w:rPr>
-                <w:rStyle w:val="Hipercze"/>
-                <w:noProof/>
-                <w:sz w:val="32"/>
-                <w:szCs w:val="32"/>
+          <w:hyperlink w:anchor="_Toc242216331" w:history="1">
+            <w:r>
+              <w:rPr>
+                <w:rStyle w:val="Hipercze"/>
+                <w:noProof/>
               </w:rPr>
               <w:t>2.3.</w:t>
             </w:r>
@@ -1102,8 +1029,8 @@
               <w:rPr>
                 <w:rFonts w:eastAsiaTheme="minorEastAsia"/>
                 <w:noProof/>
-                <w:sz w:val="32"/>
-                <w:szCs w:val="32"/>
+                <w:sz w:val="24"/>
+                <w:szCs w:val="24"/>
                 <w:lang w:eastAsia="pl-PL"/>
               </w:rPr>
               <w:tab/>
@@ -1112,8 +1039,6 @@
               <w:rPr>
                 <w:rStyle w:val="Hipercze"/>
                 <w:noProof/>
-                <w:sz w:val="32"/>
-                <w:szCs w:val="32"/>
               </w:rPr>
               <w:t>Sieci konwolucyjne</w:t>
             </w:r>
@@ -1121,17 +1046,13 @@
               <w:rPr>
                 <w:noProof/>
                 <w:webHidden/>
-                <w:sz w:val="32"/>
-                <w:szCs w:val="32"/>
-              </w:rPr>
-              <w:tab/>
-            </w:r>
-            <w:r>
-              <w:rPr>
-                <w:noProof/>
-                <w:webHidden/>
-                <w:sz w:val="32"/>
-                <w:szCs w:val="32"/>
+              </w:rPr>
+              <w:tab/>
+            </w:r>
+            <w:r>
+              <w:rPr>
+                <w:noProof/>
+                <w:webHidden/>
               </w:rPr>
               <w:fldChar w:fldCharType="begin"/>
             </w:r>
@@ -1139,25 +1060,19 @@
               <w:rPr>
                 <w:noProof/>
                 <w:webHidden/>
-                <w:sz w:val="32"/>
-                <w:szCs w:val="32"/>
-              </w:rPr>
-              <w:instrText xml:space="preserve"> PAGEREF _Toc242214440 \h </w:instrText>
-            </w:r>
-            <w:r>
-              <w:rPr>
-                <w:noProof/>
-                <w:webHidden/>
-                <w:sz w:val="32"/>
-                <w:szCs w:val="32"/>
-              </w:rPr>
-            </w:r>
-            <w:r>
-              <w:rPr>
-                <w:noProof/>
-                <w:webHidden/>
-                <w:sz w:val="32"/>
-                <w:szCs w:val="32"/>
+              </w:rPr>
+              <w:instrText xml:space="preserve"> PAGEREF _Toc242216331 \h </w:instrText>
+            </w:r>
+            <w:r>
+              <w:rPr>
+                <w:noProof/>
+                <w:webHidden/>
+              </w:rPr>
+            </w:r>
+            <w:r>
+              <w:rPr>
+                <w:noProof/>
+                <w:webHidden/>
               </w:rPr>
               <w:fldChar w:fldCharType="separate"/>
             </w:r>
@@ -1165,17 +1080,13 @@
               <w:rPr>
                 <w:noProof/>
                 <w:webHidden/>
-                <w:sz w:val="32"/>
-                <w:szCs w:val="32"/>
-              </w:rPr>
-              <w:t>2</w:t>
-            </w:r>
-            <w:r>
-              <w:rPr>
-                <w:noProof/>
-                <w:webHidden/>
-                <w:sz w:val="32"/>
-                <w:szCs w:val="32"/>
+              </w:rPr>
+              <w:t>3</w:t>
+            </w:r>
+            <w:r>
+              <w:rPr>
+                <w:noProof/>
+                <w:webHidden/>
               </w:rPr>
               <w:fldChar w:fldCharType="end"/>
             </w:r>
@@ -1191,18 +1102,16 @@
             <w:rPr>
               <w:rFonts w:eastAsiaTheme="minorEastAsia"/>
               <w:noProof/>
-              <w:sz w:val="32"/>
-              <w:szCs w:val="32"/>
+              <w:sz w:val="24"/>
+              <w:szCs w:val="24"/>
               <w:lang w:eastAsia="pl-PL"/>
             </w:rPr>
           </w:pPr>
-          <w:hyperlink w:anchor="_Toc242214441" w:history="1">
-            <w:r>
-              <w:rPr>
-                <w:rStyle w:val="Hipercze"/>
-                <w:noProof/>
-                <w:sz w:val="32"/>
-                <w:szCs w:val="32"/>
+          <w:hyperlink w:anchor="_Toc242216332" w:history="1">
+            <w:r>
+              <w:rPr>
+                <w:rStyle w:val="Hipercze"/>
+                <w:noProof/>
               </w:rPr>
               <w:t>2.4.</w:t>
             </w:r>
@@ -1210,8 +1119,8 @@
               <w:rPr>
                 <w:rFonts w:eastAsiaTheme="minorEastAsia"/>
                 <w:noProof/>
-                <w:sz w:val="32"/>
-                <w:szCs w:val="32"/>
+                <w:sz w:val="24"/>
+                <w:szCs w:val="24"/>
                 <w:lang w:eastAsia="pl-PL"/>
               </w:rPr>
               <w:tab/>
@@ -1220,8 +1129,6 @@
               <w:rPr>
                 <w:rStyle w:val="Hipercze"/>
                 <w:noProof/>
-                <w:sz w:val="32"/>
-                <w:szCs w:val="32"/>
               </w:rPr>
               <w:t>Klasyfikacja obrazów</w:t>
             </w:r>
@@ -1229,17 +1136,13 @@
               <w:rPr>
                 <w:noProof/>
                 <w:webHidden/>
-                <w:sz w:val="32"/>
-                <w:szCs w:val="32"/>
-              </w:rPr>
-              <w:tab/>
-            </w:r>
-            <w:r>
-              <w:rPr>
-                <w:noProof/>
-                <w:webHidden/>
-                <w:sz w:val="32"/>
-                <w:szCs w:val="32"/>
+              </w:rPr>
+              <w:tab/>
+            </w:r>
+            <w:r>
+              <w:rPr>
+                <w:noProof/>
+                <w:webHidden/>
               </w:rPr>
               <w:fldChar w:fldCharType="begin"/>
             </w:r>
@@ -1247,25 +1150,19 @@
               <w:rPr>
                 <w:noProof/>
                 <w:webHidden/>
-                <w:sz w:val="32"/>
-                <w:szCs w:val="32"/>
-              </w:rPr>
-              <w:instrText xml:space="preserve"> PAGEREF _Toc242214441 \h </w:instrText>
-            </w:r>
-            <w:r>
-              <w:rPr>
-                <w:noProof/>
-                <w:webHidden/>
-                <w:sz w:val="32"/>
-                <w:szCs w:val="32"/>
-              </w:rPr>
-            </w:r>
-            <w:r>
-              <w:rPr>
-                <w:noProof/>
-                <w:webHidden/>
-                <w:sz w:val="32"/>
-                <w:szCs w:val="32"/>
+              </w:rPr>
+              <w:instrText xml:space="preserve"> PAGEREF _Toc242216332 \h </w:instrText>
+            </w:r>
+            <w:r>
+              <w:rPr>
+                <w:noProof/>
+                <w:webHidden/>
+              </w:rPr>
+            </w:r>
+            <w:r>
+              <w:rPr>
+                <w:noProof/>
+                <w:webHidden/>
               </w:rPr>
               <w:fldChar w:fldCharType="separate"/>
             </w:r>
@@ -1273,17 +1170,13 @@
               <w:rPr>
                 <w:noProof/>
                 <w:webHidden/>
-                <w:sz w:val="32"/>
-                <w:szCs w:val="32"/>
-              </w:rPr>
-              <w:t>2</w:t>
-            </w:r>
-            <w:r>
-              <w:rPr>
-                <w:noProof/>
-                <w:webHidden/>
-                <w:sz w:val="32"/>
-                <w:szCs w:val="32"/>
+              </w:rPr>
+              <w:t>3</w:t>
+            </w:r>
+            <w:r>
+              <w:rPr>
+                <w:noProof/>
+                <w:webHidden/>
               </w:rPr>
               <w:fldChar w:fldCharType="end"/>
             </w:r>
@@ -1299,18 +1192,16 @@
             <w:rPr>
               <w:rFonts w:eastAsiaTheme="minorEastAsia"/>
               <w:noProof/>
-              <w:sz w:val="32"/>
-              <w:szCs w:val="32"/>
+              <w:sz w:val="24"/>
+              <w:szCs w:val="24"/>
               <w:lang w:eastAsia="pl-PL"/>
             </w:rPr>
           </w:pPr>
-          <w:hyperlink w:anchor="_Toc242214442" w:history="1">
-            <w:r>
-              <w:rPr>
-                <w:rStyle w:val="Hipercze"/>
-                <w:noProof/>
-                <w:sz w:val="32"/>
-                <w:szCs w:val="32"/>
+          <w:hyperlink w:anchor="_Toc242216333" w:history="1">
+            <w:r>
+              <w:rPr>
+                <w:rStyle w:val="Hipercze"/>
+                <w:noProof/>
               </w:rPr>
               <w:t>2.5.</w:t>
             </w:r>
@@ -1318,8 +1209,8 @@
               <w:rPr>
                 <w:rFonts w:eastAsiaTheme="minorEastAsia"/>
                 <w:noProof/>
-                <w:sz w:val="32"/>
-                <w:szCs w:val="32"/>
+                <w:sz w:val="24"/>
+                <w:szCs w:val="24"/>
                 <w:lang w:eastAsia="pl-PL"/>
               </w:rPr>
               <w:tab/>
@@ -1328,26 +1219,20 @@
               <w:rPr>
                 <w:rStyle w:val="Hipercze"/>
                 <w:noProof/>
-                <w:sz w:val="32"/>
-                <w:szCs w:val="32"/>
-              </w:rPr>
-              <w:t>Detekcja obiektów i rodzina YOLO</w:t>
-            </w:r>
-            <w:r>
-              <w:rPr>
-                <w:noProof/>
-                <w:webHidden/>
-                <w:sz w:val="32"/>
-                <w:szCs w:val="32"/>
-              </w:rPr>
-              <w:tab/>
-            </w:r>
-            <w:r>
-              <w:rPr>
-                <w:noProof/>
-                <w:webHidden/>
-                <w:sz w:val="32"/>
-                <w:szCs w:val="32"/>
+              </w:rPr>
+              <w:t>Detekcja obiektów i YOLO</w:t>
+            </w:r>
+            <w:r>
+              <w:rPr>
+                <w:noProof/>
+                <w:webHidden/>
+              </w:rPr>
+              <w:tab/>
+            </w:r>
+            <w:r>
+              <w:rPr>
+                <w:noProof/>
+                <w:webHidden/>
               </w:rPr>
               <w:fldChar w:fldCharType="begin"/>
             </w:r>
@@ -1355,25 +1240,19 @@
               <w:rPr>
                 <w:noProof/>
                 <w:webHidden/>
-                <w:sz w:val="32"/>
-                <w:szCs w:val="32"/>
-              </w:rPr>
-              <w:instrText xml:space="preserve"> PAGEREF _Toc242214442 \h </w:instrText>
-            </w:r>
-            <w:r>
-              <w:rPr>
-                <w:noProof/>
-                <w:webHidden/>
-                <w:sz w:val="32"/>
-                <w:szCs w:val="32"/>
-              </w:rPr>
-            </w:r>
-            <w:r>
-              <w:rPr>
-                <w:noProof/>
-                <w:webHidden/>
-                <w:sz w:val="32"/>
-                <w:szCs w:val="32"/>
+              </w:rPr>
+              <w:instrText xml:space="preserve"> PAGEREF _Toc242216333 \h </w:instrText>
+            </w:r>
+            <w:r>
+              <w:rPr>
+                <w:noProof/>
+                <w:webHidden/>
+              </w:rPr>
+            </w:r>
+            <w:r>
+              <w:rPr>
+                <w:noProof/>
+                <w:webHidden/>
               </w:rPr>
               <w:fldChar w:fldCharType="separate"/>
             </w:r>
@@ -1381,17 +1260,13 @@
               <w:rPr>
                 <w:noProof/>
                 <w:webHidden/>
-                <w:sz w:val="32"/>
-                <w:szCs w:val="32"/>
-              </w:rPr>
-              <w:t>2</w:t>
-            </w:r>
-            <w:r>
-              <w:rPr>
-                <w:noProof/>
-                <w:webHidden/>
-                <w:sz w:val="32"/>
-                <w:szCs w:val="32"/>
+              </w:rPr>
+              <w:t>3</w:t>
+            </w:r>
+            <w:r>
+              <w:rPr>
+                <w:noProof/>
+                <w:webHidden/>
               </w:rPr>
               <w:fldChar w:fldCharType="end"/>
             </w:r>
@@ -1407,18 +1282,16 @@
             <w:rPr>
               <w:rFonts w:eastAsiaTheme="minorEastAsia"/>
               <w:noProof/>
-              <w:sz w:val="32"/>
-              <w:szCs w:val="32"/>
+              <w:sz w:val="24"/>
+              <w:szCs w:val="24"/>
               <w:lang w:eastAsia="pl-PL"/>
             </w:rPr>
           </w:pPr>
-          <w:hyperlink w:anchor="_Toc242214443" w:history="1">
-            <w:r>
-              <w:rPr>
-                <w:rStyle w:val="Hipercze"/>
-                <w:noProof/>
-                <w:sz w:val="32"/>
-                <w:szCs w:val="32"/>
+          <w:hyperlink w:anchor="_Toc242216334" w:history="1">
+            <w:r>
+              <w:rPr>
+                <w:rStyle w:val="Hipercze"/>
+                <w:noProof/>
               </w:rPr>
               <w:t>2.6.</w:t>
             </w:r>
@@ -1426,8 +1299,8 @@
               <w:rPr>
                 <w:rFonts w:eastAsiaTheme="minorEastAsia"/>
                 <w:noProof/>
-                <w:sz w:val="32"/>
-                <w:szCs w:val="32"/>
+                <w:sz w:val="24"/>
+                <w:szCs w:val="24"/>
                 <w:lang w:eastAsia="pl-PL"/>
               </w:rPr>
               <w:tab/>
@@ -1436,8 +1309,6 @@
               <w:rPr>
                 <w:rStyle w:val="Hipercze"/>
                 <w:noProof/>
-                <w:sz w:val="32"/>
-                <w:szCs w:val="32"/>
               </w:rPr>
               <w:t>Transfer learning</w:t>
             </w:r>
@@ -1445,17 +1316,13 @@
               <w:rPr>
                 <w:noProof/>
                 <w:webHidden/>
-                <w:sz w:val="32"/>
-                <w:szCs w:val="32"/>
-              </w:rPr>
-              <w:tab/>
-            </w:r>
-            <w:r>
-              <w:rPr>
-                <w:noProof/>
-                <w:webHidden/>
-                <w:sz w:val="32"/>
-                <w:szCs w:val="32"/>
+              </w:rPr>
+              <w:tab/>
+            </w:r>
+            <w:r>
+              <w:rPr>
+                <w:noProof/>
+                <w:webHidden/>
               </w:rPr>
               <w:fldChar w:fldCharType="begin"/>
             </w:r>
@@ -1463,25 +1330,19 @@
               <w:rPr>
                 <w:noProof/>
                 <w:webHidden/>
-                <w:sz w:val="32"/>
-                <w:szCs w:val="32"/>
-              </w:rPr>
-              <w:instrText xml:space="preserve"> PAGEREF _Toc242214443 \h </w:instrText>
-            </w:r>
-            <w:r>
-              <w:rPr>
-                <w:noProof/>
-                <w:webHidden/>
-                <w:sz w:val="32"/>
-                <w:szCs w:val="32"/>
-              </w:rPr>
-            </w:r>
-            <w:r>
-              <w:rPr>
-                <w:noProof/>
-                <w:webHidden/>
-                <w:sz w:val="32"/>
-                <w:szCs w:val="32"/>
+              </w:rPr>
+              <w:instrText xml:space="preserve"> PAGEREF _Toc242216334 \h </w:instrText>
+            </w:r>
+            <w:r>
+              <w:rPr>
+                <w:noProof/>
+                <w:webHidden/>
+              </w:rPr>
+            </w:r>
+            <w:r>
+              <w:rPr>
+                <w:noProof/>
+                <w:webHidden/>
               </w:rPr>
               <w:fldChar w:fldCharType="separate"/>
             </w:r>
@@ -1489,17 +1350,13 @@
               <w:rPr>
                 <w:noProof/>
                 <w:webHidden/>
-                <w:sz w:val="32"/>
-                <w:szCs w:val="32"/>
-              </w:rPr>
-              <w:t>2</w:t>
-            </w:r>
-            <w:r>
-              <w:rPr>
-                <w:noProof/>
-                <w:webHidden/>
-                <w:sz w:val="32"/>
-                <w:szCs w:val="32"/>
+              </w:rPr>
+              <w:t>3</w:t>
+            </w:r>
+            <w:r>
+              <w:rPr>
+                <w:noProof/>
+                <w:webHidden/>
               </w:rPr>
               <w:fldChar w:fldCharType="end"/>
             </w:r>
@@ -1515,18 +1372,16 @@
             <w:rPr>
               <w:rFonts w:eastAsiaTheme="minorEastAsia"/>
               <w:noProof/>
-              <w:sz w:val="32"/>
-              <w:szCs w:val="32"/>
+              <w:sz w:val="24"/>
+              <w:szCs w:val="24"/>
               <w:lang w:eastAsia="pl-PL"/>
             </w:rPr>
           </w:pPr>
-          <w:hyperlink w:anchor="_Toc242214444" w:history="1">
-            <w:r>
-              <w:rPr>
-                <w:rStyle w:val="Hipercze"/>
-                <w:noProof/>
-                <w:sz w:val="32"/>
-                <w:szCs w:val="32"/>
+          <w:hyperlink w:anchor="_Toc242216335" w:history="1">
+            <w:r>
+              <w:rPr>
+                <w:rStyle w:val="Hipercze"/>
+                <w:noProof/>
               </w:rPr>
               <w:t>2.7.</w:t>
             </w:r>
@@ -1534,8 +1389,8 @@
               <w:rPr>
                 <w:rFonts w:eastAsiaTheme="minorEastAsia"/>
                 <w:noProof/>
-                <w:sz w:val="32"/>
-                <w:szCs w:val="32"/>
+                <w:sz w:val="24"/>
+                <w:szCs w:val="24"/>
                 <w:lang w:eastAsia="pl-PL"/>
               </w:rPr>
               <w:tab/>
@@ -1544,8 +1399,6 @@
               <w:rPr>
                 <w:rStyle w:val="Hipercze"/>
                 <w:noProof/>
-                <w:sz w:val="32"/>
-                <w:szCs w:val="32"/>
               </w:rPr>
               <w:t>Augmentacja danych</w:t>
             </w:r>
@@ -1553,17 +1406,13 @@
               <w:rPr>
                 <w:noProof/>
                 <w:webHidden/>
-                <w:sz w:val="32"/>
-                <w:szCs w:val="32"/>
-              </w:rPr>
-              <w:tab/>
-            </w:r>
-            <w:r>
-              <w:rPr>
-                <w:noProof/>
-                <w:webHidden/>
-                <w:sz w:val="32"/>
-                <w:szCs w:val="32"/>
+              </w:rPr>
+              <w:tab/>
+            </w:r>
+            <w:r>
+              <w:rPr>
+                <w:noProof/>
+                <w:webHidden/>
               </w:rPr>
               <w:fldChar w:fldCharType="begin"/>
             </w:r>
@@ -1571,25 +1420,19 @@
               <w:rPr>
                 <w:noProof/>
                 <w:webHidden/>
-                <w:sz w:val="32"/>
-                <w:szCs w:val="32"/>
-              </w:rPr>
-              <w:instrText xml:space="preserve"> PAGEREF _Toc242214444 \h </w:instrText>
-            </w:r>
-            <w:r>
-              <w:rPr>
-                <w:noProof/>
-                <w:webHidden/>
-                <w:sz w:val="32"/>
-                <w:szCs w:val="32"/>
-              </w:rPr>
-            </w:r>
-            <w:r>
-              <w:rPr>
-                <w:noProof/>
-                <w:webHidden/>
-                <w:sz w:val="32"/>
-                <w:szCs w:val="32"/>
+              </w:rPr>
+              <w:instrText xml:space="preserve"> PAGEREF _Toc242216335 \h </w:instrText>
+            </w:r>
+            <w:r>
+              <w:rPr>
+                <w:noProof/>
+                <w:webHidden/>
+              </w:rPr>
+            </w:r>
+            <w:r>
+              <w:rPr>
+                <w:noProof/>
+                <w:webHidden/>
               </w:rPr>
               <w:fldChar w:fldCharType="separate"/>
             </w:r>
@@ -1597,17 +1440,13 @@
               <w:rPr>
                 <w:noProof/>
                 <w:webHidden/>
-                <w:sz w:val="32"/>
-                <w:szCs w:val="32"/>
-              </w:rPr>
-              <w:t>2</w:t>
-            </w:r>
-            <w:r>
-              <w:rPr>
-                <w:noProof/>
-                <w:webHidden/>
-                <w:sz w:val="32"/>
-                <w:szCs w:val="32"/>
+              </w:rPr>
+              <w:t>3</w:t>
+            </w:r>
+            <w:r>
+              <w:rPr>
+                <w:noProof/>
+                <w:webHidden/>
               </w:rPr>
               <w:fldChar w:fldCharType="end"/>
             </w:r>
@@ -1623,18 +1462,16 @@
             <w:rPr>
               <w:rFonts w:eastAsiaTheme="minorEastAsia"/>
               <w:noProof/>
-              <w:sz w:val="32"/>
-              <w:szCs w:val="32"/>
+              <w:sz w:val="24"/>
+              <w:szCs w:val="24"/>
               <w:lang w:eastAsia="pl-PL"/>
             </w:rPr>
           </w:pPr>
-          <w:hyperlink w:anchor="_Toc242214445" w:history="1">
-            <w:r>
-              <w:rPr>
-                <w:rStyle w:val="Hipercze"/>
-                <w:noProof/>
-                <w:sz w:val="32"/>
-                <w:szCs w:val="32"/>
+          <w:hyperlink w:anchor="_Toc242216336" w:history="1">
+            <w:r>
+              <w:rPr>
+                <w:rStyle w:val="Hipercze"/>
+                <w:noProof/>
               </w:rPr>
               <w:t>2.8.</w:t>
             </w:r>
@@ -1642,8 +1479,8 @@
               <w:rPr>
                 <w:rFonts w:eastAsiaTheme="minorEastAsia"/>
                 <w:noProof/>
-                <w:sz w:val="32"/>
-                <w:szCs w:val="32"/>
+                <w:sz w:val="24"/>
+                <w:szCs w:val="24"/>
                 <w:lang w:eastAsia="pl-PL"/>
               </w:rPr>
               <w:tab/>
@@ -1652,26 +1489,20 @@
               <w:rPr>
                 <w:rStyle w:val="Hipercze"/>
                 <w:noProof/>
-                <w:sz w:val="32"/>
-                <w:szCs w:val="32"/>
-              </w:rPr>
-              <w:t>Metryki</w:t>
-            </w:r>
-            <w:r>
-              <w:rPr>
-                <w:noProof/>
-                <w:webHidden/>
-                <w:sz w:val="32"/>
-                <w:szCs w:val="32"/>
-              </w:rPr>
-              <w:tab/>
-            </w:r>
-            <w:r>
-              <w:rPr>
-                <w:noProof/>
-                <w:webHidden/>
-                <w:sz w:val="32"/>
-                <w:szCs w:val="32"/>
+              </w:rPr>
+              <w:t>Miary jakości modeli</w:t>
+            </w:r>
+            <w:r>
+              <w:rPr>
+                <w:noProof/>
+                <w:webHidden/>
+              </w:rPr>
+              <w:tab/>
+            </w:r>
+            <w:r>
+              <w:rPr>
+                <w:noProof/>
+                <w:webHidden/>
               </w:rPr>
               <w:fldChar w:fldCharType="begin"/>
             </w:r>
@@ -1679,25 +1510,19 @@
               <w:rPr>
                 <w:noProof/>
                 <w:webHidden/>
-                <w:sz w:val="32"/>
-                <w:szCs w:val="32"/>
-              </w:rPr>
-              <w:instrText xml:space="preserve"> PAGEREF _Toc242214445 \h </w:instrText>
-            </w:r>
-            <w:r>
-              <w:rPr>
-                <w:noProof/>
-                <w:webHidden/>
-                <w:sz w:val="32"/>
-                <w:szCs w:val="32"/>
-              </w:rPr>
-            </w:r>
-            <w:r>
-              <w:rPr>
-                <w:noProof/>
-                <w:webHidden/>
-                <w:sz w:val="32"/>
-                <w:szCs w:val="32"/>
+              </w:rPr>
+              <w:instrText xml:space="preserve"> PAGEREF _Toc242216336 \h </w:instrText>
+            </w:r>
+            <w:r>
+              <w:rPr>
+                <w:noProof/>
+                <w:webHidden/>
+              </w:rPr>
+            </w:r>
+            <w:r>
+              <w:rPr>
+                <w:noProof/>
+                <w:webHidden/>
               </w:rPr>
               <w:fldChar w:fldCharType="separate"/>
             </w:r>
@@ -1705,17 +1530,103 @@
               <w:rPr>
                 <w:noProof/>
                 <w:webHidden/>
-                <w:sz w:val="32"/>
-                <w:szCs w:val="32"/>
-              </w:rPr>
-              <w:t>2</w:t>
-            </w:r>
-            <w:r>
-              <w:rPr>
-                <w:noProof/>
-                <w:webHidden/>
-                <w:sz w:val="32"/>
-                <w:szCs w:val="32"/>
+              </w:rPr>
+              <w:t>3</w:t>
+            </w:r>
+            <w:r>
+              <w:rPr>
+                <w:noProof/>
+                <w:webHidden/>
+              </w:rPr>
+              <w:fldChar w:fldCharType="end"/>
+            </w:r>
+          </w:hyperlink>
+        </w:p>
+        <w:p>
+          <w:pPr>
+            <w:pStyle w:val="Spistreci2"/>
+            <w:tabs>
+              <w:tab w:val="left" w:pos="960"/>
+              <w:tab w:val="right" w:leader="dot" w:pos="9062"/>
+            </w:tabs>
+            <w:rPr>
+              <w:rFonts w:eastAsiaTheme="minorEastAsia"/>
+              <w:noProof/>
+              <w:sz w:val="24"/>
+              <w:szCs w:val="24"/>
+              <w:lang w:eastAsia="pl-PL"/>
+            </w:rPr>
+          </w:pPr>
+          <w:hyperlink w:anchor="_Toc242216337" w:history="1">
+            <w:r>
+              <w:rPr>
+                <w:rStyle w:val="Hipercze"/>
+                <w:noProof/>
+              </w:rPr>
+              <w:t>2.9.</w:t>
+            </w:r>
+            <w:r>
+              <w:rPr>
+                <w:rFonts w:eastAsiaTheme="minorEastAsia"/>
+                <w:noProof/>
+                <w:sz w:val="24"/>
+                <w:szCs w:val="24"/>
+                <w:lang w:eastAsia="pl-PL"/>
+              </w:rPr>
+              <w:tab/>
+            </w:r>
+            <w:r>
+              <w:rPr>
+                <w:rStyle w:val="Hipercze"/>
+                <w:noProof/>
+              </w:rPr>
+              <w:t>Pewność predykcji i kalibracja</w:t>
+            </w:r>
+            <w:r>
+              <w:rPr>
+                <w:noProof/>
+                <w:webHidden/>
+              </w:rPr>
+              <w:tab/>
+            </w:r>
+            <w:r>
+              <w:rPr>
+                <w:noProof/>
+                <w:webHidden/>
+              </w:rPr>
+              <w:fldChar w:fldCharType="begin"/>
+            </w:r>
+            <w:r>
+              <w:rPr>
+                <w:noProof/>
+                <w:webHidden/>
+              </w:rPr>
+              <w:instrText xml:space="preserve"> PAGEREF _Toc242216337 \h </w:instrText>
+            </w:r>
+            <w:r>
+              <w:rPr>
+                <w:noProof/>
+                <w:webHidden/>
+              </w:rPr>
+            </w:r>
+            <w:r>
+              <w:rPr>
+                <w:noProof/>
+                <w:webHidden/>
+              </w:rPr>
+              <w:fldChar w:fldCharType="separate"/>
+            </w:r>
+            <w:r>
+              <w:rPr>
+                <w:noProof/>
+                <w:webHidden/>
+              </w:rPr>
+              <w:t>3</w:t>
+            </w:r>
+            <w:r>
+              <w:rPr>
+                <w:noProof/>
+                <w:webHidden/>
               </w:rPr>
               <w:fldChar w:fldCharType="end"/>
             </w:r>
@@ -1731,18 +1642,16 @@
             <w:rPr>
               <w:rFonts w:eastAsiaTheme="minorEastAsia"/>
               <w:noProof/>
-              <w:sz w:val="32"/>
-              <w:szCs w:val="32"/>
+              <w:sz w:val="24"/>
+              <w:szCs w:val="24"/>
               <w:lang w:eastAsia="pl-PL"/>
             </w:rPr>
           </w:pPr>
-          <w:hyperlink w:anchor="_Toc242214446" w:history="1">
-            <w:r>
-              <w:rPr>
-                <w:rStyle w:val="Hipercze"/>
-                <w:noProof/>
-                <w:sz w:val="32"/>
-                <w:szCs w:val="32"/>
+          <w:hyperlink w:anchor="_Toc242216338" w:history="1">
+            <w:r>
+              <w:rPr>
+                <w:rStyle w:val="Hipercze"/>
+                <w:noProof/>
               </w:rPr>
               <w:t>3.</w:t>
             </w:r>
@@ -1750,8 +1659,8 @@
               <w:rPr>
                 <w:rFonts w:eastAsiaTheme="minorEastAsia"/>
                 <w:noProof/>
-                <w:sz w:val="32"/>
-                <w:szCs w:val="32"/>
+                <w:sz w:val="24"/>
+                <w:szCs w:val="24"/>
                 <w:lang w:eastAsia="pl-PL"/>
               </w:rPr>
               <w:tab/>
@@ -1760,26 +1669,20 @@
               <w:rPr>
                 <w:rStyle w:val="Hipercze"/>
                 <w:noProof/>
-                <w:sz w:val="32"/>
-                <w:szCs w:val="32"/>
-              </w:rPr>
-              <w:t>Analiza problemu i przegląd rozwiązań</w:t>
-            </w:r>
-            <w:r>
-              <w:rPr>
-                <w:noProof/>
-                <w:webHidden/>
-                <w:sz w:val="32"/>
-                <w:szCs w:val="32"/>
-              </w:rPr>
-              <w:tab/>
-            </w:r>
-            <w:r>
-              <w:rPr>
-                <w:noProof/>
-                <w:webHidden/>
-                <w:sz w:val="32"/>
-                <w:szCs w:val="32"/>
+              </w:rPr>
+              <w:t>Problem rozpoznawania kart</w:t>
+            </w:r>
+            <w:r>
+              <w:rPr>
+                <w:noProof/>
+                <w:webHidden/>
+              </w:rPr>
+              <w:tab/>
+            </w:r>
+            <w:r>
+              <w:rPr>
+                <w:noProof/>
+                <w:webHidden/>
               </w:rPr>
               <w:fldChar w:fldCharType="begin"/>
             </w:r>
@@ -1787,25 +1690,19 @@
               <w:rPr>
                 <w:noProof/>
                 <w:webHidden/>
-                <w:sz w:val="32"/>
-                <w:szCs w:val="32"/>
-              </w:rPr>
-              <w:instrText xml:space="preserve"> PAGEREF _Toc242214446 \h </w:instrText>
-            </w:r>
-            <w:r>
-              <w:rPr>
-                <w:noProof/>
-                <w:webHidden/>
-                <w:sz w:val="32"/>
-                <w:szCs w:val="32"/>
-              </w:rPr>
-            </w:r>
-            <w:r>
-              <w:rPr>
-                <w:noProof/>
-                <w:webHidden/>
-                <w:sz w:val="32"/>
-                <w:szCs w:val="32"/>
+              </w:rPr>
+              <w:instrText xml:space="preserve"> PAGEREF _Toc242216338 \h </w:instrText>
+            </w:r>
+            <w:r>
+              <w:rPr>
+                <w:noProof/>
+                <w:webHidden/>
+              </w:rPr>
+            </w:r>
+            <w:r>
+              <w:rPr>
+                <w:noProof/>
+                <w:webHidden/>
               </w:rPr>
               <w:fldChar w:fldCharType="separate"/>
             </w:r>
@@ -1813,17 +1710,283 @@
               <w:rPr>
                 <w:noProof/>
                 <w:webHidden/>
-                <w:sz w:val="32"/>
-                <w:szCs w:val="32"/>
-              </w:rPr>
-              <w:t>2</w:t>
-            </w:r>
-            <w:r>
-              <w:rPr>
-                <w:noProof/>
-                <w:webHidden/>
-                <w:sz w:val="32"/>
-                <w:szCs w:val="32"/>
+              </w:rPr>
+              <w:t>3</w:t>
+            </w:r>
+            <w:r>
+              <w:rPr>
+                <w:noProof/>
+                <w:webHidden/>
+              </w:rPr>
+              <w:fldChar w:fldCharType="end"/>
+            </w:r>
+          </w:hyperlink>
+        </w:p>
+        <w:p>
+          <w:pPr>
+            <w:pStyle w:val="Spistreci2"/>
+            <w:tabs>
+              <w:tab w:val="left" w:pos="960"/>
+              <w:tab w:val="right" w:leader="dot" w:pos="9062"/>
+            </w:tabs>
+            <w:rPr>
+              <w:rFonts w:eastAsiaTheme="minorEastAsia"/>
+              <w:noProof/>
+              <w:sz w:val="24"/>
+              <w:szCs w:val="24"/>
+              <w:lang w:eastAsia="pl-PL"/>
+            </w:rPr>
+          </w:pPr>
+          <w:hyperlink w:anchor="_Toc242216339" w:history="1">
+            <w:r>
+              <w:rPr>
+                <w:rStyle w:val="Hipercze"/>
+                <w:noProof/>
+              </w:rPr>
+              <w:t>3.1.</w:t>
+            </w:r>
+            <w:r>
+              <w:rPr>
+                <w:rFonts w:eastAsiaTheme="minorEastAsia"/>
+                <w:noProof/>
+                <w:sz w:val="24"/>
+                <w:szCs w:val="24"/>
+                <w:lang w:eastAsia="pl-PL"/>
+              </w:rPr>
+              <w:tab/>
+            </w:r>
+            <w:r>
+              <w:rPr>
+                <w:rStyle w:val="Hipercze"/>
+                <w:noProof/>
+              </w:rPr>
+              <w:t>Specyfika kart do gry</w:t>
+            </w:r>
+            <w:r>
+              <w:rPr>
+                <w:noProof/>
+                <w:webHidden/>
+              </w:rPr>
+              <w:tab/>
+            </w:r>
+            <w:r>
+              <w:rPr>
+                <w:noProof/>
+                <w:webHidden/>
+              </w:rPr>
+              <w:fldChar w:fldCharType="begin"/>
+            </w:r>
+            <w:r>
+              <w:rPr>
+                <w:noProof/>
+                <w:webHidden/>
+              </w:rPr>
+              <w:instrText xml:space="preserve"> PAGEREF _Toc242216339 \h </w:instrText>
+            </w:r>
+            <w:r>
+              <w:rPr>
+                <w:noProof/>
+                <w:webHidden/>
+              </w:rPr>
+            </w:r>
+            <w:r>
+              <w:rPr>
+                <w:noProof/>
+                <w:webHidden/>
+              </w:rPr>
+              <w:fldChar w:fldCharType="separate"/>
+            </w:r>
+            <w:r>
+              <w:rPr>
+                <w:noProof/>
+                <w:webHidden/>
+              </w:rPr>
+              <w:t>3</w:t>
+            </w:r>
+            <w:r>
+              <w:rPr>
+                <w:noProof/>
+                <w:webHidden/>
+              </w:rPr>
+              <w:fldChar w:fldCharType="end"/>
+            </w:r>
+          </w:hyperlink>
+        </w:p>
+        <w:p>
+          <w:pPr>
+            <w:pStyle w:val="Spistreci2"/>
+            <w:tabs>
+              <w:tab w:val="left" w:pos="960"/>
+              <w:tab w:val="right" w:leader="dot" w:pos="9062"/>
+            </w:tabs>
+            <w:rPr>
+              <w:rFonts w:eastAsiaTheme="minorEastAsia"/>
+              <w:noProof/>
+              <w:sz w:val="24"/>
+              <w:szCs w:val="24"/>
+              <w:lang w:eastAsia="pl-PL"/>
+            </w:rPr>
+          </w:pPr>
+          <w:hyperlink w:anchor="_Toc242216340" w:history="1">
+            <w:r>
+              <w:rPr>
+                <w:rStyle w:val="Hipercze"/>
+                <w:noProof/>
+              </w:rPr>
+              <w:t>3.2.</w:t>
+            </w:r>
+            <w:r>
+              <w:rPr>
+                <w:rFonts w:eastAsiaTheme="minorEastAsia"/>
+                <w:noProof/>
+                <w:sz w:val="24"/>
+                <w:szCs w:val="24"/>
+                <w:lang w:eastAsia="pl-PL"/>
+              </w:rPr>
+              <w:tab/>
+            </w:r>
+            <w:r>
+              <w:rPr>
+                <w:rStyle w:val="Hipercze"/>
+                <w:noProof/>
+              </w:rPr>
+              <w:t>Przegląd istniejących rozwiązań</w:t>
+            </w:r>
+            <w:r>
+              <w:rPr>
+                <w:noProof/>
+                <w:webHidden/>
+              </w:rPr>
+              <w:tab/>
+            </w:r>
+            <w:r>
+              <w:rPr>
+                <w:noProof/>
+                <w:webHidden/>
+              </w:rPr>
+              <w:fldChar w:fldCharType="begin"/>
+            </w:r>
+            <w:r>
+              <w:rPr>
+                <w:noProof/>
+                <w:webHidden/>
+              </w:rPr>
+              <w:instrText xml:space="preserve"> PAGEREF _Toc242216340 \h </w:instrText>
+            </w:r>
+            <w:r>
+              <w:rPr>
+                <w:noProof/>
+                <w:webHidden/>
+              </w:rPr>
+            </w:r>
+            <w:r>
+              <w:rPr>
+                <w:noProof/>
+                <w:webHidden/>
+              </w:rPr>
+              <w:fldChar w:fldCharType="separate"/>
+            </w:r>
+            <w:r>
+              <w:rPr>
+                <w:noProof/>
+                <w:webHidden/>
+              </w:rPr>
+              <w:t>3</w:t>
+            </w:r>
+            <w:r>
+              <w:rPr>
+                <w:noProof/>
+                <w:webHidden/>
+              </w:rPr>
+              <w:fldChar w:fldCharType="end"/>
+            </w:r>
+          </w:hyperlink>
+        </w:p>
+        <w:p>
+          <w:pPr>
+            <w:pStyle w:val="Spistreci2"/>
+            <w:tabs>
+              <w:tab w:val="left" w:pos="960"/>
+              <w:tab w:val="right" w:leader="dot" w:pos="9062"/>
+            </w:tabs>
+            <w:rPr>
+              <w:rFonts w:eastAsiaTheme="minorEastAsia"/>
+              <w:noProof/>
+              <w:sz w:val="24"/>
+              <w:szCs w:val="24"/>
+              <w:lang w:eastAsia="pl-PL"/>
+            </w:rPr>
+          </w:pPr>
+          <w:hyperlink w:anchor="_Toc242216341" w:history="1">
+            <w:r>
+              <w:rPr>
+                <w:rStyle w:val="Hipercze"/>
+                <w:noProof/>
+              </w:rPr>
+              <w:t>3.3.</w:t>
+            </w:r>
+            <w:r>
+              <w:rPr>
+                <w:rFonts w:eastAsiaTheme="minorEastAsia"/>
+                <w:noProof/>
+                <w:sz w:val="24"/>
+                <w:szCs w:val="24"/>
+                <w:lang w:eastAsia="pl-PL"/>
+              </w:rPr>
+              <w:tab/>
+            </w:r>
+            <w:r>
+              <w:rPr>
+                <w:rStyle w:val="Hipercze"/>
+                <w:noProof/>
+              </w:rPr>
+              <w:t>Metody klasyczne, a uczenie maszynowe</w:t>
+            </w:r>
+            <w:r>
+              <w:rPr>
+                <w:noProof/>
+                <w:webHidden/>
+              </w:rPr>
+              <w:tab/>
+            </w:r>
+            <w:r>
+              <w:rPr>
+                <w:noProof/>
+                <w:webHidden/>
+              </w:rPr>
+              <w:fldChar w:fldCharType="begin"/>
+            </w:r>
+            <w:r>
+              <w:rPr>
+                <w:noProof/>
+                <w:webHidden/>
+              </w:rPr>
+              <w:instrText xml:space="preserve"> PAGEREF _Toc242216341 \h </w:instrText>
+            </w:r>
+            <w:r>
+              <w:rPr>
+                <w:noProof/>
+                <w:webHidden/>
+              </w:rPr>
+            </w:r>
+            <w:r>
+              <w:rPr>
+                <w:noProof/>
+                <w:webHidden/>
+              </w:rPr>
+              <w:fldChar w:fldCharType="separate"/>
+            </w:r>
+            <w:r>
+              <w:rPr>
+                <w:noProof/>
+                <w:webHidden/>
+              </w:rPr>
+              <w:t>4</w:t>
+            </w:r>
+            <w:r>
+              <w:rPr>
+                <w:noProof/>
+                <w:webHidden/>
               </w:rPr>
               <w:fldChar w:fldCharType="end"/>
             </w:r>
@@ -1839,18 +2002,16 @@
             <w:rPr>
               <w:rFonts w:eastAsiaTheme="minorEastAsia"/>
               <w:noProof/>
-              <w:sz w:val="32"/>
-              <w:szCs w:val="32"/>
+              <w:sz w:val="24"/>
+              <w:szCs w:val="24"/>
               <w:lang w:eastAsia="pl-PL"/>
             </w:rPr>
           </w:pPr>
-          <w:hyperlink w:anchor="_Toc242214447" w:history="1">
-            <w:r>
-              <w:rPr>
-                <w:rStyle w:val="Hipercze"/>
-                <w:noProof/>
-                <w:sz w:val="32"/>
-                <w:szCs w:val="32"/>
+          <w:hyperlink w:anchor="_Toc242216342" w:history="1">
+            <w:r>
+              <w:rPr>
+                <w:rStyle w:val="Hipercze"/>
+                <w:noProof/>
               </w:rPr>
               <w:t>4.</w:t>
             </w:r>
@@ -1858,8 +2019,8 @@
               <w:rPr>
                 <w:rFonts w:eastAsiaTheme="minorEastAsia"/>
                 <w:noProof/>
-                <w:sz w:val="32"/>
-                <w:szCs w:val="32"/>
+                <w:sz w:val="24"/>
+                <w:szCs w:val="24"/>
                 <w:lang w:eastAsia="pl-PL"/>
               </w:rPr>
               <w:tab/>
@@ -1868,8 +2029,6 @@
               <w:rPr>
                 <w:rStyle w:val="Hipercze"/>
                 <w:noProof/>
-                <w:sz w:val="32"/>
-                <w:szCs w:val="32"/>
               </w:rPr>
               <w:t>Projekt systemu</w:t>
             </w:r>
@@ -1877,17 +2036,13 @@
               <w:rPr>
                 <w:noProof/>
                 <w:webHidden/>
-                <w:sz w:val="32"/>
-                <w:szCs w:val="32"/>
-              </w:rPr>
-              <w:tab/>
-            </w:r>
-            <w:r>
-              <w:rPr>
-                <w:noProof/>
-                <w:webHidden/>
-                <w:sz w:val="32"/>
-                <w:szCs w:val="32"/>
+              </w:rPr>
+              <w:tab/>
+            </w:r>
+            <w:r>
+              <w:rPr>
+                <w:noProof/>
+                <w:webHidden/>
               </w:rPr>
               <w:fldChar w:fldCharType="begin"/>
             </w:r>
@@ -1895,25 +2050,19 @@
               <w:rPr>
                 <w:noProof/>
                 <w:webHidden/>
-                <w:sz w:val="32"/>
-                <w:szCs w:val="32"/>
-              </w:rPr>
-              <w:instrText xml:space="preserve"> PAGEREF _Toc242214447 \h </w:instrText>
-            </w:r>
-            <w:r>
-              <w:rPr>
-                <w:noProof/>
-                <w:webHidden/>
-                <w:sz w:val="32"/>
-                <w:szCs w:val="32"/>
-              </w:rPr>
-            </w:r>
-            <w:r>
-              <w:rPr>
-                <w:noProof/>
-                <w:webHidden/>
-                <w:sz w:val="32"/>
-                <w:szCs w:val="32"/>
+              </w:rPr>
+              <w:instrText xml:space="preserve"> PAGEREF _Toc242216342 \h </w:instrText>
+            </w:r>
+            <w:r>
+              <w:rPr>
+                <w:noProof/>
+                <w:webHidden/>
+              </w:rPr>
+            </w:r>
+            <w:r>
+              <w:rPr>
+                <w:noProof/>
+                <w:webHidden/>
               </w:rPr>
               <w:fldChar w:fldCharType="separate"/>
             </w:r>
@@ -1921,17 +2070,373 @@
               <w:rPr>
                 <w:noProof/>
                 <w:webHidden/>
-                <w:sz w:val="32"/>
-                <w:szCs w:val="32"/>
-              </w:rPr>
-              <w:t>2</w:t>
-            </w:r>
-            <w:r>
-              <w:rPr>
-                <w:noProof/>
-                <w:webHidden/>
-                <w:sz w:val="32"/>
-                <w:szCs w:val="32"/>
+              </w:rPr>
+              <w:t>4</w:t>
+            </w:r>
+            <w:r>
+              <w:rPr>
+                <w:noProof/>
+                <w:webHidden/>
+              </w:rPr>
+              <w:fldChar w:fldCharType="end"/>
+            </w:r>
+          </w:hyperlink>
+        </w:p>
+        <w:p>
+          <w:pPr>
+            <w:pStyle w:val="Spistreci2"/>
+            <w:tabs>
+              <w:tab w:val="left" w:pos="960"/>
+              <w:tab w:val="right" w:leader="dot" w:pos="9062"/>
+            </w:tabs>
+            <w:rPr>
+              <w:rFonts w:eastAsiaTheme="minorEastAsia"/>
+              <w:noProof/>
+              <w:sz w:val="24"/>
+              <w:szCs w:val="24"/>
+              <w:lang w:eastAsia="pl-PL"/>
+            </w:rPr>
+          </w:pPr>
+          <w:hyperlink w:anchor="_Toc242216343" w:history="1">
+            <w:r>
+              <w:rPr>
+                <w:rStyle w:val="Hipercze"/>
+                <w:noProof/>
+              </w:rPr>
+              <w:t>4.1.</w:t>
+            </w:r>
+            <w:r>
+              <w:rPr>
+                <w:rFonts w:eastAsiaTheme="minorEastAsia"/>
+                <w:noProof/>
+                <w:sz w:val="24"/>
+                <w:szCs w:val="24"/>
+                <w:lang w:eastAsia="pl-PL"/>
+              </w:rPr>
+              <w:tab/>
+            </w:r>
+            <w:r>
+              <w:rPr>
+                <w:rStyle w:val="Hipercze"/>
+                <w:noProof/>
+              </w:rPr>
+              <w:t>Wymagania</w:t>
+            </w:r>
+            <w:r>
+              <w:rPr>
+                <w:noProof/>
+                <w:webHidden/>
+              </w:rPr>
+              <w:tab/>
+            </w:r>
+            <w:r>
+              <w:rPr>
+                <w:noProof/>
+                <w:webHidden/>
+              </w:rPr>
+              <w:fldChar w:fldCharType="begin"/>
+            </w:r>
+            <w:r>
+              <w:rPr>
+                <w:noProof/>
+                <w:webHidden/>
+              </w:rPr>
+              <w:instrText xml:space="preserve"> PAGEREF _Toc242216343 \h </w:instrText>
+            </w:r>
+            <w:r>
+              <w:rPr>
+                <w:noProof/>
+                <w:webHidden/>
+              </w:rPr>
+            </w:r>
+            <w:r>
+              <w:rPr>
+                <w:noProof/>
+                <w:webHidden/>
+              </w:rPr>
+              <w:fldChar w:fldCharType="separate"/>
+            </w:r>
+            <w:r>
+              <w:rPr>
+                <w:noProof/>
+                <w:webHidden/>
+              </w:rPr>
+              <w:t>4</w:t>
+            </w:r>
+            <w:r>
+              <w:rPr>
+                <w:noProof/>
+                <w:webHidden/>
+              </w:rPr>
+              <w:fldChar w:fldCharType="end"/>
+            </w:r>
+          </w:hyperlink>
+        </w:p>
+        <w:p>
+          <w:pPr>
+            <w:pStyle w:val="Spistreci2"/>
+            <w:tabs>
+              <w:tab w:val="left" w:pos="960"/>
+              <w:tab w:val="right" w:leader="dot" w:pos="9062"/>
+            </w:tabs>
+            <w:rPr>
+              <w:rFonts w:eastAsiaTheme="minorEastAsia"/>
+              <w:noProof/>
+              <w:sz w:val="24"/>
+              <w:szCs w:val="24"/>
+              <w:lang w:eastAsia="pl-PL"/>
+            </w:rPr>
+          </w:pPr>
+          <w:hyperlink w:anchor="_Toc242216344" w:history="1">
+            <w:r>
+              <w:rPr>
+                <w:rStyle w:val="Hipercze"/>
+                <w:noProof/>
+              </w:rPr>
+              <w:t>4.2.</w:t>
+            </w:r>
+            <w:r>
+              <w:rPr>
+                <w:rFonts w:eastAsiaTheme="minorEastAsia"/>
+                <w:noProof/>
+                <w:sz w:val="24"/>
+                <w:szCs w:val="24"/>
+                <w:lang w:eastAsia="pl-PL"/>
+              </w:rPr>
+              <w:tab/>
+            </w:r>
+            <w:r>
+              <w:rPr>
+                <w:rStyle w:val="Hipercze"/>
+                <w:noProof/>
+              </w:rPr>
+              <w:t>Wybór architektury</w:t>
+            </w:r>
+            <w:r>
+              <w:rPr>
+                <w:noProof/>
+                <w:webHidden/>
+              </w:rPr>
+              <w:tab/>
+            </w:r>
+            <w:r>
+              <w:rPr>
+                <w:noProof/>
+                <w:webHidden/>
+              </w:rPr>
+              <w:fldChar w:fldCharType="begin"/>
+            </w:r>
+            <w:r>
+              <w:rPr>
+                <w:noProof/>
+                <w:webHidden/>
+              </w:rPr>
+              <w:instrText xml:space="preserve"> PAGEREF _Toc242216344 \h </w:instrText>
+            </w:r>
+            <w:r>
+              <w:rPr>
+                <w:noProof/>
+                <w:webHidden/>
+              </w:rPr>
+            </w:r>
+            <w:r>
+              <w:rPr>
+                <w:noProof/>
+                <w:webHidden/>
+              </w:rPr>
+              <w:fldChar w:fldCharType="separate"/>
+            </w:r>
+            <w:r>
+              <w:rPr>
+                <w:noProof/>
+                <w:webHidden/>
+              </w:rPr>
+              <w:t>4</w:t>
+            </w:r>
+            <w:r>
+              <w:rPr>
+                <w:noProof/>
+                <w:webHidden/>
+              </w:rPr>
+              <w:fldChar w:fldCharType="end"/>
+            </w:r>
+          </w:hyperlink>
+        </w:p>
+        <w:p>
+          <w:pPr>
+            <w:pStyle w:val="Spistreci2"/>
+            <w:tabs>
+              <w:tab w:val="left" w:pos="960"/>
+              <w:tab w:val="right" w:leader="dot" w:pos="9062"/>
+            </w:tabs>
+            <w:rPr>
+              <w:rFonts w:eastAsiaTheme="minorEastAsia"/>
+              <w:noProof/>
+              <w:sz w:val="24"/>
+              <w:szCs w:val="24"/>
+              <w:lang w:eastAsia="pl-PL"/>
+            </w:rPr>
+          </w:pPr>
+          <w:hyperlink w:anchor="_Toc242216345" w:history="1">
+            <w:r>
+              <w:rPr>
+                <w:rStyle w:val="Hipercze"/>
+                <w:noProof/>
+              </w:rPr>
+              <w:t>4.3.</w:t>
+            </w:r>
+            <w:r>
+              <w:rPr>
+                <w:rFonts w:eastAsiaTheme="minorEastAsia"/>
+                <w:noProof/>
+                <w:sz w:val="24"/>
+                <w:szCs w:val="24"/>
+                <w:lang w:eastAsia="pl-PL"/>
+              </w:rPr>
+              <w:tab/>
+            </w:r>
+            <w:r>
+              <w:rPr>
+                <w:rStyle w:val="Hipercze"/>
+                <w:noProof/>
+              </w:rPr>
+              <w:t>Przepływ przetwarzania obrazu</w:t>
+            </w:r>
+            <w:r>
+              <w:rPr>
+                <w:noProof/>
+                <w:webHidden/>
+              </w:rPr>
+              <w:tab/>
+            </w:r>
+            <w:r>
+              <w:rPr>
+                <w:noProof/>
+                <w:webHidden/>
+              </w:rPr>
+              <w:fldChar w:fldCharType="begin"/>
+            </w:r>
+            <w:r>
+              <w:rPr>
+                <w:noProof/>
+                <w:webHidden/>
+              </w:rPr>
+              <w:instrText xml:space="preserve"> PAGEREF _Toc242216345 \h </w:instrText>
+            </w:r>
+            <w:r>
+              <w:rPr>
+                <w:noProof/>
+                <w:webHidden/>
+              </w:rPr>
+            </w:r>
+            <w:r>
+              <w:rPr>
+                <w:noProof/>
+                <w:webHidden/>
+              </w:rPr>
+              <w:fldChar w:fldCharType="separate"/>
+            </w:r>
+            <w:r>
+              <w:rPr>
+                <w:noProof/>
+                <w:webHidden/>
+              </w:rPr>
+              <w:t>4</w:t>
+            </w:r>
+            <w:r>
+              <w:rPr>
+                <w:noProof/>
+                <w:webHidden/>
+              </w:rPr>
+              <w:fldChar w:fldCharType="end"/>
+            </w:r>
+          </w:hyperlink>
+        </w:p>
+        <w:p>
+          <w:pPr>
+            <w:pStyle w:val="Spistreci2"/>
+            <w:tabs>
+              <w:tab w:val="left" w:pos="960"/>
+              <w:tab w:val="right" w:leader="dot" w:pos="9062"/>
+            </w:tabs>
+            <w:rPr>
+              <w:rFonts w:eastAsiaTheme="minorEastAsia"/>
+              <w:noProof/>
+              <w:sz w:val="24"/>
+              <w:szCs w:val="24"/>
+              <w:lang w:eastAsia="pl-PL"/>
+            </w:rPr>
+          </w:pPr>
+          <w:hyperlink w:anchor="_Toc242216346" w:history="1">
+            <w:r>
+              <w:rPr>
+                <w:rStyle w:val="Hipercze"/>
+                <w:noProof/>
+              </w:rPr>
+              <w:t>4.4.</w:t>
+            </w:r>
+            <w:r>
+              <w:rPr>
+                <w:rFonts w:eastAsiaTheme="minorEastAsia"/>
+                <w:noProof/>
+                <w:sz w:val="24"/>
+                <w:szCs w:val="24"/>
+                <w:lang w:eastAsia="pl-PL"/>
+              </w:rPr>
+              <w:tab/>
+            </w:r>
+            <w:r>
+              <w:rPr>
+                <w:rStyle w:val="Hipercze"/>
+                <w:noProof/>
+              </w:rPr>
+              <w:t>Dobór technologii</w:t>
+            </w:r>
+            <w:r>
+              <w:rPr>
+                <w:noProof/>
+                <w:webHidden/>
+              </w:rPr>
+              <w:tab/>
+            </w:r>
+            <w:r>
+              <w:rPr>
+                <w:noProof/>
+                <w:webHidden/>
+              </w:rPr>
+              <w:fldChar w:fldCharType="begin"/>
+            </w:r>
+            <w:r>
+              <w:rPr>
+                <w:noProof/>
+                <w:webHidden/>
+              </w:rPr>
+              <w:instrText xml:space="preserve"> PAGEREF _Toc242216346 \h </w:instrText>
+            </w:r>
+            <w:r>
+              <w:rPr>
+                <w:noProof/>
+                <w:webHidden/>
+              </w:rPr>
+            </w:r>
+            <w:r>
+              <w:rPr>
+                <w:noProof/>
+                <w:webHidden/>
+              </w:rPr>
+              <w:fldChar w:fldCharType="separate"/>
+            </w:r>
+            <w:r>
+              <w:rPr>
+                <w:noProof/>
+                <w:webHidden/>
+              </w:rPr>
+              <w:t>4</w:t>
+            </w:r>
+            <w:r>
+              <w:rPr>
+                <w:noProof/>
+                <w:webHidden/>
               </w:rPr>
               <w:fldChar w:fldCharType="end"/>
             </w:r>
@@ -1947,18 +2452,16 @@
             <w:rPr>
               <w:rFonts w:eastAsiaTheme="minorEastAsia"/>
               <w:noProof/>
-              <w:sz w:val="32"/>
-              <w:szCs w:val="32"/>
+              <w:sz w:val="24"/>
+              <w:szCs w:val="24"/>
               <w:lang w:eastAsia="pl-PL"/>
             </w:rPr>
           </w:pPr>
-          <w:hyperlink w:anchor="_Toc242214448" w:history="1">
-            <w:r>
-              <w:rPr>
-                <w:rStyle w:val="Hipercze"/>
-                <w:noProof/>
-                <w:sz w:val="32"/>
-                <w:szCs w:val="32"/>
+          <w:hyperlink w:anchor="_Toc242216347" w:history="1">
+            <w:r>
+              <w:rPr>
+                <w:rStyle w:val="Hipercze"/>
+                <w:noProof/>
               </w:rPr>
               <w:t>5.</w:t>
             </w:r>
@@ -1966,8 +2469,8 @@
               <w:rPr>
                 <w:rFonts w:eastAsiaTheme="minorEastAsia"/>
                 <w:noProof/>
-                <w:sz w:val="32"/>
-                <w:szCs w:val="32"/>
+                <w:sz w:val="24"/>
+                <w:szCs w:val="24"/>
                 <w:lang w:eastAsia="pl-PL"/>
               </w:rPr>
               <w:tab/>
@@ -1976,8 +2479,6 @@
               <w:rPr>
                 <w:rStyle w:val="Hipercze"/>
                 <w:noProof/>
-                <w:sz w:val="32"/>
-                <w:szCs w:val="32"/>
               </w:rPr>
               <w:t>Dane</w:t>
             </w:r>
@@ -1985,17 +2486,13 @@
               <w:rPr>
                 <w:noProof/>
                 <w:webHidden/>
-                <w:sz w:val="32"/>
-                <w:szCs w:val="32"/>
-              </w:rPr>
-              <w:tab/>
-            </w:r>
-            <w:r>
-              <w:rPr>
-                <w:noProof/>
-                <w:webHidden/>
-                <w:sz w:val="32"/>
-                <w:szCs w:val="32"/>
+              </w:rPr>
+              <w:tab/>
+            </w:r>
+            <w:r>
+              <w:rPr>
+                <w:noProof/>
+                <w:webHidden/>
               </w:rPr>
               <w:fldChar w:fldCharType="begin"/>
             </w:r>
@@ -2003,25 +2500,19 @@
               <w:rPr>
                 <w:noProof/>
                 <w:webHidden/>
-                <w:sz w:val="32"/>
-                <w:szCs w:val="32"/>
-              </w:rPr>
-              <w:instrText xml:space="preserve"> PAGEREF _Toc242214448 \h </w:instrText>
-            </w:r>
-            <w:r>
-              <w:rPr>
-                <w:noProof/>
-                <w:webHidden/>
-                <w:sz w:val="32"/>
-                <w:szCs w:val="32"/>
-              </w:rPr>
-            </w:r>
-            <w:r>
-              <w:rPr>
-                <w:noProof/>
-                <w:webHidden/>
-                <w:sz w:val="32"/>
-                <w:szCs w:val="32"/>
+              </w:rPr>
+              <w:instrText xml:space="preserve"> PAGEREF _Toc242216347 \h </w:instrText>
+            </w:r>
+            <w:r>
+              <w:rPr>
+                <w:noProof/>
+                <w:webHidden/>
+              </w:rPr>
+            </w:r>
+            <w:r>
+              <w:rPr>
+                <w:noProof/>
+                <w:webHidden/>
               </w:rPr>
               <w:fldChar w:fldCharType="separate"/>
             </w:r>
@@ -2029,17 +2520,553 @@
               <w:rPr>
                 <w:noProof/>
                 <w:webHidden/>
-                <w:sz w:val="32"/>
-                <w:szCs w:val="32"/>
-              </w:rPr>
-              <w:t>2</w:t>
-            </w:r>
-            <w:r>
-              <w:rPr>
-                <w:noProof/>
-                <w:webHidden/>
-                <w:sz w:val="32"/>
-                <w:szCs w:val="32"/>
+              </w:rPr>
+              <w:t>4</w:t>
+            </w:r>
+            <w:r>
+              <w:rPr>
+                <w:noProof/>
+                <w:webHidden/>
+              </w:rPr>
+              <w:fldChar w:fldCharType="end"/>
+            </w:r>
+          </w:hyperlink>
+        </w:p>
+        <w:p>
+          <w:pPr>
+            <w:pStyle w:val="Spistreci2"/>
+            <w:tabs>
+              <w:tab w:val="left" w:pos="960"/>
+              <w:tab w:val="right" w:leader="dot" w:pos="9062"/>
+            </w:tabs>
+            <w:rPr>
+              <w:rFonts w:eastAsiaTheme="minorEastAsia"/>
+              <w:noProof/>
+              <w:sz w:val="24"/>
+              <w:szCs w:val="24"/>
+              <w:lang w:eastAsia="pl-PL"/>
+            </w:rPr>
+          </w:pPr>
+          <w:hyperlink w:anchor="_Toc242216348" w:history="1">
+            <w:r>
+              <w:rPr>
+                <w:rStyle w:val="Hipercze"/>
+                <w:noProof/>
+              </w:rPr>
+              <w:t>5.1.</w:t>
+            </w:r>
+            <w:r>
+              <w:rPr>
+                <w:rFonts w:eastAsiaTheme="minorEastAsia"/>
+                <w:noProof/>
+                <w:sz w:val="24"/>
+                <w:szCs w:val="24"/>
+                <w:lang w:eastAsia="pl-PL"/>
+              </w:rPr>
+              <w:tab/>
+            </w:r>
+            <w:r>
+              <w:rPr>
+                <w:rStyle w:val="Hipercze"/>
+                <w:noProof/>
+              </w:rPr>
+              <w:t>Źródła danych</w:t>
+            </w:r>
+            <w:r>
+              <w:rPr>
+                <w:noProof/>
+                <w:webHidden/>
+              </w:rPr>
+              <w:tab/>
+            </w:r>
+            <w:r>
+              <w:rPr>
+                <w:noProof/>
+                <w:webHidden/>
+              </w:rPr>
+              <w:fldChar w:fldCharType="begin"/>
+            </w:r>
+            <w:r>
+              <w:rPr>
+                <w:noProof/>
+                <w:webHidden/>
+              </w:rPr>
+              <w:instrText xml:space="preserve"> PAGEREF _Toc242216348 \h </w:instrText>
+            </w:r>
+            <w:r>
+              <w:rPr>
+                <w:noProof/>
+                <w:webHidden/>
+              </w:rPr>
+            </w:r>
+            <w:r>
+              <w:rPr>
+                <w:noProof/>
+                <w:webHidden/>
+              </w:rPr>
+              <w:fldChar w:fldCharType="separate"/>
+            </w:r>
+            <w:r>
+              <w:rPr>
+                <w:noProof/>
+                <w:webHidden/>
+              </w:rPr>
+              <w:t>4</w:t>
+            </w:r>
+            <w:r>
+              <w:rPr>
+                <w:noProof/>
+                <w:webHidden/>
+              </w:rPr>
+              <w:fldChar w:fldCharType="end"/>
+            </w:r>
+          </w:hyperlink>
+        </w:p>
+        <w:p>
+          <w:pPr>
+            <w:pStyle w:val="Spistreci2"/>
+            <w:tabs>
+              <w:tab w:val="left" w:pos="960"/>
+              <w:tab w:val="right" w:leader="dot" w:pos="9062"/>
+            </w:tabs>
+            <w:rPr>
+              <w:rFonts w:eastAsiaTheme="minorEastAsia"/>
+              <w:noProof/>
+              <w:sz w:val="24"/>
+              <w:szCs w:val="24"/>
+              <w:lang w:eastAsia="pl-PL"/>
+            </w:rPr>
+          </w:pPr>
+          <w:hyperlink w:anchor="_Toc242216349" w:history="1">
+            <w:r>
+              <w:rPr>
+                <w:rStyle w:val="Hipercze"/>
+                <w:noProof/>
+              </w:rPr>
+              <w:t>5.2.</w:t>
+            </w:r>
+            <w:r>
+              <w:rPr>
+                <w:rFonts w:eastAsiaTheme="minorEastAsia"/>
+                <w:noProof/>
+                <w:sz w:val="24"/>
+                <w:szCs w:val="24"/>
+                <w:lang w:eastAsia="pl-PL"/>
+              </w:rPr>
+              <w:tab/>
+            </w:r>
+            <w:r>
+              <w:rPr>
+                <w:rStyle w:val="Hipercze"/>
+                <w:noProof/>
+              </w:rPr>
+              <w:t>Audyt zbiorów publicznych</w:t>
+            </w:r>
+            <w:r>
+              <w:rPr>
+                <w:noProof/>
+                <w:webHidden/>
+              </w:rPr>
+              <w:tab/>
+            </w:r>
+            <w:r>
+              <w:rPr>
+                <w:noProof/>
+                <w:webHidden/>
+              </w:rPr>
+              <w:fldChar w:fldCharType="begin"/>
+            </w:r>
+            <w:r>
+              <w:rPr>
+                <w:noProof/>
+                <w:webHidden/>
+              </w:rPr>
+              <w:instrText xml:space="preserve"> PAGEREF _Toc242216349 \h </w:instrText>
+            </w:r>
+            <w:r>
+              <w:rPr>
+                <w:noProof/>
+                <w:webHidden/>
+              </w:rPr>
+            </w:r>
+            <w:r>
+              <w:rPr>
+                <w:noProof/>
+                <w:webHidden/>
+              </w:rPr>
+              <w:fldChar w:fldCharType="separate"/>
+            </w:r>
+            <w:r>
+              <w:rPr>
+                <w:noProof/>
+                <w:webHidden/>
+              </w:rPr>
+              <w:t>4</w:t>
+            </w:r>
+            <w:r>
+              <w:rPr>
+                <w:noProof/>
+                <w:webHidden/>
+              </w:rPr>
+              <w:fldChar w:fldCharType="end"/>
+            </w:r>
+          </w:hyperlink>
+        </w:p>
+        <w:p>
+          <w:pPr>
+            <w:pStyle w:val="Spistreci2"/>
+            <w:tabs>
+              <w:tab w:val="left" w:pos="960"/>
+              <w:tab w:val="right" w:leader="dot" w:pos="9062"/>
+            </w:tabs>
+            <w:rPr>
+              <w:rFonts w:eastAsiaTheme="minorEastAsia"/>
+              <w:noProof/>
+              <w:sz w:val="24"/>
+              <w:szCs w:val="24"/>
+              <w:lang w:eastAsia="pl-PL"/>
+            </w:rPr>
+          </w:pPr>
+          <w:hyperlink w:anchor="_Toc242216350" w:history="1">
+            <w:r>
+              <w:rPr>
+                <w:rStyle w:val="Hipercze"/>
+                <w:noProof/>
+              </w:rPr>
+              <w:t>5.3.</w:t>
+            </w:r>
+            <w:r>
+              <w:rPr>
+                <w:rFonts w:eastAsiaTheme="minorEastAsia"/>
+                <w:noProof/>
+                <w:sz w:val="24"/>
+                <w:szCs w:val="24"/>
+                <w:lang w:eastAsia="pl-PL"/>
+              </w:rPr>
+              <w:tab/>
+            </w:r>
+            <w:r>
+              <w:rPr>
+                <w:rStyle w:val="Hipercze"/>
+                <w:noProof/>
+              </w:rPr>
+              <w:t>Dane syntetyczne</w:t>
+            </w:r>
+            <w:r>
+              <w:rPr>
+                <w:noProof/>
+                <w:webHidden/>
+              </w:rPr>
+              <w:tab/>
+            </w:r>
+            <w:r>
+              <w:rPr>
+                <w:noProof/>
+                <w:webHidden/>
+              </w:rPr>
+              <w:fldChar w:fldCharType="begin"/>
+            </w:r>
+            <w:r>
+              <w:rPr>
+                <w:noProof/>
+                <w:webHidden/>
+              </w:rPr>
+              <w:instrText xml:space="preserve"> PAGEREF _Toc242216350 \h </w:instrText>
+            </w:r>
+            <w:r>
+              <w:rPr>
+                <w:noProof/>
+                <w:webHidden/>
+              </w:rPr>
+            </w:r>
+            <w:r>
+              <w:rPr>
+                <w:noProof/>
+                <w:webHidden/>
+              </w:rPr>
+              <w:fldChar w:fldCharType="separate"/>
+            </w:r>
+            <w:r>
+              <w:rPr>
+                <w:noProof/>
+                <w:webHidden/>
+              </w:rPr>
+              <w:t>4</w:t>
+            </w:r>
+            <w:r>
+              <w:rPr>
+                <w:noProof/>
+                <w:webHidden/>
+              </w:rPr>
+              <w:fldChar w:fldCharType="end"/>
+            </w:r>
+          </w:hyperlink>
+        </w:p>
+        <w:p>
+          <w:pPr>
+            <w:pStyle w:val="Spistreci2"/>
+            <w:tabs>
+              <w:tab w:val="left" w:pos="960"/>
+              <w:tab w:val="right" w:leader="dot" w:pos="9062"/>
+            </w:tabs>
+            <w:rPr>
+              <w:rFonts w:eastAsiaTheme="minorEastAsia"/>
+              <w:noProof/>
+              <w:sz w:val="24"/>
+              <w:szCs w:val="24"/>
+              <w:lang w:eastAsia="pl-PL"/>
+            </w:rPr>
+          </w:pPr>
+          <w:hyperlink w:anchor="_Toc242216351" w:history="1">
+            <w:r>
+              <w:rPr>
+                <w:rStyle w:val="Hipercze"/>
+                <w:noProof/>
+              </w:rPr>
+              <w:t>5.4.</w:t>
+            </w:r>
+            <w:r>
+              <w:rPr>
+                <w:rFonts w:eastAsiaTheme="minorEastAsia"/>
+                <w:noProof/>
+                <w:sz w:val="24"/>
+                <w:szCs w:val="24"/>
+                <w:lang w:eastAsia="pl-PL"/>
+              </w:rPr>
+              <w:tab/>
+            </w:r>
+            <w:r>
+              <w:rPr>
+                <w:rStyle w:val="Hipercze"/>
+                <w:noProof/>
+              </w:rPr>
+              <w:t>Własny zbiór testowy</w:t>
+            </w:r>
+            <w:r>
+              <w:rPr>
+                <w:noProof/>
+                <w:webHidden/>
+              </w:rPr>
+              <w:tab/>
+            </w:r>
+            <w:r>
+              <w:rPr>
+                <w:noProof/>
+                <w:webHidden/>
+              </w:rPr>
+              <w:fldChar w:fldCharType="begin"/>
+            </w:r>
+            <w:r>
+              <w:rPr>
+                <w:noProof/>
+                <w:webHidden/>
+              </w:rPr>
+              <w:instrText xml:space="preserve"> PAGEREF _Toc242216351 \h </w:instrText>
+            </w:r>
+            <w:r>
+              <w:rPr>
+                <w:noProof/>
+                <w:webHidden/>
+              </w:rPr>
+            </w:r>
+            <w:r>
+              <w:rPr>
+                <w:noProof/>
+                <w:webHidden/>
+              </w:rPr>
+              <w:fldChar w:fldCharType="separate"/>
+            </w:r>
+            <w:r>
+              <w:rPr>
+                <w:noProof/>
+                <w:webHidden/>
+              </w:rPr>
+              <w:t>4</w:t>
+            </w:r>
+            <w:r>
+              <w:rPr>
+                <w:noProof/>
+                <w:webHidden/>
+              </w:rPr>
+              <w:fldChar w:fldCharType="end"/>
+            </w:r>
+          </w:hyperlink>
+        </w:p>
+        <w:p>
+          <w:pPr>
+            <w:pStyle w:val="Spistreci2"/>
+            <w:tabs>
+              <w:tab w:val="left" w:pos="960"/>
+              <w:tab w:val="right" w:leader="dot" w:pos="9062"/>
+            </w:tabs>
+            <w:rPr>
+              <w:rFonts w:eastAsiaTheme="minorEastAsia"/>
+              <w:noProof/>
+              <w:sz w:val="24"/>
+              <w:szCs w:val="24"/>
+              <w:lang w:eastAsia="pl-PL"/>
+            </w:rPr>
+          </w:pPr>
+          <w:hyperlink w:anchor="_Toc242216352" w:history="1">
+            <w:r>
+              <w:rPr>
+                <w:rStyle w:val="Hipercze"/>
+                <w:noProof/>
+              </w:rPr>
+              <w:t>5.5.</w:t>
+            </w:r>
+            <w:r>
+              <w:rPr>
+                <w:rFonts w:eastAsiaTheme="minorEastAsia"/>
+                <w:noProof/>
+                <w:sz w:val="24"/>
+                <w:szCs w:val="24"/>
+                <w:lang w:eastAsia="pl-PL"/>
+              </w:rPr>
+              <w:tab/>
+            </w:r>
+            <w:r>
+              <w:rPr>
+                <w:rStyle w:val="Hipercze"/>
+                <w:noProof/>
+              </w:rPr>
+              <w:t>Podział danych</w:t>
+            </w:r>
+            <w:r>
+              <w:rPr>
+                <w:noProof/>
+                <w:webHidden/>
+              </w:rPr>
+              <w:tab/>
+            </w:r>
+            <w:r>
+              <w:rPr>
+                <w:noProof/>
+                <w:webHidden/>
+              </w:rPr>
+              <w:fldChar w:fldCharType="begin"/>
+            </w:r>
+            <w:r>
+              <w:rPr>
+                <w:noProof/>
+                <w:webHidden/>
+              </w:rPr>
+              <w:instrText xml:space="preserve"> PAGEREF _Toc242216352 \h </w:instrText>
+            </w:r>
+            <w:r>
+              <w:rPr>
+                <w:noProof/>
+                <w:webHidden/>
+              </w:rPr>
+            </w:r>
+            <w:r>
+              <w:rPr>
+                <w:noProof/>
+                <w:webHidden/>
+              </w:rPr>
+              <w:fldChar w:fldCharType="separate"/>
+            </w:r>
+            <w:r>
+              <w:rPr>
+                <w:noProof/>
+                <w:webHidden/>
+              </w:rPr>
+              <w:t>4</w:t>
+            </w:r>
+            <w:r>
+              <w:rPr>
+                <w:noProof/>
+                <w:webHidden/>
+              </w:rPr>
+              <w:fldChar w:fldCharType="end"/>
+            </w:r>
+          </w:hyperlink>
+        </w:p>
+        <w:p>
+          <w:pPr>
+            <w:pStyle w:val="Spistreci2"/>
+            <w:tabs>
+              <w:tab w:val="left" w:pos="960"/>
+              <w:tab w:val="right" w:leader="dot" w:pos="9062"/>
+            </w:tabs>
+            <w:rPr>
+              <w:rFonts w:eastAsiaTheme="minorEastAsia"/>
+              <w:noProof/>
+              <w:sz w:val="24"/>
+              <w:szCs w:val="24"/>
+              <w:lang w:eastAsia="pl-PL"/>
+            </w:rPr>
+          </w:pPr>
+          <w:hyperlink w:anchor="_Toc242216353" w:history="1">
+            <w:r>
+              <w:rPr>
+                <w:rStyle w:val="Hipercze"/>
+                <w:noProof/>
+              </w:rPr>
+              <w:t>5.6.</w:t>
+            </w:r>
+            <w:r>
+              <w:rPr>
+                <w:rFonts w:eastAsiaTheme="minorEastAsia"/>
+                <w:noProof/>
+                <w:sz w:val="24"/>
+                <w:szCs w:val="24"/>
+                <w:lang w:eastAsia="pl-PL"/>
+              </w:rPr>
+              <w:tab/>
+            </w:r>
+            <w:r>
+              <w:rPr>
+                <w:rStyle w:val="Hipercze"/>
+                <w:noProof/>
+              </w:rPr>
+              <w:t>Augmentacja dla kart do gry</w:t>
+            </w:r>
+            <w:r>
+              <w:rPr>
+                <w:noProof/>
+                <w:webHidden/>
+              </w:rPr>
+              <w:tab/>
+            </w:r>
+            <w:r>
+              <w:rPr>
+                <w:noProof/>
+                <w:webHidden/>
+              </w:rPr>
+              <w:fldChar w:fldCharType="begin"/>
+            </w:r>
+            <w:r>
+              <w:rPr>
+                <w:noProof/>
+                <w:webHidden/>
+              </w:rPr>
+              <w:instrText xml:space="preserve"> PAGEREF _Toc242216353 \h </w:instrText>
+            </w:r>
+            <w:r>
+              <w:rPr>
+                <w:noProof/>
+                <w:webHidden/>
+              </w:rPr>
+            </w:r>
+            <w:r>
+              <w:rPr>
+                <w:noProof/>
+                <w:webHidden/>
+              </w:rPr>
+              <w:fldChar w:fldCharType="separate"/>
+            </w:r>
+            <w:r>
+              <w:rPr>
+                <w:noProof/>
+                <w:webHidden/>
+              </w:rPr>
+              <w:t>4</w:t>
+            </w:r>
+            <w:r>
+              <w:rPr>
+                <w:noProof/>
+                <w:webHidden/>
               </w:rPr>
               <w:fldChar w:fldCharType="end"/>
             </w:r>
@@ -2055,18 +3082,16 @@
             <w:rPr>
               <w:rFonts w:eastAsiaTheme="minorEastAsia"/>
               <w:noProof/>
-              <w:sz w:val="32"/>
-              <w:szCs w:val="32"/>
+              <w:sz w:val="24"/>
+              <w:szCs w:val="24"/>
               <w:lang w:eastAsia="pl-PL"/>
             </w:rPr>
           </w:pPr>
-          <w:hyperlink w:anchor="_Toc242214449" w:history="1">
-            <w:r>
-              <w:rPr>
-                <w:rStyle w:val="Hipercze"/>
-                <w:noProof/>
-                <w:sz w:val="32"/>
-                <w:szCs w:val="32"/>
+          <w:hyperlink w:anchor="_Toc242216354" w:history="1">
+            <w:r>
+              <w:rPr>
+                <w:rStyle w:val="Hipercze"/>
+                <w:noProof/>
               </w:rPr>
               <w:t>6.</w:t>
             </w:r>
@@ -2074,8 +3099,8 @@
               <w:rPr>
                 <w:rFonts w:eastAsiaTheme="minorEastAsia"/>
                 <w:noProof/>
-                <w:sz w:val="32"/>
-                <w:szCs w:val="32"/>
+                <w:sz w:val="24"/>
+                <w:szCs w:val="24"/>
                 <w:lang w:eastAsia="pl-PL"/>
               </w:rPr>
               <w:tab/>
@@ -2084,8 +3109,6 @@
               <w:rPr>
                 <w:rStyle w:val="Hipercze"/>
                 <w:noProof/>
-                <w:sz w:val="32"/>
-                <w:szCs w:val="32"/>
               </w:rPr>
               <w:t>Implementacja</w:t>
             </w:r>
@@ -2093,17 +3116,13 @@
               <w:rPr>
                 <w:noProof/>
                 <w:webHidden/>
-                <w:sz w:val="32"/>
-                <w:szCs w:val="32"/>
-              </w:rPr>
-              <w:tab/>
-            </w:r>
-            <w:r>
-              <w:rPr>
-                <w:noProof/>
-                <w:webHidden/>
-                <w:sz w:val="32"/>
-                <w:szCs w:val="32"/>
+              </w:rPr>
+              <w:tab/>
+            </w:r>
+            <w:r>
+              <w:rPr>
+                <w:noProof/>
+                <w:webHidden/>
               </w:rPr>
               <w:fldChar w:fldCharType="begin"/>
             </w:r>
@@ -2111,25 +3130,19 @@
               <w:rPr>
                 <w:noProof/>
                 <w:webHidden/>
-                <w:sz w:val="32"/>
-                <w:szCs w:val="32"/>
-              </w:rPr>
-              <w:instrText xml:space="preserve"> PAGEREF _Toc242214449 \h </w:instrText>
-            </w:r>
-            <w:r>
-              <w:rPr>
-                <w:noProof/>
-                <w:webHidden/>
-                <w:sz w:val="32"/>
-                <w:szCs w:val="32"/>
-              </w:rPr>
-            </w:r>
-            <w:r>
-              <w:rPr>
-                <w:noProof/>
-                <w:webHidden/>
-                <w:sz w:val="32"/>
-                <w:szCs w:val="32"/>
+              </w:rPr>
+              <w:instrText xml:space="preserve"> PAGEREF _Toc242216354 \h </w:instrText>
+            </w:r>
+            <w:r>
+              <w:rPr>
+                <w:noProof/>
+                <w:webHidden/>
+              </w:rPr>
+            </w:r>
+            <w:r>
+              <w:rPr>
+                <w:noProof/>
+                <w:webHidden/>
               </w:rPr>
               <w:fldChar w:fldCharType="separate"/>
             </w:r>
@@ -2137,17 +3150,553 @@
               <w:rPr>
                 <w:noProof/>
                 <w:webHidden/>
-                <w:sz w:val="32"/>
-                <w:szCs w:val="32"/>
-              </w:rPr>
-              <w:t>3</w:t>
-            </w:r>
-            <w:r>
-              <w:rPr>
-                <w:noProof/>
-                <w:webHidden/>
-                <w:sz w:val="32"/>
-                <w:szCs w:val="32"/>
+              </w:rPr>
+              <w:t>5</w:t>
+            </w:r>
+            <w:r>
+              <w:rPr>
+                <w:noProof/>
+                <w:webHidden/>
+              </w:rPr>
+              <w:fldChar w:fldCharType="end"/>
+            </w:r>
+          </w:hyperlink>
+        </w:p>
+        <w:p>
+          <w:pPr>
+            <w:pStyle w:val="Spistreci2"/>
+            <w:tabs>
+              <w:tab w:val="left" w:pos="960"/>
+              <w:tab w:val="right" w:leader="dot" w:pos="9062"/>
+            </w:tabs>
+            <w:rPr>
+              <w:rFonts w:eastAsiaTheme="minorEastAsia"/>
+              <w:noProof/>
+              <w:sz w:val="24"/>
+              <w:szCs w:val="24"/>
+              <w:lang w:eastAsia="pl-PL"/>
+            </w:rPr>
+          </w:pPr>
+          <w:hyperlink w:anchor="_Toc242216355" w:history="1">
+            <w:r>
+              <w:rPr>
+                <w:rStyle w:val="Hipercze"/>
+                <w:noProof/>
+              </w:rPr>
+              <w:t>6.1.</w:t>
+            </w:r>
+            <w:r>
+              <w:rPr>
+                <w:rFonts w:eastAsiaTheme="minorEastAsia"/>
+                <w:noProof/>
+                <w:sz w:val="24"/>
+                <w:szCs w:val="24"/>
+                <w:lang w:eastAsia="pl-PL"/>
+              </w:rPr>
+              <w:tab/>
+            </w:r>
+            <w:r>
+              <w:rPr>
+                <w:rStyle w:val="Hipercze"/>
+                <w:noProof/>
+              </w:rPr>
+              <w:t>Detekcja kart</w:t>
+            </w:r>
+            <w:r>
+              <w:rPr>
+                <w:noProof/>
+                <w:webHidden/>
+              </w:rPr>
+              <w:tab/>
+            </w:r>
+            <w:r>
+              <w:rPr>
+                <w:noProof/>
+                <w:webHidden/>
+              </w:rPr>
+              <w:fldChar w:fldCharType="begin"/>
+            </w:r>
+            <w:r>
+              <w:rPr>
+                <w:noProof/>
+                <w:webHidden/>
+              </w:rPr>
+              <w:instrText xml:space="preserve"> PAGEREF _Toc242216355 \h </w:instrText>
+            </w:r>
+            <w:r>
+              <w:rPr>
+                <w:noProof/>
+                <w:webHidden/>
+              </w:rPr>
+            </w:r>
+            <w:r>
+              <w:rPr>
+                <w:noProof/>
+                <w:webHidden/>
+              </w:rPr>
+              <w:fldChar w:fldCharType="separate"/>
+            </w:r>
+            <w:r>
+              <w:rPr>
+                <w:noProof/>
+                <w:webHidden/>
+              </w:rPr>
+              <w:t>5</w:t>
+            </w:r>
+            <w:r>
+              <w:rPr>
+                <w:noProof/>
+                <w:webHidden/>
+              </w:rPr>
+              <w:fldChar w:fldCharType="end"/>
+            </w:r>
+          </w:hyperlink>
+        </w:p>
+        <w:p>
+          <w:pPr>
+            <w:pStyle w:val="Spistreci2"/>
+            <w:tabs>
+              <w:tab w:val="left" w:pos="960"/>
+              <w:tab w:val="right" w:leader="dot" w:pos="9062"/>
+            </w:tabs>
+            <w:rPr>
+              <w:rFonts w:eastAsiaTheme="minorEastAsia"/>
+              <w:noProof/>
+              <w:sz w:val="24"/>
+              <w:szCs w:val="24"/>
+              <w:lang w:eastAsia="pl-PL"/>
+            </w:rPr>
+          </w:pPr>
+          <w:hyperlink w:anchor="_Toc242216356" w:history="1">
+            <w:r>
+              <w:rPr>
+                <w:rStyle w:val="Hipercze"/>
+                <w:noProof/>
+              </w:rPr>
+              <w:t>6.2.</w:t>
+            </w:r>
+            <w:r>
+              <w:rPr>
+                <w:rFonts w:eastAsiaTheme="minorEastAsia"/>
+                <w:noProof/>
+                <w:sz w:val="24"/>
+                <w:szCs w:val="24"/>
+                <w:lang w:eastAsia="pl-PL"/>
+              </w:rPr>
+              <w:tab/>
+            </w:r>
+            <w:r>
+              <w:rPr>
+                <w:rStyle w:val="Hipercze"/>
+                <w:noProof/>
+              </w:rPr>
+              <w:t>Korekcja perspektywy</w:t>
+            </w:r>
+            <w:r>
+              <w:rPr>
+                <w:noProof/>
+                <w:webHidden/>
+              </w:rPr>
+              <w:tab/>
+            </w:r>
+            <w:r>
+              <w:rPr>
+                <w:noProof/>
+                <w:webHidden/>
+              </w:rPr>
+              <w:fldChar w:fldCharType="begin"/>
+            </w:r>
+            <w:r>
+              <w:rPr>
+                <w:noProof/>
+                <w:webHidden/>
+              </w:rPr>
+              <w:instrText xml:space="preserve"> PAGEREF _Toc242216356 \h </w:instrText>
+            </w:r>
+            <w:r>
+              <w:rPr>
+                <w:noProof/>
+                <w:webHidden/>
+              </w:rPr>
+            </w:r>
+            <w:r>
+              <w:rPr>
+                <w:noProof/>
+                <w:webHidden/>
+              </w:rPr>
+              <w:fldChar w:fldCharType="separate"/>
+            </w:r>
+            <w:r>
+              <w:rPr>
+                <w:noProof/>
+                <w:webHidden/>
+              </w:rPr>
+              <w:t>5</w:t>
+            </w:r>
+            <w:r>
+              <w:rPr>
+                <w:noProof/>
+                <w:webHidden/>
+              </w:rPr>
+              <w:fldChar w:fldCharType="end"/>
+            </w:r>
+          </w:hyperlink>
+        </w:p>
+        <w:p>
+          <w:pPr>
+            <w:pStyle w:val="Spistreci2"/>
+            <w:tabs>
+              <w:tab w:val="left" w:pos="960"/>
+              <w:tab w:val="right" w:leader="dot" w:pos="9062"/>
+            </w:tabs>
+            <w:rPr>
+              <w:rFonts w:eastAsiaTheme="minorEastAsia"/>
+              <w:noProof/>
+              <w:sz w:val="24"/>
+              <w:szCs w:val="24"/>
+              <w:lang w:eastAsia="pl-PL"/>
+            </w:rPr>
+          </w:pPr>
+          <w:hyperlink w:anchor="_Toc242216357" w:history="1">
+            <w:r>
+              <w:rPr>
+                <w:rStyle w:val="Hipercze"/>
+                <w:noProof/>
+              </w:rPr>
+              <w:t>6.3.</w:t>
+            </w:r>
+            <w:r>
+              <w:rPr>
+                <w:rFonts w:eastAsiaTheme="minorEastAsia"/>
+                <w:noProof/>
+                <w:sz w:val="24"/>
+                <w:szCs w:val="24"/>
+                <w:lang w:eastAsia="pl-PL"/>
+              </w:rPr>
+              <w:tab/>
+            </w:r>
+            <w:r>
+              <w:rPr>
+                <w:rStyle w:val="Hipercze"/>
+                <w:noProof/>
+              </w:rPr>
+              <w:t>Klasyfikatory i ich uczenie</w:t>
+            </w:r>
+            <w:r>
+              <w:rPr>
+                <w:noProof/>
+                <w:webHidden/>
+              </w:rPr>
+              <w:tab/>
+            </w:r>
+            <w:r>
+              <w:rPr>
+                <w:noProof/>
+                <w:webHidden/>
+              </w:rPr>
+              <w:fldChar w:fldCharType="begin"/>
+            </w:r>
+            <w:r>
+              <w:rPr>
+                <w:noProof/>
+                <w:webHidden/>
+              </w:rPr>
+              <w:instrText xml:space="preserve"> PAGEREF _Toc242216357 \h </w:instrText>
+            </w:r>
+            <w:r>
+              <w:rPr>
+                <w:noProof/>
+                <w:webHidden/>
+              </w:rPr>
+            </w:r>
+            <w:r>
+              <w:rPr>
+                <w:noProof/>
+                <w:webHidden/>
+              </w:rPr>
+              <w:fldChar w:fldCharType="separate"/>
+            </w:r>
+            <w:r>
+              <w:rPr>
+                <w:noProof/>
+                <w:webHidden/>
+              </w:rPr>
+              <w:t>5</w:t>
+            </w:r>
+            <w:r>
+              <w:rPr>
+                <w:noProof/>
+                <w:webHidden/>
+              </w:rPr>
+              <w:fldChar w:fldCharType="end"/>
+            </w:r>
+          </w:hyperlink>
+        </w:p>
+        <w:p>
+          <w:pPr>
+            <w:pStyle w:val="Spistreci2"/>
+            <w:tabs>
+              <w:tab w:val="left" w:pos="960"/>
+              <w:tab w:val="right" w:leader="dot" w:pos="9062"/>
+            </w:tabs>
+            <w:rPr>
+              <w:rFonts w:eastAsiaTheme="minorEastAsia"/>
+              <w:noProof/>
+              <w:sz w:val="24"/>
+              <w:szCs w:val="24"/>
+              <w:lang w:eastAsia="pl-PL"/>
+            </w:rPr>
+          </w:pPr>
+          <w:hyperlink w:anchor="_Toc242216358" w:history="1">
+            <w:r>
+              <w:rPr>
+                <w:rStyle w:val="Hipercze"/>
+                <w:noProof/>
+              </w:rPr>
+              <w:t>6.4.</w:t>
+            </w:r>
+            <w:r>
+              <w:rPr>
+                <w:rFonts w:eastAsiaTheme="minorEastAsia"/>
+                <w:noProof/>
+                <w:sz w:val="24"/>
+                <w:szCs w:val="24"/>
+                <w:lang w:eastAsia="pl-PL"/>
+              </w:rPr>
+              <w:tab/>
+            </w:r>
+            <w:r>
+              <w:rPr>
+                <w:rStyle w:val="Hipercze"/>
+                <w:noProof/>
+              </w:rPr>
+              <w:t>Kalibracja i odrzucanie niepewnych wyników</w:t>
+            </w:r>
+            <w:r>
+              <w:rPr>
+                <w:noProof/>
+                <w:webHidden/>
+              </w:rPr>
+              <w:tab/>
+            </w:r>
+            <w:r>
+              <w:rPr>
+                <w:noProof/>
+                <w:webHidden/>
+              </w:rPr>
+              <w:fldChar w:fldCharType="begin"/>
+            </w:r>
+            <w:r>
+              <w:rPr>
+                <w:noProof/>
+                <w:webHidden/>
+              </w:rPr>
+              <w:instrText xml:space="preserve"> PAGEREF _Toc242216358 \h </w:instrText>
+            </w:r>
+            <w:r>
+              <w:rPr>
+                <w:noProof/>
+                <w:webHidden/>
+              </w:rPr>
+            </w:r>
+            <w:r>
+              <w:rPr>
+                <w:noProof/>
+                <w:webHidden/>
+              </w:rPr>
+              <w:fldChar w:fldCharType="separate"/>
+            </w:r>
+            <w:r>
+              <w:rPr>
+                <w:noProof/>
+                <w:webHidden/>
+              </w:rPr>
+              <w:t>5</w:t>
+            </w:r>
+            <w:r>
+              <w:rPr>
+                <w:noProof/>
+                <w:webHidden/>
+              </w:rPr>
+              <w:fldChar w:fldCharType="end"/>
+            </w:r>
+          </w:hyperlink>
+        </w:p>
+        <w:p>
+          <w:pPr>
+            <w:pStyle w:val="Spistreci2"/>
+            <w:tabs>
+              <w:tab w:val="left" w:pos="960"/>
+              <w:tab w:val="right" w:leader="dot" w:pos="9062"/>
+            </w:tabs>
+            <w:rPr>
+              <w:rFonts w:eastAsiaTheme="minorEastAsia"/>
+              <w:noProof/>
+              <w:sz w:val="24"/>
+              <w:szCs w:val="24"/>
+              <w:lang w:eastAsia="pl-PL"/>
+            </w:rPr>
+          </w:pPr>
+          <w:hyperlink w:anchor="_Toc242216359" w:history="1">
+            <w:r>
+              <w:rPr>
+                <w:rStyle w:val="Hipercze"/>
+                <w:noProof/>
+              </w:rPr>
+              <w:t>6.5.</w:t>
+            </w:r>
+            <w:r>
+              <w:rPr>
+                <w:rFonts w:eastAsiaTheme="minorEastAsia"/>
+                <w:noProof/>
+                <w:sz w:val="24"/>
+                <w:szCs w:val="24"/>
+                <w:lang w:eastAsia="pl-PL"/>
+              </w:rPr>
+              <w:tab/>
+            </w:r>
+            <w:r>
+              <w:rPr>
+                <w:rStyle w:val="Hipercze"/>
+                <w:noProof/>
+              </w:rPr>
+              <w:t>Aplikacja i tryb kamery</w:t>
+            </w:r>
+            <w:r>
+              <w:rPr>
+                <w:noProof/>
+                <w:webHidden/>
+              </w:rPr>
+              <w:tab/>
+            </w:r>
+            <w:r>
+              <w:rPr>
+                <w:noProof/>
+                <w:webHidden/>
+              </w:rPr>
+              <w:fldChar w:fldCharType="begin"/>
+            </w:r>
+            <w:r>
+              <w:rPr>
+                <w:noProof/>
+                <w:webHidden/>
+              </w:rPr>
+              <w:instrText xml:space="preserve"> PAGEREF _Toc242216359 \h </w:instrText>
+            </w:r>
+            <w:r>
+              <w:rPr>
+                <w:noProof/>
+                <w:webHidden/>
+              </w:rPr>
+            </w:r>
+            <w:r>
+              <w:rPr>
+                <w:noProof/>
+                <w:webHidden/>
+              </w:rPr>
+              <w:fldChar w:fldCharType="separate"/>
+            </w:r>
+            <w:r>
+              <w:rPr>
+                <w:noProof/>
+                <w:webHidden/>
+              </w:rPr>
+              <w:t>5</w:t>
+            </w:r>
+            <w:r>
+              <w:rPr>
+                <w:noProof/>
+                <w:webHidden/>
+              </w:rPr>
+              <w:fldChar w:fldCharType="end"/>
+            </w:r>
+          </w:hyperlink>
+        </w:p>
+        <w:p>
+          <w:pPr>
+            <w:pStyle w:val="Spistreci2"/>
+            <w:tabs>
+              <w:tab w:val="left" w:pos="960"/>
+              <w:tab w:val="right" w:leader="dot" w:pos="9062"/>
+            </w:tabs>
+            <w:rPr>
+              <w:rFonts w:eastAsiaTheme="minorEastAsia"/>
+              <w:noProof/>
+              <w:sz w:val="24"/>
+              <w:szCs w:val="24"/>
+              <w:lang w:eastAsia="pl-PL"/>
+            </w:rPr>
+          </w:pPr>
+          <w:hyperlink w:anchor="_Toc242216360" w:history="1">
+            <w:r>
+              <w:rPr>
+                <w:rStyle w:val="Hipercze"/>
+                <w:noProof/>
+              </w:rPr>
+              <w:t>6.6.</w:t>
+            </w:r>
+            <w:r>
+              <w:rPr>
+                <w:rFonts w:eastAsiaTheme="minorEastAsia"/>
+                <w:noProof/>
+                <w:sz w:val="24"/>
+                <w:szCs w:val="24"/>
+                <w:lang w:eastAsia="pl-PL"/>
+              </w:rPr>
+              <w:tab/>
+            </w:r>
+            <w:r>
+              <w:rPr>
+                <w:rStyle w:val="Hipercze"/>
+                <w:noProof/>
+              </w:rPr>
+              <w:t>Testy i odtwarzalność</w:t>
+            </w:r>
+            <w:r>
+              <w:rPr>
+                <w:noProof/>
+                <w:webHidden/>
+              </w:rPr>
+              <w:tab/>
+            </w:r>
+            <w:r>
+              <w:rPr>
+                <w:noProof/>
+                <w:webHidden/>
+              </w:rPr>
+              <w:fldChar w:fldCharType="begin"/>
+            </w:r>
+            <w:r>
+              <w:rPr>
+                <w:noProof/>
+                <w:webHidden/>
+              </w:rPr>
+              <w:instrText xml:space="preserve"> PAGEREF _Toc242216360 \h </w:instrText>
+            </w:r>
+            <w:r>
+              <w:rPr>
+                <w:noProof/>
+                <w:webHidden/>
+              </w:rPr>
+            </w:r>
+            <w:r>
+              <w:rPr>
+                <w:noProof/>
+                <w:webHidden/>
+              </w:rPr>
+              <w:fldChar w:fldCharType="separate"/>
+            </w:r>
+            <w:r>
+              <w:rPr>
+                <w:noProof/>
+                <w:webHidden/>
+              </w:rPr>
+              <w:t>5</w:t>
+            </w:r>
+            <w:r>
+              <w:rPr>
+                <w:noProof/>
+                <w:webHidden/>
               </w:rPr>
               <w:fldChar w:fldCharType="end"/>
             </w:r>
@@ -2163,18 +3712,16 @@
             <w:rPr>
               <w:rFonts w:eastAsiaTheme="minorEastAsia"/>
               <w:noProof/>
-              <w:sz w:val="32"/>
-              <w:szCs w:val="32"/>
+              <w:sz w:val="24"/>
+              <w:szCs w:val="24"/>
               <w:lang w:eastAsia="pl-PL"/>
             </w:rPr>
           </w:pPr>
-          <w:hyperlink w:anchor="_Toc242214450" w:history="1">
-            <w:r>
-              <w:rPr>
-                <w:rStyle w:val="Hipercze"/>
-                <w:noProof/>
-                <w:sz w:val="32"/>
-                <w:szCs w:val="32"/>
+          <w:hyperlink w:anchor="_Toc242216361" w:history="1">
+            <w:r>
+              <w:rPr>
+                <w:rStyle w:val="Hipercze"/>
+                <w:noProof/>
               </w:rPr>
               <w:t>7.</w:t>
             </w:r>
@@ -2182,8 +3729,8 @@
               <w:rPr>
                 <w:rFonts w:eastAsiaTheme="minorEastAsia"/>
                 <w:noProof/>
-                <w:sz w:val="32"/>
-                <w:szCs w:val="32"/>
+                <w:sz w:val="24"/>
+                <w:szCs w:val="24"/>
                 <w:lang w:eastAsia="pl-PL"/>
               </w:rPr>
               <w:tab/>
@@ -2192,26 +3739,20 @@
               <w:rPr>
                 <w:rStyle w:val="Hipercze"/>
                 <w:noProof/>
-                <w:sz w:val="32"/>
-                <w:szCs w:val="32"/>
-              </w:rPr>
-              <w:t>Eksperymenty i wyniki</w:t>
-            </w:r>
-            <w:r>
-              <w:rPr>
-                <w:noProof/>
-                <w:webHidden/>
-                <w:sz w:val="32"/>
-                <w:szCs w:val="32"/>
-              </w:rPr>
-              <w:tab/>
-            </w:r>
-            <w:r>
-              <w:rPr>
-                <w:noProof/>
-                <w:webHidden/>
-                <w:sz w:val="32"/>
-                <w:szCs w:val="32"/>
+              </w:rPr>
+              <w:t>Badania eksperymentalne</w:t>
+            </w:r>
+            <w:r>
+              <w:rPr>
+                <w:noProof/>
+                <w:webHidden/>
+              </w:rPr>
+              <w:tab/>
+            </w:r>
+            <w:r>
+              <w:rPr>
+                <w:noProof/>
+                <w:webHidden/>
               </w:rPr>
               <w:fldChar w:fldCharType="begin"/>
             </w:r>
@@ -2219,25 +3760,19 @@
               <w:rPr>
                 <w:noProof/>
                 <w:webHidden/>
-                <w:sz w:val="32"/>
-                <w:szCs w:val="32"/>
-              </w:rPr>
-              <w:instrText xml:space="preserve"> PAGEREF _Toc242214450 \h </w:instrText>
-            </w:r>
-            <w:r>
-              <w:rPr>
-                <w:noProof/>
-                <w:webHidden/>
-                <w:sz w:val="32"/>
-                <w:szCs w:val="32"/>
-              </w:rPr>
-            </w:r>
-            <w:r>
-              <w:rPr>
-                <w:noProof/>
-                <w:webHidden/>
-                <w:sz w:val="32"/>
-                <w:szCs w:val="32"/>
+              </w:rPr>
+              <w:instrText xml:space="preserve"> PAGEREF _Toc242216361 \h </w:instrText>
+            </w:r>
+            <w:r>
+              <w:rPr>
+                <w:noProof/>
+                <w:webHidden/>
+              </w:rPr>
+            </w:r>
+            <w:r>
+              <w:rPr>
+                <w:noProof/>
+                <w:webHidden/>
               </w:rPr>
               <w:fldChar w:fldCharType="separate"/>
             </w:r>
@@ -2245,17 +3780,643 @@
               <w:rPr>
                 <w:noProof/>
                 <w:webHidden/>
-                <w:sz w:val="32"/>
-                <w:szCs w:val="32"/>
-              </w:rPr>
-              <w:t>3</w:t>
-            </w:r>
-            <w:r>
-              <w:rPr>
-                <w:noProof/>
-                <w:webHidden/>
-                <w:sz w:val="32"/>
-                <w:szCs w:val="32"/>
+              </w:rPr>
+              <w:t>5</w:t>
+            </w:r>
+            <w:r>
+              <w:rPr>
+                <w:noProof/>
+                <w:webHidden/>
+              </w:rPr>
+              <w:fldChar w:fldCharType="end"/>
+            </w:r>
+          </w:hyperlink>
+        </w:p>
+        <w:p>
+          <w:pPr>
+            <w:pStyle w:val="Spistreci2"/>
+            <w:tabs>
+              <w:tab w:val="left" w:pos="960"/>
+              <w:tab w:val="right" w:leader="dot" w:pos="9062"/>
+            </w:tabs>
+            <w:rPr>
+              <w:rFonts w:eastAsiaTheme="minorEastAsia"/>
+              <w:noProof/>
+              <w:sz w:val="24"/>
+              <w:szCs w:val="24"/>
+              <w:lang w:eastAsia="pl-PL"/>
+            </w:rPr>
+          </w:pPr>
+          <w:hyperlink w:anchor="_Toc242216362" w:history="1">
+            <w:r>
+              <w:rPr>
+                <w:rStyle w:val="Hipercze"/>
+                <w:noProof/>
+              </w:rPr>
+              <w:t>7.1.</w:t>
+            </w:r>
+            <w:r>
+              <w:rPr>
+                <w:rFonts w:eastAsiaTheme="minorEastAsia"/>
+                <w:noProof/>
+                <w:sz w:val="24"/>
+                <w:szCs w:val="24"/>
+                <w:lang w:eastAsia="pl-PL"/>
+              </w:rPr>
+              <w:tab/>
+            </w:r>
+            <w:r>
+              <w:rPr>
+                <w:rStyle w:val="Hipercze"/>
+                <w:noProof/>
+              </w:rPr>
+              <w:t>Metodyka badań</w:t>
+            </w:r>
+            <w:r>
+              <w:rPr>
+                <w:noProof/>
+                <w:webHidden/>
+              </w:rPr>
+              <w:tab/>
+            </w:r>
+            <w:r>
+              <w:rPr>
+                <w:noProof/>
+                <w:webHidden/>
+              </w:rPr>
+              <w:fldChar w:fldCharType="begin"/>
+            </w:r>
+            <w:r>
+              <w:rPr>
+                <w:noProof/>
+                <w:webHidden/>
+              </w:rPr>
+              <w:instrText xml:space="preserve"> PAGEREF _Toc242216362 \h </w:instrText>
+            </w:r>
+            <w:r>
+              <w:rPr>
+                <w:noProof/>
+                <w:webHidden/>
+              </w:rPr>
+            </w:r>
+            <w:r>
+              <w:rPr>
+                <w:noProof/>
+                <w:webHidden/>
+              </w:rPr>
+              <w:fldChar w:fldCharType="separate"/>
+            </w:r>
+            <w:r>
+              <w:rPr>
+                <w:noProof/>
+                <w:webHidden/>
+              </w:rPr>
+              <w:t>5</w:t>
+            </w:r>
+            <w:r>
+              <w:rPr>
+                <w:noProof/>
+                <w:webHidden/>
+              </w:rPr>
+              <w:fldChar w:fldCharType="end"/>
+            </w:r>
+          </w:hyperlink>
+        </w:p>
+        <w:p>
+          <w:pPr>
+            <w:pStyle w:val="Spistreci2"/>
+            <w:tabs>
+              <w:tab w:val="left" w:pos="960"/>
+              <w:tab w:val="right" w:leader="dot" w:pos="9062"/>
+            </w:tabs>
+            <w:rPr>
+              <w:rFonts w:eastAsiaTheme="minorEastAsia"/>
+              <w:noProof/>
+              <w:sz w:val="24"/>
+              <w:szCs w:val="24"/>
+              <w:lang w:eastAsia="pl-PL"/>
+            </w:rPr>
+          </w:pPr>
+          <w:hyperlink w:anchor="_Toc242216363" w:history="1">
+            <w:r>
+              <w:rPr>
+                <w:rStyle w:val="Hipercze"/>
+                <w:noProof/>
+              </w:rPr>
+              <w:t>7.2.</w:t>
+            </w:r>
+            <w:r>
+              <w:rPr>
+                <w:rFonts w:eastAsiaTheme="minorEastAsia"/>
+                <w:noProof/>
+                <w:sz w:val="24"/>
+                <w:szCs w:val="24"/>
+                <w:lang w:eastAsia="pl-PL"/>
+              </w:rPr>
+              <w:tab/>
+            </w:r>
+            <w:r>
+              <w:rPr>
+                <w:rStyle w:val="Hipercze"/>
+                <w:noProof/>
+              </w:rPr>
+              <w:t>Architektura klasyfikatora (E1, E2, E3)</w:t>
+            </w:r>
+            <w:r>
+              <w:rPr>
+                <w:noProof/>
+                <w:webHidden/>
+              </w:rPr>
+              <w:tab/>
+            </w:r>
+            <w:r>
+              <w:rPr>
+                <w:noProof/>
+                <w:webHidden/>
+              </w:rPr>
+              <w:fldChar w:fldCharType="begin"/>
+            </w:r>
+            <w:r>
+              <w:rPr>
+                <w:noProof/>
+                <w:webHidden/>
+              </w:rPr>
+              <w:instrText xml:space="preserve"> PAGEREF _Toc242216363 \h </w:instrText>
+            </w:r>
+            <w:r>
+              <w:rPr>
+                <w:noProof/>
+                <w:webHidden/>
+              </w:rPr>
+            </w:r>
+            <w:r>
+              <w:rPr>
+                <w:noProof/>
+                <w:webHidden/>
+              </w:rPr>
+              <w:fldChar w:fldCharType="separate"/>
+            </w:r>
+            <w:r>
+              <w:rPr>
+                <w:noProof/>
+                <w:webHidden/>
+              </w:rPr>
+              <w:t>5</w:t>
+            </w:r>
+            <w:r>
+              <w:rPr>
+                <w:noProof/>
+                <w:webHidden/>
+              </w:rPr>
+              <w:fldChar w:fldCharType="end"/>
+            </w:r>
+          </w:hyperlink>
+        </w:p>
+        <w:p>
+          <w:pPr>
+            <w:pStyle w:val="Spistreci2"/>
+            <w:tabs>
+              <w:tab w:val="left" w:pos="960"/>
+              <w:tab w:val="right" w:leader="dot" w:pos="9062"/>
+            </w:tabs>
+            <w:rPr>
+              <w:rFonts w:eastAsiaTheme="minorEastAsia"/>
+              <w:noProof/>
+              <w:sz w:val="24"/>
+              <w:szCs w:val="24"/>
+              <w:lang w:eastAsia="pl-PL"/>
+            </w:rPr>
+          </w:pPr>
+          <w:hyperlink w:anchor="_Toc242216364" w:history="1">
+            <w:r>
+              <w:rPr>
+                <w:rStyle w:val="Hipercze"/>
+                <w:noProof/>
+              </w:rPr>
+              <w:t>7.3.</w:t>
+            </w:r>
+            <w:r>
+              <w:rPr>
+                <w:rFonts w:eastAsiaTheme="minorEastAsia"/>
+                <w:noProof/>
+                <w:sz w:val="24"/>
+                <w:szCs w:val="24"/>
+                <w:lang w:eastAsia="pl-PL"/>
+              </w:rPr>
+              <w:tab/>
+            </w:r>
+            <w:r>
+              <w:rPr>
+                <w:rStyle w:val="Hipercze"/>
+                <w:noProof/>
+              </w:rPr>
+              <w:t>52 klasy, a figura i kolor (E3)</w:t>
+            </w:r>
+            <w:r>
+              <w:rPr>
+                <w:noProof/>
+                <w:webHidden/>
+              </w:rPr>
+              <w:tab/>
+            </w:r>
+            <w:r>
+              <w:rPr>
+                <w:noProof/>
+                <w:webHidden/>
+              </w:rPr>
+              <w:fldChar w:fldCharType="begin"/>
+            </w:r>
+            <w:r>
+              <w:rPr>
+                <w:noProof/>
+                <w:webHidden/>
+              </w:rPr>
+              <w:instrText xml:space="preserve"> PAGEREF _Toc242216364 \h </w:instrText>
+            </w:r>
+            <w:r>
+              <w:rPr>
+                <w:noProof/>
+                <w:webHidden/>
+              </w:rPr>
+            </w:r>
+            <w:r>
+              <w:rPr>
+                <w:noProof/>
+                <w:webHidden/>
+              </w:rPr>
+              <w:fldChar w:fldCharType="separate"/>
+            </w:r>
+            <w:r>
+              <w:rPr>
+                <w:noProof/>
+                <w:webHidden/>
+              </w:rPr>
+              <w:t>5</w:t>
+            </w:r>
+            <w:r>
+              <w:rPr>
+                <w:noProof/>
+                <w:webHidden/>
+              </w:rPr>
+              <w:fldChar w:fldCharType="end"/>
+            </w:r>
+          </w:hyperlink>
+        </w:p>
+        <w:p>
+          <w:pPr>
+            <w:pStyle w:val="Spistreci2"/>
+            <w:tabs>
+              <w:tab w:val="left" w:pos="960"/>
+              <w:tab w:val="right" w:leader="dot" w:pos="9062"/>
+            </w:tabs>
+            <w:rPr>
+              <w:rFonts w:eastAsiaTheme="minorEastAsia"/>
+              <w:noProof/>
+              <w:sz w:val="24"/>
+              <w:szCs w:val="24"/>
+              <w:lang w:eastAsia="pl-PL"/>
+            </w:rPr>
+          </w:pPr>
+          <w:hyperlink w:anchor="_Toc242216365" w:history="1">
+            <w:r>
+              <w:rPr>
+                <w:rStyle w:val="Hipercze"/>
+                <w:noProof/>
+              </w:rPr>
+              <w:t>7.4.</w:t>
+            </w:r>
+            <w:r>
+              <w:rPr>
+                <w:rFonts w:eastAsiaTheme="minorEastAsia"/>
+                <w:noProof/>
+                <w:sz w:val="24"/>
+                <w:szCs w:val="24"/>
+                <w:lang w:eastAsia="pl-PL"/>
+              </w:rPr>
+              <w:tab/>
+            </w:r>
+            <w:r>
+              <w:rPr>
+                <w:rStyle w:val="Hipercze"/>
+                <w:noProof/>
+              </w:rPr>
+              <w:t>Augmentacja i korekcja perspektywy (E4, E5)</w:t>
+            </w:r>
+            <w:r>
+              <w:rPr>
+                <w:noProof/>
+                <w:webHidden/>
+              </w:rPr>
+              <w:tab/>
+            </w:r>
+            <w:r>
+              <w:rPr>
+                <w:noProof/>
+                <w:webHidden/>
+              </w:rPr>
+              <w:fldChar w:fldCharType="begin"/>
+            </w:r>
+            <w:r>
+              <w:rPr>
+                <w:noProof/>
+                <w:webHidden/>
+              </w:rPr>
+              <w:instrText xml:space="preserve"> PAGEREF _Toc242216365 \h </w:instrText>
+            </w:r>
+            <w:r>
+              <w:rPr>
+                <w:noProof/>
+                <w:webHidden/>
+              </w:rPr>
+            </w:r>
+            <w:r>
+              <w:rPr>
+                <w:noProof/>
+                <w:webHidden/>
+              </w:rPr>
+              <w:fldChar w:fldCharType="separate"/>
+            </w:r>
+            <w:r>
+              <w:rPr>
+                <w:noProof/>
+                <w:webHidden/>
+              </w:rPr>
+              <w:t>5</w:t>
+            </w:r>
+            <w:r>
+              <w:rPr>
+                <w:noProof/>
+                <w:webHidden/>
+              </w:rPr>
+              <w:fldChar w:fldCharType="end"/>
+            </w:r>
+          </w:hyperlink>
+        </w:p>
+        <w:p>
+          <w:pPr>
+            <w:pStyle w:val="Spistreci2"/>
+            <w:tabs>
+              <w:tab w:val="left" w:pos="960"/>
+              <w:tab w:val="right" w:leader="dot" w:pos="9062"/>
+            </w:tabs>
+            <w:rPr>
+              <w:rFonts w:eastAsiaTheme="minorEastAsia"/>
+              <w:noProof/>
+              <w:sz w:val="24"/>
+              <w:szCs w:val="24"/>
+              <w:lang w:eastAsia="pl-PL"/>
+            </w:rPr>
+          </w:pPr>
+          <w:hyperlink w:anchor="_Toc242216366" w:history="1">
+            <w:r>
+              <w:rPr>
+                <w:rStyle w:val="Hipercze"/>
+                <w:noProof/>
+              </w:rPr>
+              <w:t>7.5.</w:t>
+            </w:r>
+            <w:r>
+              <w:rPr>
+                <w:rFonts w:eastAsiaTheme="minorEastAsia"/>
+                <w:noProof/>
+                <w:sz w:val="24"/>
+                <w:szCs w:val="24"/>
+                <w:lang w:eastAsia="pl-PL"/>
+              </w:rPr>
+              <w:tab/>
+            </w:r>
+            <w:r>
+              <w:rPr>
+                <w:rStyle w:val="Hipercze"/>
+                <w:noProof/>
+              </w:rPr>
+              <w:t>Architektura systemu i detekcja (E6, E7, E12)</w:t>
+            </w:r>
+            <w:r>
+              <w:rPr>
+                <w:noProof/>
+                <w:webHidden/>
+              </w:rPr>
+              <w:tab/>
+            </w:r>
+            <w:r>
+              <w:rPr>
+                <w:noProof/>
+                <w:webHidden/>
+              </w:rPr>
+              <w:fldChar w:fldCharType="begin"/>
+            </w:r>
+            <w:r>
+              <w:rPr>
+                <w:noProof/>
+                <w:webHidden/>
+              </w:rPr>
+              <w:instrText xml:space="preserve"> PAGEREF _Toc242216366 \h </w:instrText>
+            </w:r>
+            <w:r>
+              <w:rPr>
+                <w:noProof/>
+                <w:webHidden/>
+              </w:rPr>
+            </w:r>
+            <w:r>
+              <w:rPr>
+                <w:noProof/>
+                <w:webHidden/>
+              </w:rPr>
+              <w:fldChar w:fldCharType="separate"/>
+            </w:r>
+            <w:r>
+              <w:rPr>
+                <w:noProof/>
+                <w:webHidden/>
+              </w:rPr>
+              <w:t>5</w:t>
+            </w:r>
+            <w:r>
+              <w:rPr>
+                <w:noProof/>
+                <w:webHidden/>
+              </w:rPr>
+              <w:fldChar w:fldCharType="end"/>
+            </w:r>
+          </w:hyperlink>
+        </w:p>
+        <w:p>
+          <w:pPr>
+            <w:pStyle w:val="Spistreci2"/>
+            <w:tabs>
+              <w:tab w:val="left" w:pos="960"/>
+              <w:tab w:val="right" w:leader="dot" w:pos="9062"/>
+            </w:tabs>
+            <w:rPr>
+              <w:rFonts w:eastAsiaTheme="minorEastAsia"/>
+              <w:noProof/>
+              <w:sz w:val="24"/>
+              <w:szCs w:val="24"/>
+              <w:lang w:eastAsia="pl-PL"/>
+            </w:rPr>
+          </w:pPr>
+          <w:hyperlink w:anchor="_Toc242216367" w:history="1">
+            <w:r>
+              <w:rPr>
+                <w:rStyle w:val="Hipercze"/>
+                <w:noProof/>
+              </w:rPr>
+              <w:t>7.6.</w:t>
+            </w:r>
+            <w:r>
+              <w:rPr>
+                <w:rFonts w:eastAsiaTheme="minorEastAsia"/>
+                <w:noProof/>
+                <w:sz w:val="24"/>
+                <w:szCs w:val="24"/>
+                <w:lang w:eastAsia="pl-PL"/>
+              </w:rPr>
+              <w:tab/>
+            </w:r>
+            <w:r>
+              <w:rPr>
+                <w:rStyle w:val="Hipercze"/>
+                <w:noProof/>
+              </w:rPr>
+              <w:t>Próg pewności (E9)</w:t>
+            </w:r>
+            <w:r>
+              <w:rPr>
+                <w:noProof/>
+                <w:webHidden/>
+              </w:rPr>
+              <w:tab/>
+            </w:r>
+            <w:r>
+              <w:rPr>
+                <w:noProof/>
+                <w:webHidden/>
+              </w:rPr>
+              <w:fldChar w:fldCharType="begin"/>
+            </w:r>
+            <w:r>
+              <w:rPr>
+                <w:noProof/>
+                <w:webHidden/>
+              </w:rPr>
+              <w:instrText xml:space="preserve"> PAGEREF _Toc242216367 \h </w:instrText>
+            </w:r>
+            <w:r>
+              <w:rPr>
+                <w:noProof/>
+                <w:webHidden/>
+              </w:rPr>
+            </w:r>
+            <w:r>
+              <w:rPr>
+                <w:noProof/>
+                <w:webHidden/>
+              </w:rPr>
+              <w:fldChar w:fldCharType="separate"/>
+            </w:r>
+            <w:r>
+              <w:rPr>
+                <w:noProof/>
+                <w:webHidden/>
+              </w:rPr>
+              <w:t>5</w:t>
+            </w:r>
+            <w:r>
+              <w:rPr>
+                <w:noProof/>
+                <w:webHidden/>
+              </w:rPr>
+              <w:fldChar w:fldCharType="end"/>
+            </w:r>
+          </w:hyperlink>
+        </w:p>
+        <w:p>
+          <w:pPr>
+            <w:pStyle w:val="Spistreci2"/>
+            <w:tabs>
+              <w:tab w:val="left" w:pos="960"/>
+              <w:tab w:val="right" w:leader="dot" w:pos="9062"/>
+            </w:tabs>
+            <w:rPr>
+              <w:rFonts w:eastAsiaTheme="minorEastAsia"/>
+              <w:noProof/>
+              <w:sz w:val="24"/>
+              <w:szCs w:val="24"/>
+              <w:lang w:eastAsia="pl-PL"/>
+            </w:rPr>
+          </w:pPr>
+          <w:hyperlink w:anchor="_Toc242216368" w:history="1">
+            <w:r>
+              <w:rPr>
+                <w:rStyle w:val="Hipercze"/>
+                <w:noProof/>
+              </w:rPr>
+              <w:t>7.7.</w:t>
+            </w:r>
+            <w:r>
+              <w:rPr>
+                <w:rFonts w:eastAsiaTheme="minorEastAsia"/>
+                <w:noProof/>
+                <w:sz w:val="24"/>
+                <w:szCs w:val="24"/>
+                <w:lang w:eastAsia="pl-PL"/>
+              </w:rPr>
+              <w:tab/>
+            </w:r>
+            <w:r>
+              <w:rPr>
+                <w:rStyle w:val="Hipercze"/>
+                <w:noProof/>
+              </w:rPr>
+              <w:t>Skuteczność całego systemu</w:t>
+            </w:r>
+            <w:r>
+              <w:rPr>
+                <w:noProof/>
+                <w:webHidden/>
+              </w:rPr>
+              <w:tab/>
+            </w:r>
+            <w:r>
+              <w:rPr>
+                <w:noProof/>
+                <w:webHidden/>
+              </w:rPr>
+              <w:fldChar w:fldCharType="begin"/>
+            </w:r>
+            <w:r>
+              <w:rPr>
+                <w:noProof/>
+                <w:webHidden/>
+              </w:rPr>
+              <w:instrText xml:space="preserve"> PAGEREF _Toc242216368 \h </w:instrText>
+            </w:r>
+            <w:r>
+              <w:rPr>
+                <w:noProof/>
+                <w:webHidden/>
+              </w:rPr>
+            </w:r>
+            <w:r>
+              <w:rPr>
+                <w:noProof/>
+                <w:webHidden/>
+              </w:rPr>
+              <w:fldChar w:fldCharType="separate"/>
+            </w:r>
+            <w:r>
+              <w:rPr>
+                <w:noProof/>
+                <w:webHidden/>
+              </w:rPr>
+              <w:t>6</w:t>
+            </w:r>
+            <w:r>
+              <w:rPr>
+                <w:noProof/>
+                <w:webHidden/>
               </w:rPr>
               <w:fldChar w:fldCharType="end"/>
             </w:r>
@@ -2271,18 +4432,16 @@
             <w:rPr>
               <w:rFonts w:eastAsiaTheme="minorEastAsia"/>
               <w:noProof/>
-              <w:sz w:val="32"/>
-              <w:szCs w:val="32"/>
+              <w:sz w:val="24"/>
+              <w:szCs w:val="24"/>
               <w:lang w:eastAsia="pl-PL"/>
             </w:rPr>
           </w:pPr>
-          <w:hyperlink w:anchor="_Toc242214451" w:history="1">
-            <w:r>
-              <w:rPr>
-                <w:rStyle w:val="Hipercze"/>
-                <w:noProof/>
-                <w:sz w:val="32"/>
-                <w:szCs w:val="32"/>
+          <w:hyperlink w:anchor="_Toc242216369" w:history="1">
+            <w:r>
+              <w:rPr>
+                <w:rStyle w:val="Hipercze"/>
+                <w:noProof/>
               </w:rPr>
               <w:t>8.</w:t>
             </w:r>
@@ -2290,8 +4449,8 @@
               <w:rPr>
                 <w:rFonts w:eastAsiaTheme="minorEastAsia"/>
                 <w:noProof/>
-                <w:sz w:val="32"/>
-                <w:szCs w:val="32"/>
+                <w:sz w:val="24"/>
+                <w:szCs w:val="24"/>
                 <w:lang w:eastAsia="pl-PL"/>
               </w:rPr>
               <w:tab/>
@@ -2300,8 +4459,6 @@
               <w:rPr>
                 <w:rStyle w:val="Hipercze"/>
                 <w:noProof/>
-                <w:sz w:val="32"/>
-                <w:szCs w:val="32"/>
               </w:rPr>
               <w:t>Analiza wyników</w:t>
             </w:r>
@@ -2309,17 +4466,13 @@
               <w:rPr>
                 <w:noProof/>
                 <w:webHidden/>
-                <w:sz w:val="32"/>
-                <w:szCs w:val="32"/>
-              </w:rPr>
-              <w:tab/>
-            </w:r>
-            <w:r>
-              <w:rPr>
-                <w:noProof/>
-                <w:webHidden/>
-                <w:sz w:val="32"/>
-                <w:szCs w:val="32"/>
+              </w:rPr>
+              <w:tab/>
+            </w:r>
+            <w:r>
+              <w:rPr>
+                <w:noProof/>
+                <w:webHidden/>
               </w:rPr>
               <w:fldChar w:fldCharType="begin"/>
             </w:r>
@@ -2327,25 +4480,19 @@
               <w:rPr>
                 <w:noProof/>
                 <w:webHidden/>
-                <w:sz w:val="32"/>
-                <w:szCs w:val="32"/>
-              </w:rPr>
-              <w:instrText xml:space="preserve"> PAGEREF _Toc242214451 \h </w:instrText>
-            </w:r>
-            <w:r>
-              <w:rPr>
-                <w:noProof/>
-                <w:webHidden/>
-                <w:sz w:val="32"/>
-                <w:szCs w:val="32"/>
-              </w:rPr>
-            </w:r>
-            <w:r>
-              <w:rPr>
-                <w:noProof/>
-                <w:webHidden/>
-                <w:sz w:val="32"/>
-                <w:szCs w:val="32"/>
+              </w:rPr>
+              <w:instrText xml:space="preserve"> PAGEREF _Toc242216369 \h </w:instrText>
+            </w:r>
+            <w:r>
+              <w:rPr>
+                <w:noProof/>
+                <w:webHidden/>
+              </w:rPr>
+            </w:r>
+            <w:r>
+              <w:rPr>
+                <w:noProof/>
+                <w:webHidden/>
               </w:rPr>
               <w:fldChar w:fldCharType="separate"/>
             </w:r>
@@ -2353,17 +4500,283 @@
               <w:rPr>
                 <w:noProof/>
                 <w:webHidden/>
-                <w:sz w:val="32"/>
-                <w:szCs w:val="32"/>
-              </w:rPr>
-              <w:t>3</w:t>
-            </w:r>
-            <w:r>
-              <w:rPr>
-                <w:noProof/>
-                <w:webHidden/>
-                <w:sz w:val="32"/>
-                <w:szCs w:val="32"/>
+              </w:rPr>
+              <w:t>6</w:t>
+            </w:r>
+            <w:r>
+              <w:rPr>
+                <w:noProof/>
+                <w:webHidden/>
+              </w:rPr>
+              <w:fldChar w:fldCharType="end"/>
+            </w:r>
+          </w:hyperlink>
+        </w:p>
+        <w:p>
+          <w:pPr>
+            <w:pStyle w:val="Spistreci2"/>
+            <w:tabs>
+              <w:tab w:val="left" w:pos="960"/>
+              <w:tab w:val="right" w:leader="dot" w:pos="9062"/>
+            </w:tabs>
+            <w:rPr>
+              <w:rFonts w:eastAsiaTheme="minorEastAsia"/>
+              <w:noProof/>
+              <w:sz w:val="24"/>
+              <w:szCs w:val="24"/>
+              <w:lang w:eastAsia="pl-PL"/>
+            </w:rPr>
+          </w:pPr>
+          <w:hyperlink w:anchor="_Toc242216370" w:history="1">
+            <w:r>
+              <w:rPr>
+                <w:rStyle w:val="Hipercze"/>
+                <w:noProof/>
+              </w:rPr>
+              <w:t>8.1.</w:t>
+            </w:r>
+            <w:r>
+              <w:rPr>
+                <w:rFonts w:eastAsiaTheme="minorEastAsia"/>
+                <w:noProof/>
+                <w:sz w:val="24"/>
+                <w:szCs w:val="24"/>
+                <w:lang w:eastAsia="pl-PL"/>
+              </w:rPr>
+              <w:tab/>
+            </w:r>
+            <w:r>
+              <w:rPr>
+                <w:rStyle w:val="Hipercze"/>
+                <w:noProof/>
+              </w:rPr>
+              <w:t>Analiza pomyłek</w:t>
+            </w:r>
+            <w:r>
+              <w:rPr>
+                <w:noProof/>
+                <w:webHidden/>
+              </w:rPr>
+              <w:tab/>
+            </w:r>
+            <w:r>
+              <w:rPr>
+                <w:noProof/>
+                <w:webHidden/>
+              </w:rPr>
+              <w:fldChar w:fldCharType="begin"/>
+            </w:r>
+            <w:r>
+              <w:rPr>
+                <w:noProof/>
+                <w:webHidden/>
+              </w:rPr>
+              <w:instrText xml:space="preserve"> PAGEREF _Toc242216370 \h </w:instrText>
+            </w:r>
+            <w:r>
+              <w:rPr>
+                <w:noProof/>
+                <w:webHidden/>
+              </w:rPr>
+            </w:r>
+            <w:r>
+              <w:rPr>
+                <w:noProof/>
+                <w:webHidden/>
+              </w:rPr>
+              <w:fldChar w:fldCharType="separate"/>
+            </w:r>
+            <w:r>
+              <w:rPr>
+                <w:noProof/>
+                <w:webHidden/>
+              </w:rPr>
+              <w:t>6</w:t>
+            </w:r>
+            <w:r>
+              <w:rPr>
+                <w:noProof/>
+                <w:webHidden/>
+              </w:rPr>
+              <w:fldChar w:fldCharType="end"/>
+            </w:r>
+          </w:hyperlink>
+        </w:p>
+        <w:p>
+          <w:pPr>
+            <w:pStyle w:val="Spistreci2"/>
+            <w:tabs>
+              <w:tab w:val="left" w:pos="960"/>
+              <w:tab w:val="right" w:leader="dot" w:pos="9062"/>
+            </w:tabs>
+            <w:rPr>
+              <w:rFonts w:eastAsiaTheme="minorEastAsia"/>
+              <w:noProof/>
+              <w:sz w:val="24"/>
+              <w:szCs w:val="24"/>
+              <w:lang w:eastAsia="pl-PL"/>
+            </w:rPr>
+          </w:pPr>
+          <w:hyperlink w:anchor="_Toc242216371" w:history="1">
+            <w:r>
+              <w:rPr>
+                <w:rStyle w:val="Hipercze"/>
+                <w:noProof/>
+              </w:rPr>
+              <w:t>8.2.</w:t>
+            </w:r>
+            <w:r>
+              <w:rPr>
+                <w:rFonts w:eastAsiaTheme="minorEastAsia"/>
+                <w:noProof/>
+                <w:sz w:val="24"/>
+                <w:szCs w:val="24"/>
+                <w:lang w:eastAsia="pl-PL"/>
+              </w:rPr>
+              <w:tab/>
+            </w:r>
+            <w:r>
+              <w:rPr>
+                <w:rStyle w:val="Hipercze"/>
+                <w:noProof/>
+              </w:rPr>
+              <w:t>Odporność systemu (E10)</w:t>
+            </w:r>
+            <w:r>
+              <w:rPr>
+                <w:noProof/>
+                <w:webHidden/>
+              </w:rPr>
+              <w:tab/>
+            </w:r>
+            <w:r>
+              <w:rPr>
+                <w:noProof/>
+                <w:webHidden/>
+              </w:rPr>
+              <w:fldChar w:fldCharType="begin"/>
+            </w:r>
+            <w:r>
+              <w:rPr>
+                <w:noProof/>
+                <w:webHidden/>
+              </w:rPr>
+              <w:instrText xml:space="preserve"> PAGEREF _Toc242216371 \h </w:instrText>
+            </w:r>
+            <w:r>
+              <w:rPr>
+                <w:noProof/>
+                <w:webHidden/>
+              </w:rPr>
+            </w:r>
+            <w:r>
+              <w:rPr>
+                <w:noProof/>
+                <w:webHidden/>
+              </w:rPr>
+              <w:fldChar w:fldCharType="separate"/>
+            </w:r>
+            <w:r>
+              <w:rPr>
+                <w:noProof/>
+                <w:webHidden/>
+              </w:rPr>
+              <w:t>6</w:t>
+            </w:r>
+            <w:r>
+              <w:rPr>
+                <w:noProof/>
+                <w:webHidden/>
+              </w:rPr>
+              <w:fldChar w:fldCharType="end"/>
+            </w:r>
+          </w:hyperlink>
+        </w:p>
+        <w:p>
+          <w:pPr>
+            <w:pStyle w:val="Spistreci2"/>
+            <w:tabs>
+              <w:tab w:val="left" w:pos="960"/>
+              <w:tab w:val="right" w:leader="dot" w:pos="9062"/>
+            </w:tabs>
+            <w:rPr>
+              <w:rFonts w:eastAsiaTheme="minorEastAsia"/>
+              <w:noProof/>
+              <w:sz w:val="24"/>
+              <w:szCs w:val="24"/>
+              <w:lang w:eastAsia="pl-PL"/>
+            </w:rPr>
+          </w:pPr>
+          <w:hyperlink w:anchor="_Toc242216372" w:history="1">
+            <w:r>
+              <w:rPr>
+                <w:rStyle w:val="Hipercze"/>
+                <w:noProof/>
+              </w:rPr>
+              <w:t>8.3.</w:t>
+            </w:r>
+            <w:r>
+              <w:rPr>
+                <w:rFonts w:eastAsiaTheme="minorEastAsia"/>
+                <w:noProof/>
+                <w:sz w:val="24"/>
+                <w:szCs w:val="24"/>
+                <w:lang w:eastAsia="pl-PL"/>
+              </w:rPr>
+              <w:tab/>
+            </w:r>
+            <w:r>
+              <w:rPr>
+                <w:rStyle w:val="Hipercze"/>
+                <w:noProof/>
+              </w:rPr>
+              <w:t>Dane publiczne, a rzeczywiste (E11)</w:t>
+            </w:r>
+            <w:r>
+              <w:rPr>
+                <w:noProof/>
+                <w:webHidden/>
+              </w:rPr>
+              <w:tab/>
+            </w:r>
+            <w:r>
+              <w:rPr>
+                <w:noProof/>
+                <w:webHidden/>
+              </w:rPr>
+              <w:fldChar w:fldCharType="begin"/>
+            </w:r>
+            <w:r>
+              <w:rPr>
+                <w:noProof/>
+                <w:webHidden/>
+              </w:rPr>
+              <w:instrText xml:space="preserve"> PAGEREF _Toc242216372 \h </w:instrText>
+            </w:r>
+            <w:r>
+              <w:rPr>
+                <w:noProof/>
+                <w:webHidden/>
+              </w:rPr>
+            </w:r>
+            <w:r>
+              <w:rPr>
+                <w:noProof/>
+                <w:webHidden/>
+              </w:rPr>
+              <w:fldChar w:fldCharType="separate"/>
+            </w:r>
+            <w:r>
+              <w:rPr>
+                <w:noProof/>
+                <w:webHidden/>
+              </w:rPr>
+              <w:t>6</w:t>
+            </w:r>
+            <w:r>
+              <w:rPr>
+                <w:noProof/>
+                <w:webHidden/>
               </w:rPr>
               <w:fldChar w:fldCharType="end"/>
             </w:r>
@@ -2379,18 +4792,16 @@
             <w:rPr>
               <w:rFonts w:eastAsiaTheme="minorEastAsia"/>
               <w:noProof/>
-              <w:sz w:val="32"/>
-              <w:szCs w:val="32"/>
+              <w:sz w:val="24"/>
+              <w:szCs w:val="24"/>
               <w:lang w:eastAsia="pl-PL"/>
             </w:rPr>
           </w:pPr>
-          <w:hyperlink w:anchor="_Toc242214452" w:history="1">
-            <w:r>
-              <w:rPr>
-                <w:rStyle w:val="Hipercze"/>
-                <w:noProof/>
-                <w:sz w:val="32"/>
-                <w:szCs w:val="32"/>
+          <w:hyperlink w:anchor="_Toc242216373" w:history="1">
+            <w:r>
+              <w:rPr>
+                <w:rStyle w:val="Hipercze"/>
+                <w:noProof/>
               </w:rPr>
               <w:t>9.</w:t>
             </w:r>
@@ -2398,8 +4809,8 @@
               <w:rPr>
                 <w:rFonts w:eastAsiaTheme="minorEastAsia"/>
                 <w:noProof/>
-                <w:sz w:val="32"/>
-                <w:szCs w:val="32"/>
+                <w:sz w:val="24"/>
+                <w:szCs w:val="24"/>
                 <w:lang w:eastAsia="pl-PL"/>
               </w:rPr>
               <w:tab/>
@@ -2408,8 +4819,6 @@
               <w:rPr>
                 <w:rStyle w:val="Hipercze"/>
                 <w:noProof/>
-                <w:sz w:val="32"/>
-                <w:szCs w:val="32"/>
               </w:rPr>
               <w:t>Ograniczenia i kierunki rozwoju</w:t>
             </w:r>
@@ -2417,17 +4826,13 @@
               <w:rPr>
                 <w:noProof/>
                 <w:webHidden/>
-                <w:sz w:val="32"/>
-                <w:szCs w:val="32"/>
-              </w:rPr>
-              <w:tab/>
-            </w:r>
-            <w:r>
-              <w:rPr>
-                <w:noProof/>
-                <w:webHidden/>
-                <w:sz w:val="32"/>
-                <w:szCs w:val="32"/>
+              </w:rPr>
+              <w:tab/>
+            </w:r>
+            <w:r>
+              <w:rPr>
+                <w:noProof/>
+                <w:webHidden/>
               </w:rPr>
               <w:fldChar w:fldCharType="begin"/>
             </w:r>
@@ -2435,25 +4840,19 @@
               <w:rPr>
                 <w:noProof/>
                 <w:webHidden/>
-                <w:sz w:val="32"/>
-                <w:szCs w:val="32"/>
-              </w:rPr>
-              <w:instrText xml:space="preserve"> PAGEREF _Toc242214452 \h </w:instrText>
-            </w:r>
-            <w:r>
-              <w:rPr>
-                <w:noProof/>
-                <w:webHidden/>
-                <w:sz w:val="32"/>
-                <w:szCs w:val="32"/>
-              </w:rPr>
-            </w:r>
-            <w:r>
-              <w:rPr>
-                <w:noProof/>
-                <w:webHidden/>
-                <w:sz w:val="32"/>
-                <w:szCs w:val="32"/>
+              </w:rPr>
+              <w:instrText xml:space="preserve"> PAGEREF _Toc242216373 \h </w:instrText>
+            </w:r>
+            <w:r>
+              <w:rPr>
+                <w:noProof/>
+                <w:webHidden/>
+              </w:rPr>
+            </w:r>
+            <w:r>
+              <w:rPr>
+                <w:noProof/>
+                <w:webHidden/>
               </w:rPr>
               <w:fldChar w:fldCharType="separate"/>
             </w:r>
@@ -2461,17 +4860,13 @@
               <w:rPr>
                 <w:noProof/>
                 <w:webHidden/>
-                <w:sz w:val="32"/>
-                <w:szCs w:val="32"/>
-              </w:rPr>
-              <w:t>3</w:t>
-            </w:r>
-            <w:r>
-              <w:rPr>
-                <w:noProof/>
-                <w:webHidden/>
-                <w:sz w:val="32"/>
-                <w:szCs w:val="32"/>
+              </w:rPr>
+              <w:t>6</w:t>
+            </w:r>
+            <w:r>
+              <w:rPr>
+                <w:noProof/>
+                <w:webHidden/>
               </w:rPr>
               <w:fldChar w:fldCharType="end"/>
             </w:r>
@@ -2487,18 +4882,16 @@
             <w:rPr>
               <w:rFonts w:eastAsiaTheme="minorEastAsia"/>
               <w:noProof/>
-              <w:sz w:val="32"/>
-              <w:szCs w:val="32"/>
+              <w:sz w:val="24"/>
+              <w:szCs w:val="24"/>
               <w:lang w:eastAsia="pl-PL"/>
             </w:rPr>
           </w:pPr>
-          <w:hyperlink w:anchor="_Toc242214453" w:history="1">
-            <w:r>
-              <w:rPr>
-                <w:rStyle w:val="Hipercze"/>
-                <w:noProof/>
-                <w:sz w:val="32"/>
-                <w:szCs w:val="32"/>
+          <w:hyperlink w:anchor="_Toc242216374" w:history="1">
+            <w:r>
+              <w:rPr>
+                <w:rStyle w:val="Hipercze"/>
+                <w:noProof/>
               </w:rPr>
               <w:t>10.</w:t>
             </w:r>
@@ -2506,8 +4899,8 @@
               <w:rPr>
                 <w:rFonts w:eastAsiaTheme="minorEastAsia"/>
                 <w:noProof/>
-                <w:sz w:val="32"/>
-                <w:szCs w:val="32"/>
+                <w:sz w:val="24"/>
+                <w:szCs w:val="24"/>
                 <w:lang w:eastAsia="pl-PL"/>
               </w:rPr>
               <w:tab/>
@@ -2516,8 +4909,6 @@
               <w:rPr>
                 <w:rStyle w:val="Hipercze"/>
                 <w:noProof/>
-                <w:sz w:val="32"/>
-                <w:szCs w:val="32"/>
               </w:rPr>
               <w:t>Podsumowanie</w:t>
             </w:r>
@@ -2525,17 +4916,13 @@
               <w:rPr>
                 <w:noProof/>
                 <w:webHidden/>
-                <w:sz w:val="32"/>
-                <w:szCs w:val="32"/>
-              </w:rPr>
-              <w:tab/>
-            </w:r>
-            <w:r>
-              <w:rPr>
-                <w:noProof/>
-                <w:webHidden/>
-                <w:sz w:val="32"/>
-                <w:szCs w:val="32"/>
+              </w:rPr>
+              <w:tab/>
+            </w:r>
+            <w:r>
+              <w:rPr>
+                <w:noProof/>
+                <w:webHidden/>
               </w:rPr>
               <w:fldChar w:fldCharType="begin"/>
             </w:r>
@@ -2543,25 +4930,19 @@
               <w:rPr>
                 <w:noProof/>
                 <w:webHidden/>
-                <w:sz w:val="32"/>
-                <w:szCs w:val="32"/>
-              </w:rPr>
-              <w:instrText xml:space="preserve"> PAGEREF _Toc242214453 \h </w:instrText>
-            </w:r>
-            <w:r>
-              <w:rPr>
-                <w:noProof/>
-                <w:webHidden/>
-                <w:sz w:val="32"/>
-                <w:szCs w:val="32"/>
-              </w:rPr>
-            </w:r>
-            <w:r>
-              <w:rPr>
-                <w:noProof/>
-                <w:webHidden/>
-                <w:sz w:val="32"/>
-                <w:szCs w:val="32"/>
+              </w:rPr>
+              <w:instrText xml:space="preserve"> PAGEREF _Toc242216374 \h </w:instrText>
+            </w:r>
+            <w:r>
+              <w:rPr>
+                <w:noProof/>
+                <w:webHidden/>
+              </w:rPr>
+            </w:r>
+            <w:r>
+              <w:rPr>
+                <w:noProof/>
+                <w:webHidden/>
               </w:rPr>
               <w:fldChar w:fldCharType="separate"/>
             </w:r>
@@ -2569,17 +4950,13 @@
               <w:rPr>
                 <w:noProof/>
                 <w:webHidden/>
-                <w:sz w:val="32"/>
-                <w:szCs w:val="32"/>
-              </w:rPr>
-              <w:t>3</w:t>
-            </w:r>
-            <w:r>
-              <w:rPr>
-                <w:noProof/>
-                <w:webHidden/>
-                <w:sz w:val="32"/>
-                <w:szCs w:val="32"/>
+              </w:rPr>
+              <w:t>6</w:t>
+            </w:r>
+            <w:r>
+              <w:rPr>
+                <w:noProof/>
+                <w:webHidden/>
               </w:rPr>
               <w:fldChar w:fldCharType="end"/>
             </w:r>
@@ -2594,18 +4971,16 @@
             <w:rPr>
               <w:rFonts w:eastAsiaTheme="minorEastAsia"/>
               <w:noProof/>
-              <w:sz w:val="32"/>
-              <w:szCs w:val="32"/>
+              <w:sz w:val="24"/>
+              <w:szCs w:val="24"/>
               <w:lang w:eastAsia="pl-PL"/>
             </w:rPr>
           </w:pPr>
-          <w:hyperlink w:anchor="_Toc242214454" w:history="1">
-            <w:r>
-              <w:rPr>
-                <w:rStyle w:val="Hipercze"/>
-                <w:noProof/>
-                <w:sz w:val="32"/>
-                <w:szCs w:val="32"/>
+          <w:hyperlink w:anchor="_Toc242216375" w:history="1">
+            <w:r>
+              <w:rPr>
+                <w:rStyle w:val="Hipercze"/>
+                <w:noProof/>
               </w:rPr>
               <w:t>Bibliografia</w:t>
             </w:r>
@@ -2613,17 +4988,13 @@
               <w:rPr>
                 <w:noProof/>
                 <w:webHidden/>
-                <w:sz w:val="32"/>
-                <w:szCs w:val="32"/>
-              </w:rPr>
-              <w:tab/>
-            </w:r>
-            <w:r>
-              <w:rPr>
-                <w:noProof/>
-                <w:webHidden/>
-                <w:sz w:val="32"/>
-                <w:szCs w:val="32"/>
+              </w:rPr>
+              <w:tab/>
+            </w:r>
+            <w:r>
+              <w:rPr>
+                <w:noProof/>
+                <w:webHidden/>
               </w:rPr>
               <w:fldChar w:fldCharType="begin"/>
             </w:r>
@@ -2631,25 +5002,19 @@
               <w:rPr>
                 <w:noProof/>
                 <w:webHidden/>
-                <w:sz w:val="32"/>
-                <w:szCs w:val="32"/>
-              </w:rPr>
-              <w:instrText xml:space="preserve"> PAGEREF _Toc242214454 \h </w:instrText>
-            </w:r>
-            <w:r>
-              <w:rPr>
-                <w:noProof/>
-                <w:webHidden/>
-                <w:sz w:val="32"/>
-                <w:szCs w:val="32"/>
-              </w:rPr>
-            </w:r>
-            <w:r>
-              <w:rPr>
-                <w:noProof/>
-                <w:webHidden/>
-                <w:sz w:val="32"/>
-                <w:szCs w:val="32"/>
+              </w:rPr>
+              <w:instrText xml:space="preserve"> PAGEREF _Toc242216375 \h </w:instrText>
+            </w:r>
+            <w:r>
+              <w:rPr>
+                <w:noProof/>
+                <w:webHidden/>
+              </w:rPr>
+            </w:r>
+            <w:r>
+              <w:rPr>
+                <w:noProof/>
+                <w:webHidden/>
               </w:rPr>
               <w:fldChar w:fldCharType="separate"/>
             </w:r>
@@ -2657,17 +5022,13 @@
               <w:rPr>
                 <w:noProof/>
                 <w:webHidden/>
-                <w:sz w:val="32"/>
-                <w:szCs w:val="32"/>
-              </w:rPr>
-              <w:t>3</w:t>
-            </w:r>
-            <w:r>
-              <w:rPr>
-                <w:noProof/>
-                <w:webHidden/>
-                <w:sz w:val="32"/>
-                <w:szCs w:val="32"/>
+              </w:rPr>
+              <w:t>6</w:t>
+            </w:r>
+            <w:r>
+              <w:rPr>
+                <w:noProof/>
+                <w:webHidden/>
               </w:rPr>
               <w:fldChar w:fldCharType="end"/>
             </w:r>
@@ -2720,7 +5081,7 @@
           <w:numId w:val="2"/>
         </w:numPr>
       </w:pPr>
-      <w:bookmarkStart w:id="0" w:name="_Toc242214436"/>
+      <w:bookmarkStart w:id="0" w:name="_Toc242216327"/>
       <w:r>
         <w:lastRenderedPageBreak/>
         <w:t>Wstęp</w:t>
@@ -2739,7 +5100,7 @@
           <w:numId w:val="2"/>
         </w:numPr>
       </w:pPr>
-      <w:bookmarkStart w:id="1" w:name="_Toc242214437"/>
+      <w:bookmarkStart w:id="1" w:name="_Toc242216328"/>
       <w:r>
         <w:t>Podstawy teoretyczne</w:t>
       </w:r>
@@ -2754,9 +5115,12 @@
           <w:numId w:val="2"/>
         </w:numPr>
       </w:pPr>
-      <w:bookmarkStart w:id="2" w:name="_Toc242214438"/>
+      <w:bookmarkStart w:id="2" w:name="_Toc242216329"/>
       <w:r>
-        <w:t>Uczenie maszynowe i głębokie</w:t>
+        <w:t xml:space="preserve">Uczenie maszynowe i </w:t>
+      </w:r>
+      <w:r>
+        <w:t>sieci neuronowe</w:t>
       </w:r>
       <w:bookmarkEnd w:id="2"/>
     </w:p>
@@ -2769,9 +5133,9 @@
           <w:numId w:val="2"/>
         </w:numPr>
       </w:pPr>
-      <w:bookmarkStart w:id="3" w:name="_Toc242214439"/>
+      <w:bookmarkStart w:id="3" w:name="_Toc242216330"/>
       <w:r>
-        <w:t>Widzenie komputerowe</w:t>
+        <w:t>Klasyczne przetwarzanie obrazu</w:t>
       </w:r>
       <w:bookmarkEnd w:id="3"/>
     </w:p>
@@ -2784,7 +5148,7 @@
           <w:numId w:val="2"/>
         </w:numPr>
       </w:pPr>
-      <w:bookmarkStart w:id="4" w:name="_Toc242214440"/>
+      <w:bookmarkStart w:id="4" w:name="_Toc242216331"/>
       <w:r>
         <w:t xml:space="preserve">Sieci </w:t>
       </w:r>
@@ -2804,7 +5168,7 @@
           <w:numId w:val="2"/>
         </w:numPr>
       </w:pPr>
-      <w:bookmarkStart w:id="5" w:name="_Toc242214441"/>
+      <w:bookmarkStart w:id="5" w:name="_Toc242216332"/>
       <w:r>
         <w:t>Klasyfikacja obrazów</w:t>
       </w:r>
@@ -2819,9 +5183,9 @@
           <w:numId w:val="2"/>
         </w:numPr>
       </w:pPr>
-      <w:bookmarkStart w:id="6" w:name="_Toc242214442"/>
+      <w:bookmarkStart w:id="6" w:name="_Toc242216333"/>
       <w:r>
-        <w:t>Detekcja obiektów i rodzina YOLO</w:t>
+        <w:t>Detekcja obiektów i YOLO</w:t>
       </w:r>
       <w:bookmarkEnd w:id="6"/>
     </w:p>
@@ -2834,7 +5198,7 @@
           <w:numId w:val="2"/>
         </w:numPr>
       </w:pPr>
-      <w:bookmarkStart w:id="7" w:name="_Toc242214443"/>
+      <w:bookmarkStart w:id="7" w:name="_Toc242216334"/>
       <w:r>
         <w:t>Transfer learning</w:t>
       </w:r>
@@ -2849,7 +5213,7 @@
           <w:numId w:val="2"/>
         </w:numPr>
       </w:pPr>
-      <w:bookmarkStart w:id="8" w:name="_Toc242214444"/>
+      <w:bookmarkStart w:id="8" w:name="_Toc242216335"/>
       <w:r>
         <w:t>Augmentacja danych</w:t>
       </w:r>
@@ -2864,24 +5228,24 @@
           <w:numId w:val="2"/>
         </w:numPr>
       </w:pPr>
-      <w:bookmarkStart w:id="9" w:name="_Toc242214445"/>
+      <w:bookmarkStart w:id="9" w:name="_Toc242216336"/>
       <w:r>
-        <w:t>Metryki</w:t>
+        <w:t>Miary jakości modeli</w:t>
       </w:r>
       <w:bookmarkEnd w:id="9"/>
     </w:p>
     <w:p/>
     <w:p>
       <w:pPr>
-        <w:pStyle w:val="Nagwek1"/>
+        <w:pStyle w:val="Nagwek2"/>
         <w:numPr>
-          <w:ilvl w:val="0"/>
+          <w:ilvl w:val="1"/>
           <w:numId w:val="2"/>
         </w:numPr>
       </w:pPr>
-      <w:bookmarkStart w:id="10" w:name="_Toc242214446"/>
+      <w:bookmarkStart w:id="10" w:name="_Toc242216337"/>
       <w:r>
-        <w:t>Analiza problemu i przegląd rozwiązań</w:t>
+        <w:t>Pewność predykcji i kalibracja</w:t>
       </w:r>
       <w:bookmarkEnd w:id="10"/>
     </w:p>
@@ -2894,55 +5258,55 @@
           <w:numId w:val="2"/>
         </w:numPr>
       </w:pPr>
-      <w:bookmarkStart w:id="11" w:name="_Toc242214447"/>
+      <w:bookmarkStart w:id="11" w:name="_Toc242216338"/>
       <w:r>
-        <w:t>Projekt systemu</w:t>
+        <w:t>Problem rozpoznawania kart</w:t>
       </w:r>
       <w:bookmarkEnd w:id="11"/>
     </w:p>
     <w:p/>
     <w:p>
       <w:pPr>
-        <w:pStyle w:val="Nagwek1"/>
+        <w:pStyle w:val="Nagwek2"/>
         <w:numPr>
-          <w:ilvl w:val="0"/>
+          <w:ilvl w:val="1"/>
           <w:numId w:val="2"/>
         </w:numPr>
       </w:pPr>
-      <w:bookmarkStart w:id="12" w:name="_Toc242214448"/>
+      <w:bookmarkStart w:id="12" w:name="_Toc242216339"/>
       <w:r>
-        <w:t>Dane</w:t>
+        <w:t>Specyfika kart do gry</w:t>
       </w:r>
       <w:bookmarkEnd w:id="12"/>
     </w:p>
     <w:p/>
     <w:p>
       <w:pPr>
-        <w:pStyle w:val="Nagwek1"/>
+        <w:pStyle w:val="Nagwek2"/>
         <w:numPr>
-          <w:ilvl w:val="0"/>
+          <w:ilvl w:val="1"/>
           <w:numId w:val="2"/>
         </w:numPr>
       </w:pPr>
-      <w:bookmarkStart w:id="13" w:name="_Toc242214449"/>
+      <w:bookmarkStart w:id="13" w:name="_Toc242216340"/>
       <w:r>
-        <w:lastRenderedPageBreak/>
-        <w:t>Implementacja</w:t>
+        <w:t>Przegląd istniejących rozwiązań</w:t>
       </w:r>
       <w:bookmarkEnd w:id="13"/>
     </w:p>
     <w:p/>
     <w:p>
       <w:pPr>
-        <w:pStyle w:val="Nagwek1"/>
+        <w:pStyle w:val="Nagwek2"/>
         <w:numPr>
-          <w:ilvl w:val="0"/>
+          <w:ilvl w:val="1"/>
           <w:numId w:val="2"/>
         </w:numPr>
       </w:pPr>
-      <w:bookmarkStart w:id="14" w:name="_Toc242214450"/>
+      <w:bookmarkStart w:id="14" w:name="_Toc242216341"/>
       <w:r>
-        <w:t>Eksperymenty i wyniki</w:t>
+        <w:lastRenderedPageBreak/>
+        <w:t>Metody klasyczne, a uczenie maszynowe</w:t>
       </w:r>
       <w:bookmarkEnd w:id="14"/>
     </w:p>
@@ -2955,11 +5319,71 @@
           <w:numId w:val="2"/>
         </w:numPr>
       </w:pPr>
-      <w:bookmarkStart w:id="15" w:name="_Toc242214451"/>
+      <w:bookmarkStart w:id="15" w:name="_Toc242216342"/>
       <w:r>
-        <w:t>Analiza wyników</w:t>
+        <w:t>Projekt systemu</w:t>
       </w:r>
       <w:bookmarkEnd w:id="15"/>
+    </w:p>
+    <w:p/>
+    <w:p>
+      <w:pPr>
+        <w:pStyle w:val="Nagwek2"/>
+        <w:numPr>
+          <w:ilvl w:val="1"/>
+          <w:numId w:val="2"/>
+        </w:numPr>
+      </w:pPr>
+      <w:bookmarkStart w:id="16" w:name="_Toc242216343"/>
+      <w:r>
+        <w:t>Wymagania</w:t>
+      </w:r>
+      <w:bookmarkEnd w:id="16"/>
+    </w:p>
+    <w:p/>
+    <w:p>
+      <w:pPr>
+        <w:pStyle w:val="Nagwek2"/>
+        <w:numPr>
+          <w:ilvl w:val="1"/>
+          <w:numId w:val="2"/>
+        </w:numPr>
+      </w:pPr>
+      <w:bookmarkStart w:id="17" w:name="_Toc242216344"/>
+      <w:r>
+        <w:t>Wybór architektury</w:t>
+      </w:r>
+      <w:bookmarkEnd w:id="17"/>
+    </w:p>
+    <w:p/>
+    <w:p>
+      <w:pPr>
+        <w:pStyle w:val="Nagwek2"/>
+        <w:numPr>
+          <w:ilvl w:val="1"/>
+          <w:numId w:val="2"/>
+        </w:numPr>
+      </w:pPr>
+      <w:bookmarkStart w:id="18" w:name="_Toc242216345"/>
+      <w:r>
+        <w:t>Przepływ przetwarzania obrazu</w:t>
+      </w:r>
+      <w:bookmarkEnd w:id="18"/>
+    </w:p>
+    <w:p/>
+    <w:p>
+      <w:pPr>
+        <w:pStyle w:val="Nagwek2"/>
+        <w:numPr>
+          <w:ilvl w:val="1"/>
+          <w:numId w:val="2"/>
+        </w:numPr>
+      </w:pPr>
+      <w:bookmarkStart w:id="19" w:name="_Toc242216346"/>
+      <w:r>
+        <w:t>Dobór technologii</w:t>
+      </w:r>
+      <w:bookmarkEnd w:id="19"/>
     </w:p>
     <w:p/>
     <w:p>
@@ -2970,11 +5394,104 @@
           <w:numId w:val="2"/>
         </w:numPr>
       </w:pPr>
-      <w:bookmarkStart w:id="16" w:name="_Toc242214452"/>
+      <w:bookmarkStart w:id="20" w:name="_Toc242216347"/>
       <w:r>
-        <w:t>Ograniczenia i kierunki rozwoju</w:t>
+        <w:t>Dane</w:t>
       </w:r>
-      <w:bookmarkEnd w:id="16"/>
+      <w:bookmarkEnd w:id="20"/>
+    </w:p>
+    <w:p/>
+    <w:p>
+      <w:pPr>
+        <w:pStyle w:val="Nagwek2"/>
+        <w:numPr>
+          <w:ilvl w:val="1"/>
+          <w:numId w:val="2"/>
+        </w:numPr>
+      </w:pPr>
+      <w:bookmarkStart w:id="21" w:name="_Toc242216348"/>
+      <w:r>
+        <w:t>Źródła danych</w:t>
+      </w:r>
+      <w:bookmarkEnd w:id="21"/>
+      <w:r>
+        <w:t xml:space="preserve"> </w:t>
+      </w:r>
+    </w:p>
+    <w:p/>
+    <w:p>
+      <w:pPr>
+        <w:pStyle w:val="Nagwek2"/>
+        <w:numPr>
+          <w:ilvl w:val="1"/>
+          <w:numId w:val="2"/>
+        </w:numPr>
+      </w:pPr>
+      <w:bookmarkStart w:id="22" w:name="_Toc242216349"/>
+      <w:r>
+        <w:t>Audyt zbiorów publicznych</w:t>
+      </w:r>
+      <w:bookmarkEnd w:id="22"/>
+    </w:p>
+    <w:p/>
+    <w:p>
+      <w:pPr>
+        <w:pStyle w:val="Nagwek2"/>
+        <w:numPr>
+          <w:ilvl w:val="1"/>
+          <w:numId w:val="2"/>
+        </w:numPr>
+      </w:pPr>
+      <w:bookmarkStart w:id="23" w:name="_Toc242216350"/>
+      <w:r>
+        <w:t>Dane syntetyczne</w:t>
+      </w:r>
+      <w:bookmarkEnd w:id="23"/>
+    </w:p>
+    <w:p/>
+    <w:p>
+      <w:pPr>
+        <w:pStyle w:val="Nagwek2"/>
+        <w:numPr>
+          <w:ilvl w:val="1"/>
+          <w:numId w:val="2"/>
+        </w:numPr>
+      </w:pPr>
+      <w:bookmarkStart w:id="24" w:name="_Toc242216351"/>
+      <w:r>
+        <w:t>Własny zbiór testowy</w:t>
+      </w:r>
+      <w:bookmarkEnd w:id="24"/>
+    </w:p>
+    <w:p/>
+    <w:p>
+      <w:pPr>
+        <w:pStyle w:val="Nagwek2"/>
+        <w:numPr>
+          <w:ilvl w:val="1"/>
+          <w:numId w:val="2"/>
+        </w:numPr>
+      </w:pPr>
+      <w:bookmarkStart w:id="25" w:name="_Toc242216352"/>
+      <w:r>
+        <w:t>Podział danych</w:t>
+      </w:r>
+      <w:bookmarkEnd w:id="25"/>
+    </w:p>
+    <w:p/>
+    <w:p>
+      <w:pPr>
+        <w:pStyle w:val="Nagwek2"/>
+        <w:numPr>
+          <w:ilvl w:val="1"/>
+          <w:numId w:val="2"/>
+        </w:numPr>
+      </w:pPr>
+      <w:bookmarkStart w:id="26" w:name="_Toc242216353"/>
+      <w:r>
+        <w:t>Augmentacja dla kart do gry</w:t>
+      </w:r>
+      <w:bookmarkEnd w:id="26"/>
     </w:p>
     <w:p/>
     <w:p>
@@ -2985,11 +5502,316 @@
           <w:numId w:val="2"/>
         </w:numPr>
       </w:pPr>
-      <w:bookmarkStart w:id="17" w:name="_Toc242214453"/>
+      <w:bookmarkStart w:id="27" w:name="_Toc242216354"/>
+      <w:r>
+        <w:lastRenderedPageBreak/>
+        <w:t>Implementacja</w:t>
+      </w:r>
+      <w:bookmarkEnd w:id="27"/>
+    </w:p>
+    <w:p/>
+    <w:p>
+      <w:pPr>
+        <w:pStyle w:val="Nagwek2"/>
+        <w:numPr>
+          <w:ilvl w:val="1"/>
+          <w:numId w:val="2"/>
+        </w:numPr>
+      </w:pPr>
+      <w:bookmarkStart w:id="28" w:name="_Toc242216355"/>
+      <w:r>
+        <w:t>Detekcja kart</w:t>
+      </w:r>
+      <w:bookmarkEnd w:id="28"/>
+    </w:p>
+    <w:p/>
+    <w:p>
+      <w:pPr>
+        <w:pStyle w:val="Nagwek2"/>
+        <w:numPr>
+          <w:ilvl w:val="1"/>
+          <w:numId w:val="2"/>
+        </w:numPr>
+      </w:pPr>
+      <w:bookmarkStart w:id="29" w:name="_Toc242216356"/>
+      <w:r>
+        <w:t>Korekcja perspektywy</w:t>
+      </w:r>
+      <w:bookmarkEnd w:id="29"/>
+    </w:p>
+    <w:p/>
+    <w:p>
+      <w:pPr>
+        <w:pStyle w:val="Nagwek2"/>
+        <w:numPr>
+          <w:ilvl w:val="1"/>
+          <w:numId w:val="2"/>
+        </w:numPr>
+      </w:pPr>
+      <w:bookmarkStart w:id="30" w:name="_Toc242216357"/>
+      <w:r>
+        <w:t>Klasyfikatory i ich uczenie</w:t>
+      </w:r>
+      <w:bookmarkEnd w:id="30"/>
+    </w:p>
+    <w:p/>
+    <w:p>
+      <w:pPr>
+        <w:pStyle w:val="Nagwek2"/>
+        <w:numPr>
+          <w:ilvl w:val="1"/>
+          <w:numId w:val="2"/>
+        </w:numPr>
+      </w:pPr>
+      <w:bookmarkStart w:id="31" w:name="_Toc242216358"/>
+      <w:r>
+        <w:t>Kalibracja i odrzucanie niepewnych wyników</w:t>
+      </w:r>
+      <w:bookmarkEnd w:id="31"/>
+    </w:p>
+    <w:p/>
+    <w:p>
+      <w:pPr>
+        <w:pStyle w:val="Nagwek2"/>
+        <w:numPr>
+          <w:ilvl w:val="1"/>
+          <w:numId w:val="2"/>
+        </w:numPr>
+      </w:pPr>
+      <w:bookmarkStart w:id="32" w:name="_Toc242216359"/>
+      <w:r>
+        <w:t>Aplikacja i tryb kamery</w:t>
+      </w:r>
+      <w:bookmarkEnd w:id="32"/>
+    </w:p>
+    <w:p/>
+    <w:p>
+      <w:pPr>
+        <w:pStyle w:val="Nagwek2"/>
+        <w:numPr>
+          <w:ilvl w:val="1"/>
+          <w:numId w:val="2"/>
+        </w:numPr>
+      </w:pPr>
+      <w:bookmarkStart w:id="33" w:name="_Toc242216360"/>
+      <w:r>
+        <w:t>Testy i odtwarzalność</w:t>
+      </w:r>
+      <w:bookmarkEnd w:id="33"/>
+    </w:p>
+    <w:p/>
+    <w:p>
+      <w:pPr>
+        <w:pStyle w:val="Nagwek1"/>
+        <w:numPr>
+          <w:ilvl w:val="0"/>
+          <w:numId w:val="2"/>
+        </w:numPr>
+      </w:pPr>
+      <w:bookmarkStart w:id="34" w:name="_Toc242216361"/>
+      <w:r>
+        <w:t>Badania eksperymentalne</w:t>
+      </w:r>
+      <w:bookmarkEnd w:id="34"/>
+    </w:p>
+    <w:p/>
+    <w:p>
+      <w:pPr>
+        <w:pStyle w:val="Nagwek2"/>
+        <w:numPr>
+          <w:ilvl w:val="1"/>
+          <w:numId w:val="2"/>
+        </w:numPr>
+      </w:pPr>
+      <w:bookmarkStart w:id="35" w:name="_Toc242216362"/>
+      <w:r>
+        <w:t>Metodyka badań</w:t>
+      </w:r>
+      <w:bookmarkEnd w:id="35"/>
+    </w:p>
+    <w:p/>
+    <w:p>
+      <w:pPr>
+        <w:pStyle w:val="Nagwek2"/>
+        <w:numPr>
+          <w:ilvl w:val="1"/>
+          <w:numId w:val="2"/>
+        </w:numPr>
+      </w:pPr>
+      <w:bookmarkStart w:id="36" w:name="_Toc242216363"/>
+      <w:r>
+        <w:t>Architektura klasyfikatora (E1, E2, E3)</w:t>
+      </w:r>
+      <w:bookmarkEnd w:id="36"/>
+    </w:p>
+    <w:p/>
+    <w:p>
+      <w:pPr>
+        <w:pStyle w:val="Nagwek2"/>
+        <w:numPr>
+          <w:ilvl w:val="1"/>
+          <w:numId w:val="2"/>
+        </w:numPr>
+      </w:pPr>
+      <w:bookmarkStart w:id="37" w:name="_Toc242216364"/>
+      <w:r>
+        <w:t>52 klasy, a figura i kolor (E3)</w:t>
+      </w:r>
+      <w:bookmarkEnd w:id="37"/>
+    </w:p>
+    <w:p/>
+    <w:p>
+      <w:pPr>
+        <w:pStyle w:val="Nagwek2"/>
+        <w:numPr>
+          <w:ilvl w:val="1"/>
+          <w:numId w:val="2"/>
+        </w:numPr>
+      </w:pPr>
+      <w:bookmarkStart w:id="38" w:name="_Toc242216365"/>
+      <w:r>
+        <w:t>Augmentacja i korekcja perspektywy (E4, E5)</w:t>
+      </w:r>
+      <w:bookmarkEnd w:id="38"/>
+    </w:p>
+    <w:p/>
+    <w:p>
+      <w:pPr>
+        <w:pStyle w:val="Nagwek2"/>
+        <w:numPr>
+          <w:ilvl w:val="1"/>
+          <w:numId w:val="2"/>
+        </w:numPr>
+      </w:pPr>
+      <w:bookmarkStart w:id="39" w:name="_Toc242216366"/>
+      <w:r>
+        <w:t>Architektura systemu i detekcja (E6, E7, E12)</w:t>
+      </w:r>
+      <w:bookmarkEnd w:id="39"/>
+    </w:p>
+    <w:p/>
+    <w:p>
+      <w:pPr>
+        <w:pStyle w:val="Nagwek2"/>
+        <w:numPr>
+          <w:ilvl w:val="1"/>
+          <w:numId w:val="2"/>
+        </w:numPr>
+      </w:pPr>
+      <w:bookmarkStart w:id="40" w:name="_Toc242216367"/>
+      <w:r>
+        <w:t>Próg pewności (E9)</w:t>
+      </w:r>
+      <w:bookmarkEnd w:id="40"/>
+    </w:p>
+    <w:p/>
+    <w:p>
+      <w:pPr>
+        <w:pStyle w:val="Nagwek2"/>
+        <w:numPr>
+          <w:ilvl w:val="1"/>
+          <w:numId w:val="2"/>
+        </w:numPr>
+      </w:pPr>
+      <w:bookmarkStart w:id="41" w:name="_Toc242216368"/>
+      <w:r>
+        <w:lastRenderedPageBreak/>
+        <w:t>Skuteczność całego systemu</w:t>
+      </w:r>
+      <w:bookmarkEnd w:id="41"/>
+    </w:p>
+    <w:p/>
+    <w:p>
+      <w:pPr>
+        <w:pStyle w:val="Nagwek1"/>
+        <w:numPr>
+          <w:ilvl w:val="0"/>
+          <w:numId w:val="2"/>
+        </w:numPr>
+      </w:pPr>
+      <w:bookmarkStart w:id="42" w:name="_Toc242216369"/>
+      <w:r>
+        <w:t>Analiza wyników</w:t>
+      </w:r>
+      <w:bookmarkEnd w:id="42"/>
+    </w:p>
+    <w:p/>
+    <w:p>
+      <w:pPr>
+        <w:pStyle w:val="Nagwek2"/>
+        <w:numPr>
+          <w:ilvl w:val="1"/>
+          <w:numId w:val="2"/>
+        </w:numPr>
+      </w:pPr>
+      <w:bookmarkStart w:id="43" w:name="_Toc242216370"/>
+      <w:r>
+        <w:t>Analiza pomyłek</w:t>
+      </w:r>
+      <w:bookmarkEnd w:id="43"/>
+    </w:p>
+    <w:p/>
+    <w:p>
+      <w:pPr>
+        <w:pStyle w:val="Nagwek2"/>
+        <w:numPr>
+          <w:ilvl w:val="1"/>
+          <w:numId w:val="2"/>
+        </w:numPr>
+      </w:pPr>
+      <w:bookmarkStart w:id="44" w:name="_Toc242216371"/>
+      <w:r>
+        <w:t>Odporność systemu</w:t>
+      </w:r>
+      <w:r>
+        <w:t xml:space="preserve"> (E10)</w:t>
+      </w:r>
+      <w:bookmarkEnd w:id="44"/>
+    </w:p>
+    <w:p/>
+    <w:p>
+      <w:pPr>
+        <w:pStyle w:val="Nagwek2"/>
+        <w:numPr>
+          <w:ilvl w:val="1"/>
+          <w:numId w:val="2"/>
+        </w:numPr>
+      </w:pPr>
+      <w:bookmarkStart w:id="45" w:name="_Toc242216372"/>
+      <w:r>
+        <w:t>Dane publiczne, a rzeczywiste (E11)</w:t>
+      </w:r>
+      <w:bookmarkEnd w:id="45"/>
+    </w:p>
+    <w:p/>
+    <w:p>
+      <w:pPr>
+        <w:pStyle w:val="Nagwek1"/>
+        <w:numPr>
+          <w:ilvl w:val="0"/>
+          <w:numId w:val="2"/>
+        </w:numPr>
+      </w:pPr>
+      <w:bookmarkStart w:id="46" w:name="_Toc242216373"/>
+      <w:r>
+        <w:t>Ograniczenia i kierunki rozwoju</w:t>
+      </w:r>
+      <w:bookmarkEnd w:id="46"/>
+    </w:p>
+    <w:p/>
+    <w:p>
+      <w:pPr>
+        <w:pStyle w:val="Nagwek1"/>
+        <w:numPr>
+          <w:ilvl w:val="0"/>
+          <w:numId w:val="2"/>
+        </w:numPr>
+      </w:pPr>
+      <w:bookmarkStart w:id="47" w:name="_Toc242216374"/>
       <w:r>
         <w:t>Podsumowanie</w:t>
       </w:r>
-      <w:bookmarkEnd w:id="17"/>
+      <w:bookmarkEnd w:id="47"/>
       <w:r>
         <w:t xml:space="preserve"> </w:t>
       </w:r>
@@ -2999,11 +5821,11 @@
       <w:pPr>
         <w:pStyle w:val="Nagwek1"/>
       </w:pPr>
-      <w:bookmarkStart w:id="18" w:name="_Toc242214454"/>
+      <w:bookmarkStart w:id="48" w:name="_Toc242216375"/>
       <w:r>
         <w:t>Bibliografia</w:t>
       </w:r>
-      <w:bookmarkEnd w:id="18"/>
+      <w:bookmarkEnd w:id="48"/>
     </w:p>
     <w:p/>
     <w:p/>
@@ -3020,6 +5842,56 @@
     </w:sectPr>
   </w:body>
 </w:document>
+</file>
+
+<file path=word/endnotes.xml><?xml version="1.0" encoding="utf-8"?>
+<w:endnotes xmlns:wpc="http://schemas.microsoft.com/office/word/2010/wordprocessingCanvas" xmlns:cx="http://schemas.microsoft.com/office/drawing/2014/chartex" xmlns:cx1="http://schemas.microsoft.com/office/drawing/2015/9/8/chartex" xmlns:cx2="http://schemas.microsoft.com/office/drawing/2015/10/21/chartex" xmlns:cx3="http://schemas.microsoft.com/office/drawing/2016/5/9/chartex" xmlns:cx4="http://schemas.microsoft.com/office/drawing/2016/5/10/chartex" xmlns:cx5="http://schemas.microsoft.com/office/drawing/2016/5/11/chartex" xmlns:cx6="http://schemas.microsoft.com/office/drawing/2016/5/12/chartex" xmlns:cx7="http://schemas.microsoft.com/office/drawing/2016/5/13/chartex" xmlns:cx8="http://schemas.microsoft.com/office/drawing/2016/5/14/chartex" xmlns:mc="http://schemas.openxmlformats.org/markup-compatibility/2006" xmlns:aink="http://schemas.microsoft.com/office/drawing/2016/ink" xmlns:am3d="http://schemas.microsoft.com/office/drawing/2017/model3d" xmlns:o="urn:schemas-microsoft-com:office:office" xmlns:oel="http://schemas.microsoft.com/office/2019/extlst" xmlns:r="http://schemas.openxmlformats.org/officeDocument/2006/relationships" xmlns:m="http://schemas.openxmlformats.org/officeDocument/2006/math" xmlns:v="urn:schemas-microsoft-com:vml" xmlns:wp14="http://schemas.microsoft.com/office/word/2010/wordprocessingDrawing" xmlns:wp="http://schemas.openxmlformats.org/drawingml/2006/wordprocessingDrawing" xmlns:w10="urn:schemas-microsoft-com:office:word" xmlns:w="http://schemas.openxmlformats.org/wordprocessingml/2006/main" xmlns:w14="http://schemas.microsoft.com/office/word/2010/wordml" xmlns:w15="http://schemas.microsoft.com/office/word/2012/wordml" xmlns:w16cex="http://schemas.microsoft.com/office/word/2018/wordml/cex" xmlns:w16cid="http://schemas.microsoft.com/office/word/2016/wordml/cid" xmlns:w16="http://schemas.microsoft.com/office/word/2018/wordml" xmlns:w16du="http://schemas.microsoft.com/office/word/2023/wordml/word16du" xmlns:w16sdtdh="http://schemas.microsoft.com/office/word/2020/wordml/sdtdatahash" xmlns:w16sdtfl="http://schemas.microsoft.com/office/word/2024/wordml/sdtformatlock" xmlns:w16se="http://schemas.microsoft.com/office/word/2015/wordml/symex" xmlns:wpg="http://schemas.microsoft.com/office/word/2010/wordprocessingGroup" xmlns:wpi="http://schemas.microsoft.com/office/word/2010/wordprocessingInk" xmlns:wne="http://schemas.microsoft.com/office/word/2006/wordml" xmlns:wps="http://schemas.microsoft.com/office/word/2010/wordprocessingShape" mc:Ignorable="w14 w15 w16se w16cid w16 w16cex w16sdtdh w16sdtfl w16du wp14">
+  <w:endnote w:type="separator" w:id="-1">
+    <w:p>
+      <w:pPr>
+        <w:spacing w:after="0" w:line="240" w:lineRule="auto"/>
+      </w:pPr>
+      <w:r>
+        <w:separator/>
+      </w:r>
+    </w:p>
+  </w:endnote>
+  <w:endnote w:type="continuationSeparator" w:id="0">
+    <w:p>
+      <w:pPr>
+        <w:spacing w:after="0" w:line="240" w:lineRule="auto"/>
+      </w:pPr>
+      <w:r>
+        <w:continuationSeparator/>
+      </w:r>
+    </w:p>
+  </w:endnote>
+</w:endnotes>
+</file>
+
+<file path=word/footnotes.xml><?xml version="1.0" encoding="utf-8"?>
+<w:footnotes xmlns:wpc="http://schemas.microsoft.com/office/word/2010/wordprocessingCanvas" xmlns:cx="http://schemas.microsoft.com/office/drawing/2014/chartex" xmlns:cx1="http://schemas.microsoft.com/office/drawing/2015/9/8/chartex" xmlns:cx2="http://schemas.microsoft.com/office/drawing/2015/10/21/chartex" xmlns:cx3="http://schemas.microsoft.com/office/drawing/2016/5/9/chartex" xmlns:cx4="http://schemas.microsoft.com/office/drawing/2016/5/10/chartex" xmlns:cx5="http://schemas.microsoft.com/office/drawing/2016/5/11/chartex" xmlns:cx6="http://schemas.microsoft.com/office/drawing/2016/5/12/chartex" xmlns:cx7="http://schemas.microsoft.com/office/drawing/2016/5/13/chartex" xmlns:cx8="http://schemas.microsoft.com/office/drawing/2016/5/14/chartex" xmlns:mc="http://schemas.openxmlformats.org/markup-compatibility/2006" xmlns:aink="http://schemas.microsoft.com/office/drawing/2016/ink" xmlns:am3d="http://schemas.microsoft.com/office/drawing/2017/model3d" xmlns:o="urn:schemas-microsoft-com:office:office" xmlns:oel="http://schemas.microsoft.com/office/2019/extlst" xmlns:r="http://schemas.openxmlformats.org/officeDocument/2006/relationships" xmlns:m="http://schemas.openxmlformats.org/officeDocument/2006/math" xmlns:v="urn:schemas-microsoft-com:vml" xmlns:wp14="http://schemas.microsoft.com/office/word/2010/wordprocessingDrawing" xmlns:wp="http://schemas.openxmlformats.org/drawingml/2006/wordprocessingDrawing" xmlns:w10="urn:schemas-microsoft-com:office:word" xmlns:w="http://schemas.openxmlformats.org/wordprocessingml/2006/main" xmlns:w14="http://schemas.microsoft.com/office/word/2010/wordml" xmlns:w15="http://schemas.microsoft.com/office/word/2012/wordml" xmlns:w16cex="http://schemas.microsoft.com/office/word/2018/wordml/cex" xmlns:w16cid="http://schemas.microsoft.com/office/word/2016/wordml/cid" xmlns:w16="http://schemas.microsoft.com/office/word/2018/wordml" xmlns:w16du="http://schemas.microsoft.com/office/word/2023/wordml/word16du" xmlns:w16sdtdh="http://schemas.microsoft.com/office/word/2020/wordml/sdtdatahash" xmlns:w16sdtfl="http://schemas.microsoft.com/office/word/2024/wordml/sdtformatlock" xmlns:w16se="http://schemas.microsoft.com/office/word/2015/wordml/symex" xmlns:wpg="http://schemas.microsoft.com/office/word/2010/wordprocessingGroup" xmlns:wpi="http://schemas.microsoft.com/office/word/2010/wordprocessingInk" xmlns:wne="http://schemas.microsoft.com/office/word/2006/wordml" xmlns:wps="http://schemas.microsoft.com/office/word/2010/wordprocessingShape" mc:Ignorable="w14 w15 w16se w16cid w16 w16cex w16sdtdh w16sdtfl w16du wp14">
+  <w:footnote w:type="separator" w:id="-1">
+    <w:p>
+      <w:pPr>
+        <w:spacing w:after="0" w:line="240" w:lineRule="auto"/>
+      </w:pPr>
+      <w:r>
+        <w:separator/>
+      </w:r>
+    </w:p>
+  </w:footnote>
+  <w:footnote w:type="continuationSeparator" w:id="0">
+    <w:p>
+      <w:pPr>
+        <w:spacing w:after="0" w:line="240" w:lineRule="auto"/>
+      </w:pPr>
+      <w:r>
+        <w:continuationSeparator/>
+      </w:r>
+    </w:p>
+  </w:footnote>
+</w:footnotes>
 </file>
 
 <file path=word/numbering.xml><?xml version="1.0" encoding="utf-8"?>
@@ -4279,6 +7151,45 @@
       <w:ind w:left="220"/>
     </w:pPr>
   </w:style>
+  <w:style w:type="paragraph" w:styleId="Tekstprzypisudolnego">
+    <w:name w:val="footnote text"/>
+    <w:basedOn w:val="Normalny"/>
+    <w:link w:val="TekstprzypisudolnegoZnak"/>
+    <w:uiPriority w:val="99"/>
+    <w:semiHidden/>
+    <w:unhideWhenUsed/>
+    <w:rsid w:val="00403DA2"/>
+    <w:pPr>
+      <w:spacing w:after="0" w:line="240" w:lineRule="auto"/>
+    </w:pPr>
+    <w:rPr>
+      <w:sz w:val="20"/>
+      <w:szCs w:val="20"/>
+    </w:rPr>
+  </w:style>
+  <w:style w:type="character" w:customStyle="1" w:styleId="TekstprzypisudolnegoZnak">
+    <w:name w:val="Tekst przypisu dolnego Znak"/>
+    <w:basedOn w:val="Domylnaczcionkaakapitu"/>
+    <w:link w:val="Tekstprzypisudolnego"/>
+    <w:uiPriority w:val="99"/>
+    <w:semiHidden/>
+    <w:rsid w:val="00403DA2"/>
+    <w:rPr>
+      <w:sz w:val="20"/>
+      <w:szCs w:val="20"/>
+    </w:rPr>
+  </w:style>
+  <w:style w:type="character" w:styleId="Odwoanieprzypisudolnego">
+    <w:name w:val="footnote reference"/>
+    <w:basedOn w:val="Domylnaczcionkaakapitu"/>
+    <w:uiPriority w:val="99"/>
+    <w:semiHidden/>
+    <w:unhideWhenUsed/>
+    <w:rsid w:val="00403DA2"/>
+    <w:rPr>
+      <w:vertAlign w:val="superscript"/>
+    </w:rPr>
+  </w:style>
 </w:styles>
 </file>
 
@@ -4394,9 +7305,11 @@
   </w:compat>
   <w:rsids>
     <w:rsidRoot w:val="00B35849"/>
+    <w:rsid w:val="000B5789"/>
     <w:rsid w:val="000E588C"/>
     <w:rsid w:val="00390BBD"/>
     <w:rsid w:val="00464E55"/>
+    <w:rsid w:val="00565D71"/>
     <w:rsid w:val="005A5550"/>
     <w:rsid w:val="00A85697"/>
     <w:rsid w:val="00B35849"/>

--- a/docs/Zastosowanie narzędzi sztucznej inteligencji do klasyfikacji kart do gry.docx
+++ b/docs/Zastosowanie narzędzi sztucznej inteligencji do klasyfikacji kart do gry.docx
@@ -5,11 +5,7 @@
     <w:sdt>
       <w:sdtPr>
         <w:rPr>
-          <w:rFonts w:eastAsiaTheme="minorHAnsi"/>
           <w:color w:val="156082" w:themeColor="accent1"/>
-          <w:kern w:val="2"/>
-          <w:lang w:eastAsia="en-US"/>
-          <w14:ligatures w14:val="standardContextual"/>
         </w:rPr>
         <w:id w:val="353924425"/>
         <w:docPartObj>
@@ -19,33 +15,32 @@
       </w:sdtPr>
       <w:sdtEndPr>
         <w:rPr>
+          <w:rFonts w:asciiTheme="minorHAnsi" w:eastAsiaTheme="minorEastAsia" w:hAnsiTheme="minorHAnsi"/>
           <w:b/>
           <w:bCs/>
           <w:color w:val="404040" w:themeColor="text1" w:themeTint="BF"/>
+          <w:kern w:val="0"/>
           <w:sz w:val="48"/>
           <w:szCs w:val="48"/>
+          <w:lang w:eastAsia="pl-PL"/>
+          <w14:ligatures w14:val="none"/>
         </w:rPr>
       </w:sdtEndPr>
       <w:sdtContent>
         <w:p>
           <w:pPr>
-            <w:pStyle w:val="Bezodstpw"/>
-            <w:spacing w:before="1540" w:after="240"/>
+            <w:spacing w:line="360" w:lineRule="auto"/>
             <w:jc w:val="center"/>
-            <w:rPr>
-              <w:color w:val="156082" w:themeColor="accent1"/>
-            </w:rPr>
           </w:pPr>
           <w:r>
             <w:rPr>
               <w:noProof/>
-              <w:color w:val="156082" w:themeColor="accent1"/>
             </w:rPr>
             <w:drawing>
-              <wp:inline distT="0" distB="0" distL="0" distR="0" wp14:anchorId="18990F46" wp14:editId="42EBB07E">
-                <wp:extent cx="1417320" cy="750898"/>
-                <wp:effectExtent l="0" t="0" r="0" b="0"/>
-                <wp:docPr id="143" name="Obraz 144"/>
+              <wp:inline distT="0" distB="0" distL="0" distR="0" wp14:anchorId="07225A64" wp14:editId="12966EB1">
+                <wp:extent cx="5288280" cy="784860"/>
+                <wp:effectExtent l="0" t="0" r="7620" b="0"/>
+                <wp:docPr id="394241215" name="Obraz 2"/>
                 <wp:cNvGraphicFramePr>
                   <a:graphicFrameLocks xmlns:a="http://schemas.openxmlformats.org/drawingml/2006/main" noChangeAspect="1"/>
                 </wp:cNvGraphicFramePr>
@@ -53,32 +48,28 @@
                   <a:graphicData uri="http://schemas.openxmlformats.org/drawingml/2006/picture">
                     <pic:pic xmlns:pic="http://schemas.openxmlformats.org/drawingml/2006/picture">
                       <pic:nvPicPr>
-                        <pic:cNvPr id="3" name="t55.png"/>
-                        <pic:cNvPicPr/>
+                        <pic:cNvPr id="0" name="Picture 1"/>
+                        <pic:cNvPicPr>
+                          <a:picLocks noChangeAspect="1" noChangeArrowheads="1"/>
+                        </pic:cNvPicPr>
                       </pic:nvPicPr>
                       <pic:blipFill>
                         <a:blip r:embed="rId9" cstate="print">
-                          <a:duotone>
-                            <a:schemeClr val="accent1">
-                              <a:shade val="45000"/>
-                              <a:satMod val="135000"/>
-                            </a:schemeClr>
-                            <a:prstClr val="white"/>
-                          </a:duotone>
                           <a:extLst>
                             <a:ext uri="{28A0092B-C50C-407E-A947-70E740481C1C}">
                               <a14:useLocalDpi xmlns:a14="http://schemas.microsoft.com/office/drawing/2010/main" val="0"/>
                             </a:ext>
                           </a:extLst>
                         </a:blip>
+                        <a:srcRect/>
                         <a:stretch>
                           <a:fillRect/>
                         </a:stretch>
                       </pic:blipFill>
-                      <pic:spPr>
+                      <pic:spPr bwMode="auto">
                         <a:xfrm>
                           <a:off x="0" y="0"/>
-                          <a:ext cx="1417320" cy="750898"/>
+                          <a:ext cx="5288280" cy="784860"/>
                         </a:xfrm>
                         <a:prstGeom prst="rect">
                           <a:avLst/>
@@ -95,485 +86,217 @@
             </w:drawing>
           </w:r>
         </w:p>
-        <w:sdt>
-          <w:sdtPr>
+        <w:p>
+          <w:pPr>
+            <w:spacing w:line="360" w:lineRule="auto"/>
             <w:rPr>
-              <w:rStyle w:val="TytuZnak"/>
               <w:b/>
-              <w:bCs/>
-              <w:color w:val="0F4761" w:themeColor="accent1" w:themeShade="BF"/>
             </w:rPr>
-            <w:alias w:val="Tytuł"/>
-            <w:tag w:val=""/>
-            <w:id w:val="1735040861"/>
-            <w:placeholder>
-              <w:docPart w:val="459BD21D46EF407C81B74D3DFDD6FB8B"/>
-            </w:placeholder>
-            <w:dataBinding w:prefixMappings="xmlns:ns0='http://purl.org/dc/elements/1.1/' xmlns:ns1='http://schemas.openxmlformats.org/package/2006/metadata/core-properties' " w:xpath="/ns1:coreProperties[1]/ns0:title[1]" w:storeItemID="{6C3C8BC8-F283-45AE-878A-BAB7291924A1}"/>
-            <w:text/>
-          </w:sdtPr>
-          <w:sdtContent>
-            <w:p>
-              <w:pPr>
-                <w:pStyle w:val="Bezodstpw"/>
-                <w:pBdr>
-                  <w:top w:val="single" w:sz="6" w:space="0" w:color="156082" w:themeColor="accent1"/>
-                  <w:bottom w:val="single" w:sz="6" w:space="6" w:color="156082" w:themeColor="accent1"/>
-                </w:pBdr>
-                <w:spacing w:after="240"/>
-                <w:jc w:val="center"/>
-                <w:rPr>
-                  <w:rStyle w:val="TytuZnak"/>
-                  <w:b/>
-                  <w:bCs/>
-                  <w:color w:val="0F4761" w:themeColor="accent1" w:themeShade="BF"/>
-                </w:rPr>
-              </w:pPr>
-              <w:r>
-                <w:rPr>
-                  <w:rStyle w:val="TytuZnak"/>
-                  <w:b/>
-                  <w:bCs/>
-                  <w:color w:val="0F4761" w:themeColor="accent1" w:themeShade="BF"/>
-                </w:rPr>
-                <w:t>Zastosowanie narzędzi sztucznej inteligencji do klasyfikacji kart do gry</w:t>
-              </w:r>
-            </w:p>
-          </w:sdtContent>
-        </w:sdt>
-        <w:sdt>
-          <w:sdtPr>
+          </w:pPr>
+        </w:p>
+        <w:p>
+          <w:pPr>
+            <w:spacing w:line="360" w:lineRule="auto"/>
+            <w:jc w:val="center"/>
+            <w:rPr>
+              <w:b/>
+            </w:rPr>
+          </w:pPr>
+        </w:p>
+        <w:p>
+          <w:pPr>
+            <w:spacing w:line="360" w:lineRule="auto"/>
+            <w:jc w:val="center"/>
+            <w:rPr>
+              <w:b/>
+            </w:rPr>
+          </w:pPr>
+          <w:r>
+            <w:rPr>
+              <w:b/>
+            </w:rPr>
+            <w:t>Nazwa Wydziału</w:t>
+          </w:r>
+        </w:p>
+        <w:p>
+          <w:pPr>
+            <w:pStyle w:val="Tekstpodstawowy"/>
+            <w:spacing w:line="360" w:lineRule="auto"/>
+          </w:pPr>
+        </w:p>
+        <w:p>
+          <w:pPr>
+            <w:pStyle w:val="Tekstpodstawowy"/>
+            <w:spacing w:line="360" w:lineRule="auto"/>
+            <w:jc w:val="center"/>
+            <w:rPr>
+              <w:b/>
+            </w:rPr>
+          </w:pPr>
+        </w:p>
+        <w:p>
+          <w:pPr>
+            <w:pStyle w:val="Tekstpodstawowy"/>
+            <w:spacing w:line="360" w:lineRule="auto"/>
+            <w:jc w:val="center"/>
+          </w:pPr>
+          <w:r>
+            <w:rPr>
+              <w:b/>
+            </w:rPr>
+            <w:t xml:space="preserve">Nazwa Katedry </w:t>
+          </w:r>
+        </w:p>
+        <w:p>
+          <w:pPr>
+            <w:pStyle w:val="Tekstpodstawowy"/>
+            <w:spacing w:line="360" w:lineRule="auto"/>
+          </w:pPr>
+        </w:p>
+        <w:p>
+          <w:pPr>
+            <w:pStyle w:val="Tekstpodstawowy"/>
+            <w:spacing w:line="360" w:lineRule="auto"/>
+            <w:jc w:val="center"/>
+          </w:pPr>
+          <w:r>
+            <w:t>Nazwa specjalizacji</w:t>
+          </w:r>
+        </w:p>
+        <w:p>
+          <w:pPr>
+            <w:pStyle w:val="Tekstpodstawowy"/>
+            <w:spacing w:line="360" w:lineRule="auto"/>
+          </w:pPr>
+        </w:p>
+        <w:p>
+          <w:pPr>
+            <w:pStyle w:val="Tekstpodstawowy"/>
+            <w:spacing w:line="360" w:lineRule="auto"/>
+          </w:pPr>
+        </w:p>
+        <w:p>
+          <w:pPr>
+            <w:pStyle w:val="Tekstpodstawowy"/>
+            <w:spacing w:line="360" w:lineRule="auto"/>
+            <w:jc w:val="center"/>
+            <w:rPr>
+              <w:b/>
+            </w:rPr>
+          </w:pPr>
+          <w:r>
+            <w:rPr>
+              <w:b/>
+            </w:rPr>
+            <w:t xml:space="preserve">Bartosz Bujanowicz </w:t>
+          </w:r>
+        </w:p>
+        <w:p>
+          <w:pPr>
+            <w:pStyle w:val="Tekstpodstawowy"/>
+            <w:spacing w:line="360" w:lineRule="auto"/>
+            <w:jc w:val="center"/>
+          </w:pPr>
+          <w:r>
+            <w:t>Nr albumu s31442</w:t>
+          </w:r>
+        </w:p>
+        <w:p>
+          <w:pPr>
+            <w:pStyle w:val="Tekstpodstawowy"/>
+            <w:spacing w:line="360" w:lineRule="auto"/>
+          </w:pPr>
+        </w:p>
+        <w:p>
+          <w:pPr>
+            <w:pStyle w:val="Tekstpodstawowy"/>
+            <w:spacing w:line="360" w:lineRule="auto"/>
+          </w:pPr>
+        </w:p>
+        <w:p>
+          <w:pPr>
+            <w:pStyle w:val="Tekstpodstawowy"/>
+            <w:spacing w:line="360" w:lineRule="auto"/>
+            <w:jc w:val="center"/>
+            <w:rPr>
+              <w:b/>
+              <w:sz w:val="28"/>
+              <w:szCs w:val="28"/>
+            </w:rPr>
+          </w:pPr>
+          <w:r>
+            <w:rPr>
+              <w:b/>
+              <w:sz w:val="28"/>
+              <w:szCs w:val="28"/>
+            </w:rPr>
+            <w:t>Zastosowanie narzędzi sztucznej inteligencji do klasyfikacji kart do gry</w:t>
+          </w:r>
+        </w:p>
+        <w:p>
+          <w:pPr>
+            <w:pStyle w:val="Tekstpodstawowy"/>
+            <w:spacing w:line="360" w:lineRule="auto"/>
+          </w:pPr>
+        </w:p>
+        <w:p>
+          <w:pPr>
+            <w:pStyle w:val="Tekstpodstawowy"/>
+            <w:spacing w:line="360" w:lineRule="auto"/>
+            <w:ind w:left="4956"/>
+          </w:pPr>
+        </w:p>
+        <w:p>
+          <w:pPr>
+            <w:pStyle w:val="Tekstpodstawowy"/>
+            <w:spacing w:line="360" w:lineRule="auto"/>
+            <w:ind w:left="4956"/>
+            <w:rPr>
+              <w:sz w:val="22"/>
+              <w:szCs w:val="22"/>
+            </w:rPr>
+          </w:pPr>
+          <w:r>
+            <w:t>Praca inżynierska</w:t>
+          </w:r>
+        </w:p>
+        <w:p>
+          <w:pPr>
+            <w:pStyle w:val="Tekstpodstawowy"/>
+            <w:spacing w:line="360" w:lineRule="auto"/>
+            <w:ind w:left="4956"/>
+            <w:rPr>
+              <w:sz w:val="22"/>
+              <w:szCs w:val="22"/>
+            </w:rPr>
+          </w:pPr>
+        </w:p>
+        <w:p>
+          <w:pPr>
+            <w:pStyle w:val="Tekstpodstawowy"/>
+            <w:spacing w:line="360" w:lineRule="auto"/>
+            <w:ind w:left="4920"/>
+          </w:pPr>
+          <w:r>
+            <w:t>Imię i nazwisko promotora</w:t>
+          </w:r>
+        </w:p>
+        <w:p>
+          <w:pPr>
+            <w:pStyle w:val="Bezodstpw"/>
+            <w:spacing w:before="1540" w:after="240" w:line="360" w:lineRule="auto"/>
+            <w:jc w:val="center"/>
             <w:rPr>
               <w:color w:val="156082" w:themeColor="accent1"/>
               <w:sz w:val="44"/>
               <w:szCs w:val="44"/>
             </w:rPr>
-            <w:alias w:val="Podtytuł"/>
-            <w:tag w:val=""/>
-            <w:id w:val="328029620"/>
-            <w:placeholder>
-              <w:docPart w:val="225ADD723F2F47FABD6F60B354AC17E2"/>
-            </w:placeholder>
-            <w:dataBinding w:prefixMappings="xmlns:ns0='http://purl.org/dc/elements/1.1/' xmlns:ns1='http://schemas.openxmlformats.org/package/2006/metadata/core-properties' " w:xpath="/ns1:coreProperties[1]/ns0:subject[1]" w:storeItemID="{6C3C8BC8-F283-45AE-878A-BAB7291924A1}"/>
-            <w:text/>
-          </w:sdtPr>
-          <w:sdtContent>
-            <w:p>
-              <w:pPr>
-                <w:pStyle w:val="Bezodstpw"/>
-                <w:jc w:val="center"/>
-                <w:rPr>
-                  <w:color w:val="156082" w:themeColor="accent1"/>
-                  <w:sz w:val="44"/>
-                  <w:szCs w:val="44"/>
-                </w:rPr>
-              </w:pPr>
-              <w:r>
-                <w:rPr>
-                  <w:color w:val="156082" w:themeColor="accent1"/>
-                  <w:sz w:val="44"/>
-                  <w:szCs w:val="44"/>
-                </w:rPr>
-                <w:t>Bartosz Bujanowicz</w:t>
-              </w:r>
-            </w:p>
-          </w:sdtContent>
-        </w:sdt>
-        <w:p>
-          <w:pPr>
-            <w:pStyle w:val="Bezodstpw"/>
-            <w:spacing w:before="480"/>
-            <w:jc w:val="center"/>
-            <w:rPr>
-              <w:color w:val="156082" w:themeColor="accent1"/>
-            </w:rPr>
           </w:pPr>
           <w:r>
             <w:rPr>
-              <w:noProof/>
-              <w:color w:val="156082" w:themeColor="accent1"/>
+              <w:sz w:val="24"/>
             </w:rPr>
-            <mc:AlternateContent>
-              <mc:Choice Requires="wps">
-                <w:drawing>
-                  <wp:anchor distT="0" distB="0" distL="114300" distR="114300" simplePos="0" relativeHeight="251659264" behindDoc="0" locked="0" layoutInCell="1" allowOverlap="1" wp14:anchorId="66DEB739" wp14:editId="092803AA">
-                    <wp:simplePos x="0" y="0"/>
-                    <wp:positionH relativeFrom="margin">
-                      <wp:align>center</wp:align>
-                    </wp:positionH>
-                    <mc:AlternateContent>
-                      <mc:Choice Requires="wp14">
-                        <wp:positionV relativeFrom="page">
-                          <wp14:pctPosVOffset>85000</wp14:pctPosVOffset>
-                        </wp:positionV>
-                      </mc:Choice>
-                      <mc:Fallback>
-                        <wp:positionV relativeFrom="page">
-                          <wp:posOffset>9088120</wp:posOffset>
-                        </wp:positionV>
-                      </mc:Fallback>
-                    </mc:AlternateContent>
-                    <wp:extent cx="6553200" cy="557784"/>
-                    <wp:effectExtent l="0" t="0" r="0" b="12700"/>
-                    <wp:wrapNone/>
-                    <wp:docPr id="142" name="Pole tekstowe 146"/>
-                    <wp:cNvGraphicFramePr/>
-                    <a:graphic xmlns:a="http://schemas.openxmlformats.org/drawingml/2006/main">
-                      <a:graphicData uri="http://schemas.microsoft.com/office/word/2010/wordprocessingShape">
-                        <wps:wsp>
-                          <wps:cNvSpPr txBox="1"/>
-                          <wps:spPr>
-                            <a:xfrm>
-                              <a:off x="0" y="0"/>
-                              <a:ext cx="6553200" cy="557784"/>
-                            </a:xfrm>
-                            <a:prstGeom prst="rect">
-                              <a:avLst/>
-                            </a:prstGeom>
-                            <a:noFill/>
-                            <a:ln w="6350">
-                              <a:noFill/>
-                            </a:ln>
-                            <a:effectLst/>
-                          </wps:spPr>
-                          <wps:style>
-                            <a:lnRef idx="0">
-                              <a:schemeClr val="accent1"/>
-                            </a:lnRef>
-                            <a:fillRef idx="0">
-                              <a:schemeClr val="accent1"/>
-                            </a:fillRef>
-                            <a:effectRef idx="0">
-                              <a:schemeClr val="accent1"/>
-                            </a:effectRef>
-                            <a:fontRef idx="minor">
-                              <a:schemeClr val="dk1"/>
-                            </a:fontRef>
-                          </wps:style>
-                          <wps:txbx>
-                            <w:txbxContent>
-                              <w:sdt>
-                                <w:sdtPr>
-                                  <w:rPr>
-                                    <w:caps/>
-                                    <w:color w:val="156082" w:themeColor="accent1"/>
-                                    <w:sz w:val="28"/>
-                                    <w:szCs w:val="28"/>
-                                  </w:rPr>
-                                  <w:alias w:val="Data"/>
-                                  <w:tag w:val=""/>
-                                  <w:id w:val="197127006"/>
-                                  <w:dataBinding w:prefixMappings="xmlns:ns0='http://schemas.microsoft.com/office/2006/coverPageProps' " w:xpath="/ns0:CoverPageProperties[1]/ns0:PublishDate[1]" w:storeItemID="{55AF091B-3C7A-41E3-B477-F2FDAA23CFDA}"/>
-                                  <w:date w:fullDate="2026-09-09T00:00:00Z">
-                                    <w:dateFormat w:val="d MMMM yyyy"/>
-                                    <w:lid w:val="pl-PL"/>
-                                    <w:storeMappedDataAs w:val="dateTime"/>
-                                    <w:calendar w:val="gregorian"/>
-                                  </w:date>
-                                </w:sdtPr>
-                                <w:sdtContent>
-                                  <w:p>
-                                    <w:pPr>
-                                      <w:pStyle w:val="Bezodstpw"/>
-                                      <w:spacing w:after="40"/>
-                                      <w:jc w:val="center"/>
-                                      <w:rPr>
-                                        <w:caps/>
-                                        <w:color w:val="156082" w:themeColor="accent1"/>
-                                        <w:sz w:val="28"/>
-                                        <w:szCs w:val="28"/>
-                                      </w:rPr>
-                                    </w:pPr>
-                                    <w:r>
-                                      <w:rPr>
-                                        <w:caps/>
-                                        <w:color w:val="156082" w:themeColor="accent1"/>
-                                        <w:sz w:val="28"/>
-                                        <w:szCs w:val="28"/>
-                                      </w:rPr>
-                                      <w:t>9 września 2026</w:t>
-                                    </w:r>
-                                  </w:p>
-                                </w:sdtContent>
-                              </w:sdt>
-                              <w:p>
-                                <w:pPr>
-                                  <w:pStyle w:val="Bezodstpw"/>
-                                  <w:jc w:val="center"/>
-                                  <w:rPr>
-                                    <w:color w:val="156082" w:themeColor="accent1"/>
-                                  </w:rPr>
-                                </w:pPr>
-                                <w:sdt>
-                                  <w:sdtPr>
-                                    <w:rPr>
-                                      <w:caps/>
-                                      <w:color w:val="156082" w:themeColor="accent1"/>
-                                    </w:rPr>
-                                    <w:alias w:val="Firma"/>
-                                    <w:tag w:val=""/>
-                                    <w:id w:val="1390145197"/>
-                                    <w:dataBinding w:prefixMappings="xmlns:ns0='http://schemas.openxmlformats.org/officeDocument/2006/extended-properties' " w:xpath="/ns0:Properties[1]/ns0:Company[1]" w:storeItemID="{6668398D-A668-4E3E-A5EB-62B293D839F1}"/>
-                                    <w:text/>
-                                  </w:sdtPr>
-                                  <w:sdtContent>
-                                    <w:r>
-                                      <w:rPr>
-                                        <w:caps/>
-                                        <w:color w:val="156082" w:themeColor="accent1"/>
-                                      </w:rPr>
-                                      <w:t>[pOLSKO-JAPOŃSKA AKADEMIA TECHNIK KOMPUTEROWYCH]</w:t>
-                                    </w:r>
-                                  </w:sdtContent>
-                                </w:sdt>
-                              </w:p>
-                              <w:p>
-                                <w:pPr>
-                                  <w:pStyle w:val="Bezodstpw"/>
-                                  <w:rPr>
-                                    <w:color w:val="156082" w:themeColor="accent1"/>
-                                  </w:rPr>
-                                </w:pPr>
-                                <w:sdt>
-                                  <w:sdtPr>
-                                    <w:rPr>
-                                      <w:color w:val="156082" w:themeColor="accent1"/>
-                                    </w:rPr>
-                                    <w:alias w:val="Adres"/>
-                                    <w:tag w:val=""/>
-                                    <w:id w:val="-726379553"/>
-                                    <w:showingPlcHdr/>
-                                    <w:dataBinding w:prefixMappings="xmlns:ns0='http://schemas.microsoft.com/office/2006/coverPageProps' " w:xpath="/ns0:CoverPageProperties[1]/ns0:CompanyAddress[1]" w:storeItemID="{55AF091B-3C7A-41E3-B477-F2FDAA23CFDA}"/>
-                                    <w:text/>
-                                  </w:sdtPr>
-                                  <w:sdtContent>
-                                    <w:r>
-                                      <w:rPr>
-                                        <w:color w:val="156082" w:themeColor="accent1"/>
-                                      </w:rPr>
-                                      <w:t xml:space="preserve">     </w:t>
-                                    </w:r>
-                                  </w:sdtContent>
-                                </w:sdt>
-                              </w:p>
-                            </w:txbxContent>
-                          </wps:txbx>
-                          <wps:bodyPr rot="0" spcFirstLastPara="0" vertOverflow="overflow" horzOverflow="overflow" vert="horz" wrap="square" lIns="0" tIns="0" rIns="0" bIns="0" numCol="1" spcCol="0" rtlCol="0" fromWordArt="0" anchor="b" anchorCtr="0" forceAA="0" compatLnSpc="1">
-                            <a:prstTxWarp prst="textNoShape">
-                              <a:avLst/>
-                            </a:prstTxWarp>
-                            <a:spAutoFit/>
-                          </wps:bodyPr>
-                        </wps:wsp>
-                      </a:graphicData>
-                    </a:graphic>
-                    <wp14:sizeRelH relativeFrom="margin">
-                      <wp14:pctWidth>100000</wp14:pctWidth>
-                    </wp14:sizeRelH>
-                    <wp14:sizeRelV relativeFrom="margin">
-                      <wp14:pctHeight>0</wp14:pctHeight>
-                    </wp14:sizeRelV>
-                  </wp:anchor>
-                </w:drawing>
-              </mc:Choice>
-              <mc:Fallback>
-                <w:pict>
-                  <v:shapetype w14:anchorId="66DEB739" id="_x0000_t202" coordsize="21600,21600" o:spt="202" path="m,l,21600r21600,l21600,xe">
-                    <v:stroke joinstyle="miter"/>
-                    <v:path gradientshapeok="t" o:connecttype="rect"/>
-                  </v:shapetype>
-                  <v:shape id="Pole tekstowe 146" o:spid="_x0000_s1026" type="#_x0000_t202" style="position:absolute;left:0;text-align:left;margin-left:0;margin-top:0;width:516pt;height:43.9pt;z-index:251659264;visibility:visible;mso-wrap-style:square;mso-width-percent:1000;mso-height-percent:0;mso-top-percent:850;mso-wrap-distance-left:9pt;mso-wrap-distance-top:0;mso-wrap-distance-right:9pt;mso-wrap-distance-bottom:0;mso-position-horizontal:center;mso-position-horizontal-relative:margin;mso-position-vertical-relative:page;mso-width-percent:1000;mso-height-percent:0;mso-top-percent:850;mso-width-relative:margin;mso-height-relative:margin;v-text-anchor:bottom" o:gfxdata="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" filled="f" stroked="f" strokeweight=".5pt">
-                    <v:textbox style="mso-fit-shape-to-text:t" inset="0,0,0,0">
-                      <w:txbxContent>
-                        <w:sdt>
-                          <w:sdtPr>
-                            <w:rPr>
-                              <w:caps/>
-                              <w:color w:val="156082" w:themeColor="accent1"/>
-                              <w:sz w:val="28"/>
-                              <w:szCs w:val="28"/>
-                            </w:rPr>
-                            <w:alias w:val="Data"/>
-                            <w:tag w:val=""/>
-                            <w:id w:val="197127006"/>
-                            <w:dataBinding w:prefixMappings="xmlns:ns0='http://schemas.microsoft.com/office/2006/coverPageProps' " w:xpath="/ns0:CoverPageProperties[1]/ns0:PublishDate[1]" w:storeItemID="{55AF091B-3C7A-41E3-B477-F2FDAA23CFDA}"/>
-                            <w:date w:fullDate="2026-09-09T00:00:00Z">
-                              <w:dateFormat w:val="d MMMM yyyy"/>
-                              <w:lid w:val="pl-PL"/>
-                              <w:storeMappedDataAs w:val="dateTime"/>
-                              <w:calendar w:val="gregorian"/>
-                            </w:date>
-                          </w:sdtPr>
-                          <w:sdtContent>
-                            <w:p>
-                              <w:pPr>
-                                <w:pStyle w:val="Bezodstpw"/>
-                                <w:spacing w:after="40"/>
-                                <w:jc w:val="center"/>
-                                <w:rPr>
-                                  <w:caps/>
-                                  <w:color w:val="156082" w:themeColor="accent1"/>
-                                  <w:sz w:val="28"/>
-                                  <w:szCs w:val="28"/>
-                                </w:rPr>
-                              </w:pPr>
-                              <w:r>
-                                <w:rPr>
-                                  <w:caps/>
-                                  <w:color w:val="156082" w:themeColor="accent1"/>
-                                  <w:sz w:val="28"/>
-                                  <w:szCs w:val="28"/>
-                                </w:rPr>
-                                <w:t>9 września 2026</w:t>
-                              </w:r>
-                            </w:p>
-                          </w:sdtContent>
-                        </w:sdt>
-                        <w:p>
-                          <w:pPr>
-                            <w:pStyle w:val="Bezodstpw"/>
-                            <w:jc w:val="center"/>
-                            <w:rPr>
-                              <w:color w:val="156082" w:themeColor="accent1"/>
-                            </w:rPr>
-                          </w:pPr>
-                          <w:sdt>
-                            <w:sdtPr>
-                              <w:rPr>
-                                <w:caps/>
-                                <w:color w:val="156082" w:themeColor="accent1"/>
-                              </w:rPr>
-                              <w:alias w:val="Firma"/>
-                              <w:tag w:val=""/>
-                              <w:id w:val="1390145197"/>
-                              <w:dataBinding w:prefixMappings="xmlns:ns0='http://schemas.openxmlformats.org/officeDocument/2006/extended-properties' " w:xpath="/ns0:Properties[1]/ns0:Company[1]" w:storeItemID="{6668398D-A668-4E3E-A5EB-62B293D839F1}"/>
-                              <w:text/>
-                            </w:sdtPr>
-                            <w:sdtContent>
-                              <w:r>
-                                <w:rPr>
-                                  <w:caps/>
-                                  <w:color w:val="156082" w:themeColor="accent1"/>
-                                </w:rPr>
-                                <w:t>[pOLSKO-JAPOŃSKA AKADEMIA TECHNIK KOMPUTEROWYCH]</w:t>
-                              </w:r>
-                            </w:sdtContent>
-                          </w:sdt>
-                        </w:p>
-                        <w:p>
-                          <w:pPr>
-                            <w:pStyle w:val="Bezodstpw"/>
-                            <w:rPr>
-                              <w:color w:val="156082" w:themeColor="accent1"/>
-                            </w:rPr>
-                          </w:pPr>
-                          <w:sdt>
-                            <w:sdtPr>
-                              <w:rPr>
-                                <w:color w:val="156082" w:themeColor="accent1"/>
-                              </w:rPr>
-                              <w:alias w:val="Adres"/>
-                              <w:tag w:val=""/>
-                              <w:id w:val="-726379553"/>
-                              <w:showingPlcHdr/>
-                              <w:dataBinding w:prefixMappings="xmlns:ns0='http://schemas.microsoft.com/office/2006/coverPageProps' " w:xpath="/ns0:CoverPageProperties[1]/ns0:CompanyAddress[1]" w:storeItemID="{55AF091B-3C7A-41E3-B477-F2FDAA23CFDA}"/>
-                              <w:text/>
-                            </w:sdtPr>
-                            <w:sdtContent>
-                              <w:r>
-                                <w:rPr>
-                                  <w:color w:val="156082" w:themeColor="accent1"/>
-                                </w:rPr>
-                                <w:t xml:space="preserve">     </w:t>
-                              </w:r>
-                            </w:sdtContent>
-                          </w:sdt>
-                        </w:p>
-                      </w:txbxContent>
-                    </v:textbox>
-                    <w10:wrap anchorx="margin" anchory="page"/>
-                  </v:shape>
-                </w:pict>
-              </mc:Fallback>
-            </mc:AlternateContent>
-          </w:r>
-          <w:r>
-            <w:rPr>
-              <w:noProof/>
-              <w:color w:val="156082" w:themeColor="accent1"/>
-            </w:rPr>
-            <w:drawing>
-              <wp:inline distT="0" distB="0" distL="0" distR="0" wp14:anchorId="5F215132" wp14:editId="1C34CD19">
-                <wp:extent cx="758952" cy="478932"/>
-                <wp:effectExtent l="0" t="0" r="3175" b="0"/>
-                <wp:docPr id="144" name="Obraz 147"/>
-                <wp:cNvGraphicFramePr>
-                  <a:graphicFrameLocks xmlns:a="http://schemas.openxmlformats.org/drawingml/2006/main" noChangeAspect="1"/>
-                </wp:cNvGraphicFramePr>
-                <a:graphic xmlns:a="http://schemas.openxmlformats.org/drawingml/2006/main">
-                  <a:graphicData uri="http://schemas.openxmlformats.org/drawingml/2006/picture">
-                    <pic:pic xmlns:pic="http://schemas.openxmlformats.org/drawingml/2006/picture">
-                      <pic:nvPicPr>
-                        <pic:cNvPr id="9" name="roco bottom.png"/>
-                        <pic:cNvPicPr/>
-                      </pic:nvPicPr>
-                      <pic:blipFill>
-                        <a:blip r:embed="rId10" cstate="print">
-                          <a:duotone>
-                            <a:schemeClr val="accent1">
-                              <a:shade val="45000"/>
-                              <a:satMod val="135000"/>
-                            </a:schemeClr>
-                            <a:prstClr val="white"/>
-                          </a:duotone>
-                          <a:extLst>
-                            <a:ext uri="{28A0092B-C50C-407E-A947-70E740481C1C}">
-                              <a14:useLocalDpi xmlns:a14="http://schemas.microsoft.com/office/drawing/2010/main" val="0"/>
-                            </a:ext>
-                          </a:extLst>
-                        </a:blip>
-                        <a:stretch>
-                          <a:fillRect/>
-                        </a:stretch>
-                      </pic:blipFill>
-                      <pic:spPr>
-                        <a:xfrm>
-                          <a:off x="0" y="0"/>
-                          <a:ext cx="758952" cy="478932"/>
-                        </a:xfrm>
-                        <a:prstGeom prst="rect">
-                          <a:avLst/>
-                        </a:prstGeom>
-                      </pic:spPr>
-                    </pic:pic>
-                  </a:graphicData>
-                </a:graphic>
-              </wp:inline>
-            </w:drawing>
-          </w:r>
-        </w:p>
-        <w:p>
-          <w:pPr>
-            <w:rPr>
-              <w:rFonts w:asciiTheme="majorHAnsi" w:eastAsiaTheme="majorEastAsia" w:hAnsiTheme="majorHAnsi" w:cstheme="majorBidi"/>
-              <w:b/>
-              <w:bCs/>
-              <w:color w:val="404040" w:themeColor="text1" w:themeTint="BF"/>
-              <w:spacing w:val="-10"/>
-              <w:kern w:val="28"/>
-              <w:sz w:val="48"/>
-              <w:szCs w:val="48"/>
-            </w:rPr>
-          </w:pPr>
-          <w:r>
-            <w:rPr>
-              <w:b/>
-              <w:bCs/>
-              <w:color w:val="404040" w:themeColor="text1" w:themeTint="BF"/>
-              <w:sz w:val="48"/>
-              <w:szCs w:val="48"/>
-            </w:rPr>
-            <w:br w:type="page"/>
+            <w:t>miejsce, miesiąc, rok obrony</w:t>
           </w:r>
         </w:p>
       </w:sdtContent>
@@ -581,11 +304,10 @@
     <w:sdt>
       <w:sdtPr>
         <w:rPr>
-          <w:rFonts w:asciiTheme="minorHAnsi" w:eastAsiaTheme="minorHAnsi" w:hAnsiTheme="minorHAnsi" w:cstheme="minorBidi"/>
+          <w:rFonts w:eastAsiaTheme="minorHAnsi" w:cstheme="minorBidi"/>
           <w:b w:val="0"/>
-          <w:color w:val="auto"/>
           <w:kern w:val="2"/>
-          <w:sz w:val="22"/>
+          <w:sz w:val="24"/>
           <w:szCs w:val="22"/>
           <w:lang w:eastAsia="en-US"/>
           <w14:ligatures w14:val="standardContextual"/>
@@ -605,18 +327,14 @@
         <w:p>
           <w:pPr>
             <w:pStyle w:val="Nagwekspisutreci"/>
+            <w:spacing w:line="360" w:lineRule="auto"/>
             <w:rPr>
-              <w:b w:val="0"/>
-              <w:bCs/>
-              <w:sz w:val="52"/>
-              <w:szCs w:val="52"/>
+              <w:rStyle w:val="Nagwek1Znak"/>
             </w:rPr>
           </w:pPr>
           <w:r>
             <w:rPr>
-              <w:bCs/>
-              <w:sz w:val="52"/>
-              <w:szCs w:val="52"/>
+              <w:rStyle w:val="Nagwek1Znak"/>
             </w:rPr>
             <w:t>Spis treści</w:t>
           </w:r>
@@ -628,36 +346,33 @@
               <w:tab w:val="left" w:pos="480"/>
               <w:tab w:val="right" w:leader="dot" w:pos="9062"/>
             </w:tabs>
+            <w:spacing w:line="360" w:lineRule="auto"/>
             <w:rPr>
               <w:rFonts w:eastAsiaTheme="minorEastAsia"/>
               <w:noProof/>
-              <w:sz w:val="24"/>
               <w:szCs w:val="24"/>
               <w:lang w:eastAsia="pl-PL"/>
             </w:rPr>
           </w:pPr>
           <w:r>
             <w:rPr>
-              <w:sz w:val="32"/>
               <w:szCs w:val="32"/>
             </w:rPr>
             <w:fldChar w:fldCharType="begin"/>
           </w:r>
           <w:r>
             <w:rPr>
-              <w:sz w:val="32"/>
               <w:szCs w:val="32"/>
             </w:rPr>
             <w:instrText xml:space="preserve"> TOC \o "1-3" \h \z \u </w:instrText>
           </w:r>
           <w:r>
             <w:rPr>
-              <w:sz w:val="32"/>
               <w:szCs w:val="32"/>
             </w:rPr>
             <w:fldChar w:fldCharType="separate"/>
           </w:r>
-          <w:hyperlink w:anchor="_Toc242216327" w:history="1">
+          <w:hyperlink w:anchor="_Toc242641793" w:history="1">
             <w:r>
               <w:rPr>
                 <w:rStyle w:val="Hipercze"/>
@@ -669,7 +384,6 @@
               <w:rPr>
                 <w:rFonts w:eastAsiaTheme="minorEastAsia"/>
                 <w:noProof/>
-                <w:sz w:val="24"/>
                 <w:szCs w:val="24"/>
                 <w:lang w:eastAsia="pl-PL"/>
               </w:rPr>
@@ -701,7 +415,7 @@
                 <w:noProof/>
                 <w:webHidden/>
               </w:rPr>
-              <w:instrText xml:space="preserve"> PAGEREF _Toc242216327 \h </w:instrText>
+              <w:instrText xml:space="preserve"> PAGEREF _Toc242641793 \h </w:instrText>
             </w:r>
             <w:r>
               <w:rPr>
@@ -721,7 +435,274 @@
                 <w:noProof/>
                 <w:webHidden/>
               </w:rPr>
-              <w:t>3</w:t>
+              <w:t>4</w:t>
+            </w:r>
+            <w:r>
+              <w:rPr>
+                <w:noProof/>
+                <w:webHidden/>
+              </w:rPr>
+              <w:fldChar w:fldCharType="end"/>
+            </w:r>
+          </w:hyperlink>
+        </w:p>
+        <w:p>
+          <w:pPr>
+            <w:pStyle w:val="Spistreci2"/>
+            <w:tabs>
+              <w:tab w:val="left" w:pos="960"/>
+              <w:tab w:val="right" w:leader="dot" w:pos="9062"/>
+            </w:tabs>
+            <w:spacing w:line="360" w:lineRule="auto"/>
+            <w:rPr>
+              <w:rFonts w:eastAsiaTheme="minorEastAsia"/>
+              <w:noProof/>
+              <w:szCs w:val="24"/>
+              <w:lang w:eastAsia="pl-PL"/>
+            </w:rPr>
+          </w:pPr>
+          <w:hyperlink w:anchor="_Toc242641794" w:history="1">
+            <w:r>
+              <w:rPr>
+                <w:rStyle w:val="Hipercze"/>
+                <w:noProof/>
+              </w:rPr>
+              <w:t>1.1.</w:t>
+            </w:r>
+            <w:r>
+              <w:rPr>
+                <w:rFonts w:eastAsiaTheme="minorEastAsia"/>
+                <w:noProof/>
+                <w:szCs w:val="24"/>
+                <w:lang w:eastAsia="pl-PL"/>
+              </w:rPr>
+              <w:tab/>
+            </w:r>
+            <w:r>
+              <w:rPr>
+                <w:rStyle w:val="Hipercze"/>
+                <w:noProof/>
+              </w:rPr>
+              <w:t>Motywacja</w:t>
+            </w:r>
+            <w:r>
+              <w:rPr>
+                <w:noProof/>
+                <w:webHidden/>
+              </w:rPr>
+              <w:tab/>
+            </w:r>
+            <w:r>
+              <w:rPr>
+                <w:noProof/>
+                <w:webHidden/>
+              </w:rPr>
+              <w:fldChar w:fldCharType="begin"/>
+            </w:r>
+            <w:r>
+              <w:rPr>
+                <w:noProof/>
+                <w:webHidden/>
+              </w:rPr>
+              <w:instrText xml:space="preserve"> PAGEREF _Toc242641794 \h </w:instrText>
+            </w:r>
+            <w:r>
+              <w:rPr>
+                <w:noProof/>
+                <w:webHidden/>
+              </w:rPr>
+            </w:r>
+            <w:r>
+              <w:rPr>
+                <w:noProof/>
+                <w:webHidden/>
+              </w:rPr>
+              <w:fldChar w:fldCharType="separate"/>
+            </w:r>
+            <w:r>
+              <w:rPr>
+                <w:noProof/>
+                <w:webHidden/>
+              </w:rPr>
+              <w:t>4</w:t>
+            </w:r>
+            <w:r>
+              <w:rPr>
+                <w:noProof/>
+                <w:webHidden/>
+              </w:rPr>
+              <w:fldChar w:fldCharType="end"/>
+            </w:r>
+          </w:hyperlink>
+        </w:p>
+        <w:p>
+          <w:pPr>
+            <w:pStyle w:val="Spistreci2"/>
+            <w:tabs>
+              <w:tab w:val="left" w:pos="960"/>
+              <w:tab w:val="right" w:leader="dot" w:pos="9062"/>
+            </w:tabs>
+            <w:spacing w:line="360" w:lineRule="auto"/>
+            <w:rPr>
+              <w:rFonts w:eastAsiaTheme="minorEastAsia"/>
+              <w:noProof/>
+              <w:szCs w:val="24"/>
+              <w:lang w:eastAsia="pl-PL"/>
+            </w:rPr>
+          </w:pPr>
+          <w:hyperlink w:anchor="_Toc242641795" w:history="1">
+            <w:r>
+              <w:rPr>
+                <w:rStyle w:val="Hipercze"/>
+                <w:noProof/>
+              </w:rPr>
+              <w:t>1.2.</w:t>
+            </w:r>
+            <w:r>
+              <w:rPr>
+                <w:rFonts w:eastAsiaTheme="minorEastAsia"/>
+                <w:noProof/>
+                <w:szCs w:val="24"/>
+                <w:lang w:eastAsia="pl-PL"/>
+              </w:rPr>
+              <w:tab/>
+            </w:r>
+            <w:r>
+              <w:rPr>
+                <w:rStyle w:val="Hipercze"/>
+                <w:noProof/>
+              </w:rPr>
+              <w:t>Cel i zakres pracy</w:t>
+            </w:r>
+            <w:r>
+              <w:rPr>
+                <w:noProof/>
+                <w:webHidden/>
+              </w:rPr>
+              <w:tab/>
+            </w:r>
+            <w:r>
+              <w:rPr>
+                <w:noProof/>
+                <w:webHidden/>
+              </w:rPr>
+              <w:fldChar w:fldCharType="begin"/>
+            </w:r>
+            <w:r>
+              <w:rPr>
+                <w:noProof/>
+                <w:webHidden/>
+              </w:rPr>
+              <w:instrText xml:space="preserve"> PAGEREF _Toc242641795 \h </w:instrText>
+            </w:r>
+            <w:r>
+              <w:rPr>
+                <w:noProof/>
+                <w:webHidden/>
+              </w:rPr>
+            </w:r>
+            <w:r>
+              <w:rPr>
+                <w:noProof/>
+                <w:webHidden/>
+              </w:rPr>
+              <w:fldChar w:fldCharType="separate"/>
+            </w:r>
+            <w:r>
+              <w:rPr>
+                <w:noProof/>
+                <w:webHidden/>
+              </w:rPr>
+              <w:t>4</w:t>
+            </w:r>
+            <w:r>
+              <w:rPr>
+                <w:noProof/>
+                <w:webHidden/>
+              </w:rPr>
+              <w:fldChar w:fldCharType="end"/>
+            </w:r>
+          </w:hyperlink>
+        </w:p>
+        <w:p>
+          <w:pPr>
+            <w:pStyle w:val="Spistreci2"/>
+            <w:tabs>
+              <w:tab w:val="left" w:pos="960"/>
+              <w:tab w:val="right" w:leader="dot" w:pos="9062"/>
+            </w:tabs>
+            <w:spacing w:line="360" w:lineRule="auto"/>
+            <w:rPr>
+              <w:rFonts w:eastAsiaTheme="minorEastAsia"/>
+              <w:noProof/>
+              <w:szCs w:val="24"/>
+              <w:lang w:eastAsia="pl-PL"/>
+            </w:rPr>
+          </w:pPr>
+          <w:hyperlink w:anchor="_Toc242641796" w:history="1">
+            <w:r>
+              <w:rPr>
+                <w:rStyle w:val="Hipercze"/>
+                <w:noProof/>
+              </w:rPr>
+              <w:t>1.3.</w:t>
+            </w:r>
+            <w:r>
+              <w:rPr>
+                <w:rFonts w:eastAsiaTheme="minorEastAsia"/>
+                <w:noProof/>
+                <w:szCs w:val="24"/>
+                <w:lang w:eastAsia="pl-PL"/>
+              </w:rPr>
+              <w:tab/>
+            </w:r>
+            <w:r>
+              <w:rPr>
+                <w:rStyle w:val="Hipercze"/>
+                <w:noProof/>
+              </w:rPr>
+              <w:t>Struktura pracy</w:t>
+            </w:r>
+            <w:r>
+              <w:rPr>
+                <w:noProof/>
+                <w:webHidden/>
+              </w:rPr>
+              <w:tab/>
+            </w:r>
+            <w:r>
+              <w:rPr>
+                <w:noProof/>
+                <w:webHidden/>
+              </w:rPr>
+              <w:fldChar w:fldCharType="begin"/>
+            </w:r>
+            <w:r>
+              <w:rPr>
+                <w:noProof/>
+                <w:webHidden/>
+              </w:rPr>
+              <w:instrText xml:space="preserve"> PAGEREF _Toc242641796 \h </w:instrText>
+            </w:r>
+            <w:r>
+              <w:rPr>
+                <w:noProof/>
+                <w:webHidden/>
+              </w:rPr>
+            </w:r>
+            <w:r>
+              <w:rPr>
+                <w:noProof/>
+                <w:webHidden/>
+              </w:rPr>
+              <w:fldChar w:fldCharType="separate"/>
+            </w:r>
+            <w:r>
+              <w:rPr>
+                <w:noProof/>
+                <w:webHidden/>
+              </w:rPr>
+              <w:t>6</w:t>
             </w:r>
             <w:r>
               <w:rPr>
@@ -739,15 +720,15 @@
               <w:tab w:val="left" w:pos="480"/>
               <w:tab w:val="right" w:leader="dot" w:pos="9062"/>
             </w:tabs>
+            <w:spacing w:line="360" w:lineRule="auto"/>
             <w:rPr>
               <w:rFonts w:eastAsiaTheme="minorEastAsia"/>
               <w:noProof/>
-              <w:sz w:val="24"/>
               <w:szCs w:val="24"/>
               <w:lang w:eastAsia="pl-PL"/>
             </w:rPr>
           </w:pPr>
-          <w:hyperlink w:anchor="_Toc242216328" w:history="1">
+          <w:hyperlink w:anchor="_Toc242641797" w:history="1">
             <w:r>
               <w:rPr>
                 <w:rStyle w:val="Hipercze"/>
@@ -759,7 +740,6 @@
               <w:rPr>
                 <w:rFonts w:eastAsiaTheme="minorEastAsia"/>
                 <w:noProof/>
-                <w:sz w:val="24"/>
                 <w:szCs w:val="24"/>
                 <w:lang w:eastAsia="pl-PL"/>
               </w:rPr>
@@ -791,7 +771,7 @@
                 <w:noProof/>
                 <w:webHidden/>
               </w:rPr>
-              <w:instrText xml:space="preserve"> PAGEREF _Toc242216328 \h </w:instrText>
+              <w:instrText xml:space="preserve"> PAGEREF _Toc242641797 \h </w:instrText>
             </w:r>
             <w:r>
               <w:rPr>
@@ -811,7 +791,7 @@
                 <w:noProof/>
                 <w:webHidden/>
               </w:rPr>
-              <w:t>3</w:t>
+              <w:t>6</w:t>
             </w:r>
             <w:r>
               <w:rPr>
@@ -829,15 +809,15 @@
               <w:tab w:val="left" w:pos="960"/>
               <w:tab w:val="right" w:leader="dot" w:pos="9062"/>
             </w:tabs>
+            <w:spacing w:line="360" w:lineRule="auto"/>
             <w:rPr>
               <w:rFonts w:eastAsiaTheme="minorEastAsia"/>
               <w:noProof/>
-              <w:sz w:val="24"/>
               <w:szCs w:val="24"/>
               <w:lang w:eastAsia="pl-PL"/>
             </w:rPr>
           </w:pPr>
-          <w:hyperlink w:anchor="_Toc242216329" w:history="1">
+          <w:hyperlink w:anchor="_Toc242641798" w:history="1">
             <w:r>
               <w:rPr>
                 <w:rStyle w:val="Hipercze"/>
@@ -849,7 +829,6 @@
               <w:rPr>
                 <w:rFonts w:eastAsiaTheme="minorEastAsia"/>
                 <w:noProof/>
-                <w:sz w:val="24"/>
                 <w:szCs w:val="24"/>
                 <w:lang w:eastAsia="pl-PL"/>
               </w:rPr>
@@ -881,7 +860,7 @@
                 <w:noProof/>
                 <w:webHidden/>
               </w:rPr>
-              <w:instrText xml:space="preserve"> PAGEREF _Toc242216329 \h </w:instrText>
+              <w:instrText xml:space="preserve"> PAGEREF _Toc242641798 \h </w:instrText>
             </w:r>
             <w:r>
               <w:rPr>
@@ -901,7 +880,7 @@
                 <w:noProof/>
                 <w:webHidden/>
               </w:rPr>
-              <w:t>3</w:t>
+              <w:t>6</w:t>
             </w:r>
             <w:r>
               <w:rPr>
@@ -919,15 +898,15 @@
               <w:tab w:val="left" w:pos="960"/>
               <w:tab w:val="right" w:leader="dot" w:pos="9062"/>
             </w:tabs>
+            <w:spacing w:line="360" w:lineRule="auto"/>
             <w:rPr>
               <w:rFonts w:eastAsiaTheme="minorEastAsia"/>
               <w:noProof/>
-              <w:sz w:val="24"/>
               <w:szCs w:val="24"/>
               <w:lang w:eastAsia="pl-PL"/>
             </w:rPr>
           </w:pPr>
-          <w:hyperlink w:anchor="_Toc242216330" w:history="1">
+          <w:hyperlink w:anchor="_Toc242641799" w:history="1">
             <w:r>
               <w:rPr>
                 <w:rStyle w:val="Hipercze"/>
@@ -939,7 +918,6 @@
               <w:rPr>
                 <w:rFonts w:eastAsiaTheme="minorEastAsia"/>
                 <w:noProof/>
-                <w:sz w:val="24"/>
                 <w:szCs w:val="24"/>
                 <w:lang w:eastAsia="pl-PL"/>
               </w:rPr>
@@ -971,7 +949,7 @@
                 <w:noProof/>
                 <w:webHidden/>
               </w:rPr>
-              <w:instrText xml:space="preserve"> PAGEREF _Toc242216330 \h </w:instrText>
+              <w:instrText xml:space="preserve"> PAGEREF _Toc242641799 \h </w:instrText>
             </w:r>
             <w:r>
               <w:rPr>
@@ -991,7 +969,7 @@
                 <w:noProof/>
                 <w:webHidden/>
               </w:rPr>
-              <w:t>3</w:t>
+              <w:t>6</w:t>
             </w:r>
             <w:r>
               <w:rPr>
@@ -1009,15 +987,15 @@
               <w:tab w:val="left" w:pos="960"/>
               <w:tab w:val="right" w:leader="dot" w:pos="9062"/>
             </w:tabs>
+            <w:spacing w:line="360" w:lineRule="auto"/>
             <w:rPr>
               <w:rFonts w:eastAsiaTheme="minorEastAsia"/>
               <w:noProof/>
-              <w:sz w:val="24"/>
               <w:szCs w:val="24"/>
               <w:lang w:eastAsia="pl-PL"/>
             </w:rPr>
           </w:pPr>
-          <w:hyperlink w:anchor="_Toc242216331" w:history="1">
+          <w:hyperlink w:anchor="_Toc242641800" w:history="1">
             <w:r>
               <w:rPr>
                 <w:rStyle w:val="Hipercze"/>
@@ -1029,7 +1007,6 @@
               <w:rPr>
                 <w:rFonts w:eastAsiaTheme="minorEastAsia"/>
                 <w:noProof/>
-                <w:sz w:val="24"/>
                 <w:szCs w:val="24"/>
                 <w:lang w:eastAsia="pl-PL"/>
               </w:rPr>
@@ -1061,7 +1038,7 @@
                 <w:noProof/>
                 <w:webHidden/>
               </w:rPr>
-              <w:instrText xml:space="preserve"> PAGEREF _Toc242216331 \h </w:instrText>
+              <w:instrText xml:space="preserve"> PAGEREF _Toc242641800 \h </w:instrText>
             </w:r>
             <w:r>
               <w:rPr>
@@ -1081,7 +1058,7 @@
                 <w:noProof/>
                 <w:webHidden/>
               </w:rPr>
-              <w:t>3</w:t>
+              <w:t>6</w:t>
             </w:r>
             <w:r>
               <w:rPr>
@@ -1099,15 +1076,15 @@
               <w:tab w:val="left" w:pos="960"/>
               <w:tab w:val="right" w:leader="dot" w:pos="9062"/>
             </w:tabs>
+            <w:spacing w:line="360" w:lineRule="auto"/>
             <w:rPr>
               <w:rFonts w:eastAsiaTheme="minorEastAsia"/>
               <w:noProof/>
-              <w:sz w:val="24"/>
               <w:szCs w:val="24"/>
               <w:lang w:eastAsia="pl-PL"/>
             </w:rPr>
           </w:pPr>
-          <w:hyperlink w:anchor="_Toc242216332" w:history="1">
+          <w:hyperlink w:anchor="_Toc242641801" w:history="1">
             <w:r>
               <w:rPr>
                 <w:rStyle w:val="Hipercze"/>
@@ -1119,7 +1096,6 @@
               <w:rPr>
                 <w:rFonts w:eastAsiaTheme="minorEastAsia"/>
                 <w:noProof/>
-                <w:sz w:val="24"/>
                 <w:szCs w:val="24"/>
                 <w:lang w:eastAsia="pl-PL"/>
               </w:rPr>
@@ -1151,7 +1127,7 @@
                 <w:noProof/>
                 <w:webHidden/>
               </w:rPr>
-              <w:instrText xml:space="preserve"> PAGEREF _Toc242216332 \h </w:instrText>
+              <w:instrText xml:space="preserve"> PAGEREF _Toc242641801 \h </w:instrText>
             </w:r>
             <w:r>
               <w:rPr>
@@ -1171,7 +1147,7 @@
                 <w:noProof/>
                 <w:webHidden/>
               </w:rPr>
-              <w:t>3</w:t>
+              <w:t>6</w:t>
             </w:r>
             <w:r>
               <w:rPr>
@@ -1189,15 +1165,15 @@
               <w:tab w:val="left" w:pos="960"/>
               <w:tab w:val="right" w:leader="dot" w:pos="9062"/>
             </w:tabs>
+            <w:spacing w:line="360" w:lineRule="auto"/>
             <w:rPr>
               <w:rFonts w:eastAsiaTheme="minorEastAsia"/>
               <w:noProof/>
-              <w:sz w:val="24"/>
               <w:szCs w:val="24"/>
               <w:lang w:eastAsia="pl-PL"/>
             </w:rPr>
           </w:pPr>
-          <w:hyperlink w:anchor="_Toc242216333" w:history="1">
+          <w:hyperlink w:anchor="_Toc242641802" w:history="1">
             <w:r>
               <w:rPr>
                 <w:rStyle w:val="Hipercze"/>
@@ -1209,7 +1185,6 @@
               <w:rPr>
                 <w:rFonts w:eastAsiaTheme="minorEastAsia"/>
                 <w:noProof/>
-                <w:sz w:val="24"/>
                 <w:szCs w:val="24"/>
                 <w:lang w:eastAsia="pl-PL"/>
               </w:rPr>
@@ -1241,7 +1216,7 @@
                 <w:noProof/>
                 <w:webHidden/>
               </w:rPr>
-              <w:instrText xml:space="preserve"> PAGEREF _Toc242216333 \h </w:instrText>
+              <w:instrText xml:space="preserve"> PAGEREF _Toc242641802 \h </w:instrText>
             </w:r>
             <w:r>
               <w:rPr>
@@ -1261,7 +1236,7 @@
                 <w:noProof/>
                 <w:webHidden/>
               </w:rPr>
-              <w:t>3</w:t>
+              <w:t>6</w:t>
             </w:r>
             <w:r>
               <w:rPr>
@@ -1279,15 +1254,15 @@
               <w:tab w:val="left" w:pos="960"/>
               <w:tab w:val="right" w:leader="dot" w:pos="9062"/>
             </w:tabs>
+            <w:spacing w:line="360" w:lineRule="auto"/>
             <w:rPr>
               <w:rFonts w:eastAsiaTheme="minorEastAsia"/>
               <w:noProof/>
-              <w:sz w:val="24"/>
               <w:szCs w:val="24"/>
               <w:lang w:eastAsia="pl-PL"/>
             </w:rPr>
           </w:pPr>
-          <w:hyperlink w:anchor="_Toc242216334" w:history="1">
+          <w:hyperlink w:anchor="_Toc242641803" w:history="1">
             <w:r>
               <w:rPr>
                 <w:rStyle w:val="Hipercze"/>
@@ -1299,7 +1274,6 @@
               <w:rPr>
                 <w:rFonts w:eastAsiaTheme="minorEastAsia"/>
                 <w:noProof/>
-                <w:sz w:val="24"/>
                 <w:szCs w:val="24"/>
                 <w:lang w:eastAsia="pl-PL"/>
               </w:rPr>
@@ -1331,7 +1305,7 @@
                 <w:noProof/>
                 <w:webHidden/>
               </w:rPr>
-              <w:instrText xml:space="preserve"> PAGEREF _Toc242216334 \h </w:instrText>
+              <w:instrText xml:space="preserve"> PAGEREF _Toc242641803 \h </w:instrText>
             </w:r>
             <w:r>
               <w:rPr>
@@ -1351,7 +1325,7 @@
                 <w:noProof/>
                 <w:webHidden/>
               </w:rPr>
-              <w:t>3</w:t>
+              <w:t>7</w:t>
             </w:r>
             <w:r>
               <w:rPr>
@@ -1369,15 +1343,15 @@
               <w:tab w:val="left" w:pos="960"/>
               <w:tab w:val="right" w:leader="dot" w:pos="9062"/>
             </w:tabs>
+            <w:spacing w:line="360" w:lineRule="auto"/>
             <w:rPr>
               <w:rFonts w:eastAsiaTheme="minorEastAsia"/>
               <w:noProof/>
-              <w:sz w:val="24"/>
               <w:szCs w:val="24"/>
               <w:lang w:eastAsia="pl-PL"/>
             </w:rPr>
           </w:pPr>
-          <w:hyperlink w:anchor="_Toc242216335" w:history="1">
+          <w:hyperlink w:anchor="_Toc242641804" w:history="1">
             <w:r>
               <w:rPr>
                 <w:rStyle w:val="Hipercze"/>
@@ -1389,7 +1363,6 @@
               <w:rPr>
                 <w:rFonts w:eastAsiaTheme="minorEastAsia"/>
                 <w:noProof/>
-                <w:sz w:val="24"/>
                 <w:szCs w:val="24"/>
                 <w:lang w:eastAsia="pl-PL"/>
               </w:rPr>
@@ -1421,7 +1394,7 @@
                 <w:noProof/>
                 <w:webHidden/>
               </w:rPr>
-              <w:instrText xml:space="preserve"> PAGEREF _Toc242216335 \h </w:instrText>
+              <w:instrText xml:space="preserve"> PAGEREF _Toc242641804 \h </w:instrText>
             </w:r>
             <w:r>
               <w:rPr>
@@ -1441,7 +1414,7 @@
                 <w:noProof/>
                 <w:webHidden/>
               </w:rPr>
-              <w:t>3</w:t>
+              <w:t>7</w:t>
             </w:r>
             <w:r>
               <w:rPr>
@@ -1459,15 +1432,15 @@
               <w:tab w:val="left" w:pos="960"/>
               <w:tab w:val="right" w:leader="dot" w:pos="9062"/>
             </w:tabs>
+            <w:spacing w:line="360" w:lineRule="auto"/>
             <w:rPr>
               <w:rFonts w:eastAsiaTheme="minorEastAsia"/>
               <w:noProof/>
-              <w:sz w:val="24"/>
               <w:szCs w:val="24"/>
               <w:lang w:eastAsia="pl-PL"/>
             </w:rPr>
           </w:pPr>
-          <w:hyperlink w:anchor="_Toc242216336" w:history="1">
+          <w:hyperlink w:anchor="_Toc242641805" w:history="1">
             <w:r>
               <w:rPr>
                 <w:rStyle w:val="Hipercze"/>
@@ -1479,7 +1452,6 @@
               <w:rPr>
                 <w:rFonts w:eastAsiaTheme="minorEastAsia"/>
                 <w:noProof/>
-                <w:sz w:val="24"/>
                 <w:szCs w:val="24"/>
                 <w:lang w:eastAsia="pl-PL"/>
               </w:rPr>
@@ -1511,7 +1483,7 @@
                 <w:noProof/>
                 <w:webHidden/>
               </w:rPr>
-              <w:instrText xml:space="preserve"> PAGEREF _Toc242216336 \h </w:instrText>
+              <w:instrText xml:space="preserve"> PAGEREF _Toc242641805 \h </w:instrText>
             </w:r>
             <w:r>
               <w:rPr>
@@ -1531,7 +1503,7 @@
                 <w:noProof/>
                 <w:webHidden/>
               </w:rPr>
-              <w:t>3</w:t>
+              <w:t>7</w:t>
             </w:r>
             <w:r>
               <w:rPr>
@@ -1549,15 +1521,15 @@
               <w:tab w:val="left" w:pos="960"/>
               <w:tab w:val="right" w:leader="dot" w:pos="9062"/>
             </w:tabs>
+            <w:spacing w:line="360" w:lineRule="auto"/>
             <w:rPr>
               <w:rFonts w:eastAsiaTheme="minorEastAsia"/>
               <w:noProof/>
-              <w:sz w:val="24"/>
               <w:szCs w:val="24"/>
               <w:lang w:eastAsia="pl-PL"/>
             </w:rPr>
           </w:pPr>
-          <w:hyperlink w:anchor="_Toc242216337" w:history="1">
+          <w:hyperlink w:anchor="_Toc242641806" w:history="1">
             <w:r>
               <w:rPr>
                 <w:rStyle w:val="Hipercze"/>
@@ -1569,7 +1541,6 @@
               <w:rPr>
                 <w:rFonts w:eastAsiaTheme="minorEastAsia"/>
                 <w:noProof/>
-                <w:sz w:val="24"/>
                 <w:szCs w:val="24"/>
                 <w:lang w:eastAsia="pl-PL"/>
               </w:rPr>
@@ -1601,7 +1572,7 @@
                 <w:noProof/>
                 <w:webHidden/>
               </w:rPr>
-              <w:instrText xml:space="preserve"> PAGEREF _Toc242216337 \h </w:instrText>
+              <w:instrText xml:space="preserve"> PAGEREF _Toc242641806 \h </w:instrText>
             </w:r>
             <w:r>
               <w:rPr>
@@ -1621,7 +1592,7 @@
                 <w:noProof/>
                 <w:webHidden/>
               </w:rPr>
-              <w:t>3</w:t>
+              <w:t>7</w:t>
             </w:r>
             <w:r>
               <w:rPr>
@@ -1639,15 +1610,15 @@
               <w:tab w:val="left" w:pos="480"/>
               <w:tab w:val="right" w:leader="dot" w:pos="9062"/>
             </w:tabs>
+            <w:spacing w:line="360" w:lineRule="auto"/>
             <w:rPr>
               <w:rFonts w:eastAsiaTheme="minorEastAsia"/>
               <w:noProof/>
-              <w:sz w:val="24"/>
               <w:szCs w:val="24"/>
               <w:lang w:eastAsia="pl-PL"/>
             </w:rPr>
           </w:pPr>
-          <w:hyperlink w:anchor="_Toc242216338" w:history="1">
+          <w:hyperlink w:anchor="_Toc242641807" w:history="1">
             <w:r>
               <w:rPr>
                 <w:rStyle w:val="Hipercze"/>
@@ -1659,7 +1630,6 @@
               <w:rPr>
                 <w:rFonts w:eastAsiaTheme="minorEastAsia"/>
                 <w:noProof/>
-                <w:sz w:val="24"/>
                 <w:szCs w:val="24"/>
                 <w:lang w:eastAsia="pl-PL"/>
               </w:rPr>
@@ -1691,7 +1661,7 @@
                 <w:noProof/>
                 <w:webHidden/>
               </w:rPr>
-              <w:instrText xml:space="preserve"> PAGEREF _Toc242216338 \h </w:instrText>
+              <w:instrText xml:space="preserve"> PAGEREF _Toc242641807 \h </w:instrText>
             </w:r>
             <w:r>
               <w:rPr>
@@ -1711,7 +1681,7 @@
                 <w:noProof/>
                 <w:webHidden/>
               </w:rPr>
-              <w:t>3</w:t>
+              <w:t>7</w:t>
             </w:r>
             <w:r>
               <w:rPr>
@@ -1729,15 +1699,15 @@
               <w:tab w:val="left" w:pos="960"/>
               <w:tab w:val="right" w:leader="dot" w:pos="9062"/>
             </w:tabs>
+            <w:spacing w:line="360" w:lineRule="auto"/>
             <w:rPr>
               <w:rFonts w:eastAsiaTheme="minorEastAsia"/>
               <w:noProof/>
-              <w:sz w:val="24"/>
               <w:szCs w:val="24"/>
               <w:lang w:eastAsia="pl-PL"/>
             </w:rPr>
           </w:pPr>
-          <w:hyperlink w:anchor="_Toc242216339" w:history="1">
+          <w:hyperlink w:anchor="_Toc242641808" w:history="1">
             <w:r>
               <w:rPr>
                 <w:rStyle w:val="Hipercze"/>
@@ -1749,7 +1719,6 @@
               <w:rPr>
                 <w:rFonts w:eastAsiaTheme="minorEastAsia"/>
                 <w:noProof/>
-                <w:sz w:val="24"/>
                 <w:szCs w:val="24"/>
                 <w:lang w:eastAsia="pl-PL"/>
               </w:rPr>
@@ -1781,7 +1750,7 @@
                 <w:noProof/>
                 <w:webHidden/>
               </w:rPr>
-              <w:instrText xml:space="preserve"> PAGEREF _Toc242216339 \h </w:instrText>
+              <w:instrText xml:space="preserve"> PAGEREF _Toc242641808 \h </w:instrText>
             </w:r>
             <w:r>
               <w:rPr>
@@ -1801,7 +1770,7 @@
                 <w:noProof/>
                 <w:webHidden/>
               </w:rPr>
-              <w:t>3</w:t>
+              <w:t>7</w:t>
             </w:r>
             <w:r>
               <w:rPr>
@@ -1819,15 +1788,15 @@
               <w:tab w:val="left" w:pos="960"/>
               <w:tab w:val="right" w:leader="dot" w:pos="9062"/>
             </w:tabs>
+            <w:spacing w:line="360" w:lineRule="auto"/>
             <w:rPr>
               <w:rFonts w:eastAsiaTheme="minorEastAsia"/>
               <w:noProof/>
-              <w:sz w:val="24"/>
               <w:szCs w:val="24"/>
               <w:lang w:eastAsia="pl-PL"/>
             </w:rPr>
           </w:pPr>
-          <w:hyperlink w:anchor="_Toc242216340" w:history="1">
+          <w:hyperlink w:anchor="_Toc242641809" w:history="1">
             <w:r>
               <w:rPr>
                 <w:rStyle w:val="Hipercze"/>
@@ -1839,7 +1808,6 @@
               <w:rPr>
                 <w:rFonts w:eastAsiaTheme="minorEastAsia"/>
                 <w:noProof/>
-                <w:sz w:val="24"/>
                 <w:szCs w:val="24"/>
                 <w:lang w:eastAsia="pl-PL"/>
               </w:rPr>
@@ -1871,7 +1839,7 @@
                 <w:noProof/>
                 <w:webHidden/>
               </w:rPr>
-              <w:instrText xml:space="preserve"> PAGEREF _Toc242216340 \h </w:instrText>
+              <w:instrText xml:space="preserve"> PAGEREF _Toc242641809 \h </w:instrText>
             </w:r>
             <w:r>
               <w:rPr>
@@ -1891,7 +1859,7 @@
                 <w:noProof/>
                 <w:webHidden/>
               </w:rPr>
-              <w:t>3</w:t>
+              <w:t>7</w:t>
             </w:r>
             <w:r>
               <w:rPr>
@@ -1909,15 +1877,15 @@
               <w:tab w:val="left" w:pos="960"/>
               <w:tab w:val="right" w:leader="dot" w:pos="9062"/>
             </w:tabs>
+            <w:spacing w:line="360" w:lineRule="auto"/>
             <w:rPr>
               <w:rFonts w:eastAsiaTheme="minorEastAsia"/>
               <w:noProof/>
-              <w:sz w:val="24"/>
               <w:szCs w:val="24"/>
               <w:lang w:eastAsia="pl-PL"/>
             </w:rPr>
           </w:pPr>
-          <w:hyperlink w:anchor="_Toc242216341" w:history="1">
+          <w:hyperlink w:anchor="_Toc242641810" w:history="1">
             <w:r>
               <w:rPr>
                 <w:rStyle w:val="Hipercze"/>
@@ -1929,7 +1897,6 @@
               <w:rPr>
                 <w:rFonts w:eastAsiaTheme="minorEastAsia"/>
                 <w:noProof/>
-                <w:sz w:val="24"/>
                 <w:szCs w:val="24"/>
                 <w:lang w:eastAsia="pl-PL"/>
               </w:rPr>
@@ -1961,7 +1928,7 @@
                 <w:noProof/>
                 <w:webHidden/>
               </w:rPr>
-              <w:instrText xml:space="preserve"> PAGEREF _Toc242216341 \h </w:instrText>
+              <w:instrText xml:space="preserve"> PAGEREF _Toc242641810 \h </w:instrText>
             </w:r>
             <w:r>
               <w:rPr>
@@ -1981,7 +1948,7 @@
                 <w:noProof/>
                 <w:webHidden/>
               </w:rPr>
-              <w:t>4</w:t>
+              <w:t>7</w:t>
             </w:r>
             <w:r>
               <w:rPr>
@@ -1999,15 +1966,15 @@
               <w:tab w:val="left" w:pos="480"/>
               <w:tab w:val="right" w:leader="dot" w:pos="9062"/>
             </w:tabs>
+            <w:spacing w:line="360" w:lineRule="auto"/>
             <w:rPr>
               <w:rFonts w:eastAsiaTheme="minorEastAsia"/>
               <w:noProof/>
-              <w:sz w:val="24"/>
               <w:szCs w:val="24"/>
               <w:lang w:eastAsia="pl-PL"/>
             </w:rPr>
           </w:pPr>
-          <w:hyperlink w:anchor="_Toc242216342" w:history="1">
+          <w:hyperlink w:anchor="_Toc242641811" w:history="1">
             <w:r>
               <w:rPr>
                 <w:rStyle w:val="Hipercze"/>
@@ -2019,7 +1986,6 @@
               <w:rPr>
                 <w:rFonts w:eastAsiaTheme="minorEastAsia"/>
                 <w:noProof/>
-                <w:sz w:val="24"/>
                 <w:szCs w:val="24"/>
                 <w:lang w:eastAsia="pl-PL"/>
               </w:rPr>
@@ -2051,7 +2017,7 @@
                 <w:noProof/>
                 <w:webHidden/>
               </w:rPr>
-              <w:instrText xml:space="preserve"> PAGEREF _Toc242216342 \h </w:instrText>
+              <w:instrText xml:space="preserve"> PAGEREF _Toc242641811 \h </w:instrText>
             </w:r>
             <w:r>
               <w:rPr>
@@ -2071,7 +2037,7 @@
                 <w:noProof/>
                 <w:webHidden/>
               </w:rPr>
-              <w:t>4</w:t>
+              <w:t>7</w:t>
             </w:r>
             <w:r>
               <w:rPr>
@@ -2089,15 +2055,15 @@
               <w:tab w:val="left" w:pos="960"/>
               <w:tab w:val="right" w:leader="dot" w:pos="9062"/>
             </w:tabs>
+            <w:spacing w:line="360" w:lineRule="auto"/>
             <w:rPr>
               <w:rFonts w:eastAsiaTheme="minorEastAsia"/>
               <w:noProof/>
-              <w:sz w:val="24"/>
               <w:szCs w:val="24"/>
               <w:lang w:eastAsia="pl-PL"/>
             </w:rPr>
           </w:pPr>
-          <w:hyperlink w:anchor="_Toc242216343" w:history="1">
+          <w:hyperlink w:anchor="_Toc242641812" w:history="1">
             <w:r>
               <w:rPr>
                 <w:rStyle w:val="Hipercze"/>
@@ -2109,7 +2075,6 @@
               <w:rPr>
                 <w:rFonts w:eastAsiaTheme="minorEastAsia"/>
                 <w:noProof/>
-                <w:sz w:val="24"/>
                 <w:szCs w:val="24"/>
                 <w:lang w:eastAsia="pl-PL"/>
               </w:rPr>
@@ -2141,7 +2106,7 @@
                 <w:noProof/>
                 <w:webHidden/>
               </w:rPr>
-              <w:instrText xml:space="preserve"> PAGEREF _Toc242216343 \h </w:instrText>
+              <w:instrText xml:space="preserve"> PAGEREF _Toc242641812 \h </w:instrText>
             </w:r>
             <w:r>
               <w:rPr>
@@ -2161,7 +2126,7 @@
                 <w:noProof/>
                 <w:webHidden/>
               </w:rPr>
-              <w:t>4</w:t>
+              <w:t>7</w:t>
             </w:r>
             <w:r>
               <w:rPr>
@@ -2179,15 +2144,15 @@
               <w:tab w:val="left" w:pos="960"/>
               <w:tab w:val="right" w:leader="dot" w:pos="9062"/>
             </w:tabs>
+            <w:spacing w:line="360" w:lineRule="auto"/>
             <w:rPr>
               <w:rFonts w:eastAsiaTheme="minorEastAsia"/>
               <w:noProof/>
-              <w:sz w:val="24"/>
               <w:szCs w:val="24"/>
               <w:lang w:eastAsia="pl-PL"/>
             </w:rPr>
           </w:pPr>
-          <w:hyperlink w:anchor="_Toc242216344" w:history="1">
+          <w:hyperlink w:anchor="_Toc242641813" w:history="1">
             <w:r>
               <w:rPr>
                 <w:rStyle w:val="Hipercze"/>
@@ -2199,7 +2164,6 @@
               <w:rPr>
                 <w:rFonts w:eastAsiaTheme="minorEastAsia"/>
                 <w:noProof/>
-                <w:sz w:val="24"/>
                 <w:szCs w:val="24"/>
                 <w:lang w:eastAsia="pl-PL"/>
               </w:rPr>
@@ -2231,7 +2195,7 @@
                 <w:noProof/>
                 <w:webHidden/>
               </w:rPr>
-              <w:instrText xml:space="preserve"> PAGEREF _Toc242216344 \h </w:instrText>
+              <w:instrText xml:space="preserve"> PAGEREF _Toc242641813 \h </w:instrText>
             </w:r>
             <w:r>
               <w:rPr>
@@ -2251,7 +2215,7 @@
                 <w:noProof/>
                 <w:webHidden/>
               </w:rPr>
-              <w:t>4</w:t>
+              <w:t>7</w:t>
             </w:r>
             <w:r>
               <w:rPr>
@@ -2269,15 +2233,15 @@
               <w:tab w:val="left" w:pos="960"/>
               <w:tab w:val="right" w:leader="dot" w:pos="9062"/>
             </w:tabs>
+            <w:spacing w:line="360" w:lineRule="auto"/>
             <w:rPr>
               <w:rFonts w:eastAsiaTheme="minorEastAsia"/>
               <w:noProof/>
-              <w:sz w:val="24"/>
               <w:szCs w:val="24"/>
               <w:lang w:eastAsia="pl-PL"/>
             </w:rPr>
           </w:pPr>
-          <w:hyperlink w:anchor="_Toc242216345" w:history="1">
+          <w:hyperlink w:anchor="_Toc242641814" w:history="1">
             <w:r>
               <w:rPr>
                 <w:rStyle w:val="Hipercze"/>
@@ -2289,7 +2253,6 @@
               <w:rPr>
                 <w:rFonts w:eastAsiaTheme="minorEastAsia"/>
                 <w:noProof/>
-                <w:sz w:val="24"/>
                 <w:szCs w:val="24"/>
                 <w:lang w:eastAsia="pl-PL"/>
               </w:rPr>
@@ -2321,7 +2284,7 @@
                 <w:noProof/>
                 <w:webHidden/>
               </w:rPr>
-              <w:instrText xml:space="preserve"> PAGEREF _Toc242216345 \h </w:instrText>
+              <w:instrText xml:space="preserve"> PAGEREF _Toc242641814 \h </w:instrText>
             </w:r>
             <w:r>
               <w:rPr>
@@ -2341,7 +2304,7 @@
                 <w:noProof/>
                 <w:webHidden/>
               </w:rPr>
-              <w:t>4</w:t>
+              <w:t>7</w:t>
             </w:r>
             <w:r>
               <w:rPr>
@@ -2359,15 +2322,15 @@
               <w:tab w:val="left" w:pos="960"/>
               <w:tab w:val="right" w:leader="dot" w:pos="9062"/>
             </w:tabs>
+            <w:spacing w:line="360" w:lineRule="auto"/>
             <w:rPr>
               <w:rFonts w:eastAsiaTheme="minorEastAsia"/>
               <w:noProof/>
-              <w:sz w:val="24"/>
               <w:szCs w:val="24"/>
               <w:lang w:eastAsia="pl-PL"/>
             </w:rPr>
           </w:pPr>
-          <w:hyperlink w:anchor="_Toc242216346" w:history="1">
+          <w:hyperlink w:anchor="_Toc242641815" w:history="1">
             <w:r>
               <w:rPr>
                 <w:rStyle w:val="Hipercze"/>
@@ -2379,7 +2342,6 @@
               <w:rPr>
                 <w:rFonts w:eastAsiaTheme="minorEastAsia"/>
                 <w:noProof/>
-                <w:sz w:val="24"/>
                 <w:szCs w:val="24"/>
                 <w:lang w:eastAsia="pl-PL"/>
               </w:rPr>
@@ -2411,7 +2373,7 @@
                 <w:noProof/>
                 <w:webHidden/>
               </w:rPr>
-              <w:instrText xml:space="preserve"> PAGEREF _Toc242216346 \h </w:instrText>
+              <w:instrText xml:space="preserve"> PAGEREF _Toc242641815 \h </w:instrText>
             </w:r>
             <w:r>
               <w:rPr>
@@ -2431,7 +2393,7 @@
                 <w:noProof/>
                 <w:webHidden/>
               </w:rPr>
-              <w:t>4</w:t>
+              <w:t>7</w:t>
             </w:r>
             <w:r>
               <w:rPr>
@@ -2449,15 +2411,15 @@
               <w:tab w:val="left" w:pos="480"/>
               <w:tab w:val="right" w:leader="dot" w:pos="9062"/>
             </w:tabs>
+            <w:spacing w:line="360" w:lineRule="auto"/>
             <w:rPr>
               <w:rFonts w:eastAsiaTheme="minorEastAsia"/>
               <w:noProof/>
-              <w:sz w:val="24"/>
               <w:szCs w:val="24"/>
               <w:lang w:eastAsia="pl-PL"/>
             </w:rPr>
           </w:pPr>
-          <w:hyperlink w:anchor="_Toc242216347" w:history="1">
+          <w:hyperlink w:anchor="_Toc242641816" w:history="1">
             <w:r>
               <w:rPr>
                 <w:rStyle w:val="Hipercze"/>
@@ -2469,7 +2431,6 @@
               <w:rPr>
                 <w:rFonts w:eastAsiaTheme="minorEastAsia"/>
                 <w:noProof/>
-                <w:sz w:val="24"/>
                 <w:szCs w:val="24"/>
                 <w:lang w:eastAsia="pl-PL"/>
               </w:rPr>
@@ -2501,7 +2462,7 @@
                 <w:noProof/>
                 <w:webHidden/>
               </w:rPr>
-              <w:instrText xml:space="preserve"> PAGEREF _Toc242216347 \h </w:instrText>
+              <w:instrText xml:space="preserve"> PAGEREF _Toc242641816 \h </w:instrText>
             </w:r>
             <w:r>
               <w:rPr>
@@ -2521,7 +2482,7 @@
                 <w:noProof/>
                 <w:webHidden/>
               </w:rPr>
-              <w:t>4</w:t>
+              <w:t>7</w:t>
             </w:r>
             <w:r>
               <w:rPr>
@@ -2539,15 +2500,15 @@
               <w:tab w:val="left" w:pos="960"/>
               <w:tab w:val="right" w:leader="dot" w:pos="9062"/>
             </w:tabs>
+            <w:spacing w:line="360" w:lineRule="auto"/>
             <w:rPr>
               <w:rFonts w:eastAsiaTheme="minorEastAsia"/>
               <w:noProof/>
-              <w:sz w:val="24"/>
               <w:szCs w:val="24"/>
               <w:lang w:eastAsia="pl-PL"/>
             </w:rPr>
           </w:pPr>
-          <w:hyperlink w:anchor="_Toc242216348" w:history="1">
+          <w:hyperlink w:anchor="_Toc242641817" w:history="1">
             <w:r>
               <w:rPr>
                 <w:rStyle w:val="Hipercze"/>
@@ -2559,7 +2520,6 @@
               <w:rPr>
                 <w:rFonts w:eastAsiaTheme="minorEastAsia"/>
                 <w:noProof/>
-                <w:sz w:val="24"/>
                 <w:szCs w:val="24"/>
                 <w:lang w:eastAsia="pl-PL"/>
               </w:rPr>
@@ -2591,7 +2551,7 @@
                 <w:noProof/>
                 <w:webHidden/>
               </w:rPr>
-              <w:instrText xml:space="preserve"> PAGEREF _Toc242216348 \h </w:instrText>
+              <w:instrText xml:space="preserve"> PAGEREF _Toc242641817 \h </w:instrText>
             </w:r>
             <w:r>
               <w:rPr>
@@ -2611,7 +2571,7 @@
                 <w:noProof/>
                 <w:webHidden/>
               </w:rPr>
-              <w:t>4</w:t>
+              <w:t>7</w:t>
             </w:r>
             <w:r>
               <w:rPr>
@@ -2629,15 +2589,15 @@
               <w:tab w:val="left" w:pos="960"/>
               <w:tab w:val="right" w:leader="dot" w:pos="9062"/>
             </w:tabs>
+            <w:spacing w:line="360" w:lineRule="auto"/>
             <w:rPr>
               <w:rFonts w:eastAsiaTheme="minorEastAsia"/>
               <w:noProof/>
-              <w:sz w:val="24"/>
               <w:szCs w:val="24"/>
               <w:lang w:eastAsia="pl-PL"/>
             </w:rPr>
           </w:pPr>
-          <w:hyperlink w:anchor="_Toc242216349" w:history="1">
+          <w:hyperlink w:anchor="_Toc242641818" w:history="1">
             <w:r>
               <w:rPr>
                 <w:rStyle w:val="Hipercze"/>
@@ -2649,7 +2609,6 @@
               <w:rPr>
                 <w:rFonts w:eastAsiaTheme="minorEastAsia"/>
                 <w:noProof/>
-                <w:sz w:val="24"/>
                 <w:szCs w:val="24"/>
                 <w:lang w:eastAsia="pl-PL"/>
               </w:rPr>
@@ -2681,7 +2640,7 @@
                 <w:noProof/>
                 <w:webHidden/>
               </w:rPr>
-              <w:instrText xml:space="preserve"> PAGEREF _Toc242216349 \h </w:instrText>
+              <w:instrText xml:space="preserve"> PAGEREF _Toc242641818 \h </w:instrText>
             </w:r>
             <w:r>
               <w:rPr>
@@ -2701,7 +2660,7 @@
                 <w:noProof/>
                 <w:webHidden/>
               </w:rPr>
-              <w:t>4</w:t>
+              <w:t>7</w:t>
             </w:r>
             <w:r>
               <w:rPr>
@@ -2719,15 +2678,15 @@
               <w:tab w:val="left" w:pos="960"/>
               <w:tab w:val="right" w:leader="dot" w:pos="9062"/>
             </w:tabs>
+            <w:spacing w:line="360" w:lineRule="auto"/>
             <w:rPr>
               <w:rFonts w:eastAsiaTheme="minorEastAsia"/>
               <w:noProof/>
-              <w:sz w:val="24"/>
               <w:szCs w:val="24"/>
               <w:lang w:eastAsia="pl-PL"/>
             </w:rPr>
           </w:pPr>
-          <w:hyperlink w:anchor="_Toc242216350" w:history="1">
+          <w:hyperlink w:anchor="_Toc242641819" w:history="1">
             <w:r>
               <w:rPr>
                 <w:rStyle w:val="Hipercze"/>
@@ -2739,7 +2698,6 @@
               <w:rPr>
                 <w:rFonts w:eastAsiaTheme="minorEastAsia"/>
                 <w:noProof/>
-                <w:sz w:val="24"/>
                 <w:szCs w:val="24"/>
                 <w:lang w:eastAsia="pl-PL"/>
               </w:rPr>
@@ -2771,7 +2729,7 @@
                 <w:noProof/>
                 <w:webHidden/>
               </w:rPr>
-              <w:instrText xml:space="preserve"> PAGEREF _Toc242216350 \h </w:instrText>
+              <w:instrText xml:space="preserve"> PAGEREF _Toc242641819 \h </w:instrText>
             </w:r>
             <w:r>
               <w:rPr>
@@ -2791,7 +2749,7 @@
                 <w:noProof/>
                 <w:webHidden/>
               </w:rPr>
-              <w:t>4</w:t>
+              <w:t>8</w:t>
             </w:r>
             <w:r>
               <w:rPr>
@@ -2809,15 +2767,15 @@
               <w:tab w:val="left" w:pos="960"/>
               <w:tab w:val="right" w:leader="dot" w:pos="9062"/>
             </w:tabs>
+            <w:spacing w:line="360" w:lineRule="auto"/>
             <w:rPr>
               <w:rFonts w:eastAsiaTheme="minorEastAsia"/>
               <w:noProof/>
-              <w:sz w:val="24"/>
               <w:szCs w:val="24"/>
               <w:lang w:eastAsia="pl-PL"/>
             </w:rPr>
           </w:pPr>
-          <w:hyperlink w:anchor="_Toc242216351" w:history="1">
+          <w:hyperlink w:anchor="_Toc242641820" w:history="1">
             <w:r>
               <w:rPr>
                 <w:rStyle w:val="Hipercze"/>
@@ -2829,7 +2787,6 @@
               <w:rPr>
                 <w:rFonts w:eastAsiaTheme="minorEastAsia"/>
                 <w:noProof/>
-                <w:sz w:val="24"/>
                 <w:szCs w:val="24"/>
                 <w:lang w:eastAsia="pl-PL"/>
               </w:rPr>
@@ -2861,7 +2818,7 @@
                 <w:noProof/>
                 <w:webHidden/>
               </w:rPr>
-              <w:instrText xml:space="preserve"> PAGEREF _Toc242216351 \h </w:instrText>
+              <w:instrText xml:space="preserve"> PAGEREF _Toc242641820 \h </w:instrText>
             </w:r>
             <w:r>
               <w:rPr>
@@ -2881,7 +2838,7 @@
                 <w:noProof/>
                 <w:webHidden/>
               </w:rPr>
-              <w:t>4</w:t>
+              <w:t>8</w:t>
             </w:r>
             <w:r>
               <w:rPr>
@@ -2899,15 +2856,15 @@
               <w:tab w:val="left" w:pos="960"/>
               <w:tab w:val="right" w:leader="dot" w:pos="9062"/>
             </w:tabs>
+            <w:spacing w:line="360" w:lineRule="auto"/>
             <w:rPr>
               <w:rFonts w:eastAsiaTheme="minorEastAsia"/>
               <w:noProof/>
-              <w:sz w:val="24"/>
               <w:szCs w:val="24"/>
               <w:lang w:eastAsia="pl-PL"/>
             </w:rPr>
           </w:pPr>
-          <w:hyperlink w:anchor="_Toc242216352" w:history="1">
+          <w:hyperlink w:anchor="_Toc242641821" w:history="1">
             <w:r>
               <w:rPr>
                 <w:rStyle w:val="Hipercze"/>
@@ -2919,7 +2876,6 @@
               <w:rPr>
                 <w:rFonts w:eastAsiaTheme="minorEastAsia"/>
                 <w:noProof/>
-                <w:sz w:val="24"/>
                 <w:szCs w:val="24"/>
                 <w:lang w:eastAsia="pl-PL"/>
               </w:rPr>
@@ -2951,7 +2907,7 @@
                 <w:noProof/>
                 <w:webHidden/>
               </w:rPr>
-              <w:instrText xml:space="preserve"> PAGEREF _Toc242216352 \h </w:instrText>
+              <w:instrText xml:space="preserve"> PAGEREF _Toc242641821 \h </w:instrText>
             </w:r>
             <w:r>
               <w:rPr>
@@ -2971,7 +2927,7 @@
                 <w:noProof/>
                 <w:webHidden/>
               </w:rPr>
-              <w:t>4</w:t>
+              <w:t>8</w:t>
             </w:r>
             <w:r>
               <w:rPr>
@@ -2989,15 +2945,15 @@
               <w:tab w:val="left" w:pos="960"/>
               <w:tab w:val="right" w:leader="dot" w:pos="9062"/>
             </w:tabs>
+            <w:spacing w:line="360" w:lineRule="auto"/>
             <w:rPr>
               <w:rFonts w:eastAsiaTheme="minorEastAsia"/>
               <w:noProof/>
-              <w:sz w:val="24"/>
               <w:szCs w:val="24"/>
               <w:lang w:eastAsia="pl-PL"/>
             </w:rPr>
           </w:pPr>
-          <w:hyperlink w:anchor="_Toc242216353" w:history="1">
+          <w:hyperlink w:anchor="_Toc242641822" w:history="1">
             <w:r>
               <w:rPr>
                 <w:rStyle w:val="Hipercze"/>
@@ -3009,7 +2965,6 @@
               <w:rPr>
                 <w:rFonts w:eastAsiaTheme="minorEastAsia"/>
                 <w:noProof/>
-                <w:sz w:val="24"/>
                 <w:szCs w:val="24"/>
                 <w:lang w:eastAsia="pl-PL"/>
               </w:rPr>
@@ -3041,7 +2996,7 @@
                 <w:noProof/>
                 <w:webHidden/>
               </w:rPr>
-              <w:instrText xml:space="preserve"> PAGEREF _Toc242216353 \h </w:instrText>
+              <w:instrText xml:space="preserve"> PAGEREF _Toc242641822 \h </w:instrText>
             </w:r>
             <w:r>
               <w:rPr>
@@ -3061,7 +3016,7 @@
                 <w:noProof/>
                 <w:webHidden/>
               </w:rPr>
-              <w:t>4</w:t>
+              <w:t>8</w:t>
             </w:r>
             <w:r>
               <w:rPr>
@@ -3079,15 +3034,15 @@
               <w:tab w:val="left" w:pos="480"/>
               <w:tab w:val="right" w:leader="dot" w:pos="9062"/>
             </w:tabs>
+            <w:spacing w:line="360" w:lineRule="auto"/>
             <w:rPr>
               <w:rFonts w:eastAsiaTheme="minorEastAsia"/>
               <w:noProof/>
-              <w:sz w:val="24"/>
               <w:szCs w:val="24"/>
               <w:lang w:eastAsia="pl-PL"/>
             </w:rPr>
           </w:pPr>
-          <w:hyperlink w:anchor="_Toc242216354" w:history="1">
+          <w:hyperlink w:anchor="_Toc242641823" w:history="1">
             <w:r>
               <w:rPr>
                 <w:rStyle w:val="Hipercze"/>
@@ -3099,7 +3054,6 @@
               <w:rPr>
                 <w:rFonts w:eastAsiaTheme="minorEastAsia"/>
                 <w:noProof/>
-                <w:sz w:val="24"/>
                 <w:szCs w:val="24"/>
                 <w:lang w:eastAsia="pl-PL"/>
               </w:rPr>
@@ -3131,7 +3085,7 @@
                 <w:noProof/>
                 <w:webHidden/>
               </w:rPr>
-              <w:instrText xml:space="preserve"> PAGEREF _Toc242216354 \h </w:instrText>
+              <w:instrText xml:space="preserve"> PAGEREF _Toc242641823 \h </w:instrText>
             </w:r>
             <w:r>
               <w:rPr>
@@ -3151,7 +3105,7 @@
                 <w:noProof/>
                 <w:webHidden/>
               </w:rPr>
-              <w:t>5</w:t>
+              <w:t>8</w:t>
             </w:r>
             <w:r>
               <w:rPr>
@@ -3169,15 +3123,15 @@
               <w:tab w:val="left" w:pos="960"/>
               <w:tab w:val="right" w:leader="dot" w:pos="9062"/>
             </w:tabs>
+            <w:spacing w:line="360" w:lineRule="auto"/>
             <w:rPr>
               <w:rFonts w:eastAsiaTheme="minorEastAsia"/>
               <w:noProof/>
-              <w:sz w:val="24"/>
               <w:szCs w:val="24"/>
               <w:lang w:eastAsia="pl-PL"/>
             </w:rPr>
           </w:pPr>
-          <w:hyperlink w:anchor="_Toc242216355" w:history="1">
+          <w:hyperlink w:anchor="_Toc242641824" w:history="1">
             <w:r>
               <w:rPr>
                 <w:rStyle w:val="Hipercze"/>
@@ -3189,7 +3143,6 @@
               <w:rPr>
                 <w:rFonts w:eastAsiaTheme="minorEastAsia"/>
                 <w:noProof/>
-                <w:sz w:val="24"/>
                 <w:szCs w:val="24"/>
                 <w:lang w:eastAsia="pl-PL"/>
               </w:rPr>
@@ -3221,7 +3174,7 @@
                 <w:noProof/>
                 <w:webHidden/>
               </w:rPr>
-              <w:instrText xml:space="preserve"> PAGEREF _Toc242216355 \h </w:instrText>
+              <w:instrText xml:space="preserve"> PAGEREF _Toc242641824 \h </w:instrText>
             </w:r>
             <w:r>
               <w:rPr>
@@ -3241,7 +3194,7 @@
                 <w:noProof/>
                 <w:webHidden/>
               </w:rPr>
-              <w:t>5</w:t>
+              <w:t>8</w:t>
             </w:r>
             <w:r>
               <w:rPr>
@@ -3259,15 +3212,15 @@
               <w:tab w:val="left" w:pos="960"/>
               <w:tab w:val="right" w:leader="dot" w:pos="9062"/>
             </w:tabs>
+            <w:spacing w:line="360" w:lineRule="auto"/>
             <w:rPr>
               <w:rFonts w:eastAsiaTheme="minorEastAsia"/>
               <w:noProof/>
-              <w:sz w:val="24"/>
               <w:szCs w:val="24"/>
               <w:lang w:eastAsia="pl-PL"/>
             </w:rPr>
           </w:pPr>
-          <w:hyperlink w:anchor="_Toc242216356" w:history="1">
+          <w:hyperlink w:anchor="_Toc242641825" w:history="1">
             <w:r>
               <w:rPr>
                 <w:rStyle w:val="Hipercze"/>
@@ -3279,7 +3232,6 @@
               <w:rPr>
                 <w:rFonts w:eastAsiaTheme="minorEastAsia"/>
                 <w:noProof/>
-                <w:sz w:val="24"/>
                 <w:szCs w:val="24"/>
                 <w:lang w:eastAsia="pl-PL"/>
               </w:rPr>
@@ -3311,7 +3263,7 @@
                 <w:noProof/>
                 <w:webHidden/>
               </w:rPr>
-              <w:instrText xml:space="preserve"> PAGEREF _Toc242216356 \h </w:instrText>
+              <w:instrText xml:space="preserve"> PAGEREF _Toc242641825 \h </w:instrText>
             </w:r>
             <w:r>
               <w:rPr>
@@ -3331,7 +3283,7 @@
                 <w:noProof/>
                 <w:webHidden/>
               </w:rPr>
-              <w:t>5</w:t>
+              <w:t>8</w:t>
             </w:r>
             <w:r>
               <w:rPr>
@@ -3349,15 +3301,15 @@
               <w:tab w:val="left" w:pos="960"/>
               <w:tab w:val="right" w:leader="dot" w:pos="9062"/>
             </w:tabs>
+            <w:spacing w:line="360" w:lineRule="auto"/>
             <w:rPr>
               <w:rFonts w:eastAsiaTheme="minorEastAsia"/>
               <w:noProof/>
-              <w:sz w:val="24"/>
               <w:szCs w:val="24"/>
               <w:lang w:eastAsia="pl-PL"/>
             </w:rPr>
           </w:pPr>
-          <w:hyperlink w:anchor="_Toc242216357" w:history="1">
+          <w:hyperlink w:anchor="_Toc242641826" w:history="1">
             <w:r>
               <w:rPr>
                 <w:rStyle w:val="Hipercze"/>
@@ -3369,7 +3321,6 @@
               <w:rPr>
                 <w:rFonts w:eastAsiaTheme="minorEastAsia"/>
                 <w:noProof/>
-                <w:sz w:val="24"/>
                 <w:szCs w:val="24"/>
                 <w:lang w:eastAsia="pl-PL"/>
               </w:rPr>
@@ -3401,7 +3352,7 @@
                 <w:noProof/>
                 <w:webHidden/>
               </w:rPr>
-              <w:instrText xml:space="preserve"> PAGEREF _Toc242216357 \h </w:instrText>
+              <w:instrText xml:space="preserve"> PAGEREF _Toc242641826 \h </w:instrText>
             </w:r>
             <w:r>
               <w:rPr>
@@ -3421,7 +3372,7 @@
                 <w:noProof/>
                 <w:webHidden/>
               </w:rPr>
-              <w:t>5</w:t>
+              <w:t>8</w:t>
             </w:r>
             <w:r>
               <w:rPr>
@@ -3439,15 +3390,15 @@
               <w:tab w:val="left" w:pos="960"/>
               <w:tab w:val="right" w:leader="dot" w:pos="9062"/>
             </w:tabs>
+            <w:spacing w:line="360" w:lineRule="auto"/>
             <w:rPr>
               <w:rFonts w:eastAsiaTheme="minorEastAsia"/>
               <w:noProof/>
-              <w:sz w:val="24"/>
               <w:szCs w:val="24"/>
               <w:lang w:eastAsia="pl-PL"/>
             </w:rPr>
           </w:pPr>
-          <w:hyperlink w:anchor="_Toc242216358" w:history="1">
+          <w:hyperlink w:anchor="_Toc242641827" w:history="1">
             <w:r>
               <w:rPr>
                 <w:rStyle w:val="Hipercze"/>
@@ -3459,7 +3410,6 @@
               <w:rPr>
                 <w:rFonts w:eastAsiaTheme="minorEastAsia"/>
                 <w:noProof/>
-                <w:sz w:val="24"/>
                 <w:szCs w:val="24"/>
                 <w:lang w:eastAsia="pl-PL"/>
               </w:rPr>
@@ -3491,7 +3441,7 @@
                 <w:noProof/>
                 <w:webHidden/>
               </w:rPr>
-              <w:instrText xml:space="preserve"> PAGEREF _Toc242216358 \h </w:instrText>
+              <w:instrText xml:space="preserve"> PAGEREF _Toc242641827 \h </w:instrText>
             </w:r>
             <w:r>
               <w:rPr>
@@ -3511,7 +3461,7 @@
                 <w:noProof/>
                 <w:webHidden/>
               </w:rPr>
-              <w:t>5</w:t>
+              <w:t>8</w:t>
             </w:r>
             <w:r>
               <w:rPr>
@@ -3529,15 +3479,15 @@
               <w:tab w:val="left" w:pos="960"/>
               <w:tab w:val="right" w:leader="dot" w:pos="9062"/>
             </w:tabs>
+            <w:spacing w:line="360" w:lineRule="auto"/>
             <w:rPr>
               <w:rFonts w:eastAsiaTheme="minorEastAsia"/>
               <w:noProof/>
-              <w:sz w:val="24"/>
               <w:szCs w:val="24"/>
               <w:lang w:eastAsia="pl-PL"/>
             </w:rPr>
           </w:pPr>
-          <w:hyperlink w:anchor="_Toc242216359" w:history="1">
+          <w:hyperlink w:anchor="_Toc242641828" w:history="1">
             <w:r>
               <w:rPr>
                 <w:rStyle w:val="Hipercze"/>
@@ -3549,7 +3499,6 @@
               <w:rPr>
                 <w:rFonts w:eastAsiaTheme="minorEastAsia"/>
                 <w:noProof/>
-                <w:sz w:val="24"/>
                 <w:szCs w:val="24"/>
                 <w:lang w:eastAsia="pl-PL"/>
               </w:rPr>
@@ -3581,7 +3530,7 @@
                 <w:noProof/>
                 <w:webHidden/>
               </w:rPr>
-              <w:instrText xml:space="preserve"> PAGEREF _Toc242216359 \h </w:instrText>
+              <w:instrText xml:space="preserve"> PAGEREF _Toc242641828 \h </w:instrText>
             </w:r>
             <w:r>
               <w:rPr>
@@ -3601,7 +3550,7 @@
                 <w:noProof/>
                 <w:webHidden/>
               </w:rPr>
-              <w:t>5</w:t>
+              <w:t>8</w:t>
             </w:r>
             <w:r>
               <w:rPr>
@@ -3619,15 +3568,15 @@
               <w:tab w:val="left" w:pos="960"/>
               <w:tab w:val="right" w:leader="dot" w:pos="9062"/>
             </w:tabs>
+            <w:spacing w:line="360" w:lineRule="auto"/>
             <w:rPr>
               <w:rFonts w:eastAsiaTheme="minorEastAsia"/>
               <w:noProof/>
-              <w:sz w:val="24"/>
               <w:szCs w:val="24"/>
               <w:lang w:eastAsia="pl-PL"/>
             </w:rPr>
           </w:pPr>
-          <w:hyperlink w:anchor="_Toc242216360" w:history="1">
+          <w:hyperlink w:anchor="_Toc242641829" w:history="1">
             <w:r>
               <w:rPr>
                 <w:rStyle w:val="Hipercze"/>
@@ -3639,7 +3588,6 @@
               <w:rPr>
                 <w:rFonts w:eastAsiaTheme="minorEastAsia"/>
                 <w:noProof/>
-                <w:sz w:val="24"/>
                 <w:szCs w:val="24"/>
                 <w:lang w:eastAsia="pl-PL"/>
               </w:rPr>
@@ -3671,7 +3619,7 @@
                 <w:noProof/>
                 <w:webHidden/>
               </w:rPr>
-              <w:instrText xml:space="preserve"> PAGEREF _Toc242216360 \h </w:instrText>
+              <w:instrText xml:space="preserve"> PAGEREF _Toc242641829 \h </w:instrText>
             </w:r>
             <w:r>
               <w:rPr>
@@ -3691,7 +3639,7 @@
                 <w:noProof/>
                 <w:webHidden/>
               </w:rPr>
-              <w:t>5</w:t>
+              <w:t>8</w:t>
             </w:r>
             <w:r>
               <w:rPr>
@@ -3709,15 +3657,15 @@
               <w:tab w:val="left" w:pos="480"/>
               <w:tab w:val="right" w:leader="dot" w:pos="9062"/>
             </w:tabs>
+            <w:spacing w:line="360" w:lineRule="auto"/>
             <w:rPr>
               <w:rFonts w:eastAsiaTheme="minorEastAsia"/>
               <w:noProof/>
-              <w:sz w:val="24"/>
               <w:szCs w:val="24"/>
               <w:lang w:eastAsia="pl-PL"/>
             </w:rPr>
           </w:pPr>
-          <w:hyperlink w:anchor="_Toc242216361" w:history="1">
+          <w:hyperlink w:anchor="_Toc242641830" w:history="1">
             <w:r>
               <w:rPr>
                 <w:rStyle w:val="Hipercze"/>
@@ -3729,7 +3677,6 @@
               <w:rPr>
                 <w:rFonts w:eastAsiaTheme="minorEastAsia"/>
                 <w:noProof/>
-                <w:sz w:val="24"/>
                 <w:szCs w:val="24"/>
                 <w:lang w:eastAsia="pl-PL"/>
               </w:rPr>
@@ -3761,7 +3708,7 @@
                 <w:noProof/>
                 <w:webHidden/>
               </w:rPr>
-              <w:instrText xml:space="preserve"> PAGEREF _Toc242216361 \h </w:instrText>
+              <w:instrText xml:space="preserve"> PAGEREF _Toc242641830 \h </w:instrText>
             </w:r>
             <w:r>
               <w:rPr>
@@ -3781,7 +3728,7 @@
                 <w:noProof/>
                 <w:webHidden/>
               </w:rPr>
-              <w:t>5</w:t>
+              <w:t>8</w:t>
             </w:r>
             <w:r>
               <w:rPr>
@@ -3799,15 +3746,15 @@
               <w:tab w:val="left" w:pos="960"/>
               <w:tab w:val="right" w:leader="dot" w:pos="9062"/>
             </w:tabs>
+            <w:spacing w:line="360" w:lineRule="auto"/>
             <w:rPr>
               <w:rFonts w:eastAsiaTheme="minorEastAsia"/>
               <w:noProof/>
-              <w:sz w:val="24"/>
               <w:szCs w:val="24"/>
               <w:lang w:eastAsia="pl-PL"/>
             </w:rPr>
           </w:pPr>
-          <w:hyperlink w:anchor="_Toc242216362" w:history="1">
+          <w:hyperlink w:anchor="_Toc242641831" w:history="1">
             <w:r>
               <w:rPr>
                 <w:rStyle w:val="Hipercze"/>
@@ -3819,7 +3766,6 @@
               <w:rPr>
                 <w:rFonts w:eastAsiaTheme="minorEastAsia"/>
                 <w:noProof/>
-                <w:sz w:val="24"/>
                 <w:szCs w:val="24"/>
                 <w:lang w:eastAsia="pl-PL"/>
               </w:rPr>
@@ -3851,7 +3797,7 @@
                 <w:noProof/>
                 <w:webHidden/>
               </w:rPr>
-              <w:instrText xml:space="preserve"> PAGEREF _Toc242216362 \h </w:instrText>
+              <w:instrText xml:space="preserve"> PAGEREF _Toc242641831 \h </w:instrText>
             </w:r>
             <w:r>
               <w:rPr>
@@ -3871,7 +3817,7 @@
                 <w:noProof/>
                 <w:webHidden/>
               </w:rPr>
-              <w:t>5</w:t>
+              <w:t>8</w:t>
             </w:r>
             <w:r>
               <w:rPr>
@@ -3889,15 +3835,15 @@
               <w:tab w:val="left" w:pos="960"/>
               <w:tab w:val="right" w:leader="dot" w:pos="9062"/>
             </w:tabs>
+            <w:spacing w:line="360" w:lineRule="auto"/>
             <w:rPr>
               <w:rFonts w:eastAsiaTheme="minorEastAsia"/>
               <w:noProof/>
-              <w:sz w:val="24"/>
               <w:szCs w:val="24"/>
               <w:lang w:eastAsia="pl-PL"/>
             </w:rPr>
           </w:pPr>
-          <w:hyperlink w:anchor="_Toc242216363" w:history="1">
+          <w:hyperlink w:anchor="_Toc242641832" w:history="1">
             <w:r>
               <w:rPr>
                 <w:rStyle w:val="Hipercze"/>
@@ -3909,7 +3855,6 @@
               <w:rPr>
                 <w:rFonts w:eastAsiaTheme="minorEastAsia"/>
                 <w:noProof/>
-                <w:sz w:val="24"/>
                 <w:szCs w:val="24"/>
                 <w:lang w:eastAsia="pl-PL"/>
               </w:rPr>
@@ -3920,7 +3865,7 @@
                 <w:rStyle w:val="Hipercze"/>
                 <w:noProof/>
               </w:rPr>
-              <w:t>Architektura klasyfikatora (E1, E2, E3)</w:t>
+              <w:t>Architektura klasyfikatora (E1, E2, E8)</w:t>
             </w:r>
             <w:r>
               <w:rPr>
@@ -3941,7 +3886,7 @@
                 <w:noProof/>
                 <w:webHidden/>
               </w:rPr>
-              <w:instrText xml:space="preserve"> PAGEREF _Toc242216363 \h </w:instrText>
+              <w:instrText xml:space="preserve"> PAGEREF _Toc242641832 \h </w:instrText>
             </w:r>
             <w:r>
               <w:rPr>
@@ -3961,7 +3906,7 @@
                 <w:noProof/>
                 <w:webHidden/>
               </w:rPr>
-              <w:t>5</w:t>
+              <w:t>8</w:t>
             </w:r>
             <w:r>
               <w:rPr>
@@ -3979,15 +3924,15 @@
               <w:tab w:val="left" w:pos="960"/>
               <w:tab w:val="right" w:leader="dot" w:pos="9062"/>
             </w:tabs>
+            <w:spacing w:line="360" w:lineRule="auto"/>
             <w:rPr>
               <w:rFonts w:eastAsiaTheme="minorEastAsia"/>
               <w:noProof/>
-              <w:sz w:val="24"/>
               <w:szCs w:val="24"/>
               <w:lang w:eastAsia="pl-PL"/>
             </w:rPr>
           </w:pPr>
-          <w:hyperlink w:anchor="_Toc242216364" w:history="1">
+          <w:hyperlink w:anchor="_Toc242641833" w:history="1">
             <w:r>
               <w:rPr>
                 <w:rStyle w:val="Hipercze"/>
@@ -3999,7 +3944,6 @@
               <w:rPr>
                 <w:rFonts w:eastAsiaTheme="minorEastAsia"/>
                 <w:noProof/>
-                <w:sz w:val="24"/>
                 <w:szCs w:val="24"/>
                 <w:lang w:eastAsia="pl-PL"/>
               </w:rPr>
@@ -4010,7 +3954,7 @@
                 <w:rStyle w:val="Hipercze"/>
                 <w:noProof/>
               </w:rPr>
-              <w:t>52 klasy, a figura i kolor (E3)</w:t>
+              <w:t>52 klasy, a wartość i kolor (E3)</w:t>
             </w:r>
             <w:r>
               <w:rPr>
@@ -4031,7 +3975,7 @@
                 <w:noProof/>
                 <w:webHidden/>
               </w:rPr>
-              <w:instrText xml:space="preserve"> PAGEREF _Toc242216364 \h </w:instrText>
+              <w:instrText xml:space="preserve"> PAGEREF _Toc242641833 \h </w:instrText>
             </w:r>
             <w:r>
               <w:rPr>
@@ -4051,7 +3995,7 @@
                 <w:noProof/>
                 <w:webHidden/>
               </w:rPr>
-              <w:t>5</w:t>
+              <w:t>8</w:t>
             </w:r>
             <w:r>
               <w:rPr>
@@ -4069,15 +4013,15 @@
               <w:tab w:val="left" w:pos="960"/>
               <w:tab w:val="right" w:leader="dot" w:pos="9062"/>
             </w:tabs>
+            <w:spacing w:line="360" w:lineRule="auto"/>
             <w:rPr>
               <w:rFonts w:eastAsiaTheme="minorEastAsia"/>
               <w:noProof/>
-              <w:sz w:val="24"/>
               <w:szCs w:val="24"/>
               <w:lang w:eastAsia="pl-PL"/>
             </w:rPr>
           </w:pPr>
-          <w:hyperlink w:anchor="_Toc242216365" w:history="1">
+          <w:hyperlink w:anchor="_Toc242641834" w:history="1">
             <w:r>
               <w:rPr>
                 <w:rStyle w:val="Hipercze"/>
@@ -4089,7 +4033,6 @@
               <w:rPr>
                 <w:rFonts w:eastAsiaTheme="minorEastAsia"/>
                 <w:noProof/>
-                <w:sz w:val="24"/>
                 <w:szCs w:val="24"/>
                 <w:lang w:eastAsia="pl-PL"/>
               </w:rPr>
@@ -4121,7 +4064,7 @@
                 <w:noProof/>
                 <w:webHidden/>
               </w:rPr>
-              <w:instrText xml:space="preserve"> PAGEREF _Toc242216365 \h </w:instrText>
+              <w:instrText xml:space="preserve"> PAGEREF _Toc242641834 \h </w:instrText>
             </w:r>
             <w:r>
               <w:rPr>
@@ -4141,7 +4084,7 @@
                 <w:noProof/>
                 <w:webHidden/>
               </w:rPr>
-              <w:t>5</w:t>
+              <w:t>8</w:t>
             </w:r>
             <w:r>
               <w:rPr>
@@ -4159,15 +4102,15 @@
               <w:tab w:val="left" w:pos="960"/>
               <w:tab w:val="right" w:leader="dot" w:pos="9062"/>
             </w:tabs>
+            <w:spacing w:line="360" w:lineRule="auto"/>
             <w:rPr>
               <w:rFonts w:eastAsiaTheme="minorEastAsia"/>
               <w:noProof/>
-              <w:sz w:val="24"/>
               <w:szCs w:val="24"/>
               <w:lang w:eastAsia="pl-PL"/>
             </w:rPr>
           </w:pPr>
-          <w:hyperlink w:anchor="_Toc242216366" w:history="1">
+          <w:hyperlink w:anchor="_Toc242641835" w:history="1">
             <w:r>
               <w:rPr>
                 <w:rStyle w:val="Hipercze"/>
@@ -4179,7 +4122,6 @@
               <w:rPr>
                 <w:rFonts w:eastAsiaTheme="minorEastAsia"/>
                 <w:noProof/>
-                <w:sz w:val="24"/>
                 <w:szCs w:val="24"/>
                 <w:lang w:eastAsia="pl-PL"/>
               </w:rPr>
@@ -4211,7 +4153,7 @@
                 <w:noProof/>
                 <w:webHidden/>
               </w:rPr>
-              <w:instrText xml:space="preserve"> PAGEREF _Toc242216366 \h </w:instrText>
+              <w:instrText xml:space="preserve"> PAGEREF _Toc242641835 \h </w:instrText>
             </w:r>
             <w:r>
               <w:rPr>
@@ -4231,7 +4173,7 @@
                 <w:noProof/>
                 <w:webHidden/>
               </w:rPr>
-              <w:t>5</w:t>
+              <w:t>9</w:t>
             </w:r>
             <w:r>
               <w:rPr>
@@ -4249,15 +4191,15 @@
               <w:tab w:val="left" w:pos="960"/>
               <w:tab w:val="right" w:leader="dot" w:pos="9062"/>
             </w:tabs>
+            <w:spacing w:line="360" w:lineRule="auto"/>
             <w:rPr>
               <w:rFonts w:eastAsiaTheme="minorEastAsia"/>
               <w:noProof/>
-              <w:sz w:val="24"/>
               <w:szCs w:val="24"/>
               <w:lang w:eastAsia="pl-PL"/>
             </w:rPr>
           </w:pPr>
-          <w:hyperlink w:anchor="_Toc242216367" w:history="1">
+          <w:hyperlink w:anchor="_Toc242641836" w:history="1">
             <w:r>
               <w:rPr>
                 <w:rStyle w:val="Hipercze"/>
@@ -4269,7 +4211,6 @@
               <w:rPr>
                 <w:rFonts w:eastAsiaTheme="minorEastAsia"/>
                 <w:noProof/>
-                <w:sz w:val="24"/>
                 <w:szCs w:val="24"/>
                 <w:lang w:eastAsia="pl-PL"/>
               </w:rPr>
@@ -4301,7 +4242,7 @@
                 <w:noProof/>
                 <w:webHidden/>
               </w:rPr>
-              <w:instrText xml:space="preserve"> PAGEREF _Toc242216367 \h </w:instrText>
+              <w:instrText xml:space="preserve"> PAGEREF _Toc242641836 \h </w:instrText>
             </w:r>
             <w:r>
               <w:rPr>
@@ -4321,7 +4262,7 @@
                 <w:noProof/>
                 <w:webHidden/>
               </w:rPr>
-              <w:t>5</w:t>
+              <w:t>9</w:t>
             </w:r>
             <w:r>
               <w:rPr>
@@ -4339,15 +4280,15 @@
               <w:tab w:val="left" w:pos="960"/>
               <w:tab w:val="right" w:leader="dot" w:pos="9062"/>
             </w:tabs>
+            <w:spacing w:line="360" w:lineRule="auto"/>
             <w:rPr>
               <w:rFonts w:eastAsiaTheme="minorEastAsia"/>
               <w:noProof/>
-              <w:sz w:val="24"/>
               <w:szCs w:val="24"/>
               <w:lang w:eastAsia="pl-PL"/>
             </w:rPr>
           </w:pPr>
-          <w:hyperlink w:anchor="_Toc242216368" w:history="1">
+          <w:hyperlink w:anchor="_Toc242641837" w:history="1">
             <w:r>
               <w:rPr>
                 <w:rStyle w:val="Hipercze"/>
@@ -4359,7 +4300,6 @@
               <w:rPr>
                 <w:rFonts w:eastAsiaTheme="minorEastAsia"/>
                 <w:noProof/>
-                <w:sz w:val="24"/>
                 <w:szCs w:val="24"/>
                 <w:lang w:eastAsia="pl-PL"/>
               </w:rPr>
@@ -4391,7 +4331,7 @@
                 <w:noProof/>
                 <w:webHidden/>
               </w:rPr>
-              <w:instrText xml:space="preserve"> PAGEREF _Toc242216368 \h </w:instrText>
+              <w:instrText xml:space="preserve"> PAGEREF _Toc242641837 \h </w:instrText>
             </w:r>
             <w:r>
               <w:rPr>
@@ -4411,7 +4351,7 @@
                 <w:noProof/>
                 <w:webHidden/>
               </w:rPr>
-              <w:t>6</w:t>
+              <w:t>9</w:t>
             </w:r>
             <w:r>
               <w:rPr>
@@ -4429,15 +4369,15 @@
               <w:tab w:val="left" w:pos="480"/>
               <w:tab w:val="right" w:leader="dot" w:pos="9062"/>
             </w:tabs>
+            <w:spacing w:line="360" w:lineRule="auto"/>
             <w:rPr>
               <w:rFonts w:eastAsiaTheme="minorEastAsia"/>
               <w:noProof/>
-              <w:sz w:val="24"/>
               <w:szCs w:val="24"/>
               <w:lang w:eastAsia="pl-PL"/>
             </w:rPr>
           </w:pPr>
-          <w:hyperlink w:anchor="_Toc242216369" w:history="1">
+          <w:hyperlink w:anchor="_Toc242641838" w:history="1">
             <w:r>
               <w:rPr>
                 <w:rStyle w:val="Hipercze"/>
@@ -4449,7 +4389,6 @@
               <w:rPr>
                 <w:rFonts w:eastAsiaTheme="minorEastAsia"/>
                 <w:noProof/>
-                <w:sz w:val="24"/>
                 <w:szCs w:val="24"/>
                 <w:lang w:eastAsia="pl-PL"/>
               </w:rPr>
@@ -4481,7 +4420,7 @@
                 <w:noProof/>
                 <w:webHidden/>
               </w:rPr>
-              <w:instrText xml:space="preserve"> PAGEREF _Toc242216369 \h </w:instrText>
+              <w:instrText xml:space="preserve"> PAGEREF _Toc242641838 \h </w:instrText>
             </w:r>
             <w:r>
               <w:rPr>
@@ -4501,7 +4440,7 @@
                 <w:noProof/>
                 <w:webHidden/>
               </w:rPr>
-              <w:t>6</w:t>
+              <w:t>9</w:t>
             </w:r>
             <w:r>
               <w:rPr>
@@ -4519,15 +4458,15 @@
               <w:tab w:val="left" w:pos="960"/>
               <w:tab w:val="right" w:leader="dot" w:pos="9062"/>
             </w:tabs>
+            <w:spacing w:line="360" w:lineRule="auto"/>
             <w:rPr>
               <w:rFonts w:eastAsiaTheme="minorEastAsia"/>
               <w:noProof/>
-              <w:sz w:val="24"/>
               <w:szCs w:val="24"/>
               <w:lang w:eastAsia="pl-PL"/>
             </w:rPr>
           </w:pPr>
-          <w:hyperlink w:anchor="_Toc242216370" w:history="1">
+          <w:hyperlink w:anchor="_Toc242641839" w:history="1">
             <w:r>
               <w:rPr>
                 <w:rStyle w:val="Hipercze"/>
@@ -4539,7 +4478,6 @@
               <w:rPr>
                 <w:rFonts w:eastAsiaTheme="minorEastAsia"/>
                 <w:noProof/>
-                <w:sz w:val="24"/>
                 <w:szCs w:val="24"/>
                 <w:lang w:eastAsia="pl-PL"/>
               </w:rPr>
@@ -4571,7 +4509,7 @@
                 <w:noProof/>
                 <w:webHidden/>
               </w:rPr>
-              <w:instrText xml:space="preserve"> PAGEREF _Toc242216370 \h </w:instrText>
+              <w:instrText xml:space="preserve"> PAGEREF _Toc242641839 \h </w:instrText>
             </w:r>
             <w:r>
               <w:rPr>
@@ -4591,7 +4529,7 @@
                 <w:noProof/>
                 <w:webHidden/>
               </w:rPr>
-              <w:t>6</w:t>
+              <w:t>9</w:t>
             </w:r>
             <w:r>
               <w:rPr>
@@ -4609,15 +4547,15 @@
               <w:tab w:val="left" w:pos="960"/>
               <w:tab w:val="right" w:leader="dot" w:pos="9062"/>
             </w:tabs>
+            <w:spacing w:line="360" w:lineRule="auto"/>
             <w:rPr>
               <w:rFonts w:eastAsiaTheme="minorEastAsia"/>
               <w:noProof/>
-              <w:sz w:val="24"/>
               <w:szCs w:val="24"/>
               <w:lang w:eastAsia="pl-PL"/>
             </w:rPr>
           </w:pPr>
-          <w:hyperlink w:anchor="_Toc242216371" w:history="1">
+          <w:hyperlink w:anchor="_Toc242641840" w:history="1">
             <w:r>
               <w:rPr>
                 <w:rStyle w:val="Hipercze"/>
@@ -4629,7 +4567,6 @@
               <w:rPr>
                 <w:rFonts w:eastAsiaTheme="minorEastAsia"/>
                 <w:noProof/>
-                <w:sz w:val="24"/>
                 <w:szCs w:val="24"/>
                 <w:lang w:eastAsia="pl-PL"/>
               </w:rPr>
@@ -4661,7 +4598,7 @@
                 <w:noProof/>
                 <w:webHidden/>
               </w:rPr>
-              <w:instrText xml:space="preserve"> PAGEREF _Toc242216371 \h </w:instrText>
+              <w:instrText xml:space="preserve"> PAGEREF _Toc242641840 \h </w:instrText>
             </w:r>
             <w:r>
               <w:rPr>
@@ -4681,7 +4618,7 @@
                 <w:noProof/>
                 <w:webHidden/>
               </w:rPr>
-              <w:t>6</w:t>
+              <w:t>9</w:t>
             </w:r>
             <w:r>
               <w:rPr>
@@ -4699,15 +4636,15 @@
               <w:tab w:val="left" w:pos="960"/>
               <w:tab w:val="right" w:leader="dot" w:pos="9062"/>
             </w:tabs>
+            <w:spacing w:line="360" w:lineRule="auto"/>
             <w:rPr>
               <w:rFonts w:eastAsiaTheme="minorEastAsia"/>
               <w:noProof/>
-              <w:sz w:val="24"/>
               <w:szCs w:val="24"/>
               <w:lang w:eastAsia="pl-PL"/>
             </w:rPr>
           </w:pPr>
-          <w:hyperlink w:anchor="_Toc242216372" w:history="1">
+          <w:hyperlink w:anchor="_Toc242641841" w:history="1">
             <w:r>
               <w:rPr>
                 <w:rStyle w:val="Hipercze"/>
@@ -4719,7 +4656,6 @@
               <w:rPr>
                 <w:rFonts w:eastAsiaTheme="minorEastAsia"/>
                 <w:noProof/>
-                <w:sz w:val="24"/>
                 <w:szCs w:val="24"/>
                 <w:lang w:eastAsia="pl-PL"/>
               </w:rPr>
@@ -4751,7 +4687,7 @@
                 <w:noProof/>
                 <w:webHidden/>
               </w:rPr>
-              <w:instrText xml:space="preserve"> PAGEREF _Toc242216372 \h </w:instrText>
+              <w:instrText xml:space="preserve"> PAGEREF _Toc242641841 \h </w:instrText>
             </w:r>
             <w:r>
               <w:rPr>
@@ -4771,7 +4707,7 @@
                 <w:noProof/>
                 <w:webHidden/>
               </w:rPr>
-              <w:t>6</w:t>
+              <w:t>9</w:t>
             </w:r>
             <w:r>
               <w:rPr>
@@ -4789,15 +4725,15 @@
               <w:tab w:val="left" w:pos="480"/>
               <w:tab w:val="right" w:leader="dot" w:pos="9062"/>
             </w:tabs>
+            <w:spacing w:line="360" w:lineRule="auto"/>
             <w:rPr>
               <w:rFonts w:eastAsiaTheme="minorEastAsia"/>
               <w:noProof/>
-              <w:sz w:val="24"/>
               <w:szCs w:val="24"/>
               <w:lang w:eastAsia="pl-PL"/>
             </w:rPr>
           </w:pPr>
-          <w:hyperlink w:anchor="_Toc242216373" w:history="1">
+          <w:hyperlink w:anchor="_Toc242641842" w:history="1">
             <w:r>
               <w:rPr>
                 <w:rStyle w:val="Hipercze"/>
@@ -4809,7 +4745,6 @@
               <w:rPr>
                 <w:rFonts w:eastAsiaTheme="minorEastAsia"/>
                 <w:noProof/>
-                <w:sz w:val="24"/>
                 <w:szCs w:val="24"/>
                 <w:lang w:eastAsia="pl-PL"/>
               </w:rPr>
@@ -4841,7 +4776,7 @@
                 <w:noProof/>
                 <w:webHidden/>
               </w:rPr>
-              <w:instrText xml:space="preserve"> PAGEREF _Toc242216373 \h </w:instrText>
+              <w:instrText xml:space="preserve"> PAGEREF _Toc242641842 \h </w:instrText>
             </w:r>
             <w:r>
               <w:rPr>
@@ -4861,7 +4796,7 @@
                 <w:noProof/>
                 <w:webHidden/>
               </w:rPr>
-              <w:t>6</w:t>
+              <w:t>9</w:t>
             </w:r>
             <w:r>
               <w:rPr>
@@ -4879,15 +4814,15 @@
               <w:tab w:val="left" w:pos="720"/>
               <w:tab w:val="right" w:leader="dot" w:pos="9062"/>
             </w:tabs>
+            <w:spacing w:line="360" w:lineRule="auto"/>
             <w:rPr>
               <w:rFonts w:eastAsiaTheme="minorEastAsia"/>
               <w:noProof/>
-              <w:sz w:val="24"/>
               <w:szCs w:val="24"/>
               <w:lang w:eastAsia="pl-PL"/>
             </w:rPr>
           </w:pPr>
-          <w:hyperlink w:anchor="_Toc242216374" w:history="1">
+          <w:hyperlink w:anchor="_Toc242641843" w:history="1">
             <w:r>
               <w:rPr>
                 <w:rStyle w:val="Hipercze"/>
@@ -4899,7 +4834,6 @@
               <w:rPr>
                 <w:rFonts w:eastAsiaTheme="minorEastAsia"/>
                 <w:noProof/>
-                <w:sz w:val="24"/>
                 <w:szCs w:val="24"/>
                 <w:lang w:eastAsia="pl-PL"/>
               </w:rPr>
@@ -4931,7 +4865,7 @@
                 <w:noProof/>
                 <w:webHidden/>
               </w:rPr>
-              <w:instrText xml:space="preserve"> PAGEREF _Toc242216374 \h </w:instrText>
+              <w:instrText xml:space="preserve"> PAGEREF _Toc242641843 \h </w:instrText>
             </w:r>
             <w:r>
               <w:rPr>
@@ -4951,7 +4885,7 @@
                 <w:noProof/>
                 <w:webHidden/>
               </w:rPr>
-              <w:t>6</w:t>
+              <w:t>9</w:t>
             </w:r>
             <w:r>
               <w:rPr>
@@ -4968,15 +4902,15 @@
             <w:tabs>
               <w:tab w:val="right" w:leader="dot" w:pos="9062"/>
             </w:tabs>
+            <w:spacing w:line="360" w:lineRule="auto"/>
             <w:rPr>
               <w:rFonts w:eastAsiaTheme="minorEastAsia"/>
               <w:noProof/>
-              <w:sz w:val="24"/>
               <w:szCs w:val="24"/>
               <w:lang w:eastAsia="pl-PL"/>
             </w:rPr>
           </w:pPr>
-          <w:hyperlink w:anchor="_Toc242216375" w:history="1">
+          <w:hyperlink w:anchor="_Toc242641844" w:history="1">
             <w:r>
               <w:rPr>
                 <w:rStyle w:val="Hipercze"/>
@@ -5003,7 +4937,7 @@
                 <w:noProof/>
                 <w:webHidden/>
               </w:rPr>
-              <w:instrText xml:space="preserve"> PAGEREF _Toc242216375 \h </w:instrText>
+              <w:instrText xml:space="preserve"> PAGEREF _Toc242641844 \h </w:instrText>
             </w:r>
             <w:r>
               <w:rPr>
@@ -5023,7 +4957,7 @@
                 <w:noProof/>
                 <w:webHidden/>
               </w:rPr>
-              <w:t>6</w:t>
+              <w:t>9</w:t>
             </w:r>
             <w:r>
               <w:rPr>
@@ -5035,12 +4969,14 @@
           </w:hyperlink>
         </w:p>
         <w:p>
+          <w:pPr>
+            <w:spacing w:line="360" w:lineRule="auto"/>
+          </w:pPr>
           <w:r>
             <w:rPr>
               <w:b/>
               <w:bCs/>
               <w:noProof/>
-              <w:sz w:val="32"/>
               <w:szCs w:val="32"/>
             </w:rPr>
             <w:fldChar w:fldCharType="end"/>
@@ -5050,38 +4986,14 @@
     </w:sdt>
     <w:p>
       <w:pPr>
-        <w:pStyle w:val="Tytu"/>
-        <w:jc w:val="center"/>
-        <w:rPr>
-          <w:b/>
-          <w:bCs/>
-          <w:color w:val="404040" w:themeColor="text1" w:themeTint="BF"/>
-          <w:sz w:val="48"/>
-          <w:szCs w:val="48"/>
-        </w:rPr>
-      </w:pPr>
-    </w:p>
-    <w:p>
-      <w:r>
-        <w:rPr>
-          <w:b/>
-          <w:bCs/>
-          <w:color w:val="404040" w:themeColor="text1" w:themeTint="BF"/>
-          <w:sz w:val="48"/>
-          <w:szCs w:val="48"/>
-        </w:rPr>
-        <w:br w:type="page"/>
-      </w:r>
-    </w:p>
-    <w:p>
-      <w:pPr>
         <w:pStyle w:val="Nagwek1"/>
         <w:numPr>
           <w:ilvl w:val="0"/>
           <w:numId w:val="2"/>
         </w:numPr>
-      </w:pPr>
-      <w:bookmarkStart w:id="0" w:name="_Toc242216327"/>
+        <w:spacing w:line="360" w:lineRule="auto"/>
+      </w:pPr>
+      <w:bookmarkStart w:id="0" w:name="_Toc242641793"/>
       <w:r>
         <w:lastRenderedPageBreak/>
         <w:t>Wstęp</w:t>
@@ -5091,7 +5003,635 @@
         <w:t xml:space="preserve"> </w:t>
       </w:r>
     </w:p>
-    <w:p/>
+    <w:p>
+      <w:pPr>
+        <w:pStyle w:val="Nagwek2"/>
+        <w:numPr>
+          <w:ilvl w:val="1"/>
+          <w:numId w:val="2"/>
+        </w:numPr>
+        <w:spacing w:line="360" w:lineRule="auto"/>
+      </w:pPr>
+      <w:bookmarkStart w:id="1" w:name="_Toc242641794"/>
+      <w:r>
+        <w:t>Motywacja</w:t>
+      </w:r>
+      <w:bookmarkEnd w:id="1"/>
+    </w:p>
+    <w:p>
+      <w:pPr>
+        <w:spacing w:line="360" w:lineRule="auto"/>
+      </w:pPr>
+      <w:r>
+        <w:t>Rozpoznawanie obiektów na obrazach jest jednym z podstawowych zastosowań widzenia komputerowego (</w:t>
+      </w:r>
+      <w:proofErr w:type="spellStart"/>
+      <w:r>
+        <w:t>Computer</w:t>
+      </w:r>
+      <w:proofErr w:type="spellEnd"/>
+      <w:r>
+        <w:t xml:space="preserve"> </w:t>
+      </w:r>
+      <w:proofErr w:type="spellStart"/>
+      <w:r>
+        <w:t>Vision</w:t>
+      </w:r>
+      <w:proofErr w:type="spellEnd"/>
+      <w:r>
+        <w:t>). Przez wiele lat opierało się ono na ręcznie projektowanych cechach, takich jak krawędzie, kontury czy deskryptory punktów charakterystycznych oraz na tworzonych przez człowieka regułach dopasowania.</w:t>
+      </w:r>
+      <w:r>
+        <w:br/>
+        <w:t xml:space="preserve">Przełom nastąpił wraz z upowszechnieniem głębokich sieci </w:t>
+      </w:r>
+      <w:proofErr w:type="spellStart"/>
+      <w:r>
+        <w:t>konwolucyjnych</w:t>
+      </w:r>
+      <w:proofErr w:type="spellEnd"/>
+      <w:r>
+        <w:t xml:space="preserve">. Od momentu, gdy to właśnie taka sieć niepodważalnie wygrała konkurs </w:t>
+      </w:r>
+      <w:proofErr w:type="spellStart"/>
+      <w:r>
+        <w:t>ImageNet</w:t>
+      </w:r>
+      <w:proofErr w:type="spellEnd"/>
+      <w:r>
+        <w:t xml:space="preserve"> w 2012 roku [</w:t>
+      </w:r>
+      <w:r>
+        <w:t xml:space="preserve">cytat], metody uczenia głębokiego stały się standardem w klasyfikacji obrazów i detekcji </w:t>
+      </w:r>
+      <w:r>
+        <w:t>obiektów</w:t>
+      </w:r>
+      <w:r>
+        <w:t xml:space="preserve">. Dziś zastosowania sieci </w:t>
+      </w:r>
+      <w:proofErr w:type="spellStart"/>
+      <w:r>
+        <w:t>konwolucyjnych</w:t>
+      </w:r>
+      <w:proofErr w:type="spellEnd"/>
+      <w:r>
+        <w:t xml:space="preserve"> możemy zauważyć między innymi w diagnostyce medycznej, przemysłowej kontroli jakości czy w systemach wspomagania kierowcy [cytat]. To właśnie szeroki wachlarz ich możliwości skłonił mnie do głębszego opisania oraz zbadania przypadku ich użycia.</w:t>
+      </w:r>
+    </w:p>
+    <w:p>
+      <w:pPr>
+        <w:spacing w:line="360" w:lineRule="auto"/>
+      </w:pPr>
+      <w:r>
+        <w:t>Karty do gry wydają się obiektami łatwymi do rozpoznania. Są prostokątne, płaskie, kontrastowe, a standardowa talia ma jedynie 52 warianty. Jednak w rzeczywistości to zadanie okazuje się trudniejsze</w:t>
+      </w:r>
+      <w:r>
+        <w:t xml:space="preserve"> i obejmuje różne problemy</w:t>
+      </w:r>
+      <w:r>
+        <w:t xml:space="preserve">. </w:t>
+      </w:r>
+      <w:r>
+        <w:br/>
+        <w:t>Co sprawia, że taki przypadek jest nietrywialny?</w:t>
+      </w:r>
+    </w:p>
+    <w:p>
+      <w:pPr>
+        <w:pStyle w:val="Akapitzlist"/>
+        <w:numPr>
+          <w:ilvl w:val="0"/>
+          <w:numId w:val="6"/>
+        </w:numPr>
+        <w:spacing w:line="360" w:lineRule="auto"/>
+      </w:pPr>
+      <w:r>
+        <w:t xml:space="preserve">Tożsamość pojedynczej karty wynika głównie z niewielkiego indeksu w narożniku, który zajmuje </w:t>
+      </w:r>
+      <w:r>
+        <w:t>zaledwie kilka procent jej rzeczywistej powierzchni;</w:t>
+      </w:r>
+    </w:p>
+    <w:p>
+      <w:pPr>
+        <w:pStyle w:val="Akapitzlist"/>
+        <w:numPr>
+          <w:ilvl w:val="0"/>
+          <w:numId w:val="6"/>
+        </w:numPr>
+        <w:spacing w:line="360" w:lineRule="auto"/>
+      </w:pPr>
+      <w:r>
+        <w:t>Niektóre klasy różnią się drobnym szczegółem, np. kształtem symbolu pik i trefl lub orientacją cyfr 9 i 6;</w:t>
+      </w:r>
+    </w:p>
+    <w:p>
+      <w:pPr>
+        <w:pStyle w:val="Akapitzlist"/>
+        <w:numPr>
+          <w:ilvl w:val="0"/>
+          <w:numId w:val="6"/>
+        </w:numPr>
+        <w:spacing w:line="360" w:lineRule="auto"/>
+      </w:pPr>
+      <w:r>
+        <w:t>Kolor, który odróżnia karty czerwone od czarnych, jest wrażliwy na barwą oświetlenia;</w:t>
+      </w:r>
+    </w:p>
+    <w:p>
+      <w:pPr>
+        <w:pStyle w:val="Akapitzlist"/>
+        <w:numPr>
+          <w:ilvl w:val="0"/>
+          <w:numId w:val="6"/>
+        </w:numPr>
+        <w:spacing w:line="360" w:lineRule="auto"/>
+      </w:pPr>
+      <w:r>
+        <w:t>Karty leżące na stole często oglądane są pod kątem, mogą częściowo na siebie nachodzić, a ich błyszcząca powierzchnia często powoduje odblaski padającego światła.</w:t>
+      </w:r>
+    </w:p>
+    <w:p>
+      <w:pPr>
+        <w:spacing w:line="360" w:lineRule="auto"/>
+      </w:pPr>
+      <w:r>
+        <w:t xml:space="preserve">Klasyczne metody przetwarzania obrazu, np. dopasowanie wzorców, działają dobrze w kontrolowanych warunkach. Jednak działają o wiele gorzej w przypadku nieprzewidzianych zmiennych takich jak zmiany oświetlenia, tła czy wzoru talii [cytat]. To właśnie dlatego ten problem dobrze nadaje się do porównania ze sobą podejść klasycznych i metod uczenia maszynowego. </w:t>
+      </w:r>
+    </w:p>
+    <w:p>
+      <w:pPr>
+        <w:spacing w:line="360" w:lineRule="auto"/>
+      </w:pPr>
+      <w:r>
+        <w:lastRenderedPageBreak/>
+        <w:t>Automatyczne rozpoznawanie kart do gry może mieć też praktyczne zastosowania:</w:t>
+      </w:r>
+    </w:p>
+    <w:p>
+      <w:pPr>
+        <w:pStyle w:val="Akapitzlist"/>
+        <w:numPr>
+          <w:ilvl w:val="0"/>
+          <w:numId w:val="7"/>
+        </w:numPr>
+        <w:spacing w:line="360" w:lineRule="auto"/>
+      </w:pPr>
+      <w:r>
+        <w:t>Archiwizację i analizę rozdań w turniejach,</w:t>
+      </w:r>
+    </w:p>
+    <w:p>
+      <w:pPr>
+        <w:pStyle w:val="Akapitzlist"/>
+        <w:numPr>
+          <w:ilvl w:val="0"/>
+          <w:numId w:val="7"/>
+        </w:numPr>
+        <w:spacing w:line="360" w:lineRule="auto"/>
+      </w:pPr>
+      <w:r>
+        <w:t>Systemy wspierające uczciwość gry,</w:t>
+      </w:r>
+    </w:p>
+    <w:p>
+      <w:pPr>
+        <w:pStyle w:val="Akapitzlist"/>
+        <w:numPr>
+          <w:ilvl w:val="0"/>
+          <w:numId w:val="7"/>
+        </w:numPr>
+        <w:spacing w:line="360" w:lineRule="auto"/>
+      </w:pPr>
+      <w:r>
+        <w:t>Narzędzia treningowe dla graczy,</w:t>
+      </w:r>
+    </w:p>
+    <w:p>
+      <w:pPr>
+        <w:pStyle w:val="Akapitzlist"/>
+        <w:numPr>
+          <w:ilvl w:val="0"/>
+          <w:numId w:val="7"/>
+        </w:numPr>
+        <w:spacing w:line="360" w:lineRule="auto"/>
+      </w:pPr>
+      <w:r>
+        <w:t>Aplikacje wspomagające osoby niewidome lub słabowidzące w grach karcianych  [cytat].</w:t>
+      </w:r>
+    </w:p>
+    <w:p>
+      <w:pPr>
+        <w:pStyle w:val="Nagwek2"/>
+        <w:numPr>
+          <w:ilvl w:val="1"/>
+          <w:numId w:val="2"/>
+        </w:numPr>
+        <w:spacing w:line="360" w:lineRule="auto"/>
+      </w:pPr>
+      <w:bookmarkStart w:id="2" w:name="_Toc242641795"/>
+      <w:r>
+        <w:t>Cel i zakres pracy</w:t>
+      </w:r>
+      <w:bookmarkEnd w:id="2"/>
+      <w:r>
+        <w:t xml:space="preserve"> </w:t>
+      </w:r>
+    </w:p>
+    <w:p>
+      <w:pPr>
+        <w:spacing w:line="360" w:lineRule="auto"/>
+      </w:pPr>
+      <w:r>
+        <w:t>Celem pracy jest zaprojektowanie, implementacja oraz eksperymentalna ocena systemu rozpoznawania kart do gry na pojedynczych obrazach oraz w strumieniu wideo z kamery internetowej. Wejściem systemu jest zdjęcie lub klatka obrazu przedstawiająca jedną lub kilka kart leżących na dowolnym tle. Na wyjściu system zwraca dla każdej wykrytej karty jej położenie w kadrze, rozpoznaną wartość i kolor oraz miarę pewności tego rozpoznania. Jeżeli pewność jest zbyt niska, system zgłasza wynik jako niepewny i nie podaje odpowiedzi. Rozpoznanie błędne, ale podane z wysoką pewnością, jest bowiem w praktyce bardziej szkodliwe niż jawna odmowa.</w:t>
+      </w:r>
+    </w:p>
+    <w:p>
+      <w:pPr>
+        <w:spacing w:line="360" w:lineRule="auto"/>
+      </w:pPr>
+      <w:r>
+        <w:t xml:space="preserve">Zadanie rozdzielono na dwa etapy. Detektor obiektów odpowiada jedynie na pytanie, gdzie na obrazie znajdują się karty. Każda wykryta karta jest następnie wycinana, prostowana przez korekcję perspektywy i przekazywana do osobnego klasyfikatora, który określa jej tożsamość. </w:t>
+      </w:r>
+    </w:p>
+    <w:p>
+      <w:pPr>
+        <w:spacing w:line="360" w:lineRule="auto"/>
+      </w:pPr>
+      <w:r>
+        <w:t>Taki podział wynika z dostępnych danych, ponieważ istnieją publiczne zbiory zawierające wycinki pojedynczych kart oraz osobne zbiory przeznaczone do detekcji.</w:t>
+      </w:r>
+      <w:r>
+        <w:t xml:space="preserve"> Pozwala on też badać każdy moduł niezależnie, na przykład wymieniać klasyfikator bez zmiany detektora. Rozwiązanie jednoetapowe, w którym jeden detektor od razu rozpoznaje karty, nie zostało pominięte. Służy w pracy jako punkt odniesienia, dzięki czemu wybór architektury jest uzasadniony pomiarem, a nie tylko deklaracją.</w:t>
+      </w:r>
+    </w:p>
+    <w:p>
+      <w:pPr>
+        <w:spacing w:line="360" w:lineRule="auto"/>
+      </w:pPr>
+      <w:r>
+        <w:t>Cel główny realizowany jest przez cele szczegółowe o charakterze inżynierskim i badawczym. Od strony inżynierskiej należy zbudować kompletny potok przetwarzania: wczytanie obrazu z pliku lub kamery, wstępne przetwarzanie, detekcję kart, ich wycięcie i korekcję perspektywy, klasyfikację, ocenę pewności oraz prezentację wyników w aplikacji z interfejsem graficznym. System powinien obsługiwać wiele kart w jednym kadrze, także częściowo zasłoniętych, i działać na tyle szybko, by możliwa była praca z obrazem z kamery na bieżąco.</w:t>
+      </w:r>
+    </w:p>
+    <w:p>
+      <w:pPr>
+        <w:spacing w:line="360" w:lineRule="auto"/>
+      </w:pPr>
+      <w:r>
+        <w:lastRenderedPageBreak/>
+        <w:t>Część badawcza pracy ma odpowiedzieć na następujące pytania:</w:t>
+      </w:r>
+    </w:p>
+    <w:p>
+      <w:pPr>
+        <w:pStyle w:val="Akapitzlist"/>
+        <w:numPr>
+          <w:ilvl w:val="0"/>
+          <w:numId w:val="9"/>
+        </w:numPr>
+        <w:spacing w:line="360" w:lineRule="auto"/>
+      </w:pPr>
+      <w:r>
+        <w:rPr>
+          <w:b/>
+          <w:bCs/>
+        </w:rPr>
+        <w:t>Jak wypadają różne architektury klasyfikatora?</w:t>
+      </w:r>
+      <w:r>
+        <w:t xml:space="preserve"> </w:t>
+      </w:r>
+      <w:r>
+        <w:br/>
+        <w:t xml:space="preserve">Porównywana jest prosta sieć </w:t>
+      </w:r>
+      <w:proofErr w:type="spellStart"/>
+      <w:r>
+        <w:t>konwolucyjna</w:t>
+      </w:r>
+      <w:proofErr w:type="spellEnd"/>
+      <w:r>
+        <w:t xml:space="preserve"> uczona od podstaw z sieciami </w:t>
+      </w:r>
+      <w:proofErr w:type="spellStart"/>
+      <w:r>
+        <w:t>pretrenowanymi</w:t>
+      </w:r>
+      <w:proofErr w:type="spellEnd"/>
+      <w:r>
+        <w:t xml:space="preserve"> na zbiorze </w:t>
+      </w:r>
+      <w:proofErr w:type="spellStart"/>
+      <w:r>
+        <w:t>ImageNet</w:t>
+      </w:r>
+      <w:proofErr w:type="spellEnd"/>
+      <w:r>
+        <w:t xml:space="preserve"> i dostosowanymi do zadania metodą transfer learningu. Ocenie podlega zarówno dokładność, jak i koszt obliczeniowy.</w:t>
+      </w:r>
+    </w:p>
+    <w:p>
+      <w:pPr>
+        <w:pStyle w:val="Akapitzlist"/>
+        <w:numPr>
+          <w:ilvl w:val="0"/>
+          <w:numId w:val="9"/>
+        </w:numPr>
+        <w:spacing w:line="360" w:lineRule="auto"/>
+      </w:pPr>
+      <w:r>
+        <w:rPr>
+          <w:b/>
+          <w:bCs/>
+        </w:rPr>
+        <w:t>Czy lepiej rozpoznawać kartę jako jedną z 52 klas, czy osobno określać jej wartość (13 klas) i kolor (4 klasy)?</w:t>
+      </w:r>
+      <w:r>
+        <w:rPr>
+          <w:b/>
+          <w:bCs/>
+        </w:rPr>
+        <w:br/>
+      </w:r>
+      <w:r>
+        <w:t>Druga możliwość lepiej oddaje budowę talii, ale wymaga połączenia dwóch odpowiedzi w jedną.</w:t>
+      </w:r>
+    </w:p>
+    <w:p>
+      <w:pPr>
+        <w:pStyle w:val="Akapitzlist"/>
+        <w:numPr>
+          <w:ilvl w:val="0"/>
+          <w:numId w:val="9"/>
+        </w:numPr>
+        <w:spacing w:line="360" w:lineRule="auto"/>
+      </w:pPr>
+      <w:r>
+        <w:rPr>
+          <w:b/>
+          <w:bCs/>
+        </w:rPr>
+        <w:t>Jak na skuteczność wpływają korekcja perspektywy i augmentacja danych?</w:t>
+      </w:r>
+      <w:r>
+        <w:rPr>
+          <w:b/>
+          <w:bCs/>
+        </w:rPr>
+        <w:br/>
+      </w:r>
+      <w:r>
+        <w:t>Szczególnie istotne jest to, które przekształcenia obrazu są dla kart bezpieczne, a które jak odbicie lustrzane, zmieniają znaczenie symboli.</w:t>
+      </w:r>
+    </w:p>
+    <w:p>
+      <w:pPr>
+        <w:pStyle w:val="Akapitzlist"/>
+        <w:numPr>
+          <w:ilvl w:val="0"/>
+          <w:numId w:val="9"/>
+        </w:numPr>
+        <w:spacing w:line="360" w:lineRule="auto"/>
+      </w:pPr>
+      <w:r>
+        <w:rPr>
+          <w:b/>
+          <w:bCs/>
+        </w:rPr>
+        <w:t>Czy architektura dwuetapowa rzeczywiście przewyższa jednoetapową i czy detektor uczony przewyższa detektor oparty na klasycznym przetwarzaniu obrazu?</w:t>
+      </w:r>
+      <w:r>
+        <w:rPr>
+          <w:b/>
+          <w:bCs/>
+        </w:rPr>
+        <w:br/>
+      </w:r>
+      <w:r>
+        <w:t>Odpowiedź na drugą część pytania pokazuje, w jakich warunkach stosowanie uczenia maszynowego w tym zadaniu jest w ogóle uzasadnione.</w:t>
+      </w:r>
+    </w:p>
+    <w:p>
+      <w:pPr>
+        <w:pStyle w:val="Akapitzlist"/>
+        <w:numPr>
+          <w:ilvl w:val="0"/>
+          <w:numId w:val="9"/>
+        </w:numPr>
+        <w:spacing w:line="360" w:lineRule="auto"/>
+      </w:pPr>
+      <w:r>
+        <w:rPr>
+          <w:b/>
+          <w:bCs/>
+        </w:rPr>
+        <w:t>Jak wyznaczyć próg pewności na podstawie danych, a nie arbitralnie, i na ile deklarowania przez model pewność odpowiada jej rzeczywistej skuteczności (kalibracja)?</w:t>
+      </w:r>
+    </w:p>
+    <w:p>
+      <w:pPr>
+        <w:pStyle w:val="Akapitzlist"/>
+        <w:numPr>
+          <w:ilvl w:val="0"/>
+          <w:numId w:val="9"/>
+        </w:numPr>
+        <w:spacing w:line="360" w:lineRule="auto"/>
+      </w:pPr>
+      <w:r>
+        <w:rPr>
+          <w:b/>
+          <w:bCs/>
+        </w:rPr>
+        <w:t>O ile spada skuteczność modelu uczonego na danych publicznych, gdy działa on na zdjęciach wykonanych w rzeczywistych warunkach, przy innym oświetleniu, tle oraz talii?</w:t>
+      </w:r>
+    </w:p>
+    <w:p>
+      <w:pPr>
+        <w:spacing w:line="360" w:lineRule="auto"/>
+      </w:pPr>
+    </w:p>
+    <w:p>
+      <w:pPr>
+        <w:spacing w:line="360" w:lineRule="auto"/>
+      </w:pPr>
+      <w:r>
+        <w:t>Ostatnie pytanie wynika z przyjętej strategii danych. Modele uczone są głównie na publicznie dostępnych zbiorach, uzupełnionych danymi syntetycznymi przy detekcji wielu kart. Końcowa ocena odbywa się jednak na własnym zbiorze testowym, czyli na zdjęciach wykonanych samodzielne w różnych warunkach oświetlenia, pod różnymi kątami i przy różnej liczbie kart. Taki zbiór pochodzi z innego źródła niż dane uczące, więc mierz zdolność modelu do działania w rzeczywistych warunkach, a nie tylko dopasowanie do jednego zbioru danych.</w:t>
+      </w:r>
+    </w:p>
+    <w:p>
+      <w:pPr>
+        <w:spacing w:line="360" w:lineRule="auto"/>
+      </w:pPr>
+      <w:r>
+        <w:lastRenderedPageBreak/>
+        <w:t xml:space="preserve">Badania prowadzone są według wspólnych zasad. Zbiór testowy nie jest wykorzystywany do doboru parametrów. Podział danych wyklucza przeniknięcie tych samych zdjęć do zbioru uczącego i testowego. Każdy eksperyment można powtórzyć na podstawie zapisanej konfiguracji i ziarna losowego. Wszystkie wartości liczbowe podane w pracy pochodzą z rzeczywistych, zarejestrowanych pomiarów. </w:t>
+      </w:r>
+    </w:p>
+    <w:p>
+      <w:pPr>
+        <w:spacing w:line="360" w:lineRule="auto"/>
+      </w:pPr>
+      <w:r>
+        <w:t xml:space="preserve">Praca obejmuje standardową talię 52 kart francuskich. Poza jej zakresem pozostają: identyfikacja rewersów kart (system wykrywa je jako obiekty, ale odrzuca jako nierozpoznawalne), jokery i talie nietypowe, śledzenie kart w czasie i rekonstrukcja przebiegu rozgrywki, interpretacja reguł gry i ocena układów, a także wdrożenie na urządzenia mobilne. </w:t>
+      </w:r>
+    </w:p>
+    <w:p>
+      <w:pPr>
+        <w:pStyle w:val="Nagwek2"/>
+        <w:numPr>
+          <w:ilvl w:val="1"/>
+          <w:numId w:val="2"/>
+        </w:numPr>
+        <w:spacing w:line="360" w:lineRule="auto"/>
+      </w:pPr>
+      <w:bookmarkStart w:id="3" w:name="_Toc242641796"/>
+      <w:r>
+        <w:t>Struktura pracy</w:t>
+      </w:r>
+      <w:bookmarkEnd w:id="3"/>
+    </w:p>
+    <w:p>
+      <w:r>
+        <w:t>Układ pracy odpowiada kolejnym etapom realizacji projektu: od podstaw teoretycznych, przez analizę problemu i projekt systemu, po jego implementację, badania i ocenę wyników.</w:t>
+      </w:r>
+    </w:p>
+    <w:p>
+      <w:r>
+        <w:rPr>
+          <w:b/>
+          <w:bCs/>
+        </w:rPr>
+        <w:t xml:space="preserve">Rozdział 2 </w:t>
+      </w:r>
+      <w:r>
+        <w:t xml:space="preserve">przedstawia podstawy teoretyczne, na których opiera się projekt, w ujęciu ogólnym, bez odniesienia do kart. Omówiono w nim uczenie maszynowe i sieci neuronowe, klasyczne metody przetwarzania obrazu, sieci </w:t>
+      </w:r>
+      <w:proofErr w:type="spellStart"/>
+      <w:r>
+        <w:t>konwolucyjne</w:t>
+      </w:r>
+      <w:proofErr w:type="spellEnd"/>
+      <w:r>
+        <w:t>, zadania klasyfikacji i detekcji obiektów (ze szczególnym uwzględnieniem rodziny modeli YOLO), transfer learning i augmentację danych. Rozdział zamykają miary jakości modeli oraz zagadnienie pewności predykcji i jej kalibracji.</w:t>
+      </w:r>
+    </w:p>
+    <w:p>
+      <w:r>
+        <w:rPr>
+          <w:b/>
+          <w:bCs/>
+        </w:rPr>
+        <w:t xml:space="preserve">Rozdział 3 </w:t>
+      </w:r>
+      <w:r>
+        <w:t>przenosi te zagadnienia na konkretny problem. Opisuje cechy kart do gry utrudniające ich rozpoznawanie, przegląd dotychczasowych rozwiązań oraz porównanie podejść klasycznych z metodami uczenia maszynowego, które uzasadnia kierunek przyjęty w dalszej części pracy.</w:t>
+      </w:r>
+    </w:p>
+    <w:p>
+      <w:r>
+        <w:rPr>
+          <w:b/>
+          <w:bCs/>
+        </w:rPr>
+        <w:t xml:space="preserve">Rozdział 4 </w:t>
+      </w:r>
+      <w:r>
+        <w:t xml:space="preserve">zawiera projekt systemu: wymagania funkcjonalne i jakościowe, analizę trzech możliwych </w:t>
+      </w:r>
+      <w:proofErr w:type="spellStart"/>
+      <w:r>
+        <w:t>architektur</w:t>
+      </w:r>
+      <w:proofErr w:type="spellEnd"/>
+      <w:r>
+        <w:t xml:space="preserve"> wraz z uzasadnieniem wyboru, opis przepływu </w:t>
+      </w:r>
+      <w:r>
+        <w:t>przetwarzania obrazu od wejścia do prezentacji wyniku oraz dobór technologii.</w:t>
+      </w:r>
+    </w:p>
+    <w:p>
+      <w:r>
+        <w:rPr>
+          <w:b/>
+          <w:bCs/>
+        </w:rPr>
+        <w:t xml:space="preserve">Rozdział 5 </w:t>
+      </w:r>
+      <w:r>
+        <w:t>poświęcony jest danym. Opisuje wykorzystane zbiory publiczne i wyniki ich audytu jakości, sposób generowania danych syntetycznych, przygotowanie własnego zbioru testowego, zasady podziału danych zapobiegające zawyżeniu wyników oraz politykę augmentacji dostosowaną do specyfiki kart.</w:t>
+      </w:r>
+    </w:p>
+    <w:p>
+      <w:r>
+        <w:rPr>
+          <w:b/>
+          <w:bCs/>
+        </w:rPr>
+        <w:t xml:space="preserve">Rozdział 6 </w:t>
+      </w:r>
+      <w:r>
+        <w:t>przedstawia implementację poszczególnych modułów systemu: detekcji kart, korekcji perspektywy, klasyfikatorów i procesu ich uczenia, kalibracji i odrzucania niepewnych wyników, aplikacji z trybem kamery, a także testów i mechanizmów zapewniających odtwarzalność eksperymentów.</w:t>
+      </w:r>
+    </w:p>
+    <w:p>
+      <w:r>
+        <w:rPr>
+          <w:b/>
+          <w:bCs/>
+        </w:rPr>
+        <w:t xml:space="preserve">Rozdział 7 </w:t>
+      </w:r>
+      <w:r>
+        <w:t xml:space="preserve">opisuje metodykę badań i ich wyniki. Kolejne podrozdziały odpowiadają na pytania badawcze sformułowane w podrozdziale 1.2. Dotyczą one porównania </w:t>
+      </w:r>
+      <w:proofErr w:type="spellStart"/>
+      <w:r>
+        <w:t>architektur</w:t>
+      </w:r>
+      <w:proofErr w:type="spellEnd"/>
+      <w:r>
+        <w:t xml:space="preserve"> klasyfikatora, sposobu podziału zadania na klasy, wpływu augmentacji i korekcji perspektywy, wyboru architektury systemu i detektora oraz wyznaczenia progu pewności. Rozdział kończy ocena skuteczności całego systemu.</w:t>
+      </w:r>
+    </w:p>
+    <w:p>
+      <w:r>
+        <w:rPr>
+          <w:b/>
+          <w:bCs/>
+        </w:rPr>
+        <w:lastRenderedPageBreak/>
+        <w:t xml:space="preserve">Rozdział 8 </w:t>
+      </w:r>
+      <w:r>
+        <w:t>zawiera interpretację uzyskanych wyników: analizę najczęstszych pomyłek, ocenę odporności systemu na zmiany oświetlenia, kąta obserwacji i liczby kart oraz porównanie skuteczności na danych publicznych i na zdjęciach wykonanych w rzeczywistych warunkach.</w:t>
+      </w:r>
+    </w:p>
+    <w:p>
+      <w:r>
+        <w:rPr>
+          <w:b/>
+          <w:bCs/>
+        </w:rPr>
+        <w:t xml:space="preserve">Rozdział 9 </w:t>
+      </w:r>
+      <w:r>
+        <w:t>wskazuje ograniczenia opracowanego rozwiązania, wynikające z przeprowadzonych pomiarów, oraz możliwe kierunki dalszych prac.</w:t>
+      </w:r>
+    </w:p>
+    <w:p>
+      <w:r>
+        <w:rPr>
+          <w:b/>
+          <w:bCs/>
+        </w:rPr>
+        <w:t xml:space="preserve">Rozdział 10 </w:t>
+      </w:r>
+      <w:r>
+        <w:t>podsumowuje pracę: ocenia stopień realizacji wyznaczonych celów i przedstawia najważniejsze wnioski. Pracę uzupełniają bibliografia, spisy rysunków i tabel oraz załączniki, w tym pełna macierz pomyłek i protokół testów praktycznych.</w:t>
+      </w:r>
+    </w:p>
     <w:p>
       <w:pPr>
         <w:pStyle w:val="Nagwek1"/>
@@ -5099,14 +5639,19 @@
           <w:ilvl w:val="0"/>
           <w:numId w:val="2"/>
         </w:numPr>
-      </w:pPr>
-      <w:bookmarkStart w:id="1" w:name="_Toc242216328"/>
+        <w:spacing w:line="360" w:lineRule="auto"/>
+      </w:pPr>
+      <w:bookmarkStart w:id="4" w:name="_Toc242641797"/>
       <w:r>
         <w:t>Podstawy teoretyczne</w:t>
       </w:r>
-      <w:bookmarkEnd w:id="1"/>
-    </w:p>
-    <w:p/>
+      <w:bookmarkEnd w:id="4"/>
+    </w:p>
+    <w:p>
+      <w:pPr>
+        <w:spacing w:line="360" w:lineRule="auto"/>
+      </w:pPr>
+    </w:p>
     <w:p>
       <w:pPr>
         <w:pStyle w:val="Nagwek2"/>
@@ -5114,17 +5659,22 @@
           <w:ilvl w:val="1"/>
           <w:numId w:val="2"/>
         </w:numPr>
-      </w:pPr>
-      <w:bookmarkStart w:id="2" w:name="_Toc242216329"/>
+        <w:spacing w:line="360" w:lineRule="auto"/>
+      </w:pPr>
+      <w:bookmarkStart w:id="5" w:name="_Toc242641798"/>
       <w:r>
         <w:t xml:space="preserve">Uczenie maszynowe i </w:t>
       </w:r>
       <w:r>
         <w:t>sieci neuronowe</w:t>
       </w:r>
-      <w:bookmarkEnd w:id="2"/>
-    </w:p>
-    <w:p/>
+      <w:bookmarkEnd w:id="5"/>
+    </w:p>
+    <w:p>
+      <w:pPr>
+        <w:spacing w:line="360" w:lineRule="auto"/>
+      </w:pPr>
+    </w:p>
     <w:p>
       <w:pPr>
         <w:pStyle w:val="Nagwek2"/>
@@ -5132,14 +5682,19 @@
           <w:ilvl w:val="1"/>
           <w:numId w:val="2"/>
         </w:numPr>
-      </w:pPr>
-      <w:bookmarkStart w:id="3" w:name="_Toc242216330"/>
+        <w:spacing w:line="360" w:lineRule="auto"/>
+      </w:pPr>
+      <w:bookmarkStart w:id="6" w:name="_Toc242641799"/>
       <w:r>
         <w:t>Klasyczne przetwarzanie obrazu</w:t>
       </w:r>
-      <w:bookmarkEnd w:id="3"/>
-    </w:p>
-    <w:p/>
+      <w:bookmarkEnd w:id="6"/>
+    </w:p>
+    <w:p>
+      <w:pPr>
+        <w:spacing w:line="360" w:lineRule="auto"/>
+      </w:pPr>
+    </w:p>
     <w:p>
       <w:pPr>
         <w:pStyle w:val="Nagwek2"/>
@@ -5147,8 +5702,9 @@
           <w:ilvl w:val="1"/>
           <w:numId w:val="2"/>
         </w:numPr>
-      </w:pPr>
-      <w:bookmarkStart w:id="4" w:name="_Toc242216331"/>
+        <w:spacing w:line="360" w:lineRule="auto"/>
+      </w:pPr>
+      <w:bookmarkStart w:id="7" w:name="_Toc242641800"/>
       <w:r>
         <w:t xml:space="preserve">Sieci </w:t>
       </w:r>
@@ -5156,10 +5712,14 @@
       <w:r>
         <w:t>konwolucyjne</w:t>
       </w:r>
-      <w:bookmarkEnd w:id="4"/>
+      <w:bookmarkEnd w:id="7"/>
       <w:proofErr w:type="spellEnd"/>
     </w:p>
-    <w:p/>
+    <w:p>
+      <w:pPr>
+        <w:spacing w:line="360" w:lineRule="auto"/>
+      </w:pPr>
+    </w:p>
     <w:p>
       <w:pPr>
         <w:pStyle w:val="Nagwek2"/>
@@ -5167,14 +5727,19 @@
           <w:ilvl w:val="1"/>
           <w:numId w:val="2"/>
         </w:numPr>
-      </w:pPr>
-      <w:bookmarkStart w:id="5" w:name="_Toc242216332"/>
+        <w:spacing w:line="360" w:lineRule="auto"/>
+      </w:pPr>
+      <w:bookmarkStart w:id="8" w:name="_Toc242641801"/>
       <w:r>
         <w:t>Klasyfikacja obrazów</w:t>
       </w:r>
-      <w:bookmarkEnd w:id="5"/>
-    </w:p>
-    <w:p/>
+      <w:bookmarkEnd w:id="8"/>
+    </w:p>
+    <w:p>
+      <w:pPr>
+        <w:spacing w:line="360" w:lineRule="auto"/>
+      </w:pPr>
+    </w:p>
     <w:p>
       <w:pPr>
         <w:pStyle w:val="Nagwek2"/>
@@ -5182,14 +5747,19 @@
           <w:ilvl w:val="1"/>
           <w:numId w:val="2"/>
         </w:numPr>
-      </w:pPr>
-      <w:bookmarkStart w:id="6" w:name="_Toc242216333"/>
+        <w:spacing w:line="360" w:lineRule="auto"/>
+      </w:pPr>
+      <w:bookmarkStart w:id="9" w:name="_Toc242641802"/>
       <w:r>
         <w:t>Detekcja obiektów i YOLO</w:t>
       </w:r>
-      <w:bookmarkEnd w:id="6"/>
-    </w:p>
-    <w:p/>
+      <w:bookmarkEnd w:id="9"/>
+    </w:p>
+    <w:p>
+      <w:pPr>
+        <w:spacing w:line="360" w:lineRule="auto"/>
+      </w:pPr>
+    </w:p>
     <w:p>
       <w:pPr>
         <w:pStyle w:val="Nagwek2"/>
@@ -5197,14 +5767,19 @@
           <w:ilvl w:val="1"/>
           <w:numId w:val="2"/>
         </w:numPr>
-      </w:pPr>
-      <w:bookmarkStart w:id="7" w:name="_Toc242216334"/>
+        <w:spacing w:line="360" w:lineRule="auto"/>
+      </w:pPr>
+      <w:bookmarkStart w:id="10" w:name="_Toc242641803"/>
       <w:r>
         <w:t>Transfer learning</w:t>
       </w:r>
-      <w:bookmarkEnd w:id="7"/>
-    </w:p>
-    <w:p/>
+      <w:bookmarkEnd w:id="10"/>
+    </w:p>
+    <w:p>
+      <w:pPr>
+        <w:spacing w:line="360" w:lineRule="auto"/>
+      </w:pPr>
+    </w:p>
     <w:p>
       <w:pPr>
         <w:pStyle w:val="Nagwek2"/>
@@ -5212,14 +5787,19 @@
           <w:ilvl w:val="1"/>
           <w:numId w:val="2"/>
         </w:numPr>
-      </w:pPr>
-      <w:bookmarkStart w:id="8" w:name="_Toc242216335"/>
+        <w:spacing w:line="360" w:lineRule="auto"/>
+      </w:pPr>
+      <w:bookmarkStart w:id="11" w:name="_Toc242641804"/>
       <w:r>
         <w:t>Augmentacja danych</w:t>
       </w:r>
-      <w:bookmarkEnd w:id="8"/>
-    </w:p>
-    <w:p/>
+      <w:bookmarkEnd w:id="11"/>
+    </w:p>
+    <w:p>
+      <w:pPr>
+        <w:spacing w:line="360" w:lineRule="auto"/>
+      </w:pPr>
+    </w:p>
     <w:p>
       <w:pPr>
         <w:pStyle w:val="Nagwek2"/>
@@ -5227,14 +5807,19 @@
           <w:ilvl w:val="1"/>
           <w:numId w:val="2"/>
         </w:numPr>
-      </w:pPr>
-      <w:bookmarkStart w:id="9" w:name="_Toc242216336"/>
+        <w:spacing w:line="360" w:lineRule="auto"/>
+      </w:pPr>
+      <w:bookmarkStart w:id="12" w:name="_Toc242641805"/>
       <w:r>
         <w:t>Miary jakości modeli</w:t>
       </w:r>
-      <w:bookmarkEnd w:id="9"/>
-    </w:p>
-    <w:p/>
+      <w:bookmarkEnd w:id="12"/>
+    </w:p>
+    <w:p>
+      <w:pPr>
+        <w:spacing w:line="360" w:lineRule="auto"/>
+      </w:pPr>
+    </w:p>
     <w:p>
       <w:pPr>
         <w:pStyle w:val="Nagwek2"/>
@@ -5242,14 +5827,19 @@
           <w:ilvl w:val="1"/>
           <w:numId w:val="2"/>
         </w:numPr>
-      </w:pPr>
-      <w:bookmarkStart w:id="10" w:name="_Toc242216337"/>
+        <w:spacing w:line="360" w:lineRule="auto"/>
+      </w:pPr>
+      <w:bookmarkStart w:id="13" w:name="_Toc242641806"/>
       <w:r>
         <w:t>Pewność predykcji i kalibracja</w:t>
       </w:r>
-      <w:bookmarkEnd w:id="10"/>
-    </w:p>
-    <w:p/>
+      <w:bookmarkEnd w:id="13"/>
+    </w:p>
+    <w:p>
+      <w:pPr>
+        <w:spacing w:line="360" w:lineRule="auto"/>
+      </w:pPr>
+    </w:p>
     <w:p>
       <w:pPr>
         <w:pStyle w:val="Nagwek1"/>
@@ -5257,14 +5847,20 @@
           <w:ilvl w:val="0"/>
           <w:numId w:val="2"/>
         </w:numPr>
-      </w:pPr>
-      <w:bookmarkStart w:id="11" w:name="_Toc242216338"/>
-      <w:r>
+        <w:spacing w:line="360" w:lineRule="auto"/>
+      </w:pPr>
+      <w:bookmarkStart w:id="14" w:name="_Toc242641807"/>
+      <w:r>
+        <w:lastRenderedPageBreak/>
         <w:t>Problem rozpoznawania kart</w:t>
       </w:r>
-      <w:bookmarkEnd w:id="11"/>
-    </w:p>
-    <w:p/>
+      <w:bookmarkEnd w:id="14"/>
+    </w:p>
+    <w:p>
+      <w:pPr>
+        <w:spacing w:line="360" w:lineRule="auto"/>
+      </w:pPr>
+    </w:p>
     <w:p>
       <w:pPr>
         <w:pStyle w:val="Nagwek2"/>
@@ -5272,14 +5868,19 @@
           <w:ilvl w:val="1"/>
           <w:numId w:val="2"/>
         </w:numPr>
-      </w:pPr>
-      <w:bookmarkStart w:id="12" w:name="_Toc242216339"/>
+        <w:spacing w:line="360" w:lineRule="auto"/>
+      </w:pPr>
+      <w:bookmarkStart w:id="15" w:name="_Toc242641808"/>
       <w:r>
         <w:t>Specyfika kart do gry</w:t>
       </w:r>
-      <w:bookmarkEnd w:id="12"/>
-    </w:p>
-    <w:p/>
+      <w:bookmarkEnd w:id="15"/>
+    </w:p>
+    <w:p>
+      <w:pPr>
+        <w:spacing w:line="360" w:lineRule="auto"/>
+      </w:pPr>
+    </w:p>
     <w:p>
       <w:pPr>
         <w:pStyle w:val="Nagwek2"/>
@@ -5287,14 +5888,19 @@
           <w:ilvl w:val="1"/>
           <w:numId w:val="2"/>
         </w:numPr>
-      </w:pPr>
-      <w:bookmarkStart w:id="13" w:name="_Toc242216340"/>
+        <w:spacing w:line="360" w:lineRule="auto"/>
+      </w:pPr>
+      <w:bookmarkStart w:id="16" w:name="_Toc242641809"/>
       <w:r>
         <w:t>Przegląd istniejących rozwiązań</w:t>
       </w:r>
-      <w:bookmarkEnd w:id="13"/>
-    </w:p>
-    <w:p/>
+      <w:bookmarkEnd w:id="16"/>
+    </w:p>
+    <w:p>
+      <w:pPr>
+        <w:spacing w:line="360" w:lineRule="auto"/>
+      </w:pPr>
+    </w:p>
     <w:p>
       <w:pPr>
         <w:pStyle w:val="Nagwek2"/>
@@ -5302,15 +5908,19 @@
           <w:ilvl w:val="1"/>
           <w:numId w:val="2"/>
         </w:numPr>
-      </w:pPr>
-      <w:bookmarkStart w:id="14" w:name="_Toc242216341"/>
-      <w:r>
-        <w:lastRenderedPageBreak/>
+        <w:spacing w:line="360" w:lineRule="auto"/>
+      </w:pPr>
+      <w:bookmarkStart w:id="17" w:name="_Toc242641810"/>
+      <w:r>
         <w:t>Metody klasyczne, a uczenie maszynowe</w:t>
       </w:r>
-      <w:bookmarkEnd w:id="14"/>
-    </w:p>
-    <w:p/>
+      <w:bookmarkEnd w:id="17"/>
+    </w:p>
+    <w:p>
+      <w:pPr>
+        <w:spacing w:line="360" w:lineRule="auto"/>
+      </w:pPr>
+    </w:p>
     <w:p>
       <w:pPr>
         <w:pStyle w:val="Nagwek1"/>
@@ -5318,14 +5928,19 @@
           <w:ilvl w:val="0"/>
           <w:numId w:val="2"/>
         </w:numPr>
-      </w:pPr>
-      <w:bookmarkStart w:id="15" w:name="_Toc242216342"/>
+        <w:spacing w:line="360" w:lineRule="auto"/>
+      </w:pPr>
+      <w:bookmarkStart w:id="18" w:name="_Toc242641811"/>
       <w:r>
         <w:t>Projekt systemu</w:t>
       </w:r>
-      <w:bookmarkEnd w:id="15"/>
-    </w:p>
-    <w:p/>
+      <w:bookmarkEnd w:id="18"/>
+    </w:p>
+    <w:p>
+      <w:pPr>
+        <w:spacing w:line="360" w:lineRule="auto"/>
+      </w:pPr>
+    </w:p>
     <w:p>
       <w:pPr>
         <w:pStyle w:val="Nagwek2"/>
@@ -5333,14 +5948,19 @@
           <w:ilvl w:val="1"/>
           <w:numId w:val="2"/>
         </w:numPr>
-      </w:pPr>
-      <w:bookmarkStart w:id="16" w:name="_Toc242216343"/>
+        <w:spacing w:line="360" w:lineRule="auto"/>
+      </w:pPr>
+      <w:bookmarkStart w:id="19" w:name="_Toc242641812"/>
       <w:r>
         <w:t>Wymagania</w:t>
       </w:r>
-      <w:bookmarkEnd w:id="16"/>
-    </w:p>
-    <w:p/>
+      <w:bookmarkEnd w:id="19"/>
+    </w:p>
+    <w:p>
+      <w:pPr>
+        <w:spacing w:line="360" w:lineRule="auto"/>
+      </w:pPr>
+    </w:p>
     <w:p>
       <w:pPr>
         <w:pStyle w:val="Nagwek2"/>
@@ -5348,14 +5968,19 @@
           <w:ilvl w:val="1"/>
           <w:numId w:val="2"/>
         </w:numPr>
-      </w:pPr>
-      <w:bookmarkStart w:id="17" w:name="_Toc242216344"/>
+        <w:spacing w:line="360" w:lineRule="auto"/>
+      </w:pPr>
+      <w:bookmarkStart w:id="20" w:name="_Toc242641813"/>
       <w:r>
         <w:t>Wybór architektury</w:t>
       </w:r>
-      <w:bookmarkEnd w:id="17"/>
-    </w:p>
-    <w:p/>
+      <w:bookmarkEnd w:id="20"/>
+    </w:p>
+    <w:p>
+      <w:pPr>
+        <w:spacing w:line="360" w:lineRule="auto"/>
+      </w:pPr>
+    </w:p>
     <w:p>
       <w:pPr>
         <w:pStyle w:val="Nagwek2"/>
@@ -5363,14 +5988,19 @@
           <w:ilvl w:val="1"/>
           <w:numId w:val="2"/>
         </w:numPr>
-      </w:pPr>
-      <w:bookmarkStart w:id="18" w:name="_Toc242216345"/>
+        <w:spacing w:line="360" w:lineRule="auto"/>
+      </w:pPr>
+      <w:bookmarkStart w:id="21" w:name="_Toc242641814"/>
       <w:r>
         <w:t>Przepływ przetwarzania obrazu</w:t>
       </w:r>
-      <w:bookmarkEnd w:id="18"/>
-    </w:p>
-    <w:p/>
+      <w:bookmarkEnd w:id="21"/>
+    </w:p>
+    <w:p>
+      <w:pPr>
+        <w:spacing w:line="360" w:lineRule="auto"/>
+      </w:pPr>
+    </w:p>
     <w:p>
       <w:pPr>
         <w:pStyle w:val="Nagwek2"/>
@@ -5378,14 +6008,19 @@
           <w:ilvl w:val="1"/>
           <w:numId w:val="2"/>
         </w:numPr>
-      </w:pPr>
-      <w:bookmarkStart w:id="19" w:name="_Toc242216346"/>
+        <w:spacing w:line="360" w:lineRule="auto"/>
+      </w:pPr>
+      <w:bookmarkStart w:id="22" w:name="_Toc242641815"/>
       <w:r>
         <w:t>Dobór technologii</w:t>
       </w:r>
-      <w:bookmarkEnd w:id="19"/>
-    </w:p>
-    <w:p/>
+      <w:bookmarkEnd w:id="22"/>
+    </w:p>
+    <w:p>
+      <w:pPr>
+        <w:spacing w:line="360" w:lineRule="auto"/>
+      </w:pPr>
+    </w:p>
     <w:p>
       <w:pPr>
         <w:pStyle w:val="Nagwek1"/>
@@ -5393,14 +6028,19 @@
           <w:ilvl w:val="0"/>
           <w:numId w:val="2"/>
         </w:numPr>
-      </w:pPr>
-      <w:bookmarkStart w:id="20" w:name="_Toc242216347"/>
+        <w:spacing w:line="360" w:lineRule="auto"/>
+      </w:pPr>
+      <w:bookmarkStart w:id="23" w:name="_Toc242641816"/>
       <w:r>
         <w:t>Dane</w:t>
       </w:r>
-      <w:bookmarkEnd w:id="20"/>
-    </w:p>
-    <w:p/>
+      <w:bookmarkEnd w:id="23"/>
+    </w:p>
+    <w:p>
+      <w:pPr>
+        <w:spacing w:line="360" w:lineRule="auto"/>
+      </w:pPr>
+    </w:p>
     <w:p>
       <w:pPr>
         <w:pStyle w:val="Nagwek2"/>
@@ -5408,17 +6048,22 @@
           <w:ilvl w:val="1"/>
           <w:numId w:val="2"/>
         </w:numPr>
-      </w:pPr>
-      <w:bookmarkStart w:id="21" w:name="_Toc242216348"/>
+        <w:spacing w:line="360" w:lineRule="auto"/>
+      </w:pPr>
+      <w:bookmarkStart w:id="24" w:name="_Toc242641817"/>
       <w:r>
         <w:t>Źródła danych</w:t>
       </w:r>
-      <w:bookmarkEnd w:id="21"/>
+      <w:bookmarkEnd w:id="24"/>
       <w:r>
         <w:t xml:space="preserve"> </w:t>
       </w:r>
     </w:p>
-    <w:p/>
+    <w:p>
+      <w:pPr>
+        <w:spacing w:line="360" w:lineRule="auto"/>
+      </w:pPr>
+    </w:p>
     <w:p>
       <w:pPr>
         <w:pStyle w:val="Nagwek2"/>
@@ -5426,14 +6071,19 @@
           <w:ilvl w:val="1"/>
           <w:numId w:val="2"/>
         </w:numPr>
-      </w:pPr>
-      <w:bookmarkStart w:id="22" w:name="_Toc242216349"/>
+        <w:spacing w:line="360" w:lineRule="auto"/>
+      </w:pPr>
+      <w:bookmarkStart w:id="25" w:name="_Toc242641818"/>
       <w:r>
         <w:t>Audyt zbiorów publicznych</w:t>
       </w:r>
-      <w:bookmarkEnd w:id="22"/>
-    </w:p>
-    <w:p/>
+      <w:bookmarkEnd w:id="25"/>
+    </w:p>
+    <w:p>
+      <w:pPr>
+        <w:spacing w:line="360" w:lineRule="auto"/>
+      </w:pPr>
+    </w:p>
     <w:p>
       <w:pPr>
         <w:pStyle w:val="Nagwek2"/>
@@ -5441,14 +6091,20 @@
           <w:ilvl w:val="1"/>
           <w:numId w:val="2"/>
         </w:numPr>
-      </w:pPr>
-      <w:bookmarkStart w:id="23" w:name="_Toc242216350"/>
-      <w:r>
+        <w:spacing w:line="360" w:lineRule="auto"/>
+      </w:pPr>
+      <w:bookmarkStart w:id="26" w:name="_Toc242641819"/>
+      <w:r>
+        <w:lastRenderedPageBreak/>
         <w:t>Dane syntetyczne</w:t>
       </w:r>
-      <w:bookmarkEnd w:id="23"/>
-    </w:p>
-    <w:p/>
+      <w:bookmarkEnd w:id="26"/>
+    </w:p>
+    <w:p>
+      <w:pPr>
+        <w:spacing w:line="360" w:lineRule="auto"/>
+      </w:pPr>
+    </w:p>
     <w:p>
       <w:pPr>
         <w:pStyle w:val="Nagwek2"/>
@@ -5456,14 +6112,19 @@
           <w:ilvl w:val="1"/>
           <w:numId w:val="2"/>
         </w:numPr>
-      </w:pPr>
-      <w:bookmarkStart w:id="24" w:name="_Toc242216351"/>
+        <w:spacing w:line="360" w:lineRule="auto"/>
+      </w:pPr>
+      <w:bookmarkStart w:id="27" w:name="_Toc242641820"/>
       <w:r>
         <w:t>Własny zbiór testowy</w:t>
       </w:r>
-      <w:bookmarkEnd w:id="24"/>
-    </w:p>
-    <w:p/>
+      <w:bookmarkEnd w:id="27"/>
+    </w:p>
+    <w:p>
+      <w:pPr>
+        <w:spacing w:line="360" w:lineRule="auto"/>
+      </w:pPr>
+    </w:p>
     <w:p>
       <w:pPr>
         <w:pStyle w:val="Nagwek2"/>
@@ -5471,14 +6132,19 @@
           <w:ilvl w:val="1"/>
           <w:numId w:val="2"/>
         </w:numPr>
-      </w:pPr>
-      <w:bookmarkStart w:id="25" w:name="_Toc242216352"/>
+        <w:spacing w:line="360" w:lineRule="auto"/>
+      </w:pPr>
+      <w:bookmarkStart w:id="28" w:name="_Toc242641821"/>
       <w:r>
         <w:t>Podział danych</w:t>
       </w:r>
-      <w:bookmarkEnd w:id="25"/>
-    </w:p>
-    <w:p/>
+      <w:bookmarkEnd w:id="28"/>
+    </w:p>
+    <w:p>
+      <w:pPr>
+        <w:spacing w:line="360" w:lineRule="auto"/>
+      </w:pPr>
+    </w:p>
     <w:p>
       <w:pPr>
         <w:pStyle w:val="Nagwek2"/>
@@ -5486,14 +6152,19 @@
           <w:ilvl w:val="1"/>
           <w:numId w:val="2"/>
         </w:numPr>
-      </w:pPr>
-      <w:bookmarkStart w:id="26" w:name="_Toc242216353"/>
+        <w:spacing w:line="360" w:lineRule="auto"/>
+      </w:pPr>
+      <w:bookmarkStart w:id="29" w:name="_Toc242641822"/>
       <w:r>
         <w:t>Augmentacja dla kart do gry</w:t>
       </w:r>
-      <w:bookmarkEnd w:id="26"/>
-    </w:p>
-    <w:p/>
+      <w:bookmarkEnd w:id="29"/>
+    </w:p>
+    <w:p>
+      <w:pPr>
+        <w:spacing w:line="360" w:lineRule="auto"/>
+      </w:pPr>
+    </w:p>
     <w:p>
       <w:pPr>
         <w:pStyle w:val="Nagwek1"/>
@@ -5501,15 +6172,19 @@
           <w:ilvl w:val="0"/>
           <w:numId w:val="2"/>
         </w:numPr>
-      </w:pPr>
-      <w:bookmarkStart w:id="27" w:name="_Toc242216354"/>
-      <w:r>
-        <w:lastRenderedPageBreak/>
+        <w:spacing w:line="360" w:lineRule="auto"/>
+      </w:pPr>
+      <w:bookmarkStart w:id="30" w:name="_Toc242641823"/>
+      <w:r>
         <w:t>Implementacja</w:t>
       </w:r>
-      <w:bookmarkEnd w:id="27"/>
-    </w:p>
-    <w:p/>
+      <w:bookmarkEnd w:id="30"/>
+    </w:p>
+    <w:p>
+      <w:pPr>
+        <w:spacing w:line="360" w:lineRule="auto"/>
+      </w:pPr>
+    </w:p>
     <w:p>
       <w:pPr>
         <w:pStyle w:val="Nagwek2"/>
@@ -5517,14 +6192,19 @@
           <w:ilvl w:val="1"/>
           <w:numId w:val="2"/>
         </w:numPr>
-      </w:pPr>
-      <w:bookmarkStart w:id="28" w:name="_Toc242216355"/>
+        <w:spacing w:line="360" w:lineRule="auto"/>
+      </w:pPr>
+      <w:bookmarkStart w:id="31" w:name="_Toc242641824"/>
       <w:r>
         <w:t>Detekcja kart</w:t>
       </w:r>
-      <w:bookmarkEnd w:id="28"/>
-    </w:p>
-    <w:p/>
+      <w:bookmarkEnd w:id="31"/>
+    </w:p>
+    <w:p>
+      <w:pPr>
+        <w:spacing w:line="360" w:lineRule="auto"/>
+      </w:pPr>
+    </w:p>
     <w:p>
       <w:pPr>
         <w:pStyle w:val="Nagwek2"/>
@@ -5532,14 +6212,19 @@
           <w:ilvl w:val="1"/>
           <w:numId w:val="2"/>
         </w:numPr>
-      </w:pPr>
-      <w:bookmarkStart w:id="29" w:name="_Toc242216356"/>
+        <w:spacing w:line="360" w:lineRule="auto"/>
+      </w:pPr>
+      <w:bookmarkStart w:id="32" w:name="_Toc242641825"/>
       <w:r>
         <w:t>Korekcja perspektywy</w:t>
       </w:r>
-      <w:bookmarkEnd w:id="29"/>
-    </w:p>
-    <w:p/>
+      <w:bookmarkEnd w:id="32"/>
+    </w:p>
+    <w:p>
+      <w:pPr>
+        <w:spacing w:line="360" w:lineRule="auto"/>
+      </w:pPr>
+    </w:p>
     <w:p>
       <w:pPr>
         <w:pStyle w:val="Nagwek2"/>
@@ -5547,14 +6232,19 @@
           <w:ilvl w:val="1"/>
           <w:numId w:val="2"/>
         </w:numPr>
-      </w:pPr>
-      <w:bookmarkStart w:id="30" w:name="_Toc242216357"/>
+        <w:spacing w:line="360" w:lineRule="auto"/>
+      </w:pPr>
+      <w:bookmarkStart w:id="33" w:name="_Toc242641826"/>
       <w:r>
         <w:t>Klasyfikatory i ich uczenie</w:t>
       </w:r>
-      <w:bookmarkEnd w:id="30"/>
-    </w:p>
-    <w:p/>
+      <w:bookmarkEnd w:id="33"/>
+    </w:p>
+    <w:p>
+      <w:pPr>
+        <w:spacing w:line="360" w:lineRule="auto"/>
+      </w:pPr>
+    </w:p>
     <w:p>
       <w:pPr>
         <w:pStyle w:val="Nagwek2"/>
@@ -5562,14 +6252,19 @@
           <w:ilvl w:val="1"/>
           <w:numId w:val="2"/>
         </w:numPr>
-      </w:pPr>
-      <w:bookmarkStart w:id="31" w:name="_Toc242216358"/>
+        <w:spacing w:line="360" w:lineRule="auto"/>
+      </w:pPr>
+      <w:bookmarkStart w:id="34" w:name="_Toc242641827"/>
       <w:r>
         <w:t>Kalibracja i odrzucanie niepewnych wyników</w:t>
       </w:r>
-      <w:bookmarkEnd w:id="31"/>
-    </w:p>
-    <w:p/>
+      <w:bookmarkEnd w:id="34"/>
+    </w:p>
+    <w:p>
+      <w:pPr>
+        <w:spacing w:line="360" w:lineRule="auto"/>
+      </w:pPr>
+    </w:p>
     <w:p>
       <w:pPr>
         <w:pStyle w:val="Nagwek2"/>
@@ -5577,14 +6272,19 @@
           <w:ilvl w:val="1"/>
           <w:numId w:val="2"/>
         </w:numPr>
-      </w:pPr>
-      <w:bookmarkStart w:id="32" w:name="_Toc242216359"/>
+        <w:spacing w:line="360" w:lineRule="auto"/>
+      </w:pPr>
+      <w:bookmarkStart w:id="35" w:name="_Toc242641828"/>
       <w:r>
         <w:t>Aplikacja i tryb kamery</w:t>
       </w:r>
-      <w:bookmarkEnd w:id="32"/>
-    </w:p>
-    <w:p/>
+      <w:bookmarkEnd w:id="35"/>
+    </w:p>
+    <w:p>
+      <w:pPr>
+        <w:spacing w:line="360" w:lineRule="auto"/>
+      </w:pPr>
+    </w:p>
     <w:p>
       <w:pPr>
         <w:pStyle w:val="Nagwek2"/>
@@ -5592,14 +6292,19 @@
           <w:ilvl w:val="1"/>
           <w:numId w:val="2"/>
         </w:numPr>
-      </w:pPr>
-      <w:bookmarkStart w:id="33" w:name="_Toc242216360"/>
+        <w:spacing w:line="360" w:lineRule="auto"/>
+      </w:pPr>
+      <w:bookmarkStart w:id="36" w:name="_Toc242641829"/>
       <w:r>
         <w:t>Testy i odtwarzalność</w:t>
       </w:r>
-      <w:bookmarkEnd w:id="33"/>
-    </w:p>
-    <w:p/>
+      <w:bookmarkEnd w:id="36"/>
+    </w:p>
+    <w:p>
+      <w:pPr>
+        <w:spacing w:line="360" w:lineRule="auto"/>
+      </w:pPr>
+    </w:p>
     <w:p>
       <w:pPr>
         <w:pStyle w:val="Nagwek1"/>
@@ -5607,14 +6312,19 @@
           <w:ilvl w:val="0"/>
           <w:numId w:val="2"/>
         </w:numPr>
-      </w:pPr>
-      <w:bookmarkStart w:id="34" w:name="_Toc242216361"/>
+        <w:spacing w:line="360" w:lineRule="auto"/>
+      </w:pPr>
+      <w:bookmarkStart w:id="37" w:name="_Toc242641830"/>
       <w:r>
         <w:t>Badania eksperymentalne</w:t>
       </w:r>
-      <w:bookmarkEnd w:id="34"/>
-    </w:p>
-    <w:p/>
+      <w:bookmarkEnd w:id="37"/>
+    </w:p>
+    <w:p>
+      <w:pPr>
+        <w:spacing w:line="360" w:lineRule="auto"/>
+      </w:pPr>
+    </w:p>
     <w:p>
       <w:pPr>
         <w:pStyle w:val="Nagwek2"/>
@@ -5622,14 +6332,20 @@
           <w:ilvl w:val="1"/>
           <w:numId w:val="2"/>
         </w:numPr>
-      </w:pPr>
-      <w:bookmarkStart w:id="35" w:name="_Toc242216362"/>
-      <w:r>
+        <w:spacing w:line="360" w:lineRule="auto"/>
+      </w:pPr>
+      <w:bookmarkStart w:id="38" w:name="_Toc242641831"/>
+      <w:r>
+        <w:lastRenderedPageBreak/>
         <w:t>Metodyka badań</w:t>
       </w:r>
-      <w:bookmarkEnd w:id="35"/>
-    </w:p>
-    <w:p/>
+      <w:bookmarkEnd w:id="38"/>
+    </w:p>
+    <w:p>
+      <w:pPr>
+        <w:spacing w:line="360" w:lineRule="auto"/>
+      </w:pPr>
+    </w:p>
     <w:p>
       <w:pPr>
         <w:pStyle w:val="Nagwek2"/>
@@ -5637,14 +6353,25 @@
           <w:ilvl w:val="1"/>
           <w:numId w:val="2"/>
         </w:numPr>
-      </w:pPr>
-      <w:bookmarkStart w:id="36" w:name="_Toc242216363"/>
-      <w:r>
-        <w:t>Architektura klasyfikatora (E1, E2, E3)</w:t>
-      </w:r>
-      <w:bookmarkEnd w:id="36"/>
-    </w:p>
-    <w:p/>
+        <w:spacing w:line="360" w:lineRule="auto"/>
+      </w:pPr>
+      <w:bookmarkStart w:id="39" w:name="_Toc242641832"/>
+      <w:r>
+        <w:t>Architektura klasyfikatora (E1, E2, E</w:t>
+      </w:r>
+      <w:r>
+        <w:t>8</w:t>
+      </w:r>
+      <w:r>
+        <w:t>)</w:t>
+      </w:r>
+      <w:bookmarkEnd w:id="39"/>
+    </w:p>
+    <w:p>
+      <w:pPr>
+        <w:spacing w:line="360" w:lineRule="auto"/>
+      </w:pPr>
+    </w:p>
     <w:p>
       <w:pPr>
         <w:pStyle w:val="Nagwek2"/>
@@ -5652,14 +6379,25 @@
           <w:ilvl w:val="1"/>
           <w:numId w:val="2"/>
         </w:numPr>
-      </w:pPr>
-      <w:bookmarkStart w:id="37" w:name="_Toc242216364"/>
-      <w:r>
-        <w:t>52 klasy, a figura i kolor (E3)</w:t>
-      </w:r>
-      <w:bookmarkEnd w:id="37"/>
-    </w:p>
-    <w:p/>
+        <w:spacing w:line="360" w:lineRule="auto"/>
+      </w:pPr>
+      <w:bookmarkStart w:id="40" w:name="_Toc242641833"/>
+      <w:r>
+        <w:t xml:space="preserve">52 klasy, a </w:t>
+      </w:r>
+      <w:r>
+        <w:t>wartość</w:t>
+      </w:r>
+      <w:r>
+        <w:t xml:space="preserve"> i kolor (E3)</w:t>
+      </w:r>
+      <w:bookmarkEnd w:id="40"/>
+    </w:p>
+    <w:p>
+      <w:pPr>
+        <w:spacing w:line="360" w:lineRule="auto"/>
+      </w:pPr>
+    </w:p>
     <w:p>
       <w:pPr>
         <w:pStyle w:val="Nagwek2"/>
@@ -5667,14 +6405,19 @@
           <w:ilvl w:val="1"/>
           <w:numId w:val="2"/>
         </w:numPr>
-      </w:pPr>
-      <w:bookmarkStart w:id="38" w:name="_Toc242216365"/>
+        <w:spacing w:line="360" w:lineRule="auto"/>
+      </w:pPr>
+      <w:bookmarkStart w:id="41" w:name="_Toc242641834"/>
       <w:r>
         <w:t>Augmentacja i korekcja perspektywy (E4, E5)</w:t>
       </w:r>
-      <w:bookmarkEnd w:id="38"/>
-    </w:p>
-    <w:p/>
+      <w:bookmarkEnd w:id="41"/>
+    </w:p>
+    <w:p>
+      <w:pPr>
+        <w:spacing w:line="360" w:lineRule="auto"/>
+      </w:pPr>
+    </w:p>
     <w:p>
       <w:pPr>
         <w:pStyle w:val="Nagwek2"/>
@@ -5682,14 +6425,19 @@
           <w:ilvl w:val="1"/>
           <w:numId w:val="2"/>
         </w:numPr>
-      </w:pPr>
-      <w:bookmarkStart w:id="39" w:name="_Toc242216366"/>
+        <w:spacing w:line="360" w:lineRule="auto"/>
+      </w:pPr>
+      <w:bookmarkStart w:id="42" w:name="_Toc242641835"/>
       <w:r>
         <w:t>Architektura systemu i detekcja (E6, E7, E12)</w:t>
       </w:r>
-      <w:bookmarkEnd w:id="39"/>
-    </w:p>
-    <w:p/>
+      <w:bookmarkEnd w:id="42"/>
+    </w:p>
+    <w:p>
+      <w:pPr>
+        <w:spacing w:line="360" w:lineRule="auto"/>
+      </w:pPr>
+    </w:p>
     <w:p>
       <w:pPr>
         <w:pStyle w:val="Nagwek2"/>
@@ -5697,14 +6445,19 @@
           <w:ilvl w:val="1"/>
           <w:numId w:val="2"/>
         </w:numPr>
-      </w:pPr>
-      <w:bookmarkStart w:id="40" w:name="_Toc242216367"/>
+        <w:spacing w:line="360" w:lineRule="auto"/>
+      </w:pPr>
+      <w:bookmarkStart w:id="43" w:name="_Toc242641836"/>
       <w:r>
         <w:t>Próg pewności (E9)</w:t>
       </w:r>
-      <w:bookmarkEnd w:id="40"/>
-    </w:p>
-    <w:p/>
+      <w:bookmarkEnd w:id="43"/>
+    </w:p>
+    <w:p>
+      <w:pPr>
+        <w:spacing w:line="360" w:lineRule="auto"/>
+      </w:pPr>
+    </w:p>
     <w:p>
       <w:pPr>
         <w:pStyle w:val="Nagwek2"/>
@@ -5712,15 +6465,19 @@
           <w:ilvl w:val="1"/>
           <w:numId w:val="2"/>
         </w:numPr>
-      </w:pPr>
-      <w:bookmarkStart w:id="41" w:name="_Toc242216368"/>
-      <w:r>
-        <w:lastRenderedPageBreak/>
+        <w:spacing w:line="360" w:lineRule="auto"/>
+      </w:pPr>
+      <w:bookmarkStart w:id="44" w:name="_Toc242641837"/>
+      <w:r>
         <w:t>Skuteczność całego systemu</w:t>
       </w:r>
-      <w:bookmarkEnd w:id="41"/>
-    </w:p>
-    <w:p/>
+      <w:bookmarkEnd w:id="44"/>
+    </w:p>
+    <w:p>
+      <w:pPr>
+        <w:spacing w:line="360" w:lineRule="auto"/>
+      </w:pPr>
+    </w:p>
     <w:p>
       <w:pPr>
         <w:pStyle w:val="Nagwek1"/>
@@ -5728,14 +6485,19 @@
           <w:ilvl w:val="0"/>
           <w:numId w:val="2"/>
         </w:numPr>
-      </w:pPr>
-      <w:bookmarkStart w:id="42" w:name="_Toc242216369"/>
+        <w:spacing w:line="360" w:lineRule="auto"/>
+      </w:pPr>
+      <w:bookmarkStart w:id="45" w:name="_Toc242641838"/>
       <w:r>
         <w:t>Analiza wyników</w:t>
       </w:r>
-      <w:bookmarkEnd w:id="42"/>
-    </w:p>
-    <w:p/>
+      <w:bookmarkEnd w:id="45"/>
+    </w:p>
+    <w:p>
+      <w:pPr>
+        <w:spacing w:line="360" w:lineRule="auto"/>
+      </w:pPr>
+    </w:p>
     <w:p>
       <w:pPr>
         <w:pStyle w:val="Nagwek2"/>
@@ -5743,14 +6505,19 @@
           <w:ilvl w:val="1"/>
           <w:numId w:val="2"/>
         </w:numPr>
-      </w:pPr>
-      <w:bookmarkStart w:id="43" w:name="_Toc242216370"/>
+        <w:spacing w:line="360" w:lineRule="auto"/>
+      </w:pPr>
+      <w:bookmarkStart w:id="46" w:name="_Toc242641839"/>
       <w:r>
         <w:t>Analiza pomyłek</w:t>
       </w:r>
-      <w:bookmarkEnd w:id="43"/>
-    </w:p>
-    <w:p/>
+      <w:bookmarkEnd w:id="46"/>
+    </w:p>
+    <w:p>
+      <w:pPr>
+        <w:spacing w:line="360" w:lineRule="auto"/>
+      </w:pPr>
+    </w:p>
     <w:p>
       <w:pPr>
         <w:pStyle w:val="Nagwek2"/>
@@ -5758,17 +6525,22 @@
           <w:ilvl w:val="1"/>
           <w:numId w:val="2"/>
         </w:numPr>
-      </w:pPr>
-      <w:bookmarkStart w:id="44" w:name="_Toc242216371"/>
+        <w:spacing w:line="360" w:lineRule="auto"/>
+      </w:pPr>
+      <w:bookmarkStart w:id="47" w:name="_Toc242641840"/>
       <w:r>
         <w:t>Odporność systemu</w:t>
       </w:r>
       <w:r>
         <w:t xml:space="preserve"> (E10)</w:t>
       </w:r>
-      <w:bookmarkEnd w:id="44"/>
-    </w:p>
-    <w:p/>
+      <w:bookmarkEnd w:id="47"/>
+    </w:p>
+    <w:p>
+      <w:pPr>
+        <w:spacing w:line="360" w:lineRule="auto"/>
+      </w:pPr>
+    </w:p>
     <w:p>
       <w:pPr>
         <w:pStyle w:val="Nagwek2"/>
@@ -5776,14 +6548,19 @@
           <w:ilvl w:val="1"/>
           <w:numId w:val="2"/>
         </w:numPr>
-      </w:pPr>
-      <w:bookmarkStart w:id="45" w:name="_Toc242216372"/>
+        <w:spacing w:line="360" w:lineRule="auto"/>
+      </w:pPr>
+      <w:bookmarkStart w:id="48" w:name="_Toc242641841"/>
       <w:r>
         <w:t>Dane publiczne, a rzeczywiste (E11)</w:t>
       </w:r>
-      <w:bookmarkEnd w:id="45"/>
-    </w:p>
-    <w:p/>
+      <w:bookmarkEnd w:id="48"/>
+    </w:p>
+    <w:p>
+      <w:pPr>
+        <w:spacing w:line="360" w:lineRule="auto"/>
+      </w:pPr>
+    </w:p>
     <w:p>
       <w:pPr>
         <w:pStyle w:val="Nagwek1"/>
@@ -5791,14 +6568,19 @@
           <w:ilvl w:val="0"/>
           <w:numId w:val="2"/>
         </w:numPr>
-      </w:pPr>
-      <w:bookmarkStart w:id="46" w:name="_Toc242216373"/>
+        <w:spacing w:line="360" w:lineRule="auto"/>
+      </w:pPr>
+      <w:bookmarkStart w:id="49" w:name="_Toc242641842"/>
       <w:r>
         <w:t>Ograniczenia i kierunki rozwoju</w:t>
       </w:r>
-      <w:bookmarkEnd w:id="46"/>
-    </w:p>
-    <w:p/>
+      <w:bookmarkEnd w:id="49"/>
+    </w:p>
+    <w:p>
+      <w:pPr>
+        <w:spacing w:line="360" w:lineRule="auto"/>
+      </w:pPr>
+    </w:p>
     <w:p>
       <w:pPr>
         <w:pStyle w:val="Nagwek1"/>
@@ -5806,32 +6588,59 @@
           <w:ilvl w:val="0"/>
           <w:numId w:val="2"/>
         </w:numPr>
-      </w:pPr>
-      <w:bookmarkStart w:id="47" w:name="_Toc242216374"/>
-      <w:r>
+        <w:spacing w:line="360" w:lineRule="auto"/>
+      </w:pPr>
+      <w:bookmarkStart w:id="50" w:name="_Toc242641843"/>
+      <w:r>
+        <w:lastRenderedPageBreak/>
         <w:t>Podsumowanie</w:t>
       </w:r>
-      <w:bookmarkEnd w:id="47"/>
+      <w:bookmarkEnd w:id="50"/>
       <w:r>
         <w:t xml:space="preserve"> </w:t>
       </w:r>
     </w:p>
-    <w:p/>
+    <w:p>
+      <w:pPr>
+        <w:spacing w:line="360" w:lineRule="auto"/>
+      </w:pPr>
+    </w:p>
     <w:p>
       <w:pPr>
         <w:pStyle w:val="Nagwek1"/>
-      </w:pPr>
-      <w:bookmarkStart w:id="48" w:name="_Toc242216375"/>
+        <w:spacing w:line="360" w:lineRule="auto"/>
+      </w:pPr>
+      <w:bookmarkStart w:id="51" w:name="_Toc242641844"/>
       <w:r>
         <w:t>Bibliografia</w:t>
       </w:r>
-      <w:bookmarkEnd w:id="48"/>
-    </w:p>
-    <w:p/>
-    <w:p/>
-    <w:p/>
-    <w:p/>
-    <w:p/>
+      <w:bookmarkEnd w:id="51"/>
+    </w:p>
+    <w:p>
+      <w:pPr>
+        <w:spacing w:line="360" w:lineRule="auto"/>
+      </w:pPr>
+    </w:p>
+    <w:p>
+      <w:pPr>
+        <w:spacing w:line="360" w:lineRule="auto"/>
+      </w:pPr>
+    </w:p>
+    <w:p>
+      <w:pPr>
+        <w:spacing w:line="360" w:lineRule="auto"/>
+      </w:pPr>
+    </w:p>
+    <w:p>
+      <w:pPr>
+        <w:spacing w:line="360" w:lineRule="auto"/>
+      </w:pPr>
+    </w:p>
+    <w:p>
+      <w:pPr>
+        <w:spacing w:line="360" w:lineRule="auto"/>
+      </w:pPr>
+    </w:p>
     <w:sectPr>
       <w:pgSz w:w="11906" w:h="16838"/>
       <w:pgMar w:top="1417" w:right="1417" w:bottom="1417" w:left="1417" w:header="708" w:footer="708" w:gutter="0"/>
@@ -5897,6 +6706,345 @@
 <file path=word/numbering.xml><?xml version="1.0" encoding="utf-8"?>
 <w:numbering xmlns:wpc="http://schemas.microsoft.com/office/word/2010/wordprocessingCanvas" xmlns:cx="http://schemas.microsoft.com/office/drawing/2014/chartex" xmlns:cx1="http://schemas.microsoft.com/office/drawing/2015/9/8/chartex" xmlns:cx2="http://schemas.microsoft.com/office/drawing/2015/10/21/chartex" xmlns:cx3="http://schemas.microsoft.com/office/drawing/2016/5/9/chartex" xmlns:cx4="http://schemas.microsoft.com/office/drawing/2016/5/10/chartex" xmlns:cx5="http://schemas.microsoft.com/office/drawing/2016/5/11/chartex" xmlns:cx6="http://schemas.microsoft.com/office/drawing/2016/5/12/chartex" xmlns:cx7="http://schemas.microsoft.com/office/drawing/2016/5/13/chartex" xmlns:cx8="http://schemas.microsoft.com/office/drawing/2016/5/14/chartex" xmlns:mc="http://schemas.openxmlformats.org/markup-compatibility/2006" xmlns:aink="http://schemas.microsoft.com/office/drawing/2016/ink" xmlns:am3d="http://schemas.microsoft.com/office/drawing/2017/model3d" xmlns:o="urn:schemas-microsoft-com:office:office" xmlns:oel="http://schemas.microsoft.com/office/2019/extlst" xmlns:r="http://schemas.openxmlformats.org/officeDocument/2006/relationships" xmlns:m="http://schemas.openxmlformats.org/officeDocument/2006/math" xmlns:v="urn:schemas-microsoft-com:vml" xmlns:wp14="http://schemas.microsoft.com/office/word/2010/wordprocessingDrawing" xmlns:wp="http://schemas.openxmlformats.org/drawingml/2006/wordprocessingDrawing" xmlns:w10="urn:schemas-microsoft-com:office:word" xmlns:w="http://schemas.openxmlformats.org/wordprocessingml/2006/main" xmlns:w14="http://schemas.microsoft.com/office/word/2010/wordml" xmlns:w15="http://schemas.microsoft.com/office/word/2012/wordml" xmlns:w16cex="http://schemas.microsoft.com/office/word/2018/wordml/cex" xmlns:w16cid="http://schemas.microsoft.com/office/word/2016/wordml/cid" xmlns:w16="http://schemas.microsoft.com/office/word/2018/wordml" xmlns:w16du="http://schemas.microsoft.com/office/word/2023/wordml/word16du" xmlns:w16sdtdh="http://schemas.microsoft.com/office/word/2020/wordml/sdtdatahash" xmlns:w16sdtfl="http://schemas.microsoft.com/office/word/2024/wordml/sdtformatlock" xmlns:w16se="http://schemas.microsoft.com/office/word/2015/wordml/symex" xmlns:wpg="http://schemas.microsoft.com/office/word/2010/wordprocessingGroup" xmlns:wpi="http://schemas.microsoft.com/office/word/2010/wordprocessingInk" xmlns:wne="http://schemas.microsoft.com/office/word/2006/wordml" xmlns:wps="http://schemas.microsoft.com/office/word/2010/wordprocessingShape" mc:Ignorable="w14 w15 w16se w16cid w16 w16cex w16sdtdh w16sdtfl w16du wp14">
   <w:abstractNum w:abstractNumId="0" w15:restartNumberingAfterBreak="0">
+    <w:nsid w:val="04223671"/>
+    <w:multiLevelType w:val="hybridMultilevel"/>
+    <w:tmpl w:val="98A22EDA"/>
+    <w:lvl w:ilvl="0" w:tplc="04150001">
+      <w:start w:val="1"/>
+      <w:numFmt w:val="bullet"/>
+      <w:lvlText w:val=""/>
+      <w:lvlJc w:val="left"/>
+      <w:pPr>
+        <w:ind w:left="720" w:hanging="360"/>
+      </w:pPr>
+      <w:rPr>
+        <w:rFonts w:ascii="Symbol" w:hAnsi="Symbol" w:hint="default"/>
+      </w:rPr>
+    </w:lvl>
+    <w:lvl w:ilvl="1" w:tplc="04150003" w:tentative="1">
+      <w:start w:val="1"/>
+      <w:numFmt w:val="bullet"/>
+      <w:lvlText w:val="o"/>
+      <w:lvlJc w:val="left"/>
+      <w:pPr>
+        <w:ind w:left="1440" w:hanging="360"/>
+      </w:pPr>
+      <w:rPr>
+        <w:rFonts w:ascii="Courier New" w:hAnsi="Courier New" w:cs="Courier New" w:hint="default"/>
+      </w:rPr>
+    </w:lvl>
+    <w:lvl w:ilvl="2" w:tplc="04150005" w:tentative="1">
+      <w:start w:val="1"/>
+      <w:numFmt w:val="bullet"/>
+      <w:lvlText w:val=""/>
+      <w:lvlJc w:val="left"/>
+      <w:pPr>
+        <w:ind w:left="2160" w:hanging="360"/>
+      </w:pPr>
+      <w:rPr>
+        <w:rFonts w:ascii="Wingdings" w:hAnsi="Wingdings" w:hint="default"/>
+      </w:rPr>
+    </w:lvl>
+    <w:lvl w:ilvl="3" w:tplc="04150001" w:tentative="1">
+      <w:start w:val="1"/>
+      <w:numFmt w:val="bullet"/>
+      <w:lvlText w:val=""/>
+      <w:lvlJc w:val="left"/>
+      <w:pPr>
+        <w:ind w:left="2880" w:hanging="360"/>
+      </w:pPr>
+      <w:rPr>
+        <w:rFonts w:ascii="Symbol" w:hAnsi="Symbol" w:hint="default"/>
+      </w:rPr>
+    </w:lvl>
+    <w:lvl w:ilvl="4" w:tplc="04150003" w:tentative="1">
+      <w:start w:val="1"/>
+      <w:numFmt w:val="bullet"/>
+      <w:lvlText w:val="o"/>
+      <w:lvlJc w:val="left"/>
+      <w:pPr>
+        <w:ind w:left="3600" w:hanging="360"/>
+      </w:pPr>
+      <w:rPr>
+        <w:rFonts w:ascii="Courier New" w:hAnsi="Courier New" w:cs="Courier New" w:hint="default"/>
+      </w:rPr>
+    </w:lvl>
+    <w:lvl w:ilvl="5" w:tplc="04150005" w:tentative="1">
+      <w:start w:val="1"/>
+      <w:numFmt w:val="bullet"/>
+      <w:lvlText w:val=""/>
+      <w:lvlJc w:val="left"/>
+      <w:pPr>
+        <w:ind w:left="4320" w:hanging="360"/>
+      </w:pPr>
+      <w:rPr>
+        <w:rFonts w:ascii="Wingdings" w:hAnsi="Wingdings" w:hint="default"/>
+      </w:rPr>
+    </w:lvl>
+    <w:lvl w:ilvl="6" w:tplc="04150001" w:tentative="1">
+      <w:start w:val="1"/>
+      <w:numFmt w:val="bullet"/>
+      <w:lvlText w:val=""/>
+      <w:lvlJc w:val="left"/>
+      <w:pPr>
+        <w:ind w:left="5040" w:hanging="360"/>
+      </w:pPr>
+      <w:rPr>
+        <w:rFonts w:ascii="Symbol" w:hAnsi="Symbol" w:hint="default"/>
+      </w:rPr>
+    </w:lvl>
+    <w:lvl w:ilvl="7" w:tplc="04150003" w:tentative="1">
+      <w:start w:val="1"/>
+      <w:numFmt w:val="bullet"/>
+      <w:lvlText w:val="o"/>
+      <w:lvlJc w:val="left"/>
+      <w:pPr>
+        <w:ind w:left="5760" w:hanging="360"/>
+      </w:pPr>
+      <w:rPr>
+        <w:rFonts w:ascii="Courier New" w:hAnsi="Courier New" w:cs="Courier New" w:hint="default"/>
+      </w:rPr>
+    </w:lvl>
+    <w:lvl w:ilvl="8" w:tplc="04150005" w:tentative="1">
+      <w:start w:val="1"/>
+      <w:numFmt w:val="bullet"/>
+      <w:lvlText w:val=""/>
+      <w:lvlJc w:val="left"/>
+      <w:pPr>
+        <w:ind w:left="6480" w:hanging="360"/>
+      </w:pPr>
+      <w:rPr>
+        <w:rFonts w:ascii="Wingdings" w:hAnsi="Wingdings" w:hint="default"/>
+      </w:rPr>
+    </w:lvl>
+  </w:abstractNum>
+  <w:abstractNum w:abstractNumId="1" w15:restartNumberingAfterBreak="0">
+    <w:nsid w:val="2B7E4DDF"/>
+    <w:multiLevelType w:val="hybridMultilevel"/>
+    <w:tmpl w:val="34261E08"/>
+    <w:lvl w:ilvl="0" w:tplc="04150001">
+      <w:start w:val="1"/>
+      <w:numFmt w:val="bullet"/>
+      <w:lvlText w:val=""/>
+      <w:lvlJc w:val="left"/>
+      <w:pPr>
+        <w:ind w:left="720" w:hanging="360"/>
+      </w:pPr>
+      <w:rPr>
+        <w:rFonts w:ascii="Symbol" w:hAnsi="Symbol" w:hint="default"/>
+      </w:rPr>
+    </w:lvl>
+    <w:lvl w:ilvl="1" w:tplc="04150003" w:tentative="1">
+      <w:start w:val="1"/>
+      <w:numFmt w:val="bullet"/>
+      <w:lvlText w:val="o"/>
+      <w:lvlJc w:val="left"/>
+      <w:pPr>
+        <w:ind w:left="1440" w:hanging="360"/>
+      </w:pPr>
+      <w:rPr>
+        <w:rFonts w:ascii="Courier New" w:hAnsi="Courier New" w:cs="Courier New" w:hint="default"/>
+      </w:rPr>
+    </w:lvl>
+    <w:lvl w:ilvl="2" w:tplc="04150005" w:tentative="1">
+      <w:start w:val="1"/>
+      <w:numFmt w:val="bullet"/>
+      <w:lvlText w:val=""/>
+      <w:lvlJc w:val="left"/>
+      <w:pPr>
+        <w:ind w:left="2160" w:hanging="360"/>
+      </w:pPr>
+      <w:rPr>
+        <w:rFonts w:ascii="Wingdings" w:hAnsi="Wingdings" w:hint="default"/>
+      </w:rPr>
+    </w:lvl>
+    <w:lvl w:ilvl="3" w:tplc="04150001" w:tentative="1">
+      <w:start w:val="1"/>
+      <w:numFmt w:val="bullet"/>
+      <w:lvlText w:val=""/>
+      <w:lvlJc w:val="left"/>
+      <w:pPr>
+        <w:ind w:left="2880" w:hanging="360"/>
+      </w:pPr>
+      <w:rPr>
+        <w:rFonts w:ascii="Symbol" w:hAnsi="Symbol" w:hint="default"/>
+      </w:rPr>
+    </w:lvl>
+    <w:lvl w:ilvl="4" w:tplc="04150003" w:tentative="1">
+      <w:start w:val="1"/>
+      <w:numFmt w:val="bullet"/>
+      <w:lvlText w:val="o"/>
+      <w:lvlJc w:val="left"/>
+      <w:pPr>
+        <w:ind w:left="3600" w:hanging="360"/>
+      </w:pPr>
+      <w:rPr>
+        <w:rFonts w:ascii="Courier New" w:hAnsi="Courier New" w:cs="Courier New" w:hint="default"/>
+      </w:rPr>
+    </w:lvl>
+    <w:lvl w:ilvl="5" w:tplc="04150005" w:tentative="1">
+      <w:start w:val="1"/>
+      <w:numFmt w:val="bullet"/>
+      <w:lvlText w:val=""/>
+      <w:lvlJc w:val="left"/>
+      <w:pPr>
+        <w:ind w:left="4320" w:hanging="360"/>
+      </w:pPr>
+      <w:rPr>
+        <w:rFonts w:ascii="Wingdings" w:hAnsi="Wingdings" w:hint="default"/>
+      </w:rPr>
+    </w:lvl>
+    <w:lvl w:ilvl="6" w:tplc="04150001" w:tentative="1">
+      <w:start w:val="1"/>
+      <w:numFmt w:val="bullet"/>
+      <w:lvlText w:val=""/>
+      <w:lvlJc w:val="left"/>
+      <w:pPr>
+        <w:ind w:left="5040" w:hanging="360"/>
+      </w:pPr>
+      <w:rPr>
+        <w:rFonts w:ascii="Symbol" w:hAnsi="Symbol" w:hint="default"/>
+      </w:rPr>
+    </w:lvl>
+    <w:lvl w:ilvl="7" w:tplc="04150003" w:tentative="1">
+      <w:start w:val="1"/>
+      <w:numFmt w:val="bullet"/>
+      <w:lvlText w:val="o"/>
+      <w:lvlJc w:val="left"/>
+      <w:pPr>
+        <w:ind w:left="5760" w:hanging="360"/>
+      </w:pPr>
+      <w:rPr>
+        <w:rFonts w:ascii="Courier New" w:hAnsi="Courier New" w:cs="Courier New" w:hint="default"/>
+      </w:rPr>
+    </w:lvl>
+    <w:lvl w:ilvl="8" w:tplc="04150005" w:tentative="1">
+      <w:start w:val="1"/>
+      <w:numFmt w:val="bullet"/>
+      <w:lvlText w:val=""/>
+      <w:lvlJc w:val="left"/>
+      <w:pPr>
+        <w:ind w:left="6480" w:hanging="360"/>
+      </w:pPr>
+      <w:rPr>
+        <w:rFonts w:ascii="Wingdings" w:hAnsi="Wingdings" w:hint="default"/>
+      </w:rPr>
+    </w:lvl>
+  </w:abstractNum>
+  <w:abstractNum w:abstractNumId="2" w15:restartNumberingAfterBreak="0">
+    <w:nsid w:val="342478B2"/>
+    <w:multiLevelType w:val="hybridMultilevel"/>
+    <w:tmpl w:val="477CE79A"/>
+    <w:lvl w:ilvl="0" w:tplc="04150001">
+      <w:start w:val="1"/>
+      <w:numFmt w:val="bullet"/>
+      <w:lvlText w:val=""/>
+      <w:lvlJc w:val="left"/>
+      <w:pPr>
+        <w:ind w:left="720" w:hanging="360"/>
+      </w:pPr>
+      <w:rPr>
+        <w:rFonts w:ascii="Symbol" w:hAnsi="Symbol" w:hint="default"/>
+      </w:rPr>
+    </w:lvl>
+    <w:lvl w:ilvl="1" w:tplc="04150003" w:tentative="1">
+      <w:start w:val="1"/>
+      <w:numFmt w:val="bullet"/>
+      <w:lvlText w:val="o"/>
+      <w:lvlJc w:val="left"/>
+      <w:pPr>
+        <w:ind w:left="1440" w:hanging="360"/>
+      </w:pPr>
+      <w:rPr>
+        <w:rFonts w:ascii="Courier New" w:hAnsi="Courier New" w:cs="Courier New" w:hint="default"/>
+      </w:rPr>
+    </w:lvl>
+    <w:lvl w:ilvl="2" w:tplc="04150005" w:tentative="1">
+      <w:start w:val="1"/>
+      <w:numFmt w:val="bullet"/>
+      <w:lvlText w:val=""/>
+      <w:lvlJc w:val="left"/>
+      <w:pPr>
+        <w:ind w:left="2160" w:hanging="360"/>
+      </w:pPr>
+      <w:rPr>
+        <w:rFonts w:ascii="Wingdings" w:hAnsi="Wingdings" w:hint="default"/>
+      </w:rPr>
+    </w:lvl>
+    <w:lvl w:ilvl="3" w:tplc="04150001" w:tentative="1">
+      <w:start w:val="1"/>
+      <w:numFmt w:val="bullet"/>
+      <w:lvlText w:val=""/>
+      <w:lvlJc w:val="left"/>
+      <w:pPr>
+        <w:ind w:left="2880" w:hanging="360"/>
+      </w:pPr>
+      <w:rPr>
+        <w:rFonts w:ascii="Symbol" w:hAnsi="Symbol" w:hint="default"/>
+      </w:rPr>
+    </w:lvl>
+    <w:lvl w:ilvl="4" w:tplc="04150003" w:tentative="1">
+      <w:start w:val="1"/>
+      <w:numFmt w:val="bullet"/>
+      <w:lvlText w:val="o"/>
+      <w:lvlJc w:val="left"/>
+      <w:pPr>
+        <w:ind w:left="3600" w:hanging="360"/>
+      </w:pPr>
+      <w:rPr>
+        <w:rFonts w:ascii="Courier New" w:hAnsi="Courier New" w:cs="Courier New" w:hint="default"/>
+      </w:rPr>
+    </w:lvl>
+    <w:lvl w:ilvl="5" w:tplc="04150005" w:tentative="1">
+      <w:start w:val="1"/>
+      <w:numFmt w:val="bullet"/>
+      <w:lvlText w:val=""/>
+      <w:lvlJc w:val="left"/>
+      <w:pPr>
+        <w:ind w:left="4320" w:hanging="360"/>
+      </w:pPr>
+      <w:rPr>
+        <w:rFonts w:ascii="Wingdings" w:hAnsi="Wingdings" w:hint="default"/>
+      </w:rPr>
+    </w:lvl>
+    <w:lvl w:ilvl="6" w:tplc="04150001" w:tentative="1">
+      <w:start w:val="1"/>
+      <w:numFmt w:val="bullet"/>
+      <w:lvlText w:val=""/>
+      <w:lvlJc w:val="left"/>
+      <w:pPr>
+        <w:ind w:left="5040" w:hanging="360"/>
+      </w:pPr>
+      <w:rPr>
+        <w:rFonts w:ascii="Symbol" w:hAnsi="Symbol" w:hint="default"/>
+      </w:rPr>
+    </w:lvl>
+    <w:lvl w:ilvl="7" w:tplc="04150003" w:tentative="1">
+      <w:start w:val="1"/>
+      <w:numFmt w:val="bullet"/>
+      <w:lvlText w:val="o"/>
+      <w:lvlJc w:val="left"/>
+      <w:pPr>
+        <w:ind w:left="5760" w:hanging="360"/>
+      </w:pPr>
+      <w:rPr>
+        <w:rFonts w:ascii="Courier New" w:hAnsi="Courier New" w:cs="Courier New" w:hint="default"/>
+      </w:rPr>
+    </w:lvl>
+    <w:lvl w:ilvl="8" w:tplc="04150005" w:tentative="1">
+      <w:start w:val="1"/>
+      <w:numFmt w:val="bullet"/>
+      <w:lvlText w:val=""/>
+      <w:lvlJc w:val="left"/>
+      <w:pPr>
+        <w:ind w:left="6480" w:hanging="360"/>
+      </w:pPr>
+      <w:rPr>
+        <w:rFonts w:ascii="Wingdings" w:hAnsi="Wingdings" w:hint="default"/>
+      </w:rPr>
+    </w:lvl>
+  </w:abstractNum>
+  <w:abstractNum w:abstractNumId="3" w15:restartNumberingAfterBreak="0">
     <w:nsid w:val="35CF7468"/>
     <w:multiLevelType w:val="multilevel"/>
     <w:tmpl w:val="5B7E601A"/>
@@ -6017,7 +7165,346 @@
       </w:rPr>
     </w:lvl>
   </w:abstractNum>
-  <w:abstractNum w:abstractNumId="1" w15:restartNumberingAfterBreak="0">
+  <w:abstractNum w:abstractNumId="4" w15:restartNumberingAfterBreak="0">
+    <w:nsid w:val="405962FD"/>
+    <w:multiLevelType w:val="hybridMultilevel"/>
+    <w:tmpl w:val="A40CD1FC"/>
+    <w:lvl w:ilvl="0" w:tplc="04150001">
+      <w:start w:val="1"/>
+      <w:numFmt w:val="bullet"/>
+      <w:lvlText w:val=""/>
+      <w:lvlJc w:val="left"/>
+      <w:pPr>
+        <w:ind w:left="720" w:hanging="360"/>
+      </w:pPr>
+      <w:rPr>
+        <w:rFonts w:ascii="Symbol" w:hAnsi="Symbol" w:hint="default"/>
+      </w:rPr>
+    </w:lvl>
+    <w:lvl w:ilvl="1" w:tplc="04150003" w:tentative="1">
+      <w:start w:val="1"/>
+      <w:numFmt w:val="bullet"/>
+      <w:lvlText w:val="o"/>
+      <w:lvlJc w:val="left"/>
+      <w:pPr>
+        <w:ind w:left="1440" w:hanging="360"/>
+      </w:pPr>
+      <w:rPr>
+        <w:rFonts w:ascii="Courier New" w:hAnsi="Courier New" w:cs="Courier New" w:hint="default"/>
+      </w:rPr>
+    </w:lvl>
+    <w:lvl w:ilvl="2" w:tplc="04150005" w:tentative="1">
+      <w:start w:val="1"/>
+      <w:numFmt w:val="bullet"/>
+      <w:lvlText w:val=""/>
+      <w:lvlJc w:val="left"/>
+      <w:pPr>
+        <w:ind w:left="2160" w:hanging="360"/>
+      </w:pPr>
+      <w:rPr>
+        <w:rFonts w:ascii="Wingdings" w:hAnsi="Wingdings" w:hint="default"/>
+      </w:rPr>
+    </w:lvl>
+    <w:lvl w:ilvl="3" w:tplc="04150001" w:tentative="1">
+      <w:start w:val="1"/>
+      <w:numFmt w:val="bullet"/>
+      <w:lvlText w:val=""/>
+      <w:lvlJc w:val="left"/>
+      <w:pPr>
+        <w:ind w:left="2880" w:hanging="360"/>
+      </w:pPr>
+      <w:rPr>
+        <w:rFonts w:ascii="Symbol" w:hAnsi="Symbol" w:hint="default"/>
+      </w:rPr>
+    </w:lvl>
+    <w:lvl w:ilvl="4" w:tplc="04150003" w:tentative="1">
+      <w:start w:val="1"/>
+      <w:numFmt w:val="bullet"/>
+      <w:lvlText w:val="o"/>
+      <w:lvlJc w:val="left"/>
+      <w:pPr>
+        <w:ind w:left="3600" w:hanging="360"/>
+      </w:pPr>
+      <w:rPr>
+        <w:rFonts w:ascii="Courier New" w:hAnsi="Courier New" w:cs="Courier New" w:hint="default"/>
+      </w:rPr>
+    </w:lvl>
+    <w:lvl w:ilvl="5" w:tplc="04150005" w:tentative="1">
+      <w:start w:val="1"/>
+      <w:numFmt w:val="bullet"/>
+      <w:lvlText w:val=""/>
+      <w:lvlJc w:val="left"/>
+      <w:pPr>
+        <w:ind w:left="4320" w:hanging="360"/>
+      </w:pPr>
+      <w:rPr>
+        <w:rFonts w:ascii="Wingdings" w:hAnsi="Wingdings" w:hint="default"/>
+      </w:rPr>
+    </w:lvl>
+    <w:lvl w:ilvl="6" w:tplc="04150001" w:tentative="1">
+      <w:start w:val="1"/>
+      <w:numFmt w:val="bullet"/>
+      <w:lvlText w:val=""/>
+      <w:lvlJc w:val="left"/>
+      <w:pPr>
+        <w:ind w:left="5040" w:hanging="360"/>
+      </w:pPr>
+      <w:rPr>
+        <w:rFonts w:ascii="Symbol" w:hAnsi="Symbol" w:hint="default"/>
+      </w:rPr>
+    </w:lvl>
+    <w:lvl w:ilvl="7" w:tplc="04150003" w:tentative="1">
+      <w:start w:val="1"/>
+      <w:numFmt w:val="bullet"/>
+      <w:lvlText w:val="o"/>
+      <w:lvlJc w:val="left"/>
+      <w:pPr>
+        <w:ind w:left="5760" w:hanging="360"/>
+      </w:pPr>
+      <w:rPr>
+        <w:rFonts w:ascii="Courier New" w:hAnsi="Courier New" w:cs="Courier New" w:hint="default"/>
+      </w:rPr>
+    </w:lvl>
+    <w:lvl w:ilvl="8" w:tplc="04150005" w:tentative="1">
+      <w:start w:val="1"/>
+      <w:numFmt w:val="bullet"/>
+      <w:lvlText w:val=""/>
+      <w:lvlJc w:val="left"/>
+      <w:pPr>
+        <w:ind w:left="6480" w:hanging="360"/>
+      </w:pPr>
+      <w:rPr>
+        <w:rFonts w:ascii="Wingdings" w:hAnsi="Wingdings" w:hint="default"/>
+      </w:rPr>
+    </w:lvl>
+  </w:abstractNum>
+  <w:abstractNum w:abstractNumId="5" w15:restartNumberingAfterBreak="0">
+    <w:nsid w:val="4F7B6FB7"/>
+    <w:multiLevelType w:val="hybridMultilevel"/>
+    <w:tmpl w:val="37A8949C"/>
+    <w:lvl w:ilvl="0" w:tplc="04150001">
+      <w:start w:val="1"/>
+      <w:numFmt w:val="bullet"/>
+      <w:lvlText w:val=""/>
+      <w:lvlJc w:val="left"/>
+      <w:pPr>
+        <w:ind w:left="720" w:hanging="360"/>
+      </w:pPr>
+      <w:rPr>
+        <w:rFonts w:ascii="Symbol" w:hAnsi="Symbol" w:hint="default"/>
+      </w:rPr>
+    </w:lvl>
+    <w:lvl w:ilvl="1" w:tplc="04150003" w:tentative="1">
+      <w:start w:val="1"/>
+      <w:numFmt w:val="bullet"/>
+      <w:lvlText w:val="o"/>
+      <w:lvlJc w:val="left"/>
+      <w:pPr>
+        <w:ind w:left="1440" w:hanging="360"/>
+      </w:pPr>
+      <w:rPr>
+        <w:rFonts w:ascii="Courier New" w:hAnsi="Courier New" w:cs="Courier New" w:hint="default"/>
+      </w:rPr>
+    </w:lvl>
+    <w:lvl w:ilvl="2" w:tplc="04150005" w:tentative="1">
+      <w:start w:val="1"/>
+      <w:numFmt w:val="bullet"/>
+      <w:lvlText w:val=""/>
+      <w:lvlJc w:val="left"/>
+      <w:pPr>
+        <w:ind w:left="2160" w:hanging="360"/>
+      </w:pPr>
+      <w:rPr>
+        <w:rFonts w:ascii="Wingdings" w:hAnsi="Wingdings" w:hint="default"/>
+      </w:rPr>
+    </w:lvl>
+    <w:lvl w:ilvl="3" w:tplc="04150001" w:tentative="1">
+      <w:start w:val="1"/>
+      <w:numFmt w:val="bullet"/>
+      <w:lvlText w:val=""/>
+      <w:lvlJc w:val="left"/>
+      <w:pPr>
+        <w:ind w:left="2880" w:hanging="360"/>
+      </w:pPr>
+      <w:rPr>
+        <w:rFonts w:ascii="Symbol" w:hAnsi="Symbol" w:hint="default"/>
+      </w:rPr>
+    </w:lvl>
+    <w:lvl w:ilvl="4" w:tplc="04150003" w:tentative="1">
+      <w:start w:val="1"/>
+      <w:numFmt w:val="bullet"/>
+      <w:lvlText w:val="o"/>
+      <w:lvlJc w:val="left"/>
+      <w:pPr>
+        <w:ind w:left="3600" w:hanging="360"/>
+      </w:pPr>
+      <w:rPr>
+        <w:rFonts w:ascii="Courier New" w:hAnsi="Courier New" w:cs="Courier New" w:hint="default"/>
+      </w:rPr>
+    </w:lvl>
+    <w:lvl w:ilvl="5" w:tplc="04150005" w:tentative="1">
+      <w:start w:val="1"/>
+      <w:numFmt w:val="bullet"/>
+      <w:lvlText w:val=""/>
+      <w:lvlJc w:val="left"/>
+      <w:pPr>
+        <w:ind w:left="4320" w:hanging="360"/>
+      </w:pPr>
+      <w:rPr>
+        <w:rFonts w:ascii="Wingdings" w:hAnsi="Wingdings" w:hint="default"/>
+      </w:rPr>
+    </w:lvl>
+    <w:lvl w:ilvl="6" w:tplc="04150001" w:tentative="1">
+      <w:start w:val="1"/>
+      <w:numFmt w:val="bullet"/>
+      <w:lvlText w:val=""/>
+      <w:lvlJc w:val="left"/>
+      <w:pPr>
+        <w:ind w:left="5040" w:hanging="360"/>
+      </w:pPr>
+      <w:rPr>
+        <w:rFonts w:ascii="Symbol" w:hAnsi="Symbol" w:hint="default"/>
+      </w:rPr>
+    </w:lvl>
+    <w:lvl w:ilvl="7" w:tplc="04150003" w:tentative="1">
+      <w:start w:val="1"/>
+      <w:numFmt w:val="bullet"/>
+      <w:lvlText w:val="o"/>
+      <w:lvlJc w:val="left"/>
+      <w:pPr>
+        <w:ind w:left="5760" w:hanging="360"/>
+      </w:pPr>
+      <w:rPr>
+        <w:rFonts w:ascii="Courier New" w:hAnsi="Courier New" w:cs="Courier New" w:hint="default"/>
+      </w:rPr>
+    </w:lvl>
+    <w:lvl w:ilvl="8" w:tplc="04150005" w:tentative="1">
+      <w:start w:val="1"/>
+      <w:numFmt w:val="bullet"/>
+      <w:lvlText w:val=""/>
+      <w:lvlJc w:val="left"/>
+      <w:pPr>
+        <w:ind w:left="6480" w:hanging="360"/>
+      </w:pPr>
+      <w:rPr>
+        <w:rFonts w:ascii="Wingdings" w:hAnsi="Wingdings" w:hint="default"/>
+      </w:rPr>
+    </w:lvl>
+  </w:abstractNum>
+  <w:abstractNum w:abstractNumId="6" w15:restartNumberingAfterBreak="0">
+    <w:nsid w:val="525663A8"/>
+    <w:multiLevelType w:val="hybridMultilevel"/>
+    <w:tmpl w:val="06462AB4"/>
+    <w:lvl w:ilvl="0" w:tplc="04150001">
+      <w:start w:val="1"/>
+      <w:numFmt w:val="bullet"/>
+      <w:lvlText w:val=""/>
+      <w:lvlJc w:val="left"/>
+      <w:pPr>
+        <w:ind w:left="720" w:hanging="360"/>
+      </w:pPr>
+      <w:rPr>
+        <w:rFonts w:ascii="Symbol" w:hAnsi="Symbol" w:hint="default"/>
+      </w:rPr>
+    </w:lvl>
+    <w:lvl w:ilvl="1" w:tplc="04150003" w:tentative="1">
+      <w:start w:val="1"/>
+      <w:numFmt w:val="bullet"/>
+      <w:lvlText w:val="o"/>
+      <w:lvlJc w:val="left"/>
+      <w:pPr>
+        <w:ind w:left="1440" w:hanging="360"/>
+      </w:pPr>
+      <w:rPr>
+        <w:rFonts w:ascii="Courier New" w:hAnsi="Courier New" w:cs="Courier New" w:hint="default"/>
+      </w:rPr>
+    </w:lvl>
+    <w:lvl w:ilvl="2" w:tplc="04150005" w:tentative="1">
+      <w:start w:val="1"/>
+      <w:numFmt w:val="bullet"/>
+      <w:lvlText w:val=""/>
+      <w:lvlJc w:val="left"/>
+      <w:pPr>
+        <w:ind w:left="2160" w:hanging="360"/>
+      </w:pPr>
+      <w:rPr>
+        <w:rFonts w:ascii="Wingdings" w:hAnsi="Wingdings" w:hint="default"/>
+      </w:rPr>
+    </w:lvl>
+    <w:lvl w:ilvl="3" w:tplc="04150001" w:tentative="1">
+      <w:start w:val="1"/>
+      <w:numFmt w:val="bullet"/>
+      <w:lvlText w:val=""/>
+      <w:lvlJc w:val="left"/>
+      <w:pPr>
+        <w:ind w:left="2880" w:hanging="360"/>
+      </w:pPr>
+      <w:rPr>
+        <w:rFonts w:ascii="Symbol" w:hAnsi="Symbol" w:hint="default"/>
+      </w:rPr>
+    </w:lvl>
+    <w:lvl w:ilvl="4" w:tplc="04150003" w:tentative="1">
+      <w:start w:val="1"/>
+      <w:numFmt w:val="bullet"/>
+      <w:lvlText w:val="o"/>
+      <w:lvlJc w:val="left"/>
+      <w:pPr>
+        <w:ind w:left="3600" w:hanging="360"/>
+      </w:pPr>
+      <w:rPr>
+        <w:rFonts w:ascii="Courier New" w:hAnsi="Courier New" w:cs="Courier New" w:hint="default"/>
+      </w:rPr>
+    </w:lvl>
+    <w:lvl w:ilvl="5" w:tplc="04150005" w:tentative="1">
+      <w:start w:val="1"/>
+      <w:numFmt w:val="bullet"/>
+      <w:lvlText w:val=""/>
+      <w:lvlJc w:val="left"/>
+      <w:pPr>
+        <w:ind w:left="4320" w:hanging="360"/>
+      </w:pPr>
+      <w:rPr>
+        <w:rFonts w:ascii="Wingdings" w:hAnsi="Wingdings" w:hint="default"/>
+      </w:rPr>
+    </w:lvl>
+    <w:lvl w:ilvl="6" w:tplc="04150001" w:tentative="1">
+      <w:start w:val="1"/>
+      <w:numFmt w:val="bullet"/>
+      <w:lvlText w:val=""/>
+      <w:lvlJc w:val="left"/>
+      <w:pPr>
+        <w:ind w:left="5040" w:hanging="360"/>
+      </w:pPr>
+      <w:rPr>
+        <w:rFonts w:ascii="Symbol" w:hAnsi="Symbol" w:hint="default"/>
+      </w:rPr>
+    </w:lvl>
+    <w:lvl w:ilvl="7" w:tplc="04150003" w:tentative="1">
+      <w:start w:val="1"/>
+      <w:numFmt w:val="bullet"/>
+      <w:lvlText w:val="o"/>
+      <w:lvlJc w:val="left"/>
+      <w:pPr>
+        <w:ind w:left="5760" w:hanging="360"/>
+      </w:pPr>
+      <w:rPr>
+        <w:rFonts w:ascii="Courier New" w:hAnsi="Courier New" w:cs="Courier New" w:hint="default"/>
+      </w:rPr>
+    </w:lvl>
+    <w:lvl w:ilvl="8" w:tplc="04150005" w:tentative="1">
+      <w:start w:val="1"/>
+      <w:numFmt w:val="bullet"/>
+      <w:lvlText w:val=""/>
+      <w:lvlJc w:val="left"/>
+      <w:pPr>
+        <w:ind w:left="6480" w:hanging="360"/>
+      </w:pPr>
+      <w:rPr>
+        <w:rFonts w:ascii="Wingdings" w:hAnsi="Wingdings" w:hint="default"/>
+      </w:rPr>
+    </w:lvl>
+  </w:abstractNum>
+  <w:abstractNum w:abstractNumId="7" w15:restartNumberingAfterBreak="0">
     <w:nsid w:val="74721B65"/>
     <w:multiLevelType w:val="multilevel"/>
     <w:tmpl w:val="C156B7C8"/>
@@ -6138,10 +7625,144 @@
       </w:rPr>
     </w:lvl>
   </w:abstractNum>
+  <w:abstractNum w:abstractNumId="8" w15:restartNumberingAfterBreak="0">
+    <w:nsid w:val="7BFE0E9B"/>
+    <w:multiLevelType w:val="hybridMultilevel"/>
+    <w:tmpl w:val="159C52C2"/>
+    <w:lvl w:ilvl="0" w:tplc="04150001">
+      <w:start w:val="1"/>
+      <w:numFmt w:val="bullet"/>
+      <w:lvlText w:val=""/>
+      <w:lvlJc w:val="left"/>
+      <w:pPr>
+        <w:ind w:left="720" w:hanging="360"/>
+      </w:pPr>
+      <w:rPr>
+        <w:rFonts w:ascii="Symbol" w:hAnsi="Symbol" w:hint="default"/>
+      </w:rPr>
+    </w:lvl>
+    <w:lvl w:ilvl="1" w:tplc="04150003" w:tentative="1">
+      <w:start w:val="1"/>
+      <w:numFmt w:val="bullet"/>
+      <w:lvlText w:val="o"/>
+      <w:lvlJc w:val="left"/>
+      <w:pPr>
+        <w:ind w:left="1440" w:hanging="360"/>
+      </w:pPr>
+      <w:rPr>
+        <w:rFonts w:ascii="Courier New" w:hAnsi="Courier New" w:cs="Courier New" w:hint="default"/>
+      </w:rPr>
+    </w:lvl>
+    <w:lvl w:ilvl="2" w:tplc="04150005" w:tentative="1">
+      <w:start w:val="1"/>
+      <w:numFmt w:val="bullet"/>
+      <w:lvlText w:val=""/>
+      <w:lvlJc w:val="left"/>
+      <w:pPr>
+        <w:ind w:left="2160" w:hanging="360"/>
+      </w:pPr>
+      <w:rPr>
+        <w:rFonts w:ascii="Wingdings" w:hAnsi="Wingdings" w:hint="default"/>
+      </w:rPr>
+    </w:lvl>
+    <w:lvl w:ilvl="3" w:tplc="04150001" w:tentative="1">
+      <w:start w:val="1"/>
+      <w:numFmt w:val="bullet"/>
+      <w:lvlText w:val=""/>
+      <w:lvlJc w:val="left"/>
+      <w:pPr>
+        <w:ind w:left="2880" w:hanging="360"/>
+      </w:pPr>
+      <w:rPr>
+        <w:rFonts w:ascii="Symbol" w:hAnsi="Symbol" w:hint="default"/>
+      </w:rPr>
+    </w:lvl>
+    <w:lvl w:ilvl="4" w:tplc="04150003" w:tentative="1">
+      <w:start w:val="1"/>
+      <w:numFmt w:val="bullet"/>
+      <w:lvlText w:val="o"/>
+      <w:lvlJc w:val="left"/>
+      <w:pPr>
+        <w:ind w:left="3600" w:hanging="360"/>
+      </w:pPr>
+      <w:rPr>
+        <w:rFonts w:ascii="Courier New" w:hAnsi="Courier New" w:cs="Courier New" w:hint="default"/>
+      </w:rPr>
+    </w:lvl>
+    <w:lvl w:ilvl="5" w:tplc="04150005" w:tentative="1">
+      <w:start w:val="1"/>
+      <w:numFmt w:val="bullet"/>
+      <w:lvlText w:val=""/>
+      <w:lvlJc w:val="left"/>
+      <w:pPr>
+        <w:ind w:left="4320" w:hanging="360"/>
+      </w:pPr>
+      <w:rPr>
+        <w:rFonts w:ascii="Wingdings" w:hAnsi="Wingdings" w:hint="default"/>
+      </w:rPr>
+    </w:lvl>
+    <w:lvl w:ilvl="6" w:tplc="04150001" w:tentative="1">
+      <w:start w:val="1"/>
+      <w:numFmt w:val="bullet"/>
+      <w:lvlText w:val=""/>
+      <w:lvlJc w:val="left"/>
+      <w:pPr>
+        <w:ind w:left="5040" w:hanging="360"/>
+      </w:pPr>
+      <w:rPr>
+        <w:rFonts w:ascii="Symbol" w:hAnsi="Symbol" w:hint="default"/>
+      </w:rPr>
+    </w:lvl>
+    <w:lvl w:ilvl="7" w:tplc="04150003" w:tentative="1">
+      <w:start w:val="1"/>
+      <w:numFmt w:val="bullet"/>
+      <w:lvlText w:val="o"/>
+      <w:lvlJc w:val="left"/>
+      <w:pPr>
+        <w:ind w:left="5760" w:hanging="360"/>
+      </w:pPr>
+      <w:rPr>
+        <w:rFonts w:ascii="Courier New" w:hAnsi="Courier New" w:cs="Courier New" w:hint="default"/>
+      </w:rPr>
+    </w:lvl>
+    <w:lvl w:ilvl="8" w:tplc="04150005" w:tentative="1">
+      <w:start w:val="1"/>
+      <w:numFmt w:val="bullet"/>
+      <w:lvlText w:val=""/>
+      <w:lvlJc w:val="left"/>
+      <w:pPr>
+        <w:ind w:left="6480" w:hanging="360"/>
+      </w:pPr>
+      <w:rPr>
+        <w:rFonts w:ascii="Wingdings" w:hAnsi="Wingdings" w:hint="default"/>
+      </w:rPr>
+    </w:lvl>
+  </w:abstractNum>
   <w:num w:numId="1" w16cid:durableId="501579601">
+    <w:abstractNumId w:val="3"/>
+  </w:num>
+  <w:num w:numId="2" w16cid:durableId="1513110947">
+    <w:abstractNumId w:val="7"/>
+  </w:num>
+  <w:num w:numId="3" w16cid:durableId="1877158143">
+    <w:abstractNumId w:val="8"/>
+  </w:num>
+  <w:num w:numId="4" w16cid:durableId="2044279866">
+    <w:abstractNumId w:val="4"/>
+  </w:num>
+  <w:num w:numId="5" w16cid:durableId="205486159">
+    <w:abstractNumId w:val="5"/>
+  </w:num>
+  <w:num w:numId="6" w16cid:durableId="1240283804">
+    <w:abstractNumId w:val="2"/>
+  </w:num>
+  <w:num w:numId="7" w16cid:durableId="7408233">
     <w:abstractNumId w:val="0"/>
   </w:num>
-  <w:num w:numId="2" w16cid:durableId="1513110947">
+  <w:num w:numId="8" w16cid:durableId="1729453510">
+    <w:abstractNumId w:val="6"/>
+  </w:num>
+  <w:num w:numId="9" w16cid:durableId="268658315">
     <w:abstractNumId w:val="1"/>
   </w:num>
 </w:numbering>
@@ -6233,7 +7854,7 @@
     <w:lsdException w:name="Closing" w:semiHidden="1" w:unhideWhenUsed="1"/>
     <w:lsdException w:name="Signature" w:semiHidden="1" w:unhideWhenUsed="1"/>
     <w:lsdException w:name="Default Paragraph Font" w:semiHidden="1" w:uiPriority="1" w:unhideWhenUsed="1"/>
-    <w:lsdException w:name="Body Text" w:semiHidden="1" w:unhideWhenUsed="1"/>
+    <w:lsdException w:name="Body Text" w:semiHidden="1" w:uiPriority="0" w:unhideWhenUsed="1"/>
     <w:lsdException w:name="Body Text Indent" w:semiHidden="1" w:unhideWhenUsed="1"/>
     <w:lsdException w:name="List Continue" w:semiHidden="1" w:unhideWhenUsed="1"/>
     <w:lsdException w:name="List Continue 2" w:semiHidden="1" w:unhideWhenUsed="1"/>
@@ -6547,6 +8168,11 @@
   <w:style w:type="paragraph" w:default="1" w:styleId="Normalny">
     <w:name w:val="Normal"/>
     <w:qFormat/>
+    <w:rsid w:val="001022B6"/>
+    <w:rPr>
+      <w:rFonts w:ascii="Times New Roman" w:hAnsi="Times New Roman"/>
+      <w:sz w:val="24"/>
+    </w:rPr>
   </w:style>
   <w:style w:type="paragraph" w:styleId="Nagwek1">
     <w:name w:val="heading 1"/>
@@ -6555,7 +8181,7 @@
     <w:link w:val="Nagwek1Znak"/>
     <w:uiPriority w:val="9"/>
     <w:qFormat/>
-    <w:rsid w:val="008D6C6A"/>
+    <w:rsid w:val="009D0A0F"/>
     <w:pPr>
       <w:keepNext/>
       <w:keepLines/>
@@ -6563,10 +8189,9 @@
       <w:outlineLvl w:val="0"/>
     </w:pPr>
     <w:rPr>
-      <w:rFonts w:asciiTheme="majorHAnsi" w:eastAsiaTheme="majorEastAsia" w:hAnsiTheme="majorHAnsi" w:cstheme="majorBidi"/>
+      <w:rFonts w:eastAsiaTheme="majorEastAsia" w:cstheme="majorBidi"/>
       <w:b/>
-      <w:color w:val="0F4761" w:themeColor="accent1" w:themeShade="BF"/>
-      <w:sz w:val="40"/>
+      <w:sz w:val="28"/>
       <w:szCs w:val="40"/>
     </w:rPr>
   </w:style>
@@ -6578,7 +8203,7 @@
     <w:uiPriority w:val="9"/>
     <w:unhideWhenUsed/>
     <w:qFormat/>
-    <w:rsid w:val="008D6C6A"/>
+    <w:rsid w:val="009D0A0F"/>
     <w:pPr>
       <w:keepNext/>
       <w:keepLines/>
@@ -6586,10 +8211,8 @@
       <w:outlineLvl w:val="1"/>
     </w:pPr>
     <w:rPr>
-      <w:rFonts w:asciiTheme="majorHAnsi" w:eastAsiaTheme="majorEastAsia" w:hAnsiTheme="majorHAnsi" w:cstheme="majorBidi"/>
+      <w:rFonts w:eastAsiaTheme="majorEastAsia" w:cstheme="majorBidi"/>
       <w:b/>
-      <w:color w:val="0F4761" w:themeColor="accent1" w:themeShade="BF"/>
-      <w:sz w:val="32"/>
       <w:szCs w:val="32"/>
     </w:rPr>
   </w:style>
@@ -6602,7 +8225,7 @@
     <w:semiHidden/>
     <w:unhideWhenUsed/>
     <w:qFormat/>
-    <w:rsid w:val="00760ABE"/>
+    <w:rsid w:val="009D0A0F"/>
     <w:pPr>
       <w:keepNext/>
       <w:keepLines/>
@@ -6611,8 +8234,6 @@
     </w:pPr>
     <w:rPr>
       <w:rFonts w:eastAsiaTheme="majorEastAsia" w:cstheme="majorBidi"/>
-      <w:color w:val="0F4761" w:themeColor="accent1" w:themeShade="BF"/>
-      <w:sz w:val="28"/>
       <w:szCs w:val="28"/>
     </w:rPr>
   </w:style>
@@ -6780,12 +8401,11 @@
     <w:basedOn w:val="Domylnaczcionkaakapitu"/>
     <w:link w:val="Nagwek1"/>
     <w:uiPriority w:val="9"/>
-    <w:rsid w:val="008D6C6A"/>
+    <w:rsid w:val="009D0A0F"/>
     <w:rPr>
-      <w:rFonts w:asciiTheme="majorHAnsi" w:eastAsiaTheme="majorEastAsia" w:hAnsiTheme="majorHAnsi" w:cstheme="majorBidi"/>
+      <w:rFonts w:ascii="Times New Roman" w:eastAsiaTheme="majorEastAsia" w:hAnsi="Times New Roman" w:cstheme="majorBidi"/>
       <w:b/>
-      <w:color w:val="0F4761" w:themeColor="accent1" w:themeShade="BF"/>
-      <w:sz w:val="40"/>
+      <w:sz w:val="28"/>
       <w:szCs w:val="40"/>
     </w:rPr>
   </w:style>
@@ -6794,12 +8414,11 @@
     <w:basedOn w:val="Domylnaczcionkaakapitu"/>
     <w:link w:val="Nagwek2"/>
     <w:uiPriority w:val="9"/>
-    <w:rsid w:val="008D6C6A"/>
+    <w:rsid w:val="009D0A0F"/>
     <w:rPr>
-      <w:rFonts w:asciiTheme="majorHAnsi" w:eastAsiaTheme="majorEastAsia" w:hAnsiTheme="majorHAnsi" w:cstheme="majorBidi"/>
+      <w:rFonts w:ascii="Times New Roman" w:eastAsiaTheme="majorEastAsia" w:hAnsi="Times New Roman" w:cstheme="majorBidi"/>
       <w:b/>
-      <w:color w:val="0F4761" w:themeColor="accent1" w:themeShade="BF"/>
-      <w:sz w:val="32"/>
+      <w:sz w:val="24"/>
       <w:szCs w:val="32"/>
     </w:rPr>
   </w:style>
@@ -6809,11 +8428,10 @@
     <w:link w:val="Nagwek3"/>
     <w:uiPriority w:val="9"/>
     <w:semiHidden/>
-    <w:rsid w:val="00760ABE"/>
+    <w:rsid w:val="009D0A0F"/>
     <w:rPr>
-      <w:rFonts w:eastAsiaTheme="majorEastAsia" w:cstheme="majorBidi"/>
-      <w:color w:val="0F4761" w:themeColor="accent1" w:themeShade="BF"/>
-      <w:sz w:val="28"/>
+      <w:rFonts w:ascii="Times New Roman" w:eastAsiaTheme="majorEastAsia" w:hAnsi="Times New Roman" w:cstheme="majorBidi"/>
+      <w:sz w:val="24"/>
       <w:szCs w:val="28"/>
     </w:rPr>
   </w:style>
@@ -7190,595 +8808,39 @@
       <w:vertAlign w:val="superscript"/>
     </w:rPr>
   </w:style>
-</w:styles>
-</file>
-
-<file path=word/glossary/document.xml><?xml version="1.0" encoding="utf-8"?>
-<w:glossaryDocument xmlns:wpc="http://schemas.microsoft.com/office/word/2010/wordprocessingCanvas" xmlns:cx="http://schemas.microsoft.com/office/drawing/2014/chartex" xmlns:cx1="http://schemas.microsoft.com/office/drawing/2015/9/8/chartex" xmlns:cx2="http://schemas.microsoft.com/office/drawing/2015/10/21/chartex" xmlns:cx3="http://schemas.microsoft.com/office/drawing/2016/5/9/chartex" xmlns:cx4="http://schemas.microsoft.com/office/drawing/2016/5/10/chartex" xmlns:cx5="http://schemas.microsoft.com/office/drawing/2016/5/11/chartex" xmlns:cx6="http://schemas.microsoft.com/office/drawing/2016/5/12/chartex" xmlns:cx7="http://schemas.microsoft.com/office/drawing/2016/5/13/chartex" xmlns:cx8="http://schemas.microsoft.com/office/drawing/2016/5/14/chartex" xmlns:mc="http://schemas.openxmlformats.org/markup-compatibility/2006" xmlns:aink="http://schemas.microsoft.com/office/drawing/2016/ink" xmlns:am3d="http://schemas.microsoft.com/office/drawing/2017/model3d" xmlns:o="urn:schemas-microsoft-com:office:office" xmlns:oel="http://schemas.microsoft.com/office/2019/extlst" xmlns:r="http://schemas.openxmlformats.org/officeDocument/2006/relationships" xmlns:m="http://schemas.openxmlformats.org/officeDocument/2006/math" xmlns:v="urn:schemas-microsoft-com:vml" xmlns:wp14="http://schemas.microsoft.com/office/word/2010/wordprocessingDrawing" xmlns:wp="http://schemas.openxmlformats.org/drawingml/2006/wordprocessingDrawing" xmlns:w10="urn:schemas-microsoft-com:office:word" xmlns:w="http://schemas.openxmlformats.org/wordprocessingml/2006/main" xmlns:w14="http://schemas.microsoft.com/office/word/2010/wordml" xmlns:w15="http://schemas.microsoft.com/office/word/2012/wordml" xmlns:w16cex="http://schemas.microsoft.com/office/word/2018/wordml/cex" xmlns:w16cid="http://schemas.microsoft.com/office/word/2016/wordml/cid" xmlns:w16="http://schemas.microsoft.com/office/word/2018/wordml" xmlns:w16du="http://schemas.microsoft.com/office/word/2023/wordml/word16du" xmlns:w16sdtdh="http://schemas.microsoft.com/office/word/2020/wordml/sdtdatahash" xmlns:w16sdtfl="http://schemas.microsoft.com/office/word/2024/wordml/sdtformatlock" xmlns:w16se="http://schemas.microsoft.com/office/word/2015/wordml/symex" xmlns:wpg="http://schemas.microsoft.com/office/word/2010/wordprocessingGroup" xmlns:wpi="http://schemas.microsoft.com/office/word/2010/wordprocessingInk" xmlns:wne="http://schemas.microsoft.com/office/word/2006/wordml" xmlns:wps="http://schemas.microsoft.com/office/word/2010/wordprocessingShape" mc:Ignorable="w14 w15 w16se w16cid w16 w16cex w16sdtdh w16sdtfl w16du wp14">
-  <w:docParts>
-    <w:docPart>
-      <w:docPartPr>
-        <w:name w:val="459BD21D46EF407C81B74D3DFDD6FB8B"/>
-        <w:category>
-          <w:name w:val="Ogólne"/>
-          <w:gallery w:val="placeholder"/>
-        </w:category>
-        <w:types>
-          <w:type w:val="bbPlcHdr"/>
-        </w:types>
-        <w:behaviors>
-          <w:behavior w:val="content"/>
-        </w:behaviors>
-        <w:guid w:val="{A2B46933-99F7-4593-8A06-D9DF190A0293}"/>
-      </w:docPartPr>
-      <w:docPartBody>
-        <w:p>
-          <w:pPr>
-            <w:pStyle w:val="459BD21D46EF407C81B74D3DFDD6FB8B"/>
-          </w:pPr>
-          <w:r>
-            <w:rPr>
-              <w:rFonts w:asciiTheme="majorHAnsi" w:eastAsiaTheme="majorEastAsia" w:hAnsiTheme="majorHAnsi" w:cstheme="majorBidi"/>
-              <w:caps/>
-              <w:color w:val="156082" w:themeColor="accent1"/>
-              <w:sz w:val="80"/>
-              <w:szCs w:val="80"/>
-            </w:rPr>
-            <w:t>[Tytuł dokumentu]</w:t>
-          </w:r>
-        </w:p>
-      </w:docPartBody>
-    </w:docPart>
-    <w:docPart>
-      <w:docPartPr>
-        <w:name w:val="225ADD723F2F47FABD6F60B354AC17E2"/>
-        <w:category>
-          <w:name w:val="Ogólne"/>
-          <w:gallery w:val="placeholder"/>
-        </w:category>
-        <w:types>
-          <w:type w:val="bbPlcHdr"/>
-        </w:types>
-        <w:behaviors>
-          <w:behavior w:val="content"/>
-        </w:behaviors>
-        <w:guid w:val="{5A66C82A-2BB8-4AE8-BE7D-002EE5F5554F}"/>
-      </w:docPartPr>
-      <w:docPartBody>
-        <w:p>
-          <w:pPr>
-            <w:pStyle w:val="225ADD723F2F47FABD6F60B354AC17E2"/>
-          </w:pPr>
-          <w:r>
-            <w:rPr>
-              <w:color w:val="156082" w:themeColor="accent1"/>
-              <w:sz w:val="28"/>
-              <w:szCs w:val="28"/>
-            </w:rPr>
-            <w:t>[Podtytuł dokumentu]</w:t>
-          </w:r>
-        </w:p>
-      </w:docPartBody>
-    </w:docPart>
-  </w:docParts>
-</w:glossaryDocument>
-</file>
-
-<file path=word/glossary/fontTable.xml><?xml version="1.0" encoding="utf-8"?>
-<w:fonts xmlns:mc="http://schemas.openxmlformats.org/markup-compatibility/2006" xmlns:r="http://schemas.openxmlformats.org/officeDocument/2006/relationships" xmlns:w="http://schemas.openxmlformats.org/wordprocessingml/2006/main" xmlns:w14="http://schemas.microsoft.com/office/word/2010/wordml" xmlns:w15="http://schemas.microsoft.com/office/word/2012/wordml" xmlns:w16cex="http://schemas.microsoft.com/office/word/2018/wordml/cex" xmlns:w16cid="http://schemas.microsoft.com/office/word/2016/wordml/cid" xmlns:w16="http://schemas.microsoft.com/office/word/2018/wordml" xmlns:w16du="http://schemas.microsoft.com/office/word/2023/wordml/word16du" xmlns:w16sdtdh="http://schemas.microsoft.com/office/word/2020/wordml/sdtdatahash" xmlns:w16sdtfl="http://schemas.microsoft.com/office/word/2024/wordml/sdtformatlock" xmlns:w16se="http://schemas.microsoft.com/office/word/2015/wordml/symex" mc:Ignorable="w14 w15 w16se w16cid w16 w16cex w16sdtdh w16sdtfl w16du">
-  <w:font w:name="Times New Roman">
-    <w:panose1 w:val="02020603050405020304"/>
-    <w:charset w:val="00"/>
-    <w:family w:val="roman"/>
-    <w:pitch w:val="variable"/>
-    <w:sig w:usb0="E0002EFF" w:usb1="C000785B" w:usb2="00000009" w:usb3="00000000" w:csb0="000001FF" w:csb1="00000000"/>
-  </w:font>
-  <w:font w:name="Aptos">
-    <w:charset w:val="00"/>
-    <w:family w:val="swiss"/>
-    <w:pitch w:val="variable"/>
-    <w:sig w:usb0="20000287" w:usb1="00000003" w:usb2="00000000" w:usb3="00000000" w:csb0="0000019F" w:csb1="00000000"/>
-  </w:font>
-  <w:font w:name="Aptos Display">
-    <w:charset w:val="00"/>
-    <w:family w:val="swiss"/>
-    <w:pitch w:val="variable"/>
-    <w:sig w:usb0="20000287" w:usb1="00000003" w:usb2="00000000" w:usb3="00000000" w:csb0="0000019F" w:csb1="00000000"/>
-  </w:font>
-</w:fonts>
-</file>
-
-<file path=word/glossary/settings.xml><?xml version="1.0" encoding="utf-8"?>
-<w:settings xmlns:mc="http://schemas.openxmlformats.org/markup-compatibility/2006" xmlns:o="urn:schemas-microsoft-com:office:office" xmlns:r="http://schemas.openxmlformats.org/officeDocument/2006/relationships" xmlns:m="http://schemas.openxmlformats.org/officeDocument/2006/math" xmlns:v="urn:schemas-microsoft-com:vml" xmlns:w10="urn:schemas-microsoft-com:office:word" xmlns:w="http://schemas.openxmlformats.org/wordprocessingml/2006/main" xmlns:w14="http://schemas.microsoft.com/office/word/2010/wordml" xmlns:w15="http://schemas.microsoft.com/office/word/2012/wordml" xmlns:w16cex="http://schemas.microsoft.com/office/word/2018/wordml/cex" xmlns:w16cid="http://schemas.microsoft.com/office/word/2016/wordml/cid" xmlns:w16="http://schemas.microsoft.com/office/word/2018/wordml" xmlns:w16du="http://schemas.microsoft.com/office/word/2023/wordml/word16du" xmlns:w16sdtdh="http://schemas.microsoft.com/office/word/2020/wordml/sdtdatahash" xmlns:w16sdtfl="http://schemas.microsoft.com/office/word/2024/wordml/sdtformatlock" xmlns:w16se="http://schemas.microsoft.com/office/word/2015/wordml/symex" xmlns:sl="http://schemas.openxmlformats.org/schemaLibrary/2006/main" mc:Ignorable="w14 w15 w16se w16cid w16 w16cex w16sdtdh w16sdtfl w16du">
-  <w:view w:val="normal"/>
-  <w:defaultTabStop w:val="708"/>
-  <w:hyphenationZone w:val="425"/>
-  <w:characterSpacingControl w:val="doNotCompress"/>
-  <w:compat>
-    <w:useFELayout/>
-    <w:compatSetting w:name="compatibilityMode" w:uri="http://schemas.microsoft.com/office/word" w:val="15"/>
-    <w:compatSetting w:name="overrideTableStyleFontSizeAndJustification" w:uri="http://schemas.microsoft.com/office/word" w:val="1"/>
-    <w:compatSetting w:name="enableOpenTypeFeatures" w:uri="http://schemas.microsoft.com/office/word" w:val="1"/>
-    <w:compatSetting w:name="doNotFlipMirrorIndents" w:uri="http://schemas.microsoft.com/office/word" w:val="1"/>
-    <w:compatSetting w:name="differentiateMultirowTableHeaders" w:uri="http://schemas.microsoft.com/office/word" w:val="1"/>
-    <w:compatSetting w:name="useWord2013TrackBottomHyphenation" w:uri="http://schemas.microsoft.com/office/word" w:val="0"/>
-  </w:compat>
-  <w:rsids>
-    <w:rsidRoot w:val="00B35849"/>
-    <w:rsid w:val="000B5789"/>
-    <w:rsid w:val="000E588C"/>
-    <w:rsid w:val="00390BBD"/>
-    <w:rsid w:val="00464E55"/>
-    <w:rsid w:val="00565D71"/>
-    <w:rsid w:val="005A5550"/>
-    <w:rsid w:val="00A85697"/>
-    <w:rsid w:val="00B35849"/>
-  </w:rsids>
-  <m:mathPr>
-    <m:mathFont m:val="Cambria Math"/>
-    <m:brkBin m:val="before"/>
-    <m:brkBinSub m:val="--"/>
-    <m:smallFrac m:val="0"/>
-    <m:dispDef/>
-    <m:lMargin m:val="0"/>
-    <m:rMargin m:val="0"/>
-    <m:defJc m:val="centerGroup"/>
-    <m:wrapIndent m:val="1440"/>
-    <m:intLim m:val="subSup"/>
-    <m:naryLim m:val="undOvr"/>
-  </m:mathPr>
-  <w:themeFontLang w:val="pl-PL"/>
-  <w:clrSchemeMapping w:bg1="light1" w:t1="dark1" w:bg2="light2" w:t2="dark2" w:accent1="accent1" w:accent2="accent2" w:accent3="accent3" w:accent4="accent4" w:accent5="accent5" w:accent6="accent6" w:hyperlink="hyperlink" w:followedHyperlink="followedHyperlink"/>
-  <w:decimalSymbol w:val=","/>
-  <w:listSeparator w:val=";"/>
-  <w15:chartTrackingRefBased/>
-</w:settings>
-</file>
-
-<file path=word/glossary/styles.xml><?xml version="1.0" encoding="utf-8"?>
-<w:styles xmlns:mc="http://schemas.openxmlformats.org/markup-compatibility/2006" xmlns:r="http://schemas.openxmlformats.org/officeDocument/2006/relationships" xmlns:w="http://schemas.openxmlformats.org/wordprocessingml/2006/main" xmlns:w14="http://schemas.microsoft.com/office/word/2010/wordml" xmlns:w15="http://schemas.microsoft.com/office/word/2012/wordml" xmlns:w16cex="http://schemas.microsoft.com/office/word/2018/wordml/cex" xmlns:w16cid="http://schemas.microsoft.com/office/word/2016/wordml/cid" xmlns:w16="http://schemas.microsoft.com/office/word/2018/wordml" xmlns:w16du="http://schemas.microsoft.com/office/word/2023/wordml/word16du" xmlns:w16sdtdh="http://schemas.microsoft.com/office/word/2020/wordml/sdtdatahash" xmlns:w16sdtfl="http://schemas.microsoft.com/office/word/2024/wordml/sdtformatlock" xmlns:w16se="http://schemas.microsoft.com/office/word/2015/wordml/symex" mc:Ignorable="w14 w15 w16se w16cid w16 w16cex w16sdtdh w16sdtfl w16du">
-  <w:docDefaults>
-    <w:rPrDefault>
-      <w:rPr>
-        <w:rFonts w:asciiTheme="minorHAnsi" w:eastAsiaTheme="minorEastAsia" w:hAnsiTheme="minorHAnsi" w:cstheme="minorBidi"/>
-        <w:kern w:val="2"/>
-        <w:sz w:val="24"/>
-        <w:szCs w:val="24"/>
-        <w:lang w:val="pl-PL" w:eastAsia="pl-PL" w:bidi="ar-SA"/>
-        <w14:ligatures w14:val="standardContextual"/>
-      </w:rPr>
-    </w:rPrDefault>
-    <w:pPrDefault>
-      <w:pPr>
-        <w:spacing w:after="160" w:line="278" w:lineRule="auto"/>
-      </w:pPr>
-    </w:pPrDefault>
-  </w:docDefaults>
-  <w:latentStyles w:defLockedState="0" w:defUIPriority="99" w:defSemiHidden="0" w:defUnhideWhenUsed="0" w:defQFormat="0" w:count="376">
-    <w:lsdException w:name="Normal" w:uiPriority="0" w:qFormat="1"/>
-    <w:lsdException w:name="heading 1" w:uiPriority="9" w:qFormat="1"/>
-    <w:lsdException w:name="heading 2" w:semiHidden="1" w:uiPriority="9" w:unhideWhenUsed="1" w:qFormat="1"/>
-    <w:lsdException w:name="heading 3" w:semiHidden="1" w:uiPriority="9" w:unhideWhenUsed="1" w:qFormat="1"/>
-    <w:lsdException w:name="heading 4" w:semiHidden="1" w:uiPriority="9" w:unhideWhenUsed="1" w:qFormat="1"/>
-    <w:lsdException w:name="heading 5" w:semiHidden="1" w:uiPriority="9" w:unhideWhenUsed="1" w:qFormat="1"/>
-    <w:lsdException w:name="heading 6" w:semiHidden="1" w:uiPriority="9" w:unhideWhenUsed="1" w:qFormat="1"/>
-    <w:lsdException w:name="heading 7" w:semiHidden="1" w:uiPriority="9" w:unhideWhenUsed="1" w:qFormat="1"/>
-    <w:lsdException w:name="heading 8" w:semiHidden="1" w:uiPriority="9" w:unhideWhenUsed="1" w:qFormat="1"/>
-    <w:lsdException w:name="heading 9" w:semiHidden="1" w:uiPriority="9" w:unhideWhenUsed="1" w:qFormat="1"/>
-    <w:lsdException w:name="index 1" w:semiHidden="1" w:unhideWhenUsed="1"/>
-    <w:lsdException w:name="index 2" w:semiHidden="1" w:unhideWhenUsed="1"/>
-    <w:lsdException w:name="index 3" w:semiHidden="1" w:unhideWhenUsed="1"/>
-    <w:lsdException w:name="index 4" w:semiHidden="1" w:unhideWhenUsed="1"/>
-    <w:lsdException w:name="index 5" w:semiHidden="1" w:unhideWhenUsed="1"/>
-    <w:lsdException w:name="index 6" w:semiHidden="1" w:unhideWhenUsed="1"/>
-    <w:lsdException w:name="index 7" w:semiHidden="1" w:unhideWhenUsed="1"/>
-    <w:lsdException w:name="index 8" w:semiHidden="1" w:unhideWhenUsed="1"/>
-    <w:lsdException w:name="index 9" w:semiHidden="1" w:unhideWhenUsed="1"/>
-    <w:lsdException w:name="toc 1" w:semiHidden="1" w:uiPriority="39" w:unhideWhenUsed="1"/>
-    <w:lsdException w:name="toc 2" w:semiHidden="1" w:uiPriority="39" w:unhideWhenUsed="1"/>
-    <w:lsdException w:name="toc 3" w:semiHidden="1" w:uiPriority="39" w:unhideWhenUsed="1"/>
-    <w:lsdException w:name="toc 4" w:semiHidden="1" w:uiPriority="39" w:unhideWhenUsed="1"/>
-    <w:lsdException w:name="toc 5" w:semiHidden="1" w:uiPriority="39" w:unhideWhenUsed="1"/>
-    <w:lsdException w:name="toc 6" w:semiHidden="1" w:uiPriority="39" w:unhideWhenUsed="1"/>
-    <w:lsdException w:name="toc 7" w:semiHidden="1" w:uiPriority="39" w:unhideWhenUsed="1"/>
-    <w:lsdException w:name="toc 8" w:semiHidden="1" w:uiPriority="39" w:unhideWhenUsed="1"/>
-    <w:lsdException w:name="toc 9" w:semiHidden="1" w:uiPriority="39" w:unhideWhenUsed="1"/>
-    <w:lsdException w:name="Normal Indent" w:semiHidden="1" w:unhideWhenUsed="1"/>
-    <w:lsdException w:name="footnote text" w:semiHidden="1" w:unhideWhenUsed="1"/>
-    <w:lsdException w:name="annotation text" w:semiHidden="1" w:unhideWhenUsed="1"/>
-    <w:lsdException w:name="header" w:semiHidden="1" w:unhideWhenUsed="1"/>
-    <w:lsdException w:name="footer" w:semiHidden="1" w:unhideWhenUsed="1"/>
-    <w:lsdException w:name="index heading" w:semiHidden="1" w:unhideWhenUsed="1"/>
-    <w:lsdException w:name="caption" w:semiHidden="1" w:uiPriority="35" w:unhideWhenUsed="1" w:qFormat="1"/>
-    <w:lsdException w:name="table of figures" w:semiHidden="1" w:unhideWhenUsed="1"/>
-    <w:lsdException w:name="envelope address" w:semiHidden="1" w:unhideWhenUsed="1"/>
-    <w:lsdException w:name="envelope return" w:semiHidden="1" w:unhideWhenUsed="1"/>
-    <w:lsdException w:name="footnote reference" w:semiHidden="1" w:unhideWhenUsed="1"/>
-    <w:lsdException w:name="annotation reference" w:semiHidden="1" w:unhideWhenUsed="1"/>
-    <w:lsdException w:name="line number" w:semiHidden="1" w:unhideWhenUsed="1"/>
-    <w:lsdException w:name="page number" w:semiHidden="1" w:unhideWhenUsed="1"/>
-    <w:lsdException w:name="endnote reference" w:semiHidden="1" w:unhideWhenUsed="1"/>
-    <w:lsdException w:name="endnote text" w:semiHidden="1" w:unhideWhenUsed="1"/>
-    <w:lsdException w:name="table of authorities" w:semiHidden="1" w:unhideWhenUsed="1"/>
-    <w:lsdException w:name="macro" w:semiHidden="1" w:unhideWhenUsed="1"/>
-    <w:lsdException w:name="toa heading" w:semiHidden="1" w:unhideWhenUsed="1"/>
-    <w:lsdException w:name="List" w:semiHidden="1" w:unhideWhenUsed="1"/>
-    <w:lsdException w:name="List Bullet" w:semiHidden="1" w:unhideWhenUsed="1"/>
-    <w:lsdException w:name="List Number" w:semiHidden="1" w:unhideWhenUsed="1"/>
-    <w:lsdException w:name="List 2" w:semiHidden="1" w:unhideWhenUsed="1"/>
-    <w:lsdException w:name="List 3" w:semiHidden="1" w:unhideWhenUsed="1"/>
-    <w:lsdException w:name="List 4" w:semiHidden="1" w:unhideWhenUsed="1"/>
-    <w:lsdException w:name="List 5" w:semiHidden="1" w:unhideWhenUsed="1"/>
-    <w:lsdException w:name="List Bullet 2" w:semiHidden="1" w:unhideWhenUsed="1"/>
-    <w:lsdException w:name="List Bullet 3" w:semiHidden="1" w:unhideWhenUsed="1"/>
-    <w:lsdException w:name="List Bullet 4" w:semiHidden="1" w:unhideWhenUsed="1"/>
-    <w:lsdException w:name="List Bullet 5" w:semiHidden="1" w:unhideWhenUsed="1"/>
-    <w:lsdException w:name="List Number 2" w:semiHidden="1" w:unhideWhenUsed="1"/>
-    <w:lsdException w:name="List Number 3" w:semiHidden="1" w:unhideWhenUsed="1"/>
-    <w:lsdException w:name="List Number 4" w:semiHidden="1" w:unhideWhenUsed="1"/>
-    <w:lsdException w:name="List Number 5" w:semiHidden="1" w:unhideWhenUsed="1"/>
-    <w:lsdException w:name="Title" w:uiPriority="10" w:qFormat="1"/>
-    <w:lsdException w:name="Closing" w:semiHidden="1" w:unhideWhenUsed="1"/>
-    <w:lsdException w:name="Signature" w:semiHidden="1" w:unhideWhenUsed="1"/>
-    <w:lsdException w:name="Default Paragraph Font" w:semiHidden="1" w:uiPriority="1" w:unhideWhenUsed="1"/>
-    <w:lsdException w:name="Body Text" w:semiHidden="1" w:unhideWhenUsed="1"/>
-    <w:lsdException w:name="Body Text Indent" w:semiHidden="1" w:unhideWhenUsed="1"/>
-    <w:lsdException w:name="List Continue" w:semiHidden="1" w:unhideWhenUsed="1"/>
-    <w:lsdException w:name="List Continue 2" w:semiHidden="1" w:unhideWhenUsed="1"/>
-    <w:lsdException w:name="List Continue 3" w:semiHidden="1" w:unhideWhenUsed="1"/>
-    <w:lsdException w:name="List Continue 4" w:semiHidden="1" w:unhideWhenUsed="1"/>
-    <w:lsdException w:name="List Continue 5" w:semiHidden="1" w:unhideWhenUsed="1"/>
-    <w:lsdException w:name="Message Header" w:semiHidden="1" w:unhideWhenUsed="1"/>
-    <w:lsdException w:name="Subtitle" w:uiPriority="11" w:qFormat="1"/>
-    <w:lsdException w:name="Salutation" w:semiHidden="1" w:unhideWhenUsed="1"/>
-    <w:lsdException w:name="Date" w:semiHidden="1" w:unhideWhenUsed="1"/>
-    <w:lsdException w:name="Body Text First Indent" w:semiHidden="1" w:unhideWhenUsed="1"/>
-    <w:lsdException w:name="Body Text First Indent 2" w:semiHidden="1" w:unhideWhenUsed="1"/>
-    <w:lsdException w:name="Note Heading" w:semiHidden="1" w:unhideWhenUsed="1"/>
-    <w:lsdException w:name="Body Text 2" w:semiHidden="1" w:unhideWhenUsed="1"/>
-    <w:lsdException w:name="Body Text 3" w:semiHidden="1" w:unhideWhenUsed="1"/>
-    <w:lsdException w:name="Body Text Indent 2" w:semiHidden="1" w:unhideWhenUsed="1"/>
-    <w:lsdException w:name="Body Text Indent 3" w:semiHidden="1" w:unhideWhenUsed="1"/>
-    <w:lsdException w:name="Block Text" w:semiHidden="1" w:unhideWhenUsed="1"/>
-    <w:lsdException w:name="Hyperlink" w:semiHidden="1" w:unhideWhenUsed="1"/>
-    <w:lsdException w:name="FollowedHyperlink" w:semiHidden="1" w:unhideWhenUsed="1"/>
-    <w:lsdException w:name="Strong" w:uiPriority="22" w:qFormat="1"/>
-    <w:lsdException w:name="Emphasis" w:uiPriority="20" w:qFormat="1"/>
-    <w:lsdException w:name="Document Map" w:semiHidden="1" w:unhideWhenUsed="1"/>
-    <w:lsdException w:name="Plain Text" w:semiHidden="1" w:unhideWhenUsed="1"/>
-    <w:lsdException w:name="E-mail Signature" w:semiHidden="1" w:unhideWhenUsed="1"/>
-    <w:lsdException w:name="HTML Top of Form" w:semiHidden="1" w:unhideWhenUsed="1"/>
-    <w:lsdException w:name="HTML Bottom of Form" w:semiHidden="1" w:unhideWhenUsed="1"/>
-    <w:lsdException w:name="Normal (Web)" w:semiHidden="1" w:unhideWhenUsed="1"/>
-    <w:lsdException w:name="HTML Acronym" w:semiHidden="1" w:unhideWhenUsed="1"/>
-    <w:lsdException w:name="HTML Address" w:semiHidden="1" w:unhideWhenUsed="1"/>
-    <w:lsdException w:name="HTML Cite" w:semiHidden="1" w:unhideWhenUsed="1"/>
-    <w:lsdException w:name="HTML Code" w:semiHidden="1" w:unhideWhenUsed="1"/>
-    <w:lsdException w:name="HTML Definition" w:semiHidden="1" w:unhideWhenUsed="1"/>
-    <w:lsdException w:name="HTML Keyboard" w:semiHidden="1" w:unhideWhenUsed="1"/>
-    <w:lsdException w:name="HTML Preformatted" w:semiHidden="1" w:unhideWhenUsed="1"/>
-    <w:lsdException w:name="HTML Sample" w:semiHidden="1" w:unhideWhenUsed="1"/>
-    <w:lsdException w:name="HTML Typewriter" w:semiHidden="1" w:unhideWhenUsed="1"/>
-    <w:lsdException w:name="HTML Variable" w:semiHidden="1" w:unhideWhenUsed="1"/>
-    <w:lsdException w:name="Normal Table" w:semiHidden="1" w:unhideWhenUsed="1"/>
-    <w:lsdException w:name="annotation subject" w:semiHidden="1" w:unhideWhenUsed="1"/>
-    <w:lsdException w:name="No List" w:semiHidden="1" w:unhideWhenUsed="1"/>
-    <w:lsdException w:name="Outline List 1" w:semiHidden="1" w:unhideWhenUsed="1"/>
-    <w:lsdException w:name="Outline List 2" w:semiHidden="1" w:unhideWhenUsed="1"/>
-    <w:lsdException w:name="Outline List 3" w:semiHidden="1" w:unhideWhenUsed="1"/>
-    <w:lsdException w:name="Table Simple 1" w:semiHidden="1" w:unhideWhenUsed="1"/>
-    <w:lsdException w:name="Table Simple 2" w:semiHidden="1" w:unhideWhenUsed="1"/>
-    <w:lsdException w:name="Table Simple 3" w:semiHidden="1" w:unhideWhenUsed="1"/>
-    <w:lsdException w:name="Table Classic 1" w:semiHidden="1" w:unhideWhenUsed="1"/>
-    <w:lsdException w:name="Table Classic 2" w:semiHidden="1" w:unhideWhenUsed="1"/>
-    <w:lsdException w:name="Table Classic 3" w:semiHidden="1" w:unhideWhenUsed="1"/>
-    <w:lsdException w:name="Table Classic 4" w:semiHidden="1" w:unhideWhenUsed="1"/>
-    <w:lsdException w:name="Table Colorful 1" w:semiHidden="1" w:unhideWhenUsed="1"/>
-    <w:lsdException w:name="Table Colorful 2" w:semiHidden="1" w:unhideWhenUsed="1"/>
-    <w:lsdException w:name="Table Colorful 3" w:semiHidden="1" w:unhideWhenUsed="1"/>
-    <w:lsdException w:name="Table Columns 1" w:semiHidden="1" w:unhideWhenUsed="1"/>
-    <w:lsdException w:name="Table Columns 2" w:semiHidden="1" w:unhideWhenUsed="1"/>
-    <w:lsdException w:name="Table Columns 3" w:semiHidden="1" w:unhideWhenUsed="1"/>
-    <w:lsdException w:name="Table Columns 4" w:semiHidden="1" w:unhideWhenUsed="1"/>
-    <w:lsdException w:name="Table Columns 5" w:semiHidden="1" w:unhideWhenUsed="1"/>
-    <w:lsdException w:name="Table Grid 1" w:semiHidden="1" w:unhideWhenUsed="1"/>
-    <w:lsdException w:name="Table Grid 2" w:semiHidden="1" w:unhideWhenUsed="1"/>
-    <w:lsdException w:name="Table Grid 3" w:semiHidden="1" w:unhideWhenUsed="1"/>
-    <w:lsdException w:name="Table Grid 4" w:semiHidden="1" w:unhideWhenUsed="1"/>
-    <w:lsdException w:name="Table Grid 5" w:semiHidden="1" w:unhideWhenUsed="1"/>
-    <w:lsdException w:name="Table Grid 6" w:semiHidden="1" w:unhideWhenUsed="1"/>
-    <w:lsdException w:name="Table Grid 7" w:semiHidden="1" w:unhideWhenUsed="1"/>
-    <w:lsdException w:name="Table Grid 8" w:semiHidden="1" w:unhideWhenUsed="1"/>
-    <w:lsdException w:name="Table List 1" w:semiHidden="1" w:unhideWhenUsed="1"/>
-    <w:lsdException w:name="Table List 2" w:semiHidden="1" w:unhideWhenUsed="1"/>
-    <w:lsdException w:name="Table List 3" w:semiHidden="1" w:unhideWhenUsed="1"/>
-    <w:lsdException w:name="Table List 4" w:semiHidden="1" w:unhideWhenUsed="1"/>
-    <w:lsdException w:name="Table List 5" w:semiHidden="1" w:unhideWhenUsed="1"/>
-    <w:lsdException w:name="Table List 6" w:semiHidden="1" w:unhideWhenUsed="1"/>
-    <w:lsdException w:name="Table List 7" w:semiHidden="1" w:unhideWhenUsed="1"/>
-    <w:lsdException w:name="Table List 8" w:semiHidden="1" w:unhideWhenUsed="1"/>
-    <w:lsdException w:name="Table 3D effects 1" w:semiHidden="1" w:unhideWhenUsed="1"/>
-    <w:lsdException w:name="Table 3D effects 2" w:semiHidden="1" w:unhideWhenUsed="1"/>
-    <w:lsdException w:name="Table 3D effects 3" w:semiHidden="1" w:unhideWhenUsed="1"/>
-    <w:lsdException w:name="Table Contemporary" w:semiHidden="1" w:unhideWhenUsed="1"/>
-    <w:lsdException w:name="Table Elegant" w:semiHidden="1" w:unhideWhenUsed="1"/>
-    <w:lsdException w:name="Table Professional" w:semiHidden="1" w:unhideWhenUsed="1"/>
-    <w:lsdException w:name="Table Subtle 1" w:semiHidden="1" w:unhideWhenUsed="1"/>
-    <w:lsdException w:name="Table Subtle 2" w:semiHidden="1" w:unhideWhenUsed="1"/>
-    <w:lsdException w:name="Table Web 1" w:semiHidden="1" w:unhideWhenUsed="1"/>
-    <w:lsdException w:name="Table Web 2" w:semiHidden="1" w:unhideWhenUsed="1"/>
-    <w:lsdException w:name="Table Web 3" w:semiHidden="1" w:unhideWhenUsed="1"/>
-    <w:lsdException w:name="Balloon Text" w:semiHidden="1" w:unhideWhenUsed="1"/>
-    <w:lsdException w:name="Table Grid" w:uiPriority="39"/>
-    <w:lsdException w:name="Table Theme" w:semiHidden="1" w:unhideWhenUsed="1"/>
-    <w:lsdException w:name="Placeholder Text" w:semiHidden="1"/>
-    <w:lsdException w:name="No Spacing" w:uiPriority="1" w:qFormat="1"/>
-    <w:lsdException w:name="Light Shading" w:uiPriority="60"/>
-    <w:lsdException w:name="Light List" w:uiPriority="61"/>
-    <w:lsdException w:name="Light Grid" w:uiPriority="62"/>
-    <w:lsdException w:name="Medium Shading 1" w:uiPriority="63"/>
-    <w:lsdException w:name="Medium Shading 2" w:uiPriority="64"/>
-    <w:lsdException w:name="Medium List 1" w:uiPriority="65"/>
-    <w:lsdException w:name="Medium List 2" w:uiPriority="66"/>
-    <w:lsdException w:name="Medium Grid 1" w:uiPriority="67"/>
-    <w:lsdException w:name="Medium Grid 2" w:uiPriority="68"/>
-    <w:lsdException w:name="Medium Grid 3" w:uiPriority="69"/>
-    <w:lsdException w:name="Dark List" w:uiPriority="70"/>
-    <w:lsdException w:name="Colorful Shading" w:uiPriority="71"/>
-    <w:lsdException w:name="Colorful List" w:uiPriority="72"/>
-    <w:lsdException w:name="Colorful Grid" w:uiPriority="73"/>
-    <w:lsdException w:name="Light Shading Accent 1" w:uiPriority="60"/>
-    <w:lsdException w:name="Light List Accent 1" w:uiPriority="61"/>
-    <w:lsdException w:name="Light Grid Accent 1" w:uiPriority="62"/>
-    <w:lsdException w:name="Medium Shading 1 Accent 1" w:uiPriority="63"/>
-    <w:lsdException w:name="Medium Shading 2 Accent 1" w:uiPriority="64"/>
-    <w:lsdException w:name="Medium List 1 Accent 1" w:uiPriority="65"/>
-    <w:lsdException w:name="Revision" w:semiHidden="1"/>
-    <w:lsdException w:name="List Paragraph" w:uiPriority="34" w:qFormat="1"/>
-    <w:lsdException w:name="Quote" w:uiPriority="29" w:qFormat="1"/>
-    <w:lsdException w:name="Intense Quote" w:uiPriority="30" w:qFormat="1"/>
-    <w:lsdException w:name="Medium List 2 Accent 1" w:uiPriority="66"/>
-    <w:lsdException w:name="Medium Grid 1 Accent 1" w:uiPriority="67"/>
-    <w:lsdException w:name="Medium Grid 2 Accent 1" w:uiPriority="68"/>
-    <w:lsdException w:name="Medium Grid 3 Accent 1" w:uiPriority="69"/>
-    <w:lsdException w:name="Dark List Accent 1" w:uiPriority="70"/>
-    <w:lsdException w:name="Colorful Shading Accent 1" w:uiPriority="71"/>
-    <w:lsdException w:name="Colorful List Accent 1" w:uiPriority="72"/>
-    <w:lsdException w:name="Colorful Grid Accent 1" w:uiPriority="73"/>
-    <w:lsdException w:name="Light Shading Accent 2" w:uiPriority="60"/>
-    <w:lsdException w:name="Light List Accent 2" w:uiPriority="61"/>
-    <w:lsdException w:name="Light Grid Accent 2" w:uiPriority="62"/>
-    <w:lsdException w:name="Medium Shading 1 Accent 2" w:uiPriority="63"/>
-    <w:lsdException w:name="Medium Shading 2 Accent 2" w:uiPriority="64"/>
-    <w:lsdException w:name="Medium List 1 Accent 2" w:uiPriority="65"/>
-    <w:lsdException w:name="Medium List 2 Accent 2" w:uiPriority="66"/>
-    <w:lsdException w:name="Medium Grid 1 Accent 2" w:uiPriority="67"/>
-    <w:lsdException w:name="Medium Grid 2 Accent 2" w:uiPriority="68"/>
-    <w:lsdException w:name="Medium Grid 3 Accent 2" w:uiPriority="69"/>
-    <w:lsdException w:name="Dark List Accent 2" w:uiPriority="70"/>
-    <w:lsdException w:name="Colorful Shading Accent 2" w:uiPriority="71"/>
-    <w:lsdException w:name="Colorful List Accent 2" w:uiPriority="72"/>
-    <w:lsdException w:name="Colorful Grid Accent 2" w:uiPriority="73"/>
-    <w:lsdException w:name="Light Shading Accent 3" w:uiPriority="60"/>
-    <w:lsdException w:name="Light List Accent 3" w:uiPriority="61"/>
-    <w:lsdException w:name="Light Grid Accent 3" w:uiPriority="62"/>
-    <w:lsdException w:name="Medium Shading 1 Accent 3" w:uiPriority="63"/>
-    <w:lsdException w:name="Medium Shading 2 Accent 3" w:uiPriority="64"/>
-    <w:lsdException w:name="Medium List 1 Accent 3" w:uiPriority="65"/>
-    <w:lsdException w:name="Medium List 2 Accent 3" w:uiPriority="66"/>
-    <w:lsdException w:name="Medium Grid 1 Accent 3" w:uiPriority="67"/>
-    <w:lsdException w:name="Medium Grid 2 Accent 3" w:uiPriority="68"/>
-    <w:lsdException w:name="Medium Grid 3 Accent 3" w:uiPriority="69"/>
-    <w:lsdException w:name="Dark List Accent 3" w:uiPriority="70"/>
-    <w:lsdException w:name="Colorful Shading Accent 3" w:uiPriority="71"/>
-    <w:lsdException w:name="Colorful List Accent 3" w:uiPriority="72"/>
-    <w:lsdException w:name="Colorful Grid Accent 3" w:uiPriority="73"/>
-    <w:lsdException w:name="Light Shading Accent 4" w:uiPriority="60"/>
-    <w:lsdException w:name="Light List Accent 4" w:uiPriority="61"/>
-    <w:lsdException w:name="Light Grid Accent 4" w:uiPriority="62"/>
-    <w:lsdException w:name="Medium Shading 1 Accent 4" w:uiPriority="63"/>
-    <w:lsdException w:name="Medium Shading 2 Accent 4" w:uiPriority="64"/>
-    <w:lsdException w:name="Medium List 1 Accent 4" w:uiPriority="65"/>
-    <w:lsdException w:name="Medium List 2 Accent 4" w:uiPriority="66"/>
-    <w:lsdException w:name="Medium Grid 1 Accent 4" w:uiPriority="67"/>
-    <w:lsdException w:name="Medium Grid 2 Accent 4" w:uiPriority="68"/>
-    <w:lsdException w:name="Medium Grid 3 Accent 4" w:uiPriority="69"/>
-    <w:lsdException w:name="Dark List Accent 4" w:uiPriority="70"/>
-    <w:lsdException w:name="Colorful Shading Accent 4" w:uiPriority="71"/>
-    <w:lsdException w:name="Colorful List Accent 4" w:uiPriority="72"/>
-    <w:lsdException w:name="Colorful Grid Accent 4" w:uiPriority="73"/>
-    <w:lsdException w:name="Light Shading Accent 5" w:uiPriority="60"/>
-    <w:lsdException w:name="Light List Accent 5" w:uiPriority="61"/>
-    <w:lsdException w:name="Light Grid Accent 5" w:uiPriority="62"/>
-    <w:lsdException w:name="Medium Shading 1 Accent 5" w:uiPriority="63"/>
-    <w:lsdException w:name="Medium Shading 2 Accent 5" w:uiPriority="64"/>
-    <w:lsdException w:name="Medium List 1 Accent 5" w:uiPriority="65"/>
-    <w:lsdException w:name="Medium List 2 Accent 5" w:uiPriority="66"/>
-    <w:lsdException w:name="Medium Grid 1 Accent 5" w:uiPriority="67"/>
-    <w:lsdException w:name="Medium Grid 2 Accent 5" w:uiPriority="68"/>
-    <w:lsdException w:name="Medium Grid 3 Accent 5" w:uiPriority="69"/>
-    <w:lsdException w:name="Dark List Accent 5" w:uiPriority="70"/>
-    <w:lsdException w:name="Colorful Shading Accent 5" w:uiPriority="71"/>
-    <w:lsdException w:name="Colorful List Accent 5" w:uiPriority="72"/>
-    <w:lsdException w:name="Colorful Grid Accent 5" w:uiPriority="73"/>
-    <w:lsdException w:name="Light Shading Accent 6" w:uiPriority="60"/>
-    <w:lsdException w:name="Light List Accent 6" w:uiPriority="61"/>
-    <w:lsdException w:name="Light Grid Accent 6" w:uiPriority="62"/>
-    <w:lsdException w:name="Medium Shading 1 Accent 6" w:uiPriority="63"/>
-    <w:lsdException w:name="Medium Shading 2 Accent 6" w:uiPriority="64"/>
-    <w:lsdException w:name="Medium List 1 Accent 6" w:uiPriority="65"/>
-    <w:lsdException w:name="Medium List 2 Accent 6" w:uiPriority="66"/>
-    <w:lsdException w:name="Medium Grid 1 Accent 6" w:uiPriority="67"/>
-    <w:lsdException w:name="Medium Grid 2 Accent 6" w:uiPriority="68"/>
-    <w:lsdException w:name="Medium Grid 3 Accent 6" w:uiPriority="69"/>
-    <w:lsdException w:name="Dark List Accent 6" w:uiPriority="70"/>
-    <w:lsdException w:name="Colorful Shading Accent 6" w:uiPriority="71"/>
-    <w:lsdException w:name="Colorful List Accent 6" w:uiPriority="72"/>
-    <w:lsdException w:name="Colorful Grid Accent 6" w:uiPriority="73"/>
-    <w:lsdException w:name="Subtle Emphasis" w:uiPriority="19" w:qFormat="1"/>
-    <w:lsdException w:name="Intense Emphasis" w:uiPriority="21" w:qFormat="1"/>
-    <w:lsdException w:name="Subtle Reference" w:uiPriority="31" w:qFormat="1"/>
-    <w:lsdException w:name="Intense Reference" w:uiPriority="32" w:qFormat="1"/>
-    <w:lsdException w:name="Book Title" w:uiPriority="33" w:qFormat="1"/>
-    <w:lsdException w:name="Bibliography" w:semiHidden="1" w:uiPriority="37" w:unhideWhenUsed="1"/>
-    <w:lsdException w:name="TOC Heading" w:semiHidden="1" w:uiPriority="39" w:unhideWhenUsed="1" w:qFormat="1"/>
-    <w:lsdException w:name="Plain Table 1" w:uiPriority="41"/>
-    <w:lsdException w:name="Plain Table 2" w:uiPriority="42"/>
-    <w:lsdException w:name="Plain Table 3" w:uiPriority="43"/>
-    <w:lsdException w:name="Plain Table 4" w:uiPriority="44"/>
-    <w:lsdException w:name="Plain Table 5" w:uiPriority="45"/>
-    <w:lsdException w:name="Grid Table Light" w:uiPriority="40"/>
-    <w:lsdException w:name="Grid Table 1 Light" w:uiPriority="46"/>
-    <w:lsdException w:name="Grid Table 2" w:uiPriority="47"/>
-    <w:lsdException w:name="Grid Table 3" w:uiPriority="48"/>
-    <w:lsdException w:name="Grid Table 4" w:uiPriority="49"/>
-    <w:lsdException w:name="Grid Table 5 Dark" w:uiPriority="50"/>
-    <w:lsdException w:name="Grid Table 6 Colorful" w:uiPriority="51"/>
-    <w:lsdException w:name="Grid Table 7 Colorful" w:uiPriority="52"/>
-    <w:lsdException w:name="Grid Table 1 Light Accent 1" w:uiPriority="46"/>
-    <w:lsdException w:name="Grid Table 2 Accent 1" w:uiPriority="47"/>
-    <w:lsdException w:name="Grid Table 3 Accent 1" w:uiPriority="48"/>
-    <w:lsdException w:name="Grid Table 4 Accent 1" w:uiPriority="49"/>
-    <w:lsdException w:name="Grid Table 5 Dark Accent 1" w:uiPriority="50"/>
-    <w:lsdException w:name="Grid Table 6 Colorful Accent 1" w:uiPriority="51"/>
-    <w:lsdException w:name="Grid Table 7 Colorful Accent 1" w:uiPriority="52"/>
-    <w:lsdException w:name="Grid Table 1 Light Accent 2" w:uiPriority="46"/>
-    <w:lsdException w:name="Grid Table 2 Accent 2" w:uiPriority="47"/>
-    <w:lsdException w:name="Grid Table 3 Accent 2" w:uiPriority="48"/>
-    <w:lsdException w:name="Grid Table 4 Accent 2" w:uiPriority="49"/>
-    <w:lsdException w:name="Grid Table 5 Dark Accent 2" w:uiPriority="50"/>
-    <w:lsdException w:name="Grid Table 6 Colorful Accent 2" w:uiPriority="51"/>
-    <w:lsdException w:name="Grid Table 7 Colorful Accent 2" w:uiPriority="52"/>
-    <w:lsdException w:name="Grid Table 1 Light Accent 3" w:uiPriority="46"/>
-    <w:lsdException w:name="Grid Table 2 Accent 3" w:uiPriority="47"/>
-    <w:lsdException w:name="Grid Table 3 Accent 3" w:uiPriority="48"/>
-    <w:lsdException w:name="Grid Table 4 Accent 3" w:uiPriority="49"/>
-    <w:lsdException w:name="Grid Table 5 Dark Accent 3" w:uiPriority="50"/>
-    <w:lsdException w:name="Grid Table 6 Colorful Accent 3" w:uiPriority="51"/>
-    <w:lsdException w:name="Grid Table 7 Colorful Accent 3" w:uiPriority="52"/>
-    <w:lsdException w:name="Grid Table 1 Light Accent 4" w:uiPriority="46"/>
-    <w:lsdException w:name="Grid Table 2 Accent 4" w:uiPriority="47"/>
-    <w:lsdException w:name="Grid Table 3 Accent 4" w:uiPriority="48"/>
-    <w:lsdException w:name="Grid Table 4 Accent 4" w:uiPriority="49"/>
-    <w:lsdException w:name="Grid Table 5 Dark Accent 4" w:uiPriority="50"/>
-    <w:lsdException w:name="Grid Table 6 Colorful Accent 4" w:uiPriority="51"/>
-    <w:lsdException w:name="Grid Table 7 Colorful Accent 4" w:uiPriority="52"/>
-    <w:lsdException w:name="Grid Table 1 Light Accent 5" w:uiPriority="46"/>
-    <w:lsdException w:name="Grid Table 2 Accent 5" w:uiPriority="47"/>
-    <w:lsdException w:name="Grid Table 3 Accent 5" w:uiPriority="48"/>
-    <w:lsdException w:name="Grid Table 4 Accent 5" w:uiPriority="49"/>
-    <w:lsdException w:name="Grid Table 5 Dark Accent 5" w:uiPriority="50"/>
-    <w:lsdException w:name="Grid Table 6 Colorful Accent 5" w:uiPriority="51"/>
-    <w:lsdException w:name="Grid Table 7 Colorful Accent 5" w:uiPriority="52"/>
-    <w:lsdException w:name="Grid Table 1 Light Accent 6" w:uiPriority="46"/>
-    <w:lsdException w:name="Grid Table 2 Accent 6" w:uiPriority="47"/>
-    <w:lsdException w:name="Grid Table 3 Accent 6" w:uiPriority="48"/>
-    <w:lsdException w:name="Grid Table 4 Accent 6" w:uiPriority="49"/>
-    <w:lsdException w:name="Grid Table 5 Dark Accent 6" w:uiPriority="50"/>
-    <w:lsdException w:name="Grid Table 6 Colorful Accent 6" w:uiPriority="51"/>
-    <w:lsdException w:name="Grid Table 7 Colorful Accent 6" w:uiPriority="52"/>
-    <w:lsdException w:name="List Table 1 Light" w:uiPriority="46"/>
-    <w:lsdException w:name="List Table 2" w:uiPriority="47"/>
-    <w:lsdException w:name="List Table 3" w:uiPriority="48"/>
-    <w:lsdException w:name="List Table 4" w:uiPriority="49"/>
-    <w:lsdException w:name="List Table 5 Dark" w:uiPriority="50"/>
-    <w:lsdException w:name="List Table 6 Colorful" w:uiPriority="51"/>
-    <w:lsdException w:name="List Table 7 Colorful" w:uiPriority="52"/>
-    <w:lsdException w:name="List Table 1 Light Accent 1" w:uiPriority="46"/>
-    <w:lsdException w:name="List Table 2 Accent 1" w:uiPriority="47"/>
-    <w:lsdException w:name="List Table 3 Accent 1" w:uiPriority="48"/>
-    <w:lsdException w:name="List Table 4 Accent 1" w:uiPriority="49"/>
-    <w:lsdException w:name="List Table 5 Dark Accent 1" w:uiPriority="50"/>
-    <w:lsdException w:name="List Table 6 Colorful Accent 1" w:uiPriority="51"/>
-    <w:lsdException w:name="List Table 7 Colorful Accent 1" w:uiPriority="52"/>
-    <w:lsdException w:name="List Table 1 Light Accent 2" w:uiPriority="46"/>
-    <w:lsdException w:name="List Table 2 Accent 2" w:uiPriority="47"/>
-    <w:lsdException w:name="List Table 3 Accent 2" w:uiPriority="48"/>
-    <w:lsdException w:name="List Table 4 Accent 2" w:uiPriority="49"/>
-    <w:lsdException w:name="List Table 5 Dark Accent 2" w:uiPriority="50"/>
-    <w:lsdException w:name="List Table 6 Colorful Accent 2" w:uiPriority="51"/>
-    <w:lsdException w:name="List Table 7 Colorful Accent 2" w:uiPriority="52"/>
-    <w:lsdException w:name="List Table 1 Light Accent 3" w:uiPriority="46"/>
-    <w:lsdException w:name="List Table 2 Accent 3" w:uiPriority="47"/>
-    <w:lsdException w:name="List Table 3 Accent 3" w:uiPriority="48"/>
-    <w:lsdException w:name="List Table 4 Accent 3" w:uiPriority="49"/>
-    <w:lsdException w:name="List Table 5 Dark Accent 3" w:uiPriority="50"/>
-    <w:lsdException w:name="List Table 6 Colorful Accent 3" w:uiPriority="51"/>
-    <w:lsdException w:name="List Table 7 Colorful Accent 3" w:uiPriority="52"/>
-    <w:lsdException w:name="List Table 1 Light Accent 4" w:uiPriority="46"/>
-    <w:lsdException w:name="List Table 2 Accent 4" w:uiPriority="47"/>
-    <w:lsdException w:name="List Table 3 Accent 4" w:uiPriority="48"/>
-    <w:lsdException w:name="List Table 4 Accent 4" w:uiPriority="49"/>
-    <w:lsdException w:name="List Table 5 Dark Accent 4" w:uiPriority="50"/>
-    <w:lsdException w:name="List Table 6 Colorful Accent 4" w:uiPriority="51"/>
-    <w:lsdException w:name="List Table 7 Colorful Accent 4" w:uiPriority="52"/>
-    <w:lsdException w:name="List Table 1 Light Accent 5" w:uiPriority="46"/>
-    <w:lsdException w:name="List Table 2 Accent 5" w:uiPriority="47"/>
-    <w:lsdException w:name="List Table 3 Accent 5" w:uiPriority="48"/>
-    <w:lsdException w:name="List Table 4 Accent 5" w:uiPriority="49"/>
-    <w:lsdException w:name="List Table 5 Dark Accent 5" w:uiPriority="50"/>
-    <w:lsdException w:name="List Table 6 Colorful Accent 5" w:uiPriority="51"/>
-    <w:lsdException w:name="List Table 7 Colorful Accent 5" w:uiPriority="52"/>
-    <w:lsdException w:name="List Table 1 Light Accent 6" w:uiPriority="46"/>
-    <w:lsdException w:name="List Table 2 Accent 6" w:uiPriority="47"/>
-    <w:lsdException w:name="List Table 3 Accent 6" w:uiPriority="48"/>
-    <w:lsdException w:name="List Table 4 Accent 6" w:uiPriority="49"/>
-    <w:lsdException w:name="List Table 5 Dark Accent 6" w:uiPriority="50"/>
-    <w:lsdException w:name="List Table 6 Colorful Accent 6" w:uiPriority="51"/>
-    <w:lsdException w:name="List Table 7 Colorful Accent 6" w:uiPriority="52"/>
-    <w:lsdException w:name="Mention" w:semiHidden="1" w:unhideWhenUsed="1"/>
-    <w:lsdException w:name="Smart Hyperlink" w:semiHidden="1" w:unhideWhenUsed="1"/>
-    <w:lsdException w:name="Hashtag" w:semiHidden="1" w:unhideWhenUsed="1"/>
-    <w:lsdException w:name="Unresolved Mention" w:semiHidden="1" w:unhideWhenUsed="1"/>
-    <w:lsdException w:name="Smart Link" w:semiHidden="1" w:unhideWhenUsed="1"/>
-  </w:latentStyles>
-  <w:style w:type="paragraph" w:default="1" w:styleId="Normalny">
-    <w:name w:val="Normal"/>
-    <w:qFormat/>
+  <w:style w:type="paragraph" w:styleId="Tekstpodstawowy">
+    <w:name w:val="Body Text"/>
+    <w:basedOn w:val="Normalny"/>
+    <w:link w:val="TekstpodstawowyZnak"/>
+    <w:semiHidden/>
+    <w:rsid w:val="00396589"/>
+    <w:pPr>
+      <w:spacing w:before="30" w:after="30" w:line="240" w:lineRule="auto"/>
+    </w:pPr>
+    <w:rPr>
+      <w:rFonts w:ascii="Verdana" w:eastAsia="Times New Roman" w:hAnsi="Verdana" w:cs="Times New Roman"/>
+      <w:kern w:val="0"/>
+      <w:szCs w:val="24"/>
+      <w:lang w:eastAsia="pl-PL"/>
+      <w14:ligatures w14:val="none"/>
+    </w:rPr>
   </w:style>
-  <w:style w:type="character" w:default="1" w:styleId="Domylnaczcionkaakapitu">
-    <w:name w:val="Default Paragraph Font"/>
-    <w:uiPriority w:val="1"/>
+  <w:style w:type="character" w:customStyle="1" w:styleId="TekstpodstawowyZnak">
+    <w:name w:val="Tekst podstawowy Znak"/>
+    <w:basedOn w:val="Domylnaczcionkaakapitu"/>
+    <w:link w:val="Tekstpodstawowy"/>
     <w:semiHidden/>
-    <w:unhideWhenUsed/>
-  </w:style>
-  <w:style w:type="table" w:default="1" w:styleId="Standardowy">
-    <w:name w:val="Normal Table"/>
-    <w:uiPriority w:val="99"/>
-    <w:semiHidden/>
-    <w:unhideWhenUsed/>
-    <w:tblPr>
-      <w:tblInd w:w="0" w:type="dxa"/>
-      <w:tblCellMar>
-        <w:top w:w="0" w:type="dxa"/>
-        <w:left w:w="108" w:type="dxa"/>
-        <w:bottom w:w="0" w:type="dxa"/>
-        <w:right w:w="108" w:type="dxa"/>
-      </w:tblCellMar>
-    </w:tblPr>
-  </w:style>
-  <w:style w:type="numbering" w:default="1" w:styleId="Bezlisty">
-    <w:name w:val="No List"/>
-    <w:uiPriority w:val="99"/>
-    <w:semiHidden/>
-    <w:unhideWhenUsed/>
-  </w:style>
-  <w:style w:type="paragraph" w:customStyle="1" w:styleId="459BD21D46EF407C81B74D3DFDD6FB8B">
-    <w:name w:val="459BD21D46EF407C81B74D3DFDD6FB8B"/>
-    <w:rsid w:val="00B35849"/>
-  </w:style>
-  <w:style w:type="paragraph" w:customStyle="1" w:styleId="225ADD723F2F47FABD6F60B354AC17E2">
-    <w:name w:val="225ADD723F2F47FABD6F60B354AC17E2"/>
-    <w:rsid w:val="00B35849"/>
+    <w:rsid w:val="00396589"/>
+    <w:rPr>
+      <w:rFonts w:ascii="Verdana" w:eastAsia="Times New Roman" w:hAnsi="Verdana" w:cs="Times New Roman"/>
+      <w:kern w:val="0"/>
+      <w:sz w:val="24"/>
+      <w:szCs w:val="24"/>
+      <w:lang w:eastAsia="pl-PL"/>
+      <w14:ligatures w14:val="none"/>
+    </w:rPr>
   </w:style>
 </w:styles>
-</file>
-
-<file path=word/glossary/webSettings.xml><?xml version="1.0" encoding="utf-8"?>
-<w:webSettings xmlns:mc="http://schemas.openxmlformats.org/markup-compatibility/2006" xmlns:r="http://schemas.openxmlformats.org/officeDocument/2006/relationships" xmlns:w="http://schemas.openxmlformats.org/wordprocessingml/2006/main" xmlns:w14="http://schemas.microsoft.com/office/word/2010/wordml" xmlns:w15="http://schemas.microsoft.com/office/word/2012/wordml" xmlns:w16cex="http://schemas.microsoft.com/office/word/2018/wordml/cex" xmlns:w16cid="http://schemas.microsoft.com/office/word/2016/wordml/cid" xmlns:w16="http://schemas.microsoft.com/office/word/2018/wordml" xmlns:w16du="http://schemas.microsoft.com/office/word/2023/wordml/word16du" xmlns:w16sdtdh="http://schemas.microsoft.com/office/word/2020/wordml/sdtdatahash" xmlns:w16sdtfl="http://schemas.microsoft.com/office/word/2024/wordml/sdtformatlock" xmlns:w16se="http://schemas.microsoft.com/office/word/2015/wordml/symex" mc:Ignorable="w14 w15 w16se w16cid w16 w16cex w16sdtdh w16sdtfl w16du">
-  <w:optimizeForBrowser/>
-  <w:allowPNG/>
-</w:webSettings>
 </file>
 
 <file path=word/theme/theme1.xml><?xml version="1.0" encoding="utf-8"?>
